--- a/Documentation/Comparative Evaluation of Vision-Based Finger Tracking for Piano Interaction.docx
+++ b/Documentation/Comparative Evaluation of Vision-Based Finger Tracking for Piano Interaction.docx
@@ -3707,7 +3707,7 @@
                     </pic:cNvPicPr>
                   </pic:nvPicPr>
                   <pic:blipFill>
-                    <a:blip r:embed="rId7">
+                    <a:blip r:embed="rId8">
                       <a:extLst>
                         <a:ext uri="{28A0092B-C50C-407E-A947-70E740481C1C}">
                           <a14:useLocalDpi xmlns:a14="http://schemas.microsoft.com/office/drawing/2010/main" val="0"/>
@@ -4208,21 +4208,7 @@
         <w:rPr>
           <w:rFonts w:ascii="Arial" w:hAnsi="Arial" w:cs="Arial"/>
         </w:rPr>
-        <w:t xml:space="preserve"> that OpenPose achieved higher accuracy than other lighter models in multi person scenarios at the cost of computing power. OpenPose has a notable limitation on CPU performance falling below 15-20 FPS and lack of temporal smoothing features. In a piano setting the lack of temporal smoothing might cause keypress false flags which directly </w:t>
-      </w:r>
-      <w:proofErr w:type="gramStart"/>
-      <w:r>
-        <w:rPr>
-          <w:rFonts w:ascii="Arial" w:hAnsi="Arial" w:cs="Arial"/>
-        </w:rPr>
-        <w:t>entails</w:t>
-      </w:r>
-      <w:proofErr w:type="gramEnd"/>
-      <w:r>
-        <w:rPr>
-          <w:rFonts w:ascii="Arial" w:hAnsi="Arial" w:cs="Arial"/>
-        </w:rPr>
-        <w:t xml:space="preserve"> accuracy reduction.</w:t>
+        <w:t xml:space="preserve"> that OpenPose achieved higher accuracy than other lighter models in multi person scenarios at the cost of computing power. OpenPose has a notable limitation on CPU performance falling below 15-20 FPS and lack of temporal smoothing features. In a piano setting the lack of temporal smoothing might cause keypress false flags which directly entails accuracy reduction.</w:t>
       </w:r>
     </w:p>
     <w:p>
@@ -4386,7 +4372,7 @@
           <w:noProof/>
         </w:rPr>
         <w:drawing>
-          <wp:inline distT="0" distB="0" distL="0" distR="0" wp14:anchorId="53853E7A" wp14:editId="446FD58A">
+          <wp:inline distT="0" distB="0" distL="0" distR="0" wp14:anchorId="53853E7A" wp14:editId="45CD5A40">
             <wp:extent cx="4794636" cy="2397318"/>
             <wp:effectExtent l="0" t="0" r="6350" b="3175"/>
             <wp:docPr id="751281080" name="Picture 1" descr="CTK-2400 | Standard Keyboards | Electronic Musical Instruments | CASIO"/>
@@ -4403,7 +4389,7 @@
                     </pic:cNvPicPr>
                   </pic:nvPicPr>
                   <pic:blipFill>
-                    <a:blip r:embed="rId8" cstate="print">
+                    <a:blip r:embed="rId9" cstate="print">
                       <a:extLst>
                         <a:ext uri="{28A0092B-C50C-407E-A947-70E740481C1C}">
                           <a14:useLocalDpi xmlns:a14="http://schemas.microsoft.com/office/drawing/2010/main" val="0"/>
@@ -4465,7 +4451,7 @@
         </w:rPr>
         <w:lastRenderedPageBreak/>
         <w:drawing>
-          <wp:inline distT="0" distB="0" distL="0" distR="0" wp14:anchorId="0754C8E7" wp14:editId="63C62B16">
+          <wp:inline distT="0" distB="0" distL="0" distR="0" wp14:anchorId="0754C8E7" wp14:editId="02E5D29C">
             <wp:extent cx="2442069" cy="2472856"/>
             <wp:effectExtent l="0" t="0" r="0" b="3810"/>
             <wp:docPr id="1256679988" name="Picture 7" descr="NiceTQ 10FT USB2.0 PC Connect CABLE CORD FOR Casio CTK-2400 CTK-4400 CTK-6200  61-key keyboard : Amazon.ca: Electronics"/>
@@ -4482,7 +4468,7 @@
                     </pic:cNvPicPr>
                   </pic:nvPicPr>
                   <pic:blipFill>
-                    <a:blip r:embed="rId9" cstate="print">
+                    <a:blip r:embed="rId10" cstate="print">
                       <a:extLst>
                         <a:ext uri="{28A0092B-C50C-407E-A947-70E740481C1C}">
                           <a14:useLocalDpi xmlns:a14="http://schemas.microsoft.com/office/drawing/2010/main" val="0"/>
@@ -4618,7 +4604,7 @@
                     </pic:cNvPicPr>
                   </pic:nvPicPr>
                   <pic:blipFill>
-                    <a:blip r:embed="rId10" cstate="print">
+                    <a:blip r:embed="rId11" cstate="print">
                       <a:extLst>
                         <a:ext uri="{28A0092B-C50C-407E-A947-70E740481C1C}">
                           <a14:useLocalDpi xmlns:a14="http://schemas.microsoft.com/office/drawing/2010/main" val="0"/>
@@ -4672,7 +4658,7 @@
                     </pic:cNvPicPr>
                   </pic:nvPicPr>
                   <pic:blipFill>
-                    <a:blip r:embed="rId11" cstate="print">
+                    <a:blip r:embed="rId12" cstate="print">
                       <a:extLst>
                         <a:ext uri="{28A0092B-C50C-407E-A947-70E740481C1C}">
                           <a14:useLocalDpi xmlns:a14="http://schemas.microsoft.com/office/drawing/2010/main" val="0"/>
@@ -4818,7 +4804,7 @@
                     </pic:cNvPicPr>
                   </pic:nvPicPr>
                   <pic:blipFill>
-                    <a:blip r:embed="rId12" cstate="print">
+                    <a:blip r:embed="rId13" cstate="print">
                       <a:extLst>
                         <a:ext uri="{28A0092B-C50C-407E-A947-70E740481C1C}">
                           <a14:useLocalDpi xmlns:a14="http://schemas.microsoft.com/office/drawing/2010/main" val="0"/>
@@ -5001,7 +4987,7 @@
                     </pic:cNvPicPr>
                   </pic:nvPicPr>
                   <pic:blipFill>
-                    <a:blip r:embed="rId13">
+                    <a:blip r:embed="rId14">
                       <a:extLst>
                         <a:ext uri="{28A0092B-C50C-407E-A947-70E740481C1C}">
                           <a14:useLocalDpi xmlns:a14="http://schemas.microsoft.com/office/drawing/2010/main" val="0"/>
@@ -5951,21 +5937,7 @@
         <w:rPr>
           <w:rFonts w:ascii="Arial" w:hAnsi="Arial" w:cs="Arial"/>
         </w:rPr>
-        <w:t xml:space="preserve">contribution for the </w:t>
-      </w:r>
-      <w:proofErr w:type="gramStart"/>
-      <w:r>
-        <w:rPr>
-          <w:rFonts w:ascii="Arial" w:hAnsi="Arial" w:cs="Arial"/>
-        </w:rPr>
-        <w:t>opensource</w:t>
-      </w:r>
-      <w:proofErr w:type="gramEnd"/>
-      <w:r>
-        <w:rPr>
-          <w:rFonts w:ascii="Arial" w:hAnsi="Arial" w:cs="Arial"/>
-        </w:rPr>
-        <w:t xml:space="preserve"> community </w:t>
+        <w:t xml:space="preserve">contribution for the opensource community </w:t>
       </w:r>
       <w:r>
         <w:rPr>
@@ -6002,7 +5974,7 @@
                     <pic:cNvPicPr/>
                   </pic:nvPicPr>
                   <pic:blipFill>
-                    <a:blip r:embed="rId14"/>
+                    <a:blip r:embed="rId15"/>
                     <a:stretch>
                       <a:fillRect/>
                     </a:stretch>
@@ -6366,6 +6338,172 @@
           <w:rFonts w:ascii="Arial" w:hAnsi="Arial" w:cs="Arial"/>
         </w:rPr>
       </w:pPr>
+      <w:r>
+        <w:rPr>
+          <w:rFonts w:ascii="Arial" w:hAnsi="Arial" w:cs="Arial"/>
+        </w:rPr>
+        <w:t xml:space="preserve">Setting up the data collection pipeline from an upwards angle with almost ninety degree view is the initial setup for </w:t>
+      </w:r>
+      <w:r>
+        <w:rPr>
+          <w:rFonts w:ascii="Arial" w:hAnsi="Arial" w:cs="Arial"/>
+        </w:rPr>
+        <w:t>open-source</w:t>
+      </w:r>
+      <w:r>
+        <w:rPr>
+          <w:rFonts w:ascii="Arial" w:hAnsi="Arial" w:cs="Arial"/>
+        </w:rPr>
+        <w:t xml:space="preserve"> models to easily track finger movement.</w:t>
+      </w:r>
+      <w:r>
+        <w:rPr>
+          <w:rFonts w:ascii="Arial" w:hAnsi="Arial" w:cs="Arial"/>
+        </w:rPr>
+        <w:tab/>
+      </w:r>
+    </w:p>
+    <w:p>
+      <w:pPr>
+        <w:jc w:val="center"/>
+        <w:rPr>
+          <w:rFonts w:ascii="Arial" w:hAnsi="Arial" w:cs="Arial"/>
+        </w:rPr>
+      </w:pPr>
+      <w:r>
+        <w:rPr>
+          <w:rFonts w:ascii="Arial" w:hAnsi="Arial" w:cs="Arial"/>
+          <w:noProof/>
+        </w:rPr>
+        <w:drawing>
+          <wp:inline distT="0" distB="0" distL="0" distR="0" wp14:anchorId="0259857A" wp14:editId="07E5B6F4">
+            <wp:extent cx="2159092" cy="4667098"/>
+            <wp:effectExtent l="19050" t="19050" r="12700" b="19685"/>
+            <wp:docPr id="2089651436" name="Picture 1"/>
+            <wp:cNvGraphicFramePr>
+              <a:graphicFrameLocks xmlns:a="http://schemas.openxmlformats.org/drawingml/2006/main" noChangeAspect="1"/>
+            </wp:cNvGraphicFramePr>
+            <a:graphic xmlns:a="http://schemas.openxmlformats.org/drawingml/2006/main">
+              <a:graphicData uri="http://schemas.openxmlformats.org/drawingml/2006/picture">
+                <pic:pic xmlns:pic="http://schemas.openxmlformats.org/drawingml/2006/picture">
+                  <pic:nvPicPr>
+                    <pic:cNvPr id="0" name="Picture 1"/>
+                    <pic:cNvPicPr>
+                      <a:picLocks noChangeAspect="1" noChangeArrowheads="1"/>
+                    </pic:cNvPicPr>
+                  </pic:nvPicPr>
+                  <pic:blipFill>
+                    <a:blip r:embed="rId16">
+                      <a:extLst>
+                        <a:ext uri="{28A0092B-C50C-407E-A947-70E740481C1C}">
+                          <a14:useLocalDpi xmlns:a14="http://schemas.microsoft.com/office/drawing/2010/main" val="0"/>
+                        </a:ext>
+                      </a:extLst>
+                    </a:blip>
+                    <a:srcRect/>
+                    <a:stretch>
+                      <a:fillRect/>
+                    </a:stretch>
+                  </pic:blipFill>
+                  <pic:spPr bwMode="auto">
+                    <a:xfrm>
+                      <a:off x="0" y="0"/>
+                      <a:ext cx="2159092" cy="4667098"/>
+                    </a:xfrm>
+                    <a:prstGeom prst="rect">
+                      <a:avLst/>
+                    </a:prstGeom>
+                    <a:noFill/>
+                    <a:ln>
+                      <a:solidFill>
+                        <a:schemeClr val="tx1"/>
+                      </a:solidFill>
+                    </a:ln>
+                  </pic:spPr>
+                </pic:pic>
+              </a:graphicData>
+            </a:graphic>
+          </wp:inline>
+        </w:drawing>
+      </w:r>
+      <w:r>
+        <w:rPr>
+          <w:rFonts w:ascii="Arial" w:hAnsi="Arial" w:cs="Arial"/>
+          <w:noProof/>
+        </w:rPr>
+        <w:drawing>
+          <wp:inline distT="0" distB="0" distL="0" distR="0" wp14:anchorId="097680F4" wp14:editId="7D17258E">
+            <wp:extent cx="2151380" cy="4669471"/>
+            <wp:effectExtent l="19050" t="19050" r="20320" b="17145"/>
+            <wp:docPr id="1180750250" name="Picture 3"/>
+            <wp:cNvGraphicFramePr>
+              <a:graphicFrameLocks xmlns:a="http://schemas.openxmlformats.org/drawingml/2006/main" noChangeAspect="1"/>
+            </wp:cNvGraphicFramePr>
+            <a:graphic xmlns:a="http://schemas.openxmlformats.org/drawingml/2006/main">
+              <a:graphicData uri="http://schemas.openxmlformats.org/drawingml/2006/picture">
+                <pic:pic xmlns:pic="http://schemas.openxmlformats.org/drawingml/2006/picture">
+                  <pic:nvPicPr>
+                    <pic:cNvPr id="0" name="Picture 3"/>
+                    <pic:cNvPicPr>
+                      <a:picLocks noChangeAspect="1" noChangeArrowheads="1"/>
+                    </pic:cNvPicPr>
+                  </pic:nvPicPr>
+                  <pic:blipFill>
+                    <a:blip r:embed="rId17">
+                      <a:extLst>
+                        <a:ext uri="{28A0092B-C50C-407E-A947-70E740481C1C}">
+                          <a14:useLocalDpi xmlns:a14="http://schemas.microsoft.com/office/drawing/2010/main" val="0"/>
+                        </a:ext>
+                      </a:extLst>
+                    </a:blip>
+                    <a:srcRect/>
+                    <a:stretch>
+                      <a:fillRect/>
+                    </a:stretch>
+                  </pic:blipFill>
+                  <pic:spPr bwMode="auto">
+                    <a:xfrm>
+                      <a:off x="0" y="0"/>
+                      <a:ext cx="2154921" cy="4677158"/>
+                    </a:xfrm>
+                    <a:prstGeom prst="rect">
+                      <a:avLst/>
+                    </a:prstGeom>
+                    <a:noFill/>
+                    <a:ln>
+                      <a:solidFill>
+                        <a:schemeClr val="tx1"/>
+                      </a:solidFill>
+                    </a:ln>
+                  </pic:spPr>
+                </pic:pic>
+              </a:graphicData>
+            </a:graphic>
+          </wp:inline>
+        </w:drawing>
+      </w:r>
+    </w:p>
+    <w:p>
+      <w:pPr>
+        <w:jc w:val="center"/>
+        <w:rPr>
+          <w:rFonts w:ascii="Arial" w:hAnsi="Arial" w:cs="Arial"/>
+        </w:rPr>
+      </w:pPr>
+      <w:r>
+        <w:rPr>
+          <w:rFonts w:ascii="Arial" w:hAnsi="Arial" w:cs="Arial"/>
+        </w:rPr>
+        <w:t>Fig: Data collection pipeline setup</w:t>
+      </w:r>
+    </w:p>
+    <w:p>
+      <w:pPr>
+        <w:jc w:val="both"/>
+        <w:rPr>
+          <w:rFonts w:ascii="Arial" w:hAnsi="Arial" w:cs="Arial"/>
+        </w:rPr>
+      </w:pPr>
     </w:p>
     <w:p>
       <w:pPr>
@@ -6385,6 +6523,164 @@
       <w:bookmarkEnd w:id="13"/>
     </w:p>
     <w:p>
+      <w:r>
+        <w:t xml:space="preserve">During development, a critical methodological limitation was identified in standard MJMPE computation: using 2D Euclidean distance to the key centroid for finger identification </w:t>
+      </w:r>
+      <w:r>
+        <w:lastRenderedPageBreak/>
+        <w:t>introduces a systematic bias, as fingers of different lengths naturally contact the key at different depths along the y-axis. This means a shorter finger (e.g. the pinky) playing a note correctly may be at a greater y-distance from the centroid than an adjacent longer finger that is not pressing the key, causing the wrong finger to be selected and the error to be artificially inflated.</w:t>
+      </w:r>
+    </w:p>
+    <w:p>
+      <w:r>
+        <w:t>To address this, two corrections were implemented: (1) finger identification was changed from 2D centroid proximity to perspective-warped polygon containment — the finger whose tip lies within the key's physical bounding polygon is selected as the playing finger, regardless of depth along the key; and (2) the error metric was changed from 2D Euclidean distance to horizontal-only displacement (|</w:t>
+      </w:r>
+      <w:proofErr w:type="spellStart"/>
+      <w:r>
+        <w:t>tip_x</w:t>
+      </w:r>
+      <w:proofErr w:type="spellEnd"/>
+      <w:r>
+        <w:t xml:space="preserve"> − </w:t>
+      </w:r>
+      <w:proofErr w:type="spellStart"/>
+      <w:r>
+        <w:t>key_cx</w:t>
+      </w:r>
+      <w:proofErr w:type="spellEnd"/>
+      <w:r>
+        <w:t>|), removing the confound introduced by natural variation in finger contact depth.</w:t>
+      </w:r>
+    </w:p>
+    <w:p>
+      <w:r>
+        <w:t xml:space="preserve">Additionally, a perspective </w:t>
+      </w:r>
+      <w:proofErr w:type="spellStart"/>
+      <w:r>
+        <w:t>homography</w:t>
+      </w:r>
+      <w:proofErr w:type="spellEnd"/>
+      <w:r>
+        <w:t xml:space="preserve"> calibration was added to account for camera angle, as overhead tripod placement rarely produces a perfectly orthogonal view. The key overlay can be warped to a quadrilateral by dragging four corner handles, with a </w:t>
+      </w:r>
+      <w:proofErr w:type="spellStart"/>
+      <w:r>
+        <w:t>homography</w:t>
+      </w:r>
+      <w:proofErr w:type="spellEnd"/>
+      <w:r>
+        <w:t xml:space="preserve"> matrix computed via cv2.getPerspectiveTransform mapping the flat canonical layout to the real-world trapezoidal view. All key </w:t>
+      </w:r>
+      <w:proofErr w:type="spellStart"/>
+      <w:r>
+        <w:t>centre</w:t>
+      </w:r>
+      <w:proofErr w:type="spellEnd"/>
+      <w:r>
+        <w:t xml:space="preserve"> positions and polygon boundaries are then derived from this warped coordinate system.</w:t>
+      </w:r>
+    </w:p>
+    <w:p/>
+    <w:p>
+      <w:pPr>
+        <w:jc w:val="both"/>
+        <w:rPr>
+          <w:rFonts w:ascii="Arial" w:hAnsi="Arial" w:cs="Arial"/>
+        </w:rPr>
+      </w:pPr>
+      <w:r>
+        <w:rPr>
+          <w:rFonts w:ascii="Arial" w:hAnsi="Arial" w:cs="Arial"/>
+        </w:rPr>
+        <w:t xml:space="preserve">* project timeline </w:t>
+      </w:r>
+    </w:p>
+    <w:p>
+      <w:pPr>
+        <w:jc w:val="both"/>
+        <w:rPr>
+          <w:rFonts w:ascii="Arial" w:hAnsi="Arial" w:cs="Arial"/>
+        </w:rPr>
+      </w:pPr>
+      <w:r>
+        <w:rPr>
+          <w:rFonts w:ascii="Arial" w:hAnsi="Arial" w:cs="Arial"/>
+        </w:rPr>
+        <w:t>* task sheet</w:t>
+      </w:r>
+    </w:p>
+    <w:p>
+      <w:pPr>
+        <w:jc w:val="both"/>
+        <w:rPr>
+          <w:rFonts w:ascii="Arial" w:hAnsi="Arial" w:cs="Arial"/>
+        </w:rPr>
+      </w:pPr>
+      <w:r>
+        <w:rPr>
+          <w:rFonts w:ascii="Arial" w:hAnsi="Arial" w:cs="Arial"/>
+        </w:rPr>
+        <w:t xml:space="preserve"> - </w:t>
+      </w:r>
+      <w:proofErr w:type="spellStart"/>
+      <w:r>
+        <w:rPr>
+          <w:rFonts w:ascii="Arial" w:hAnsi="Arial" w:cs="Arial"/>
+        </w:rPr>
+        <w:t>gantt</w:t>
+      </w:r>
+      <w:proofErr w:type="spellEnd"/>
+      <w:r>
+        <w:rPr>
+          <w:rFonts w:ascii="Arial" w:hAnsi="Arial" w:cs="Arial"/>
+        </w:rPr>
+        <w:t xml:space="preserve"> chart </w:t>
+      </w:r>
+    </w:p>
+    <w:p>
+      <w:pPr>
+        <w:jc w:val="both"/>
+        <w:rPr>
+          <w:rFonts w:ascii="Arial" w:hAnsi="Arial" w:cs="Arial"/>
+        </w:rPr>
+      </w:pPr>
+      <w:r>
+        <w:rPr>
+          <w:rFonts w:ascii="Arial" w:hAnsi="Arial" w:cs="Arial"/>
+        </w:rPr>
+        <w:t xml:space="preserve">-resource sheet </w:t>
+      </w:r>
+    </w:p>
+    <w:p>
+      <w:pPr>
+        <w:jc w:val="both"/>
+        <w:rPr>
+          <w:rFonts w:ascii="Arial" w:hAnsi="Arial" w:cs="Arial"/>
+        </w:rPr>
+      </w:pPr>
+      <w:r>
+        <w:rPr>
+          <w:rFonts w:ascii="Arial" w:hAnsi="Arial" w:cs="Arial"/>
+        </w:rPr>
+        <w:t xml:space="preserve">- </w:t>
+      </w:r>
+      <w:proofErr w:type="spellStart"/>
+      <w:r>
+        <w:rPr>
+          <w:rFonts w:ascii="Arial" w:hAnsi="Arial" w:cs="Arial"/>
+        </w:rPr>
+        <w:t>github</w:t>
+      </w:r>
+      <w:proofErr w:type="spellEnd"/>
+      <w:r>
+        <w:rPr>
+          <w:rFonts w:ascii="Arial" w:hAnsi="Arial" w:cs="Arial"/>
+        </w:rPr>
+        <w:t xml:space="preserve"> </w:t>
+      </w:r>
+    </w:p>
+    <w:p>
       <w:pPr>
         <w:jc w:val="both"/>
         <w:rPr>
@@ -6397,19 +6693,19 @@
         </w:rPr>
         <w:t xml:space="preserve">* </w:t>
       </w:r>
-      <w:proofErr w:type="gramStart"/>
-      <w:r>
-        <w:rPr>
-          <w:rFonts w:ascii="Arial" w:hAnsi="Arial" w:cs="Arial"/>
-        </w:rPr>
-        <w:t>project</w:t>
-      </w:r>
-      <w:proofErr w:type="gramEnd"/>
-      <w:r>
-        <w:rPr>
-          <w:rFonts w:ascii="Arial" w:hAnsi="Arial" w:cs="Arial"/>
-        </w:rPr>
-        <w:t xml:space="preserve"> timeline </w:t>
+      <w:proofErr w:type="spellStart"/>
+      <w:r>
+        <w:rPr>
+          <w:rFonts w:ascii="Arial" w:hAnsi="Arial" w:cs="Arial"/>
+        </w:rPr>
+        <w:t>erd</w:t>
+      </w:r>
+      <w:proofErr w:type="spellEnd"/>
+      <w:r>
+        <w:rPr>
+          <w:rFonts w:ascii="Arial" w:hAnsi="Arial" w:cs="Arial"/>
+        </w:rPr>
+        <w:t xml:space="preserve"> if necessary</w:t>
       </w:r>
     </w:p>
     <w:p>
@@ -6425,82 +6721,134 @@
         </w:rPr>
         <w:t xml:space="preserve">* </w:t>
       </w:r>
-      <w:proofErr w:type="gramStart"/>
-      <w:r>
-        <w:rPr>
-          <w:rFonts w:ascii="Arial" w:hAnsi="Arial" w:cs="Arial"/>
-        </w:rPr>
-        <w:t>task</w:t>
-      </w:r>
-      <w:proofErr w:type="gramEnd"/>
-      <w:r>
-        <w:rPr>
-          <w:rFonts w:ascii="Arial" w:hAnsi="Arial" w:cs="Arial"/>
-        </w:rPr>
-        <w:t xml:space="preserve"> sheet</w:t>
-      </w:r>
-    </w:p>
-    <w:p>
-      <w:pPr>
-        <w:jc w:val="both"/>
-        <w:rPr>
-          <w:rFonts w:ascii="Arial" w:hAnsi="Arial" w:cs="Arial"/>
-        </w:rPr>
-      </w:pPr>
-      <w:r>
-        <w:rPr>
-          <w:rFonts w:ascii="Arial" w:hAnsi="Arial" w:cs="Arial"/>
-        </w:rPr>
-        <w:t xml:space="preserve"> - </w:t>
-      </w:r>
       <w:proofErr w:type="spellStart"/>
       <w:r>
         <w:rPr>
           <w:rFonts w:ascii="Arial" w:hAnsi="Arial" w:cs="Arial"/>
         </w:rPr>
-        <w:t>gantt</w:t>
+        <w:t>eerd</w:t>
       </w:r>
       <w:proofErr w:type="spellEnd"/>
       <w:r>
         <w:rPr>
           <w:rFonts w:ascii="Arial" w:hAnsi="Arial" w:cs="Arial"/>
         </w:rPr>
-        <w:t xml:space="preserve"> chart </w:t>
-      </w:r>
-    </w:p>
-    <w:p>
-      <w:pPr>
-        <w:jc w:val="both"/>
-        <w:rPr>
-          <w:rFonts w:ascii="Arial" w:hAnsi="Arial" w:cs="Arial"/>
-        </w:rPr>
-      </w:pPr>
-      <w:r>
-        <w:rPr>
-          <w:rFonts w:ascii="Arial" w:hAnsi="Arial" w:cs="Arial"/>
-        </w:rPr>
-        <w:t xml:space="preserve">-resource sheet </w:t>
-      </w:r>
-    </w:p>
-    <w:p>
-      <w:pPr>
-        <w:jc w:val="both"/>
-        <w:rPr>
-          <w:rFonts w:ascii="Arial" w:hAnsi="Arial" w:cs="Arial"/>
-        </w:rPr>
-      </w:pPr>
-      <w:r>
-        <w:rPr>
-          <w:rFonts w:ascii="Arial" w:hAnsi="Arial" w:cs="Arial"/>
-        </w:rPr>
-        <w:t xml:space="preserve">- </w:t>
+        <w:t xml:space="preserve"> if necessary</w:t>
+      </w:r>
+    </w:p>
+    <w:p>
+      <w:pPr>
+        <w:jc w:val="both"/>
+        <w:rPr>
+          <w:rFonts w:ascii="Arial" w:hAnsi="Arial" w:cs="Arial"/>
+        </w:rPr>
+      </w:pPr>
+      <w:r>
+        <w:rPr>
+          <w:rFonts w:ascii="Arial" w:hAnsi="Arial" w:cs="Arial"/>
+        </w:rPr>
+        <w:t>* use case requirement catalog (jpeg file)</w:t>
+      </w:r>
+    </w:p>
+    <w:p>
+      <w:pPr>
+        <w:jc w:val="both"/>
+        <w:rPr>
+          <w:rFonts w:ascii="Arial" w:hAnsi="Arial" w:cs="Arial"/>
+        </w:rPr>
+      </w:pPr>
+    </w:p>
+    <w:p>
+      <w:pPr>
+        <w:pStyle w:val="Heading1"/>
+        <w:jc w:val="both"/>
+        <w:rPr>
+          <w:rFonts w:ascii="Arial" w:hAnsi="Arial" w:cs="Arial"/>
+        </w:rPr>
+      </w:pPr>
+      <w:bookmarkStart w:id="14" w:name="_Toc223284989"/>
+      <w:r>
+        <w:rPr>
+          <w:rFonts w:ascii="Arial" w:hAnsi="Arial" w:cs="Arial"/>
+        </w:rPr>
+        <w:t>I</w:t>
+      </w:r>
+      <w:r>
+        <w:rPr>
+          <w:rFonts w:ascii="Arial" w:hAnsi="Arial" w:cs="Arial"/>
+        </w:rPr>
+        <w:t>nstallation guideline</w:t>
+      </w:r>
+      <w:bookmarkEnd w:id="14"/>
+      <w:r>
+        <w:rPr>
+          <w:rFonts w:ascii="Arial" w:hAnsi="Arial" w:cs="Arial"/>
+        </w:rPr>
+        <w:t xml:space="preserve"> </w:t>
+      </w:r>
+    </w:p>
+    <w:p>
+      <w:pPr>
+        <w:jc w:val="both"/>
+        <w:rPr>
+          <w:rFonts w:ascii="Arial" w:hAnsi="Arial" w:cs="Arial"/>
+        </w:rPr>
+      </w:pPr>
+      <w:r>
+        <w:rPr>
+          <w:rFonts w:ascii="Arial" w:hAnsi="Arial" w:cs="Arial"/>
+        </w:rPr>
+        <w:t xml:space="preserve">Python 3.10+ is required for this </w:t>
+      </w:r>
+      <w:r>
+        <w:rPr>
+          <w:rFonts w:ascii="Arial" w:hAnsi="Arial" w:cs="Arial"/>
+        </w:rPr>
+        <w:t>system, installation can be done from the Microsoft store or python website</w:t>
+      </w:r>
+      <w:r>
+        <w:rPr>
+          <w:rFonts w:ascii="Arial" w:hAnsi="Arial" w:cs="Arial"/>
+        </w:rPr>
+        <w:t xml:space="preserve">. The requirements.txt </w:t>
+      </w:r>
+      <w:r>
+        <w:rPr>
+          <w:rFonts w:ascii="Arial" w:hAnsi="Arial" w:cs="Arial"/>
+        </w:rPr>
+        <w:t>include</w:t>
+      </w:r>
+      <w:r>
+        <w:rPr>
+          <w:rFonts w:ascii="Arial" w:hAnsi="Arial" w:cs="Arial"/>
+        </w:rPr>
+        <w:t xml:space="preserve"> all the </w:t>
+      </w:r>
+      <w:r>
+        <w:rPr>
+          <w:rFonts w:ascii="Arial" w:hAnsi="Arial" w:cs="Arial"/>
+        </w:rPr>
+        <w:t xml:space="preserve">required frameworks and libraries. </w:t>
+      </w:r>
+      <w:r>
+        <w:rPr>
+          <w:rFonts w:ascii="Arial" w:hAnsi="Arial" w:cs="Arial"/>
+        </w:rPr>
+        <w:t xml:space="preserve">Python virtual environment should be used to fix any dependencies issues as many </w:t>
+      </w:r>
+      <w:r>
+        <w:rPr>
+          <w:rFonts w:ascii="Arial" w:hAnsi="Arial" w:cs="Arial"/>
+        </w:rPr>
+        <w:lastRenderedPageBreak/>
+        <w:t xml:space="preserve">libraries aren’t supported on the latest version the command python -m </w:t>
       </w:r>
       <w:proofErr w:type="spellStart"/>
       <w:r>
         <w:rPr>
           <w:rFonts w:ascii="Arial" w:hAnsi="Arial" w:cs="Arial"/>
         </w:rPr>
-        <w:t>github</w:t>
+        <w:t>venv</w:t>
       </w:r>
       <w:proofErr w:type="spellEnd"/>
       <w:r>
@@ -6509,93 +6857,85 @@
         </w:rPr>
         <w:t xml:space="preserve"> </w:t>
       </w:r>
-    </w:p>
-    <w:p>
-      <w:pPr>
-        <w:jc w:val="both"/>
-        <w:rPr>
-          <w:rFonts w:ascii="Arial" w:hAnsi="Arial" w:cs="Arial"/>
-        </w:rPr>
-      </w:pPr>
-      <w:r>
-        <w:rPr>
-          <w:rFonts w:ascii="Arial" w:hAnsi="Arial" w:cs="Arial"/>
-        </w:rPr>
-        <w:t xml:space="preserve">* </w:t>
+      <w:r>
+        <w:rPr>
+          <w:rFonts w:ascii="Arial" w:hAnsi="Arial" w:cs="Arial"/>
+        </w:rPr>
+        <w:t>&lt;environment name&gt; without the &lt;&gt; can be used to initialize via terminal</w:t>
+      </w:r>
+      <w:r>
+        <w:rPr>
+          <w:rFonts w:ascii="Arial" w:hAnsi="Arial" w:cs="Arial"/>
+        </w:rPr>
+        <w:t>. After activating the script using</w:t>
+      </w:r>
+      <w:r>
+        <w:rPr>
+          <w:rFonts w:ascii="Arial" w:hAnsi="Arial" w:cs="Arial"/>
+        </w:rPr>
+        <w:t xml:space="preserve"> </w:t>
       </w:r>
       <w:proofErr w:type="spellStart"/>
-      <w:proofErr w:type="gramStart"/>
-      <w:r>
-        <w:rPr>
-          <w:rFonts w:ascii="Arial" w:hAnsi="Arial" w:cs="Arial"/>
-        </w:rPr>
-        <w:t>erd</w:t>
+      <w:r>
+        <w:rPr>
+          <w:rFonts w:ascii="Arial" w:hAnsi="Arial" w:cs="Arial"/>
+        </w:rPr>
+        <w:t>venv</w:t>
       </w:r>
       <w:proofErr w:type="spellEnd"/>
-      <w:proofErr w:type="gramEnd"/>
-      <w:r>
-        <w:rPr>
-          <w:rFonts w:ascii="Arial" w:hAnsi="Arial" w:cs="Arial"/>
-        </w:rPr>
-        <w:t xml:space="preserve"> if necessary</w:t>
-      </w:r>
-    </w:p>
-    <w:p>
-      <w:pPr>
-        <w:jc w:val="both"/>
-        <w:rPr>
-          <w:rFonts w:ascii="Arial" w:hAnsi="Arial" w:cs="Arial"/>
-        </w:rPr>
-      </w:pPr>
-      <w:r>
-        <w:rPr>
-          <w:rFonts w:ascii="Arial" w:hAnsi="Arial" w:cs="Arial"/>
-        </w:rPr>
-        <w:t xml:space="preserve">* </w:t>
-      </w:r>
-      <w:proofErr w:type="spellStart"/>
-      <w:proofErr w:type="gramStart"/>
-      <w:r>
-        <w:rPr>
-          <w:rFonts w:ascii="Arial" w:hAnsi="Arial" w:cs="Arial"/>
-        </w:rPr>
-        <w:t>eerd</w:t>
-      </w:r>
-      <w:proofErr w:type="spellEnd"/>
-      <w:proofErr w:type="gramEnd"/>
-      <w:r>
-        <w:rPr>
-          <w:rFonts w:ascii="Arial" w:hAnsi="Arial" w:cs="Arial"/>
-        </w:rPr>
-        <w:t xml:space="preserve"> if necessary</w:t>
-      </w:r>
-    </w:p>
-    <w:p>
-      <w:pPr>
-        <w:jc w:val="both"/>
-        <w:rPr>
-          <w:rFonts w:ascii="Arial" w:hAnsi="Arial" w:cs="Arial"/>
-        </w:rPr>
-      </w:pPr>
-      <w:r>
-        <w:rPr>
-          <w:rFonts w:ascii="Arial" w:hAnsi="Arial" w:cs="Arial"/>
-        </w:rPr>
-        <w:t xml:space="preserve">* </w:t>
-      </w:r>
-      <w:proofErr w:type="gramStart"/>
-      <w:r>
-        <w:rPr>
-          <w:rFonts w:ascii="Arial" w:hAnsi="Arial" w:cs="Arial"/>
-        </w:rPr>
-        <w:t>use</w:t>
-      </w:r>
-      <w:proofErr w:type="gramEnd"/>
-      <w:r>
-        <w:rPr>
-          <w:rFonts w:ascii="Arial" w:hAnsi="Arial" w:cs="Arial"/>
-        </w:rPr>
-        <w:t xml:space="preserve"> case requirement catalog (jpeg file)</w:t>
+      <w:r>
+        <w:rPr>
+          <w:rFonts w:ascii="Arial" w:hAnsi="Arial" w:cs="Arial"/>
+        </w:rPr>
+        <w:t>\Scripts\activate</w:t>
+      </w:r>
+      <w:r>
+        <w:rPr>
+          <w:rFonts w:ascii="Arial" w:hAnsi="Arial" w:cs="Arial"/>
+        </w:rPr>
+        <w:t xml:space="preserve"> the requirements.txt has all the required </w:t>
+      </w:r>
+      <w:r>
+        <w:rPr>
+          <w:rFonts w:ascii="Arial" w:hAnsi="Arial" w:cs="Arial"/>
+        </w:rPr>
+        <w:t>sources, the</w:t>
+      </w:r>
+      <w:r>
+        <w:rPr>
+          <w:rFonts w:ascii="Arial" w:hAnsi="Arial" w:cs="Arial"/>
+        </w:rPr>
+        <w:t xml:space="preserve"> command </w:t>
+      </w:r>
+      <w:r>
+        <w:rPr>
+          <w:rFonts w:ascii="Arial" w:hAnsi="Arial" w:cs="Arial"/>
+        </w:rPr>
+        <w:t>pip install -r requirements.txt can be used to install</w:t>
+      </w:r>
+      <w:r>
+        <w:rPr>
+          <w:rFonts w:ascii="Arial" w:hAnsi="Arial" w:cs="Arial"/>
+        </w:rPr>
+        <w:t xml:space="preserve"> all python dependencies</w:t>
+      </w:r>
+      <w:r>
+        <w:rPr>
+          <w:rFonts w:ascii="Arial" w:hAnsi="Arial" w:cs="Arial"/>
+        </w:rPr>
+        <w:t xml:space="preserve"> via terminal</w:t>
+      </w:r>
+      <w:r>
+        <w:rPr>
+          <w:rFonts w:ascii="Arial" w:hAnsi="Arial" w:cs="Arial"/>
+        </w:rPr>
+        <w:t>.</w:t>
+      </w:r>
+      <w:r>
+        <w:rPr>
+          <w:rFonts w:ascii="Arial" w:hAnsi="Arial" w:cs="Arial"/>
+        </w:rPr>
+        <w:t xml:space="preserve"> The full guide will be included in the Installation guidelines file.</w:t>
       </w:r>
     </w:p>
     <w:p>
@@ -6614,187 +6954,6 @@
           <w:rFonts w:ascii="Arial" w:hAnsi="Arial" w:cs="Arial"/>
         </w:rPr>
       </w:pPr>
-      <w:bookmarkStart w:id="14" w:name="_Toc223284989"/>
-      <w:r>
-        <w:rPr>
-          <w:rFonts w:ascii="Arial" w:hAnsi="Arial" w:cs="Arial"/>
-        </w:rPr>
-        <w:t>I</w:t>
-      </w:r>
-      <w:r>
-        <w:rPr>
-          <w:rFonts w:ascii="Arial" w:hAnsi="Arial" w:cs="Arial"/>
-        </w:rPr>
-        <w:t>nstallation guideline</w:t>
-      </w:r>
-      <w:bookmarkEnd w:id="14"/>
-      <w:r>
-        <w:rPr>
-          <w:rFonts w:ascii="Arial" w:hAnsi="Arial" w:cs="Arial"/>
-        </w:rPr>
-        <w:t xml:space="preserve"> </w:t>
-      </w:r>
-    </w:p>
-    <w:p>
-      <w:pPr>
-        <w:jc w:val="both"/>
-        <w:rPr>
-          <w:rFonts w:ascii="Arial" w:hAnsi="Arial" w:cs="Arial"/>
-        </w:rPr>
-      </w:pPr>
-      <w:r>
-        <w:rPr>
-          <w:rFonts w:ascii="Arial" w:hAnsi="Arial" w:cs="Arial"/>
-        </w:rPr>
-        <w:t xml:space="preserve">Python 3.10+ is required for this </w:t>
-      </w:r>
-      <w:r>
-        <w:rPr>
-          <w:rFonts w:ascii="Arial" w:hAnsi="Arial" w:cs="Arial"/>
-        </w:rPr>
-        <w:t>system, installation can be done from the Microsoft store or python website</w:t>
-      </w:r>
-      <w:r>
-        <w:rPr>
-          <w:rFonts w:ascii="Arial" w:hAnsi="Arial" w:cs="Arial"/>
-        </w:rPr>
-        <w:t xml:space="preserve">. The requirements.txt </w:t>
-      </w:r>
-      <w:r>
-        <w:rPr>
-          <w:rFonts w:ascii="Arial" w:hAnsi="Arial" w:cs="Arial"/>
-        </w:rPr>
-        <w:t>include</w:t>
-      </w:r>
-      <w:r>
-        <w:rPr>
-          <w:rFonts w:ascii="Arial" w:hAnsi="Arial" w:cs="Arial"/>
-        </w:rPr>
-        <w:t xml:space="preserve"> all the </w:t>
-      </w:r>
-      <w:r>
-        <w:rPr>
-          <w:rFonts w:ascii="Arial" w:hAnsi="Arial" w:cs="Arial"/>
-        </w:rPr>
-        <w:t xml:space="preserve">required frameworks and libraries. </w:t>
-      </w:r>
-      <w:r>
-        <w:rPr>
-          <w:rFonts w:ascii="Arial" w:hAnsi="Arial" w:cs="Arial"/>
-        </w:rPr>
-        <w:t xml:space="preserve">Python virtual environment should be used to fix any dependencies issues as many libraries aren’t supported on the latest version the command python -m </w:t>
-      </w:r>
-      <w:proofErr w:type="spellStart"/>
-      <w:r>
-        <w:rPr>
-          <w:rFonts w:ascii="Arial" w:hAnsi="Arial" w:cs="Arial"/>
-        </w:rPr>
-        <w:t>venv</w:t>
-      </w:r>
-      <w:proofErr w:type="spellEnd"/>
-      <w:r>
-        <w:rPr>
-          <w:rFonts w:ascii="Arial" w:hAnsi="Arial" w:cs="Arial"/>
-        </w:rPr>
-        <w:t xml:space="preserve"> </w:t>
-      </w:r>
-      <w:r>
-        <w:rPr>
-          <w:rFonts w:ascii="Arial" w:hAnsi="Arial" w:cs="Arial"/>
-        </w:rPr>
-        <w:t>&lt;environment name&gt; without the &lt;&gt; can be used to initialize via terminal</w:t>
-      </w:r>
-      <w:r>
-        <w:rPr>
-          <w:rFonts w:ascii="Arial" w:hAnsi="Arial" w:cs="Arial"/>
-        </w:rPr>
-        <w:t>. After activating the script using</w:t>
-      </w:r>
-      <w:r>
-        <w:rPr>
-          <w:rFonts w:ascii="Arial" w:hAnsi="Arial" w:cs="Arial"/>
-        </w:rPr>
-        <w:t xml:space="preserve"> </w:t>
-      </w:r>
-      <w:proofErr w:type="spellStart"/>
-      <w:r>
-        <w:rPr>
-          <w:rFonts w:ascii="Arial" w:hAnsi="Arial" w:cs="Arial"/>
-        </w:rPr>
-        <w:t>venv</w:t>
-      </w:r>
-      <w:proofErr w:type="spellEnd"/>
-      <w:r>
-        <w:rPr>
-          <w:rFonts w:ascii="Arial" w:hAnsi="Arial" w:cs="Arial"/>
-        </w:rPr>
-        <w:t>\Scripts\activate</w:t>
-      </w:r>
-      <w:r>
-        <w:rPr>
-          <w:rFonts w:ascii="Arial" w:hAnsi="Arial" w:cs="Arial"/>
-        </w:rPr>
-        <w:t xml:space="preserve"> the requirements.txt has all the required </w:t>
-      </w:r>
-      <w:r>
-        <w:rPr>
-          <w:rFonts w:ascii="Arial" w:hAnsi="Arial" w:cs="Arial"/>
-        </w:rPr>
-        <w:t>sources, the</w:t>
-      </w:r>
-      <w:r>
-        <w:rPr>
-          <w:rFonts w:ascii="Arial" w:hAnsi="Arial" w:cs="Arial"/>
-        </w:rPr>
-        <w:t xml:space="preserve"> command </w:t>
-      </w:r>
-      <w:r>
-        <w:rPr>
-          <w:rFonts w:ascii="Arial" w:hAnsi="Arial" w:cs="Arial"/>
-        </w:rPr>
-        <w:t>pip install -r requirements.txt can be used to install</w:t>
-      </w:r>
-      <w:r>
-        <w:rPr>
-          <w:rFonts w:ascii="Arial" w:hAnsi="Arial" w:cs="Arial"/>
-        </w:rPr>
-        <w:t xml:space="preserve"> all python dependencies</w:t>
-      </w:r>
-      <w:r>
-        <w:rPr>
-          <w:rFonts w:ascii="Arial" w:hAnsi="Arial" w:cs="Arial"/>
-        </w:rPr>
-        <w:t xml:space="preserve"> via terminal</w:t>
-      </w:r>
-      <w:r>
-        <w:rPr>
-          <w:rFonts w:ascii="Arial" w:hAnsi="Arial" w:cs="Arial"/>
-        </w:rPr>
-        <w:t>.</w:t>
-      </w:r>
-      <w:r>
-        <w:rPr>
-          <w:rFonts w:ascii="Arial" w:hAnsi="Arial" w:cs="Arial"/>
-        </w:rPr>
-        <w:t xml:space="preserve"> The full guide will be included in the Installation guidelines file.</w:t>
-      </w:r>
-    </w:p>
-    <w:p>
-      <w:pPr>
-        <w:jc w:val="both"/>
-        <w:rPr>
-          <w:rFonts w:ascii="Arial" w:hAnsi="Arial" w:cs="Arial"/>
-        </w:rPr>
-      </w:pPr>
-    </w:p>
-    <w:p>
-      <w:pPr>
-        <w:pStyle w:val="Heading1"/>
-        <w:jc w:val="both"/>
-        <w:rPr>
-          <w:rFonts w:ascii="Arial" w:hAnsi="Arial" w:cs="Arial"/>
-        </w:rPr>
-      </w:pPr>
       <w:bookmarkStart w:id="15" w:name="_Toc223284990"/>
       <w:r>
         <w:rPr>
@@ -6829,22 +6988,7 @@
         <w:rPr>
           <w:rFonts w:ascii="Arial" w:hAnsi="Arial" w:cs="Arial"/>
         </w:rPr>
-        <w:lastRenderedPageBreak/>
-        <w:t xml:space="preserve">2 what new outcome does your research bring out that </w:t>
-      </w:r>
-      <w:proofErr w:type="gramStart"/>
-      <w:r>
-        <w:rPr>
-          <w:rFonts w:ascii="Arial" w:hAnsi="Arial" w:cs="Arial"/>
-        </w:rPr>
-        <w:t>other</w:t>
-      </w:r>
-      <w:proofErr w:type="gramEnd"/>
-      <w:r>
-        <w:rPr>
-          <w:rFonts w:ascii="Arial" w:hAnsi="Arial" w:cs="Arial"/>
-        </w:rPr>
-        <w:t xml:space="preserve"> research lack</w:t>
+        <w:t>2 what new outcome does your research bring out that other research lack</w:t>
       </w:r>
     </w:p>
     <w:p>
@@ -7224,7 +7368,7 @@
       <w:proofErr w:type="spellEnd"/>
     </w:p>
     <w:sectPr>
-      <w:footerReference w:type="default" r:id="rId15"/>
+      <w:footerReference w:type="default" r:id="rId18"/>
       <w:pgSz w:w="12240" w:h="15840"/>
       <w:pgMar w:top="1440" w:right="1440" w:bottom="1440" w:left="1440" w:header="720" w:footer="720" w:gutter="0"/>
       <w:cols w:space="720"/>
@@ -8398,7 +8542,6 @@
   <w:style w:type="character" w:default="1" w:styleId="DefaultParagraphFont">
     <w:name w:val="Default Paragraph Font"/>
     <w:uiPriority w:val="1"/>
-    <w:semiHidden/>
     <w:unhideWhenUsed/>
   </w:style>
   <w:style w:type="table" w:default="1" w:styleId="TableNormal">
@@ -9156,4 +9299,16 @@
     </a:ext>
   </a:extLst>
 </a:theme>
+</file>
+
+<file path=customXml/item1.xml><?xml version="1.0" encoding="utf-8"?>
+<b:Sources xmlns:b="http://schemas.openxmlformats.org/officeDocument/2006/bibliography" xmlns="http://schemas.openxmlformats.org/officeDocument/2006/bibliography" SelectedStyle="\APASixthEditionOfficeOnline.xsl" StyleName="APA" Version="6"/>
+</file>
+
+<file path=customXml/itemProps1.xml><?xml version="1.0" encoding="utf-8"?>
+<ds:datastoreItem xmlns:ds="http://schemas.openxmlformats.org/officeDocument/2006/customXml" ds:itemID="{7E680A2F-0E2B-4C5E-9FA7-1A7EFE0AA72D}">
+  <ds:schemaRefs>
+    <ds:schemaRef ds:uri="http://schemas.openxmlformats.org/officeDocument/2006/bibliography"/>
+  </ds:schemaRefs>
+</ds:datastoreItem>
 </file>
--- a/Documentation/Comparative Evaluation of Vision-Based Finger Tracking for Piano Interaction.docx
+++ b/Documentation/Comparative Evaluation of Vision-Based Finger Tracking for Piano Interaction.docx
@@ -232,7 +232,7 @@
           <w:rFonts w:ascii="Arial" w:hAnsi="Arial" w:cs="Arial"/>
         </w:rPr>
       </w:pPr>
-      <w:bookmarkStart w:id="0" w:name="_Toc223284974"/>
+      <w:bookmarkStart w:id="0" w:name="_Toc223527319"/>
       <w:r>
         <w:rPr>
           <w:rFonts w:ascii="Arial" w:hAnsi="Arial" w:cs="Arial"/>
@@ -450,7 +450,7 @@
           <w:rFonts w:ascii="Arial" w:hAnsi="Arial" w:cs="Arial"/>
         </w:rPr>
       </w:pPr>
-      <w:bookmarkStart w:id="1" w:name="_Toc223284975"/>
+      <w:bookmarkStart w:id="1" w:name="_Toc223527320"/>
       <w:r>
         <w:rPr>
           <w:rFonts w:ascii="Arial" w:hAnsi="Arial" w:cs="Arial"/>
@@ -796,6 +796,7 @@
               <w:tab w:val="right" w:leader="dot" w:pos="9350"/>
             </w:tabs>
             <w:rPr>
+              <w:rFonts w:eastAsiaTheme="minorEastAsia"/>
               <w:noProof/>
             </w:rPr>
           </w:pPr>
@@ -808,7 +809,7 @@
           <w:r>
             <w:fldChar w:fldCharType="separate"/>
           </w:r>
-          <w:hyperlink w:anchor="_Toc223284974" w:history="1">
+          <w:hyperlink w:anchor="_Toc223527319" w:history="1">
             <w:r>
               <w:rPr>
                 <w:rStyle w:val="Hyperlink"/>
@@ -836,7 +837,7 @@
                 <w:noProof/>
                 <w:webHidden/>
               </w:rPr>
-              <w:instrText xml:space="preserve"> PAGEREF _Toc223284974 \h </w:instrText>
+              <w:instrText xml:space="preserve"> PAGEREF _Toc223527319 \h </w:instrText>
             </w:r>
             <w:r>
               <w:rPr>
@@ -874,10 +875,11 @@
               <w:tab w:val="right" w:leader="dot" w:pos="9350"/>
             </w:tabs>
             <w:rPr>
+              <w:rFonts w:eastAsiaTheme="minorEastAsia"/>
               <w:noProof/>
             </w:rPr>
           </w:pPr>
-          <w:hyperlink w:anchor="_Toc223284975" w:history="1">
+          <w:hyperlink w:anchor="_Toc223527320" w:history="1">
             <w:r>
               <w:rPr>
                 <w:rStyle w:val="Hyperlink"/>
@@ -905,7 +907,7 @@
                 <w:noProof/>
                 <w:webHidden/>
               </w:rPr>
-              <w:instrText xml:space="preserve"> PAGEREF _Toc223284975 \h </w:instrText>
+              <w:instrText xml:space="preserve"> PAGEREF _Toc223527320 \h </w:instrText>
             </w:r>
             <w:r>
               <w:rPr>
@@ -943,17 +945,17 @@
               <w:tab w:val="right" w:leader="dot" w:pos="9350"/>
             </w:tabs>
             <w:rPr>
+              <w:rFonts w:eastAsiaTheme="minorEastAsia"/>
               <w:noProof/>
             </w:rPr>
           </w:pPr>
-          <w:hyperlink w:anchor="_Toc223284976" w:history="1">
+          <w:hyperlink w:anchor="_Toc223527321" w:history="1">
             <w:r>
               <w:rPr>
                 <w:rStyle w:val="Hyperlink"/>
-                <w:rFonts w:ascii="Arial" w:hAnsi="Arial" w:cs="Arial"/>
-                <w:noProof/>
-              </w:rPr>
-              <w:t>Table of content</w:t>
+                <w:noProof/>
+              </w:rPr>
+              <w:t>List of Resources</w:t>
             </w:r>
             <w:r>
               <w:rPr>
@@ -974,7 +976,7 @@
                 <w:noProof/>
                 <w:webHidden/>
               </w:rPr>
-              <w:instrText xml:space="preserve"> PAGEREF _Toc223284976 \h </w:instrText>
+              <w:instrText xml:space="preserve"> PAGEREF _Toc223527321 \h </w:instrText>
             </w:r>
             <w:r>
               <w:rPr>
@@ -994,7 +996,7 @@
                 <w:noProof/>
                 <w:webHidden/>
               </w:rPr>
-              <w:t>4</w:t>
+              <w:t>6</w:t>
             </w:r>
             <w:r>
               <w:rPr>
@@ -1012,14 +1014,14 @@
               <w:tab w:val="right" w:leader="dot" w:pos="9350"/>
             </w:tabs>
             <w:rPr>
+              <w:rFonts w:eastAsiaTheme="minorEastAsia"/>
               <w:noProof/>
             </w:rPr>
           </w:pPr>
-          <w:hyperlink w:anchor="_Toc223284977" w:history="1">
+          <w:hyperlink w:anchor="_Toc223527322" w:history="1">
             <w:r>
               <w:rPr>
                 <w:rStyle w:val="Hyperlink"/>
-                <w:rFonts w:ascii="Arial" w:hAnsi="Arial" w:cs="Arial"/>
                 <w:noProof/>
               </w:rPr>
               <w:t>list of figure tables or graph</w:t>
@@ -1043,7 +1045,7 @@
                 <w:noProof/>
                 <w:webHidden/>
               </w:rPr>
-              <w:instrText xml:space="preserve"> PAGEREF _Toc223284977 \h </w:instrText>
+              <w:instrText xml:space="preserve"> PAGEREF _Toc223527322 \h </w:instrText>
             </w:r>
             <w:r>
               <w:rPr>
@@ -1063,7 +1065,7 @@
                 <w:noProof/>
                 <w:webHidden/>
               </w:rPr>
-              <w:t>5</w:t>
+              <w:t>6</w:t>
             </w:r>
             <w:r>
               <w:rPr>
@@ -1081,14 +1083,14 @@
               <w:tab w:val="right" w:leader="dot" w:pos="9350"/>
             </w:tabs>
             <w:rPr>
+              <w:rFonts w:eastAsiaTheme="minorEastAsia"/>
               <w:noProof/>
             </w:rPr>
           </w:pPr>
-          <w:hyperlink w:anchor="_Toc223284978" w:history="1">
+          <w:hyperlink w:anchor="_Toc223527323" w:history="1">
             <w:r>
               <w:rPr>
                 <w:rStyle w:val="Hyperlink"/>
-                <w:rFonts w:ascii="Arial" w:hAnsi="Arial" w:cs="Arial"/>
                 <w:noProof/>
               </w:rPr>
               <w:t>list of appendices</w:t>
@@ -1112,7 +1114,7 @@
                 <w:noProof/>
                 <w:webHidden/>
               </w:rPr>
-              <w:instrText xml:space="preserve"> PAGEREF _Toc223284978 \h </w:instrText>
+              <w:instrText xml:space="preserve"> PAGEREF _Toc223527323 \h </w:instrText>
             </w:r>
             <w:r>
               <w:rPr>
@@ -1132,7 +1134,7 @@
                 <w:noProof/>
                 <w:webHidden/>
               </w:rPr>
-              <w:t>5</w:t>
+              <w:t>6</w:t>
             </w:r>
             <w:r>
               <w:rPr>
@@ -1150,14 +1152,14 @@
               <w:tab w:val="right" w:leader="dot" w:pos="9350"/>
             </w:tabs>
             <w:rPr>
+              <w:rFonts w:eastAsiaTheme="minorEastAsia"/>
               <w:noProof/>
             </w:rPr>
           </w:pPr>
-          <w:hyperlink w:anchor="_Toc223284979" w:history="1">
+          <w:hyperlink w:anchor="_Toc223527324" w:history="1">
             <w:r>
               <w:rPr>
                 <w:rStyle w:val="Hyperlink"/>
-                <w:rFonts w:ascii="Arial" w:hAnsi="Arial" w:cs="Arial"/>
                 <w:noProof/>
               </w:rPr>
               <w:t>list of Abbreviations</w:t>
@@ -1181,7 +1183,7 @@
                 <w:noProof/>
                 <w:webHidden/>
               </w:rPr>
-              <w:instrText xml:space="preserve"> PAGEREF _Toc223284979 \h </w:instrText>
+              <w:instrText xml:space="preserve"> PAGEREF _Toc223527324 \h </w:instrText>
             </w:r>
             <w:r>
               <w:rPr>
@@ -1201,7 +1203,7 @@
                 <w:noProof/>
                 <w:webHidden/>
               </w:rPr>
-              <w:t>5</w:t>
+              <w:t>6</w:t>
             </w:r>
             <w:r>
               <w:rPr>
@@ -1219,10 +1221,11 @@
               <w:tab w:val="right" w:leader="dot" w:pos="9350"/>
             </w:tabs>
             <w:rPr>
+              <w:rFonts w:eastAsiaTheme="minorEastAsia"/>
               <w:noProof/>
             </w:rPr>
           </w:pPr>
-          <w:hyperlink w:anchor="_Toc223284980" w:history="1">
+          <w:hyperlink w:anchor="_Toc223527325" w:history="1">
             <w:r>
               <w:rPr>
                 <w:rStyle w:val="Hyperlink"/>
@@ -1250,7 +1253,7 @@
                 <w:noProof/>
                 <w:webHidden/>
               </w:rPr>
-              <w:instrText xml:space="preserve"> PAGEREF _Toc223284980 \h </w:instrText>
+              <w:instrText xml:space="preserve"> PAGEREF _Toc223527325 \h </w:instrText>
             </w:r>
             <w:r>
               <w:rPr>
@@ -1270,7 +1273,7 @@
                 <w:noProof/>
                 <w:webHidden/>
               </w:rPr>
-              <w:t>6</w:t>
+              <w:t>7</w:t>
             </w:r>
             <w:r>
               <w:rPr>
@@ -1285,19 +1288,36 @@
           <w:pPr>
             <w:pStyle w:val="TOC1"/>
             <w:tabs>
+              <w:tab w:val="left" w:pos="480"/>
               <w:tab w:val="right" w:leader="dot" w:pos="9350"/>
             </w:tabs>
             <w:rPr>
+              <w:rFonts w:eastAsiaTheme="minorEastAsia"/>
               <w:noProof/>
             </w:rPr>
           </w:pPr>
-          <w:hyperlink w:anchor="_Toc223284981" w:history="1">
+          <w:hyperlink w:anchor="_Toc223527326" w:history="1">
             <w:r>
               <w:rPr>
                 <w:rStyle w:val="Hyperlink"/>
                 <w:rFonts w:ascii="Arial" w:hAnsi="Arial" w:cs="Arial"/>
                 <w:noProof/>
               </w:rPr>
+              <w:t>1.</w:t>
+            </w:r>
+            <w:r>
+              <w:rPr>
+                <w:rFonts w:eastAsiaTheme="minorEastAsia"/>
+                <w:noProof/>
+              </w:rPr>
+              <w:tab/>
+            </w:r>
+            <w:r>
+              <w:rPr>
+                <w:rStyle w:val="Hyperlink"/>
+                <w:rFonts w:ascii="Arial" w:hAnsi="Arial" w:cs="Arial"/>
+                <w:noProof/>
+              </w:rPr>
               <w:t>Introduction – 500 words</w:t>
             </w:r>
             <w:r>
@@ -1319,7 +1339,7 @@
                 <w:noProof/>
                 <w:webHidden/>
               </w:rPr>
-              <w:instrText xml:space="preserve"> PAGEREF _Toc223284981 \h </w:instrText>
+              <w:instrText xml:space="preserve"> PAGEREF _Toc223527326 \h </w:instrText>
             </w:r>
             <w:r>
               <w:rPr>
@@ -1339,7 +1359,7 @@
                 <w:noProof/>
                 <w:webHidden/>
               </w:rPr>
-              <w:t>6</w:t>
+              <w:t>7</w:t>
             </w:r>
             <w:r>
               <w:rPr>
@@ -1354,19 +1374,36 @@
           <w:pPr>
             <w:pStyle w:val="TOC1"/>
             <w:tabs>
+              <w:tab w:val="left" w:pos="480"/>
               <w:tab w:val="right" w:leader="dot" w:pos="9350"/>
             </w:tabs>
             <w:rPr>
+              <w:rFonts w:eastAsiaTheme="minorEastAsia"/>
               <w:noProof/>
             </w:rPr>
           </w:pPr>
-          <w:hyperlink w:anchor="_Toc223284982" w:history="1">
+          <w:hyperlink w:anchor="_Toc223527327" w:history="1">
             <w:r>
               <w:rPr>
                 <w:rStyle w:val="Hyperlink"/>
                 <w:rFonts w:ascii="Arial" w:hAnsi="Arial" w:cs="Arial"/>
                 <w:noProof/>
               </w:rPr>
+              <w:t>2.</w:t>
+            </w:r>
+            <w:r>
+              <w:rPr>
+                <w:rFonts w:eastAsiaTheme="minorEastAsia"/>
+                <w:noProof/>
+              </w:rPr>
+              <w:tab/>
+            </w:r>
+            <w:r>
+              <w:rPr>
+                <w:rStyle w:val="Hyperlink"/>
+                <w:rFonts w:ascii="Arial" w:hAnsi="Arial" w:cs="Arial"/>
+                <w:noProof/>
+              </w:rPr>
               <w:t>review of literature – 800 +- 10% words</w:t>
             </w:r>
             <w:r>
@@ -1388,7 +1425,7 @@
                 <w:noProof/>
                 <w:webHidden/>
               </w:rPr>
-              <w:instrText xml:space="preserve"> PAGEREF _Toc223284982 \h </w:instrText>
+              <w:instrText xml:space="preserve"> PAGEREF _Toc223527327 \h </w:instrText>
             </w:r>
             <w:r>
               <w:rPr>
@@ -1408,7 +1445,7 @@
                 <w:noProof/>
                 <w:webHidden/>
               </w:rPr>
-              <w:t>7</w:t>
+              <w:t>8</w:t>
             </w:r>
             <w:r>
               <w:rPr>
@@ -1423,19 +1460,36 @@
           <w:pPr>
             <w:pStyle w:val="TOC1"/>
             <w:tabs>
+              <w:tab w:val="left" w:pos="480"/>
               <w:tab w:val="right" w:leader="dot" w:pos="9350"/>
             </w:tabs>
             <w:rPr>
+              <w:rFonts w:eastAsiaTheme="minorEastAsia"/>
               <w:noProof/>
             </w:rPr>
           </w:pPr>
-          <w:hyperlink w:anchor="_Toc223284983" w:history="1">
+          <w:hyperlink w:anchor="_Toc223527328" w:history="1">
             <w:r>
               <w:rPr>
                 <w:rStyle w:val="Hyperlink"/>
                 <w:rFonts w:ascii="Arial" w:hAnsi="Arial" w:cs="Arial"/>
                 <w:noProof/>
               </w:rPr>
+              <w:t>3.</w:t>
+            </w:r>
+            <w:r>
+              <w:rPr>
+                <w:rFonts w:eastAsiaTheme="minorEastAsia"/>
+                <w:noProof/>
+              </w:rPr>
+              <w:tab/>
+            </w:r>
+            <w:r>
+              <w:rPr>
+                <w:rStyle w:val="Hyperlink"/>
+                <w:rFonts w:ascii="Arial" w:hAnsi="Arial" w:cs="Arial"/>
+                <w:noProof/>
+              </w:rPr>
               <w:t>Review of technology – 800 words</w:t>
             </w:r>
             <w:r>
@@ -1457,7 +1511,7 @@
                 <w:noProof/>
                 <w:webHidden/>
               </w:rPr>
-              <w:instrText xml:space="preserve"> PAGEREF _Toc223284983 \h </w:instrText>
+              <w:instrText xml:space="preserve"> PAGEREF _Toc223527328 \h </w:instrText>
             </w:r>
             <w:r>
               <w:rPr>
@@ -1477,7 +1531,7 @@
                 <w:noProof/>
                 <w:webHidden/>
               </w:rPr>
-              <w:t>8</w:t>
+              <w:t>10</w:t>
             </w:r>
             <w:r>
               <w:rPr>
@@ -1495,17 +1549,17 @@
               <w:tab w:val="right" w:leader="dot" w:pos="9350"/>
             </w:tabs>
             <w:rPr>
+              <w:rFonts w:eastAsiaTheme="minorEastAsia"/>
               <w:noProof/>
             </w:rPr>
           </w:pPr>
-          <w:hyperlink w:anchor="_Toc223284984" w:history="1">
+          <w:hyperlink w:anchor="_Toc223527329" w:history="1">
             <w:r>
               <w:rPr>
                 <w:rStyle w:val="Hyperlink"/>
-                <w:rFonts w:ascii="Arial" w:hAnsi="Arial" w:cs="Arial"/>
-                <w:noProof/>
-              </w:rPr>
-              <w:t>Major Hardware Components</w:t>
+                <w:noProof/>
+              </w:rPr>
+              <w:t>3.1. Major Hardware Components</w:t>
             </w:r>
             <w:r>
               <w:rPr>
@@ -1526,7 +1580,7 @@
                 <w:noProof/>
                 <w:webHidden/>
               </w:rPr>
-              <w:instrText xml:space="preserve"> PAGEREF _Toc223284984 \h </w:instrText>
+              <w:instrText xml:space="preserve"> PAGEREF _Toc223527329 \h </w:instrText>
             </w:r>
             <w:r>
               <w:rPr>
@@ -1546,7 +1600,7 @@
                 <w:noProof/>
                 <w:webHidden/>
               </w:rPr>
-              <w:t>8</w:t>
+              <w:t>10</w:t>
             </w:r>
             <w:r>
               <w:rPr>
@@ -1564,17 +1618,17 @@
               <w:tab w:val="right" w:leader="dot" w:pos="9350"/>
             </w:tabs>
             <w:rPr>
+              <w:rFonts w:eastAsiaTheme="minorEastAsia"/>
               <w:noProof/>
             </w:rPr>
           </w:pPr>
-          <w:hyperlink w:anchor="_Toc223284985" w:history="1">
+          <w:hyperlink w:anchor="_Toc223527330" w:history="1">
             <w:r>
               <w:rPr>
                 <w:rStyle w:val="Hyperlink"/>
-                <w:rFonts w:ascii="Arial" w:hAnsi="Arial" w:cs="Arial"/>
-                <w:noProof/>
-              </w:rPr>
-              <w:t>Software Components and Libraries</w:t>
+                <w:noProof/>
+              </w:rPr>
+              <w:t>3.2. Software Components and Libraries</w:t>
             </w:r>
             <w:r>
               <w:rPr>
@@ -1595,7 +1649,7 @@
                 <w:noProof/>
                 <w:webHidden/>
               </w:rPr>
-              <w:instrText xml:space="preserve"> PAGEREF _Toc223284985 \h </w:instrText>
+              <w:instrText xml:space="preserve"> PAGEREF _Toc223527330 \h </w:instrText>
             </w:r>
             <w:r>
               <w:rPr>
@@ -1615,7 +1669,7 @@
                 <w:noProof/>
                 <w:webHidden/>
               </w:rPr>
-              <w:t>10</w:t>
+              <w:t>12</w:t>
             </w:r>
             <w:r>
               <w:rPr>
@@ -1629,6 +1683,678 @@
         <w:p>
           <w:pPr>
             <w:pStyle w:val="TOC1"/>
+            <w:tabs>
+              <w:tab w:val="left" w:pos="480"/>
+              <w:tab w:val="right" w:leader="dot" w:pos="9350"/>
+            </w:tabs>
+            <w:rPr>
+              <w:rFonts w:eastAsiaTheme="minorEastAsia"/>
+              <w:noProof/>
+            </w:rPr>
+          </w:pPr>
+          <w:hyperlink w:anchor="_Toc223527331" w:history="1">
+            <w:r>
+              <w:rPr>
+                <w:rStyle w:val="Hyperlink"/>
+                <w:rFonts w:ascii="Arial" w:hAnsi="Arial" w:cs="Arial"/>
+                <w:noProof/>
+              </w:rPr>
+              <w:t>4.</w:t>
+            </w:r>
+            <w:r>
+              <w:rPr>
+                <w:rFonts w:eastAsiaTheme="minorEastAsia"/>
+                <w:noProof/>
+              </w:rPr>
+              <w:tab/>
+            </w:r>
+            <w:r>
+              <w:rPr>
+                <w:rStyle w:val="Hyperlink"/>
+                <w:rFonts w:ascii="Arial" w:hAnsi="Arial" w:cs="Arial"/>
+                <w:noProof/>
+              </w:rPr>
+              <w:t>Methodology 500 words</w:t>
+            </w:r>
+            <w:r>
+              <w:rPr>
+                <w:noProof/>
+                <w:webHidden/>
+              </w:rPr>
+              <w:tab/>
+            </w:r>
+            <w:r>
+              <w:rPr>
+                <w:noProof/>
+                <w:webHidden/>
+              </w:rPr>
+              <w:fldChar w:fldCharType="begin"/>
+            </w:r>
+            <w:r>
+              <w:rPr>
+                <w:noProof/>
+                <w:webHidden/>
+              </w:rPr>
+              <w:instrText xml:space="preserve"> PAGEREF _Toc223527331 \h </w:instrText>
+            </w:r>
+            <w:r>
+              <w:rPr>
+                <w:noProof/>
+                <w:webHidden/>
+              </w:rPr>
+            </w:r>
+            <w:r>
+              <w:rPr>
+                <w:noProof/>
+                <w:webHidden/>
+              </w:rPr>
+              <w:fldChar w:fldCharType="separate"/>
+            </w:r>
+            <w:r>
+              <w:rPr>
+                <w:noProof/>
+                <w:webHidden/>
+              </w:rPr>
+              <w:t>13</w:t>
+            </w:r>
+            <w:r>
+              <w:rPr>
+                <w:noProof/>
+                <w:webHidden/>
+              </w:rPr>
+              <w:fldChar w:fldCharType="end"/>
+            </w:r>
+          </w:hyperlink>
+        </w:p>
+        <w:p>
+          <w:pPr>
+            <w:pStyle w:val="TOC2"/>
+            <w:tabs>
+              <w:tab w:val="right" w:leader="dot" w:pos="9350"/>
+            </w:tabs>
+            <w:rPr>
+              <w:rFonts w:eastAsiaTheme="minorEastAsia"/>
+              <w:noProof/>
+            </w:rPr>
+          </w:pPr>
+          <w:hyperlink w:anchor="_Toc223527332" w:history="1">
+            <w:r>
+              <w:rPr>
+                <w:rStyle w:val="Hyperlink"/>
+                <w:noProof/>
+              </w:rPr>
+              <w:t>4.1. Methodology description</w:t>
+            </w:r>
+            <w:r>
+              <w:rPr>
+                <w:noProof/>
+                <w:webHidden/>
+              </w:rPr>
+              <w:tab/>
+            </w:r>
+            <w:r>
+              <w:rPr>
+                <w:noProof/>
+                <w:webHidden/>
+              </w:rPr>
+              <w:fldChar w:fldCharType="begin"/>
+            </w:r>
+            <w:r>
+              <w:rPr>
+                <w:noProof/>
+                <w:webHidden/>
+              </w:rPr>
+              <w:instrText xml:space="preserve"> PAGEREF _Toc223527332 \h </w:instrText>
+            </w:r>
+            <w:r>
+              <w:rPr>
+                <w:noProof/>
+                <w:webHidden/>
+              </w:rPr>
+            </w:r>
+            <w:r>
+              <w:rPr>
+                <w:noProof/>
+                <w:webHidden/>
+              </w:rPr>
+              <w:fldChar w:fldCharType="separate"/>
+            </w:r>
+            <w:r>
+              <w:rPr>
+                <w:noProof/>
+                <w:webHidden/>
+              </w:rPr>
+              <w:t>13</w:t>
+            </w:r>
+            <w:r>
+              <w:rPr>
+                <w:noProof/>
+                <w:webHidden/>
+              </w:rPr>
+              <w:fldChar w:fldCharType="end"/>
+            </w:r>
+          </w:hyperlink>
+        </w:p>
+        <w:p>
+          <w:pPr>
+            <w:pStyle w:val="TOC2"/>
+            <w:tabs>
+              <w:tab w:val="right" w:leader="dot" w:pos="9350"/>
+            </w:tabs>
+            <w:rPr>
+              <w:rFonts w:eastAsiaTheme="minorEastAsia"/>
+              <w:noProof/>
+            </w:rPr>
+          </w:pPr>
+          <w:hyperlink w:anchor="_Toc223527333" w:history="1">
+            <w:r>
+              <w:rPr>
+                <w:rStyle w:val="Hyperlink"/>
+                <w:noProof/>
+              </w:rPr>
+              <w:t>4.2. Research design plan</w:t>
+            </w:r>
+            <w:r>
+              <w:rPr>
+                <w:noProof/>
+                <w:webHidden/>
+              </w:rPr>
+              <w:tab/>
+            </w:r>
+            <w:r>
+              <w:rPr>
+                <w:noProof/>
+                <w:webHidden/>
+              </w:rPr>
+              <w:fldChar w:fldCharType="begin"/>
+            </w:r>
+            <w:r>
+              <w:rPr>
+                <w:noProof/>
+                <w:webHidden/>
+              </w:rPr>
+              <w:instrText xml:space="preserve"> PAGEREF _Toc223527333 \h </w:instrText>
+            </w:r>
+            <w:r>
+              <w:rPr>
+                <w:noProof/>
+                <w:webHidden/>
+              </w:rPr>
+            </w:r>
+            <w:r>
+              <w:rPr>
+                <w:noProof/>
+                <w:webHidden/>
+              </w:rPr>
+              <w:fldChar w:fldCharType="separate"/>
+            </w:r>
+            <w:r>
+              <w:rPr>
+                <w:noProof/>
+                <w:webHidden/>
+              </w:rPr>
+              <w:t>13</w:t>
+            </w:r>
+            <w:r>
+              <w:rPr>
+                <w:noProof/>
+                <w:webHidden/>
+              </w:rPr>
+              <w:fldChar w:fldCharType="end"/>
+            </w:r>
+          </w:hyperlink>
+        </w:p>
+        <w:p>
+          <w:pPr>
+            <w:pStyle w:val="TOC2"/>
+            <w:tabs>
+              <w:tab w:val="right" w:leader="dot" w:pos="9350"/>
+            </w:tabs>
+            <w:rPr>
+              <w:rFonts w:eastAsiaTheme="minorEastAsia"/>
+              <w:noProof/>
+            </w:rPr>
+          </w:pPr>
+          <w:hyperlink w:anchor="_Toc223527334" w:history="1">
+            <w:r>
+              <w:rPr>
+                <w:rStyle w:val="Hyperlink"/>
+                <w:noProof/>
+              </w:rPr>
+              <w:t>4.3. Methodology defense</w:t>
+            </w:r>
+            <w:r>
+              <w:rPr>
+                <w:noProof/>
+                <w:webHidden/>
+              </w:rPr>
+              <w:tab/>
+            </w:r>
+            <w:r>
+              <w:rPr>
+                <w:noProof/>
+                <w:webHidden/>
+              </w:rPr>
+              <w:fldChar w:fldCharType="begin"/>
+            </w:r>
+            <w:r>
+              <w:rPr>
+                <w:noProof/>
+                <w:webHidden/>
+              </w:rPr>
+              <w:instrText xml:space="preserve"> PAGEREF _Toc223527334 \h </w:instrText>
+            </w:r>
+            <w:r>
+              <w:rPr>
+                <w:noProof/>
+                <w:webHidden/>
+              </w:rPr>
+            </w:r>
+            <w:r>
+              <w:rPr>
+                <w:noProof/>
+                <w:webHidden/>
+              </w:rPr>
+              <w:fldChar w:fldCharType="separate"/>
+            </w:r>
+            <w:r>
+              <w:rPr>
+                <w:noProof/>
+                <w:webHidden/>
+              </w:rPr>
+              <w:t>14</w:t>
+            </w:r>
+            <w:r>
+              <w:rPr>
+                <w:noProof/>
+                <w:webHidden/>
+              </w:rPr>
+              <w:fldChar w:fldCharType="end"/>
+            </w:r>
+          </w:hyperlink>
+        </w:p>
+        <w:p>
+          <w:pPr>
+            <w:pStyle w:val="TOC1"/>
+            <w:tabs>
+              <w:tab w:val="left" w:pos="480"/>
+              <w:tab w:val="right" w:leader="dot" w:pos="9350"/>
+            </w:tabs>
+            <w:rPr>
+              <w:rFonts w:eastAsiaTheme="minorEastAsia"/>
+              <w:noProof/>
+            </w:rPr>
+          </w:pPr>
+          <w:hyperlink w:anchor="_Toc223527335" w:history="1">
+            <w:r>
+              <w:rPr>
+                <w:rStyle w:val="Hyperlink"/>
+                <w:rFonts w:ascii="Arial" w:hAnsi="Arial" w:cs="Arial"/>
+                <w:noProof/>
+              </w:rPr>
+              <w:t>5.</w:t>
+            </w:r>
+            <w:r>
+              <w:rPr>
+                <w:rFonts w:eastAsiaTheme="minorEastAsia"/>
+                <w:noProof/>
+              </w:rPr>
+              <w:tab/>
+            </w:r>
+            <w:r>
+              <w:rPr>
+                <w:rStyle w:val="Hyperlink"/>
+                <w:rFonts w:ascii="Arial" w:hAnsi="Arial" w:cs="Arial"/>
+                <w:noProof/>
+              </w:rPr>
+              <w:t>Research/ Product design</w:t>
+            </w:r>
+            <w:r>
+              <w:rPr>
+                <w:noProof/>
+                <w:webHidden/>
+              </w:rPr>
+              <w:tab/>
+            </w:r>
+            <w:r>
+              <w:rPr>
+                <w:noProof/>
+                <w:webHidden/>
+              </w:rPr>
+              <w:fldChar w:fldCharType="begin"/>
+            </w:r>
+            <w:r>
+              <w:rPr>
+                <w:noProof/>
+                <w:webHidden/>
+              </w:rPr>
+              <w:instrText xml:space="preserve"> PAGEREF _Toc223527335 \h </w:instrText>
+            </w:r>
+            <w:r>
+              <w:rPr>
+                <w:noProof/>
+                <w:webHidden/>
+              </w:rPr>
+            </w:r>
+            <w:r>
+              <w:rPr>
+                <w:noProof/>
+                <w:webHidden/>
+              </w:rPr>
+              <w:fldChar w:fldCharType="separate"/>
+            </w:r>
+            <w:r>
+              <w:rPr>
+                <w:noProof/>
+                <w:webHidden/>
+              </w:rPr>
+              <w:t>15</w:t>
+            </w:r>
+            <w:r>
+              <w:rPr>
+                <w:noProof/>
+                <w:webHidden/>
+              </w:rPr>
+              <w:fldChar w:fldCharType="end"/>
+            </w:r>
+          </w:hyperlink>
+        </w:p>
+        <w:p>
+          <w:pPr>
+            <w:pStyle w:val="TOC2"/>
+            <w:tabs>
+              <w:tab w:val="right" w:leader="dot" w:pos="9350"/>
+            </w:tabs>
+            <w:rPr>
+              <w:rFonts w:eastAsiaTheme="minorEastAsia"/>
+              <w:noProof/>
+            </w:rPr>
+          </w:pPr>
+          <w:hyperlink w:anchor="_Toc223527336" w:history="1">
+            <w:r>
+              <w:rPr>
+                <w:rStyle w:val="Hyperlink"/>
+                <w:noProof/>
+              </w:rPr>
+              <w:t>5.1. Data collection pipeline system</w:t>
+            </w:r>
+            <w:r>
+              <w:rPr>
+                <w:noProof/>
+                <w:webHidden/>
+              </w:rPr>
+              <w:tab/>
+            </w:r>
+            <w:r>
+              <w:rPr>
+                <w:noProof/>
+                <w:webHidden/>
+              </w:rPr>
+              <w:fldChar w:fldCharType="begin"/>
+            </w:r>
+            <w:r>
+              <w:rPr>
+                <w:noProof/>
+                <w:webHidden/>
+              </w:rPr>
+              <w:instrText xml:space="preserve"> PAGEREF _Toc223527336 \h </w:instrText>
+            </w:r>
+            <w:r>
+              <w:rPr>
+                <w:noProof/>
+                <w:webHidden/>
+              </w:rPr>
+            </w:r>
+            <w:r>
+              <w:rPr>
+                <w:noProof/>
+                <w:webHidden/>
+              </w:rPr>
+              <w:fldChar w:fldCharType="separate"/>
+            </w:r>
+            <w:r>
+              <w:rPr>
+                <w:noProof/>
+                <w:webHidden/>
+              </w:rPr>
+              <w:t>15</w:t>
+            </w:r>
+            <w:r>
+              <w:rPr>
+                <w:noProof/>
+                <w:webHidden/>
+              </w:rPr>
+              <w:fldChar w:fldCharType="end"/>
+            </w:r>
+          </w:hyperlink>
+        </w:p>
+        <w:p>
+          <w:pPr>
+            <w:pStyle w:val="TOC1"/>
+            <w:tabs>
+              <w:tab w:val="left" w:pos="480"/>
+              <w:tab w:val="right" w:leader="dot" w:pos="9350"/>
+            </w:tabs>
+            <w:rPr>
+              <w:rFonts w:eastAsiaTheme="minorEastAsia"/>
+              <w:noProof/>
+            </w:rPr>
+          </w:pPr>
+          <w:hyperlink w:anchor="_Toc223527337" w:history="1">
+            <w:r>
+              <w:rPr>
+                <w:rStyle w:val="Hyperlink"/>
+                <w:rFonts w:ascii="Arial" w:hAnsi="Arial" w:cs="Arial"/>
+                <w:noProof/>
+              </w:rPr>
+              <w:t>6.</w:t>
+            </w:r>
+            <w:r>
+              <w:rPr>
+                <w:rFonts w:eastAsiaTheme="minorEastAsia"/>
+                <w:noProof/>
+              </w:rPr>
+              <w:tab/>
+            </w:r>
+            <w:r>
+              <w:rPr>
+                <w:rStyle w:val="Hyperlink"/>
+                <w:rFonts w:ascii="Arial" w:hAnsi="Arial" w:cs="Arial"/>
+                <w:noProof/>
+              </w:rPr>
+              <w:t>Implementation and Testing</w:t>
+            </w:r>
+            <w:r>
+              <w:rPr>
+                <w:noProof/>
+                <w:webHidden/>
+              </w:rPr>
+              <w:tab/>
+            </w:r>
+            <w:r>
+              <w:rPr>
+                <w:noProof/>
+                <w:webHidden/>
+              </w:rPr>
+              <w:fldChar w:fldCharType="begin"/>
+            </w:r>
+            <w:r>
+              <w:rPr>
+                <w:noProof/>
+                <w:webHidden/>
+              </w:rPr>
+              <w:instrText xml:space="preserve"> PAGEREF _Toc223527337 \h </w:instrText>
+            </w:r>
+            <w:r>
+              <w:rPr>
+                <w:noProof/>
+                <w:webHidden/>
+              </w:rPr>
+            </w:r>
+            <w:r>
+              <w:rPr>
+                <w:noProof/>
+                <w:webHidden/>
+              </w:rPr>
+              <w:fldChar w:fldCharType="separate"/>
+            </w:r>
+            <w:r>
+              <w:rPr>
+                <w:noProof/>
+                <w:webHidden/>
+              </w:rPr>
+              <w:t>16</w:t>
+            </w:r>
+            <w:r>
+              <w:rPr>
+                <w:noProof/>
+                <w:webHidden/>
+              </w:rPr>
+              <w:fldChar w:fldCharType="end"/>
+            </w:r>
+          </w:hyperlink>
+        </w:p>
+        <w:p>
+          <w:pPr>
+            <w:pStyle w:val="TOC2"/>
+            <w:tabs>
+              <w:tab w:val="right" w:leader="dot" w:pos="9350"/>
+            </w:tabs>
+            <w:rPr>
+              <w:rFonts w:eastAsiaTheme="minorEastAsia"/>
+              <w:noProof/>
+            </w:rPr>
+          </w:pPr>
+          <w:hyperlink w:anchor="_Toc223527338" w:history="1">
+            <w:r>
+              <w:rPr>
+                <w:rStyle w:val="Hyperlink"/>
+                <w:noProof/>
+              </w:rPr>
+              <w:t>6.1 Dataset Collection Pipeline Overview</w:t>
+            </w:r>
+            <w:r>
+              <w:rPr>
+                <w:noProof/>
+                <w:webHidden/>
+              </w:rPr>
+              <w:tab/>
+            </w:r>
+            <w:r>
+              <w:rPr>
+                <w:noProof/>
+                <w:webHidden/>
+              </w:rPr>
+              <w:fldChar w:fldCharType="begin"/>
+            </w:r>
+            <w:r>
+              <w:rPr>
+                <w:noProof/>
+                <w:webHidden/>
+              </w:rPr>
+              <w:instrText xml:space="preserve"> PAGEREF _Toc223527338 \h </w:instrText>
+            </w:r>
+            <w:r>
+              <w:rPr>
+                <w:noProof/>
+                <w:webHidden/>
+              </w:rPr>
+            </w:r>
+            <w:r>
+              <w:rPr>
+                <w:noProof/>
+                <w:webHidden/>
+              </w:rPr>
+              <w:fldChar w:fldCharType="separate"/>
+            </w:r>
+            <w:r>
+              <w:rPr>
+                <w:noProof/>
+                <w:webHidden/>
+              </w:rPr>
+              <w:t>16</w:t>
+            </w:r>
+            <w:r>
+              <w:rPr>
+                <w:noProof/>
+                <w:webHidden/>
+              </w:rPr>
+              <w:fldChar w:fldCharType="end"/>
+            </w:r>
+          </w:hyperlink>
+        </w:p>
+        <w:p>
+          <w:pPr>
+            <w:pStyle w:val="TOC2"/>
+            <w:tabs>
+              <w:tab w:val="right" w:leader="dot" w:pos="9350"/>
+            </w:tabs>
+            <w:rPr>
+              <w:rFonts w:eastAsiaTheme="minorEastAsia"/>
+              <w:noProof/>
+            </w:rPr>
+          </w:pPr>
+          <w:hyperlink w:anchor="_Toc223527339" w:history="1">
+            <w:r>
+              <w:rPr>
+                <w:rStyle w:val="Hyperlink"/>
+                <w:noProof/>
+              </w:rPr>
+              <w:t>6.2 Participant and Environmental Characterization</w:t>
+            </w:r>
+            <w:r>
+              <w:rPr>
+                <w:noProof/>
+                <w:webHidden/>
+              </w:rPr>
+              <w:tab/>
+            </w:r>
+            <w:r>
+              <w:rPr>
+                <w:noProof/>
+                <w:webHidden/>
+              </w:rPr>
+              <w:fldChar w:fldCharType="begin"/>
+            </w:r>
+            <w:r>
+              <w:rPr>
+                <w:noProof/>
+                <w:webHidden/>
+              </w:rPr>
+              <w:instrText xml:space="preserve"> PAGEREF _Toc223527339 \h </w:instrText>
+            </w:r>
+            <w:r>
+              <w:rPr>
+                <w:noProof/>
+                <w:webHidden/>
+              </w:rPr>
+            </w:r>
+            <w:r>
+              <w:rPr>
+                <w:noProof/>
+                <w:webHidden/>
+              </w:rPr>
+              <w:fldChar w:fldCharType="separate"/>
+            </w:r>
+            <w:r>
+              <w:rPr>
+                <w:noProof/>
+                <w:webHidden/>
+              </w:rPr>
+              <w:t>16</w:t>
+            </w:r>
+            <w:r>
+              <w:rPr>
+                <w:noProof/>
+                <w:webHidden/>
+              </w:rPr>
+              <w:fldChar w:fldCharType="end"/>
+            </w:r>
+          </w:hyperlink>
+        </w:p>
+        <w:p>
+          <w:pPr>
+            <w:pStyle w:val="TOC3"/>
             <w:tabs>
               <w:tab w:val="right" w:leader="dot" w:pos="9350"/>
             </w:tabs>
@@ -1636,14 +2362,13 @@
               <w:noProof/>
             </w:rPr>
           </w:pPr>
-          <w:hyperlink w:anchor="_Toc223284986" w:history="1">
+          <w:hyperlink w:anchor="_Toc223527340" w:history="1">
             <w:r>
               <w:rPr>
                 <w:rStyle w:val="Hyperlink"/>
-                <w:rFonts w:ascii="Arial" w:hAnsi="Arial" w:cs="Arial"/>
-                <w:noProof/>
-              </w:rPr>
-              <w:t>Methodology 500 words</w:t>
+                <w:noProof/>
+              </w:rPr>
+              <w:t>6.2.1 Skin Tone Classification (Fitzpatrick Scale)</w:t>
             </w:r>
             <w:r>
               <w:rPr>
@@ -1664,7 +2389,7 @@
                 <w:noProof/>
                 <w:webHidden/>
               </w:rPr>
-              <w:instrText xml:space="preserve"> PAGEREF _Toc223284986 \h </w:instrText>
+              <w:instrText xml:space="preserve"> PAGEREF _Toc223527340 \h </w:instrText>
             </w:r>
             <w:r>
               <w:rPr>
@@ -1684,7 +2409,7 @@
                 <w:noProof/>
                 <w:webHidden/>
               </w:rPr>
-              <w:t>11</w:t>
+              <w:t>16</w:t>
             </w:r>
             <w:r>
               <w:rPr>
@@ -1697,7 +2422,7 @@
         </w:p>
         <w:p>
           <w:pPr>
-            <w:pStyle w:val="TOC1"/>
+            <w:pStyle w:val="TOC3"/>
             <w:tabs>
               <w:tab w:val="right" w:leader="dot" w:pos="9350"/>
             </w:tabs>
@@ -1705,14 +2430,13 @@
               <w:noProof/>
             </w:rPr>
           </w:pPr>
-          <w:hyperlink w:anchor="_Toc223284987" w:history="1">
+          <w:hyperlink w:anchor="_Toc223527341" w:history="1">
             <w:r>
               <w:rPr>
                 <w:rStyle w:val="Hyperlink"/>
-                <w:rFonts w:ascii="Arial" w:hAnsi="Arial" w:cs="Arial"/>
-                <w:noProof/>
-              </w:rPr>
-              <w:t>Research/ Product design</w:t>
+                <w:noProof/>
+              </w:rPr>
+              <w:t>6.2.2 Ambient Illuminance Measurement</w:t>
             </w:r>
             <w:r>
               <w:rPr>
@@ -1733,7 +2457,7 @@
                 <w:noProof/>
                 <w:webHidden/>
               </w:rPr>
-              <w:instrText xml:space="preserve"> PAGEREF _Toc223284987 \h </w:instrText>
+              <w:instrText xml:space="preserve"> PAGEREF _Toc223527341 \h </w:instrText>
             </w:r>
             <w:r>
               <w:rPr>
@@ -1753,7 +2477,7 @@
                 <w:noProof/>
                 <w:webHidden/>
               </w:rPr>
-              <w:t>12</w:t>
+              <w:t>16</w:t>
             </w:r>
             <w:r>
               <w:rPr>
@@ -1766,7 +2490,76 @@
         </w:p>
         <w:p>
           <w:pPr>
-            <w:pStyle w:val="TOC1"/>
+            <w:pStyle w:val="TOC2"/>
+            <w:tabs>
+              <w:tab w:val="right" w:leader="dot" w:pos="9350"/>
+            </w:tabs>
+            <w:rPr>
+              <w:rFonts w:eastAsiaTheme="minorEastAsia"/>
+              <w:noProof/>
+            </w:rPr>
+          </w:pPr>
+          <w:hyperlink w:anchor="_Toc223527342" w:history="1">
+            <w:r>
+              <w:rPr>
+                <w:rStyle w:val="Hyperlink"/>
+                <w:noProof/>
+              </w:rPr>
+              <w:t>6.3 Pipeline MJMPE Calibration and Biasness Reduction</w:t>
+            </w:r>
+            <w:r>
+              <w:rPr>
+                <w:noProof/>
+                <w:webHidden/>
+              </w:rPr>
+              <w:tab/>
+            </w:r>
+            <w:r>
+              <w:rPr>
+                <w:noProof/>
+                <w:webHidden/>
+              </w:rPr>
+              <w:fldChar w:fldCharType="begin"/>
+            </w:r>
+            <w:r>
+              <w:rPr>
+                <w:noProof/>
+                <w:webHidden/>
+              </w:rPr>
+              <w:instrText xml:space="preserve"> PAGEREF _Toc223527342 \h </w:instrText>
+            </w:r>
+            <w:r>
+              <w:rPr>
+                <w:noProof/>
+                <w:webHidden/>
+              </w:rPr>
+            </w:r>
+            <w:r>
+              <w:rPr>
+                <w:noProof/>
+                <w:webHidden/>
+              </w:rPr>
+              <w:fldChar w:fldCharType="separate"/>
+            </w:r>
+            <w:r>
+              <w:rPr>
+                <w:noProof/>
+                <w:webHidden/>
+              </w:rPr>
+              <w:t>16</w:t>
+            </w:r>
+            <w:r>
+              <w:rPr>
+                <w:noProof/>
+                <w:webHidden/>
+              </w:rPr>
+              <w:fldChar w:fldCharType="end"/>
+            </w:r>
+          </w:hyperlink>
+        </w:p>
+        <w:p>
+          <w:pPr>
+            <w:pStyle w:val="TOC3"/>
             <w:tabs>
               <w:tab w:val="right" w:leader="dot" w:pos="9350"/>
             </w:tabs>
@@ -1774,14 +2567,13 @@
               <w:noProof/>
             </w:rPr>
           </w:pPr>
-          <w:hyperlink w:anchor="_Toc223284988" w:history="1">
+          <w:hyperlink w:anchor="_Toc223527343" w:history="1">
             <w:r>
               <w:rPr>
                 <w:rStyle w:val="Hyperlink"/>
-                <w:rFonts w:ascii="Arial" w:hAnsi="Arial" w:cs="Arial"/>
-                <w:noProof/>
-              </w:rPr>
-              <w:t>Implementation and testing</w:t>
+                <w:noProof/>
+              </w:rPr>
+              <w:t>6.3.1 Horizontal MJMPE: Fingertip-to-Key Centre Offset</w:t>
             </w:r>
             <w:r>
               <w:rPr>
@@ -1802,7 +2594,7 @@
                 <w:noProof/>
                 <w:webHidden/>
               </w:rPr>
-              <w:instrText xml:space="preserve"> PAGEREF _Toc223284988 \h </w:instrText>
+              <w:instrText xml:space="preserve"> PAGEREF _Toc223527343 \h </w:instrText>
             </w:r>
             <w:r>
               <w:rPr>
@@ -1822,7 +2614,7 @@
                 <w:noProof/>
                 <w:webHidden/>
               </w:rPr>
-              <w:t>13</w:t>
+              <w:t>16</w:t>
             </w:r>
             <w:r>
               <w:rPr>
@@ -1835,7 +2627,7 @@
         </w:p>
         <w:p>
           <w:pPr>
-            <w:pStyle w:val="TOC1"/>
+            <w:pStyle w:val="TOC3"/>
             <w:tabs>
               <w:tab w:val="right" w:leader="dot" w:pos="9350"/>
             </w:tabs>
@@ -1843,14 +2635,13 @@
               <w:noProof/>
             </w:rPr>
           </w:pPr>
-          <w:hyperlink w:anchor="_Toc223284989" w:history="1">
+          <w:hyperlink w:anchor="_Toc223527344" w:history="1">
             <w:r>
               <w:rPr>
                 <w:rStyle w:val="Hyperlink"/>
-                <w:rFonts w:ascii="Arial" w:hAnsi="Arial" w:cs="Arial"/>
-                <w:noProof/>
-              </w:rPr>
-              <w:t>Installation guideline</w:t>
+                <w:noProof/>
+              </w:rPr>
+              <w:t>6.3.2 Polygon Containment for Finger Detection</w:t>
             </w:r>
             <w:r>
               <w:rPr>
@@ -1871,7 +2662,7 @@
                 <w:noProof/>
                 <w:webHidden/>
               </w:rPr>
-              <w:instrText xml:space="preserve"> PAGEREF _Toc223284989 \h </w:instrText>
+              <w:instrText xml:space="preserve"> PAGEREF _Toc223527344 \h </w:instrText>
             </w:r>
             <w:r>
               <w:rPr>
@@ -1891,7 +2682,7 @@
                 <w:noProof/>
                 <w:webHidden/>
               </w:rPr>
-              <w:t>13</w:t>
+              <w:t>16</w:t>
             </w:r>
             <w:r>
               <w:rPr>
@@ -1904,7 +2695,7 @@
         </w:p>
         <w:p>
           <w:pPr>
-            <w:pStyle w:val="TOC1"/>
+            <w:pStyle w:val="TOC3"/>
             <w:tabs>
               <w:tab w:val="right" w:leader="dot" w:pos="9350"/>
             </w:tabs>
@@ -1912,14 +2703,13 @@
               <w:noProof/>
             </w:rPr>
           </w:pPr>
-          <w:hyperlink w:anchor="_Toc223284990" w:history="1">
+          <w:hyperlink w:anchor="_Toc223527345" w:history="1">
             <w:r>
               <w:rPr>
                 <w:rStyle w:val="Hyperlink"/>
-                <w:rFonts w:ascii="Arial" w:hAnsi="Arial" w:cs="Arial"/>
-                <w:noProof/>
-              </w:rPr>
-              <w:t>Conclusion</w:t>
+                <w:noProof/>
+              </w:rPr>
+              <w:t>6.3.3 Perspective Homography Calibration</w:t>
             </w:r>
             <w:r>
               <w:rPr>
@@ -1940,7 +2730,7 @@
                 <w:noProof/>
                 <w:webHidden/>
               </w:rPr>
-              <w:instrText xml:space="preserve"> PAGEREF _Toc223284990 \h </w:instrText>
+              <w:instrText xml:space="preserve"> PAGEREF _Toc223527345 \h </w:instrText>
             </w:r>
             <w:r>
               <w:rPr>
@@ -1960,7 +2750,7 @@
                 <w:noProof/>
                 <w:webHidden/>
               </w:rPr>
-              <w:t>13</w:t>
+              <w:t>17</w:t>
             </w:r>
             <w:r>
               <w:rPr>
@@ -1973,7 +2763,76 @@
         </w:p>
         <w:p>
           <w:pPr>
-            <w:pStyle w:val="TOC1"/>
+            <w:pStyle w:val="TOC2"/>
+            <w:tabs>
+              <w:tab w:val="right" w:leader="dot" w:pos="9350"/>
+            </w:tabs>
+            <w:rPr>
+              <w:rFonts w:eastAsiaTheme="minorEastAsia"/>
+              <w:noProof/>
+            </w:rPr>
+          </w:pPr>
+          <w:hyperlink w:anchor="_Toc223527346" w:history="1">
+            <w:r>
+              <w:rPr>
+                <w:rStyle w:val="Hyperlink"/>
+                <w:noProof/>
+              </w:rPr>
+              <w:t>6.4 Synchronized Multi-modal Data Acquisition</w:t>
+            </w:r>
+            <w:r>
+              <w:rPr>
+                <w:noProof/>
+                <w:webHidden/>
+              </w:rPr>
+              <w:tab/>
+            </w:r>
+            <w:r>
+              <w:rPr>
+                <w:noProof/>
+                <w:webHidden/>
+              </w:rPr>
+              <w:fldChar w:fldCharType="begin"/>
+            </w:r>
+            <w:r>
+              <w:rPr>
+                <w:noProof/>
+                <w:webHidden/>
+              </w:rPr>
+              <w:instrText xml:space="preserve"> PAGEREF _Toc223527346 \h </w:instrText>
+            </w:r>
+            <w:r>
+              <w:rPr>
+                <w:noProof/>
+                <w:webHidden/>
+              </w:rPr>
+            </w:r>
+            <w:r>
+              <w:rPr>
+                <w:noProof/>
+                <w:webHidden/>
+              </w:rPr>
+              <w:fldChar w:fldCharType="separate"/>
+            </w:r>
+            <w:r>
+              <w:rPr>
+                <w:noProof/>
+                <w:webHidden/>
+              </w:rPr>
+              <w:t>18</w:t>
+            </w:r>
+            <w:r>
+              <w:rPr>
+                <w:noProof/>
+                <w:webHidden/>
+              </w:rPr>
+              <w:fldChar w:fldCharType="end"/>
+            </w:r>
+          </w:hyperlink>
+        </w:p>
+        <w:p>
+          <w:pPr>
+            <w:pStyle w:val="TOC3"/>
             <w:tabs>
               <w:tab w:val="right" w:leader="dot" w:pos="9350"/>
             </w:tabs>
@@ -1981,13 +2840,681 @@
               <w:noProof/>
             </w:rPr>
           </w:pPr>
-          <w:hyperlink w:anchor="_Toc223284991" w:history="1">
+          <w:hyperlink w:anchor="_Toc223527347" w:history="1">
+            <w:r>
+              <w:rPr>
+                <w:rStyle w:val="Hyperlink"/>
+                <w:noProof/>
+              </w:rPr>
+              <w:t>6.4.1 MIDI–Video Temporal Alignment</w:t>
+            </w:r>
+            <w:r>
+              <w:rPr>
+                <w:noProof/>
+                <w:webHidden/>
+              </w:rPr>
+              <w:tab/>
+            </w:r>
+            <w:r>
+              <w:rPr>
+                <w:noProof/>
+                <w:webHidden/>
+              </w:rPr>
+              <w:fldChar w:fldCharType="begin"/>
+            </w:r>
+            <w:r>
+              <w:rPr>
+                <w:noProof/>
+                <w:webHidden/>
+              </w:rPr>
+              <w:instrText xml:space="preserve"> PAGEREF _Toc223527347 \h </w:instrText>
+            </w:r>
+            <w:r>
+              <w:rPr>
+                <w:noProof/>
+                <w:webHidden/>
+              </w:rPr>
+            </w:r>
+            <w:r>
+              <w:rPr>
+                <w:noProof/>
+                <w:webHidden/>
+              </w:rPr>
+              <w:fldChar w:fldCharType="separate"/>
+            </w:r>
+            <w:r>
+              <w:rPr>
+                <w:noProof/>
+                <w:webHidden/>
+              </w:rPr>
+              <w:t>18</w:t>
+            </w:r>
+            <w:r>
+              <w:rPr>
+                <w:noProof/>
+                <w:webHidden/>
+              </w:rPr>
+              <w:fldChar w:fldCharType="end"/>
+            </w:r>
+          </w:hyperlink>
+        </w:p>
+        <w:p>
+          <w:pPr>
+            <w:pStyle w:val="TOC2"/>
+            <w:tabs>
+              <w:tab w:val="right" w:leader="dot" w:pos="9350"/>
+            </w:tabs>
+            <w:rPr>
+              <w:rFonts w:eastAsiaTheme="minorEastAsia"/>
+              <w:noProof/>
+            </w:rPr>
+          </w:pPr>
+          <w:hyperlink w:anchor="_Toc223527348" w:history="1">
+            <w:r>
+              <w:rPr>
+                <w:rStyle w:val="Hyperlink"/>
+                <w:noProof/>
+              </w:rPr>
+              <w:t>6.5 System Performance and Detection Statistics</w:t>
+            </w:r>
+            <w:r>
+              <w:rPr>
+                <w:noProof/>
+                <w:webHidden/>
+              </w:rPr>
+              <w:tab/>
+            </w:r>
+            <w:r>
+              <w:rPr>
+                <w:noProof/>
+                <w:webHidden/>
+              </w:rPr>
+              <w:fldChar w:fldCharType="begin"/>
+            </w:r>
+            <w:r>
+              <w:rPr>
+                <w:noProof/>
+                <w:webHidden/>
+              </w:rPr>
+              <w:instrText xml:space="preserve"> PAGEREF _Toc223527348 \h </w:instrText>
+            </w:r>
+            <w:r>
+              <w:rPr>
+                <w:noProof/>
+                <w:webHidden/>
+              </w:rPr>
+            </w:r>
+            <w:r>
+              <w:rPr>
+                <w:noProof/>
+                <w:webHidden/>
+              </w:rPr>
+              <w:fldChar w:fldCharType="separate"/>
+            </w:r>
+            <w:r>
+              <w:rPr>
+                <w:noProof/>
+                <w:webHidden/>
+              </w:rPr>
+              <w:t>18</w:t>
+            </w:r>
+            <w:r>
+              <w:rPr>
+                <w:noProof/>
+                <w:webHidden/>
+              </w:rPr>
+              <w:fldChar w:fldCharType="end"/>
+            </w:r>
+          </w:hyperlink>
+        </w:p>
+        <w:p>
+          <w:pPr>
+            <w:pStyle w:val="TOC2"/>
+            <w:tabs>
+              <w:tab w:val="right" w:leader="dot" w:pos="9350"/>
+            </w:tabs>
+            <w:rPr>
+              <w:rFonts w:eastAsiaTheme="minorEastAsia"/>
+              <w:noProof/>
+            </w:rPr>
+          </w:pPr>
+          <w:hyperlink w:anchor="_Toc223527349" w:history="1">
+            <w:r>
+              <w:rPr>
+                <w:rStyle w:val="Hyperlink"/>
+                <w:noProof/>
+              </w:rPr>
+              <w:t>6.6 Participant Study Design</w:t>
+            </w:r>
+            <w:r>
+              <w:rPr>
+                <w:noProof/>
+                <w:webHidden/>
+              </w:rPr>
+              <w:tab/>
+            </w:r>
+            <w:r>
+              <w:rPr>
+                <w:noProof/>
+                <w:webHidden/>
+              </w:rPr>
+              <w:fldChar w:fldCharType="begin"/>
+            </w:r>
+            <w:r>
+              <w:rPr>
+                <w:noProof/>
+                <w:webHidden/>
+              </w:rPr>
+              <w:instrText xml:space="preserve"> PAGEREF _Toc223527349 \h </w:instrText>
+            </w:r>
+            <w:r>
+              <w:rPr>
+                <w:noProof/>
+                <w:webHidden/>
+              </w:rPr>
+            </w:r>
+            <w:r>
+              <w:rPr>
+                <w:noProof/>
+                <w:webHidden/>
+              </w:rPr>
+              <w:fldChar w:fldCharType="separate"/>
+            </w:r>
+            <w:r>
+              <w:rPr>
+                <w:noProof/>
+                <w:webHidden/>
+              </w:rPr>
+              <w:t>18</w:t>
+            </w:r>
+            <w:r>
+              <w:rPr>
+                <w:noProof/>
+                <w:webHidden/>
+              </w:rPr>
+              <w:fldChar w:fldCharType="end"/>
+            </w:r>
+          </w:hyperlink>
+        </w:p>
+        <w:p>
+          <w:pPr>
+            <w:pStyle w:val="TOC3"/>
+            <w:tabs>
+              <w:tab w:val="right" w:leader="dot" w:pos="9350"/>
+            </w:tabs>
+            <w:rPr>
+              <w:noProof/>
+            </w:rPr>
+          </w:pPr>
+          <w:hyperlink w:anchor="_Toc223527350" w:history="1">
+            <w:r>
+              <w:rPr>
+                <w:rStyle w:val="Hyperlink"/>
+                <w:noProof/>
+              </w:rPr>
+              <w:t>6.6.1 Participant Recruitment and Inclusion Criteria</w:t>
+            </w:r>
+            <w:r>
+              <w:rPr>
+                <w:noProof/>
+                <w:webHidden/>
+              </w:rPr>
+              <w:tab/>
+            </w:r>
+            <w:r>
+              <w:rPr>
+                <w:noProof/>
+                <w:webHidden/>
+              </w:rPr>
+              <w:fldChar w:fldCharType="begin"/>
+            </w:r>
+            <w:r>
+              <w:rPr>
+                <w:noProof/>
+                <w:webHidden/>
+              </w:rPr>
+              <w:instrText xml:space="preserve"> PAGEREF _Toc223527350 \h </w:instrText>
+            </w:r>
+            <w:r>
+              <w:rPr>
+                <w:noProof/>
+                <w:webHidden/>
+              </w:rPr>
+            </w:r>
+            <w:r>
+              <w:rPr>
+                <w:noProof/>
+                <w:webHidden/>
+              </w:rPr>
+              <w:fldChar w:fldCharType="separate"/>
+            </w:r>
+            <w:r>
+              <w:rPr>
+                <w:noProof/>
+                <w:webHidden/>
+              </w:rPr>
+              <w:t>18</w:t>
+            </w:r>
+            <w:r>
+              <w:rPr>
+                <w:noProof/>
+                <w:webHidden/>
+              </w:rPr>
+              <w:fldChar w:fldCharType="end"/>
+            </w:r>
+          </w:hyperlink>
+        </w:p>
+        <w:p>
+          <w:pPr>
+            <w:pStyle w:val="TOC3"/>
+            <w:tabs>
+              <w:tab w:val="right" w:leader="dot" w:pos="9350"/>
+            </w:tabs>
+            <w:rPr>
+              <w:noProof/>
+            </w:rPr>
+          </w:pPr>
+          <w:hyperlink w:anchor="_Toc223527351" w:history="1">
+            <w:r>
+              <w:rPr>
+                <w:rStyle w:val="Hyperlink"/>
+                <w:noProof/>
+              </w:rPr>
+              <w:t>6.6.2 Session Protocol and Procedure</w:t>
+            </w:r>
+            <w:r>
+              <w:rPr>
+                <w:noProof/>
+                <w:webHidden/>
+              </w:rPr>
+              <w:tab/>
+            </w:r>
+            <w:r>
+              <w:rPr>
+                <w:noProof/>
+                <w:webHidden/>
+              </w:rPr>
+              <w:fldChar w:fldCharType="begin"/>
+            </w:r>
+            <w:r>
+              <w:rPr>
+                <w:noProof/>
+                <w:webHidden/>
+              </w:rPr>
+              <w:instrText xml:space="preserve"> PAGEREF _Toc223527351 \h </w:instrText>
+            </w:r>
+            <w:r>
+              <w:rPr>
+                <w:noProof/>
+                <w:webHidden/>
+              </w:rPr>
+            </w:r>
+            <w:r>
+              <w:rPr>
+                <w:noProof/>
+                <w:webHidden/>
+              </w:rPr>
+              <w:fldChar w:fldCharType="separate"/>
+            </w:r>
+            <w:r>
+              <w:rPr>
+                <w:noProof/>
+                <w:webHidden/>
+              </w:rPr>
+              <w:t>18</w:t>
+            </w:r>
+            <w:r>
+              <w:rPr>
+                <w:noProof/>
+                <w:webHidden/>
+              </w:rPr>
+              <w:fldChar w:fldCharType="end"/>
+            </w:r>
+          </w:hyperlink>
+        </w:p>
+        <w:p>
+          <w:pPr>
+            <w:pStyle w:val="TOC3"/>
+            <w:tabs>
+              <w:tab w:val="right" w:leader="dot" w:pos="9350"/>
+            </w:tabs>
+            <w:rPr>
+              <w:noProof/>
+            </w:rPr>
+          </w:pPr>
+          <w:hyperlink w:anchor="_Toc223527352" w:history="1">
+            <w:r>
+              <w:rPr>
+                <w:rStyle w:val="Hyperlink"/>
+                <w:noProof/>
+              </w:rPr>
+              <w:t>6.6.3 Dataset Structure and Storage</w:t>
+            </w:r>
+            <w:r>
+              <w:rPr>
+                <w:noProof/>
+                <w:webHidden/>
+              </w:rPr>
+              <w:tab/>
+            </w:r>
+            <w:r>
+              <w:rPr>
+                <w:noProof/>
+                <w:webHidden/>
+              </w:rPr>
+              <w:fldChar w:fldCharType="begin"/>
+            </w:r>
+            <w:r>
+              <w:rPr>
+                <w:noProof/>
+                <w:webHidden/>
+              </w:rPr>
+              <w:instrText xml:space="preserve"> PAGEREF _Toc223527352 \h </w:instrText>
+            </w:r>
+            <w:r>
+              <w:rPr>
+                <w:noProof/>
+                <w:webHidden/>
+              </w:rPr>
+            </w:r>
+            <w:r>
+              <w:rPr>
+                <w:noProof/>
+                <w:webHidden/>
+              </w:rPr>
+              <w:fldChar w:fldCharType="separate"/>
+            </w:r>
+            <w:r>
+              <w:rPr>
+                <w:noProof/>
+                <w:webHidden/>
+              </w:rPr>
+              <w:t>18</w:t>
+            </w:r>
+            <w:r>
+              <w:rPr>
+                <w:noProof/>
+                <w:webHidden/>
+              </w:rPr>
+              <w:fldChar w:fldCharType="end"/>
+            </w:r>
+          </w:hyperlink>
+        </w:p>
+        <w:p>
+          <w:pPr>
+            <w:pStyle w:val="TOC2"/>
+            <w:tabs>
+              <w:tab w:val="right" w:leader="dot" w:pos="9350"/>
+            </w:tabs>
+            <w:rPr>
+              <w:rFonts w:eastAsiaTheme="minorEastAsia"/>
+              <w:noProof/>
+            </w:rPr>
+          </w:pPr>
+          <w:hyperlink w:anchor="_Toc223527353" w:history="1">
+            <w:r>
+              <w:rPr>
+                <w:rStyle w:val="Hyperlink"/>
+                <w:noProof/>
+              </w:rPr>
+              <w:t>6.7 Offline MJMPE Analysis</w:t>
+            </w:r>
+            <w:r>
+              <w:rPr>
+                <w:noProof/>
+                <w:webHidden/>
+              </w:rPr>
+              <w:tab/>
+            </w:r>
+            <w:r>
+              <w:rPr>
+                <w:noProof/>
+                <w:webHidden/>
+              </w:rPr>
+              <w:fldChar w:fldCharType="begin"/>
+            </w:r>
+            <w:r>
+              <w:rPr>
+                <w:noProof/>
+                <w:webHidden/>
+              </w:rPr>
+              <w:instrText xml:space="preserve"> PAGEREF _Toc223527353 \h </w:instrText>
+            </w:r>
+            <w:r>
+              <w:rPr>
+                <w:noProof/>
+                <w:webHidden/>
+              </w:rPr>
+            </w:r>
+            <w:r>
+              <w:rPr>
+                <w:noProof/>
+                <w:webHidden/>
+              </w:rPr>
+              <w:fldChar w:fldCharType="separate"/>
+            </w:r>
+            <w:r>
+              <w:rPr>
+                <w:noProof/>
+                <w:webHidden/>
+              </w:rPr>
+              <w:t>18</w:t>
+            </w:r>
+            <w:r>
+              <w:rPr>
+                <w:noProof/>
+                <w:webHidden/>
+              </w:rPr>
+              <w:fldChar w:fldCharType="end"/>
+            </w:r>
+          </w:hyperlink>
+        </w:p>
+        <w:p>
+          <w:pPr>
+            <w:pStyle w:val="TOC1"/>
+            <w:tabs>
+              <w:tab w:val="left" w:pos="480"/>
+              <w:tab w:val="right" w:leader="dot" w:pos="9350"/>
+            </w:tabs>
+            <w:rPr>
+              <w:rFonts w:eastAsiaTheme="minorEastAsia"/>
+              <w:noProof/>
+            </w:rPr>
+          </w:pPr>
+          <w:hyperlink w:anchor="_Toc223527354" w:history="1">
             <w:r>
               <w:rPr>
                 <w:rStyle w:val="Hyperlink"/>
                 <w:rFonts w:ascii="Arial" w:hAnsi="Arial" w:cs="Arial"/>
                 <w:noProof/>
               </w:rPr>
+              <w:t>7.</w:t>
+            </w:r>
+            <w:r>
+              <w:rPr>
+                <w:rFonts w:eastAsiaTheme="minorEastAsia"/>
+                <w:noProof/>
+              </w:rPr>
+              <w:tab/>
+            </w:r>
+            <w:r>
+              <w:rPr>
+                <w:rStyle w:val="Hyperlink"/>
+                <w:rFonts w:ascii="Arial" w:hAnsi="Arial" w:cs="Arial"/>
+                <w:noProof/>
+              </w:rPr>
+              <w:t>Installation guideline</w:t>
+            </w:r>
+            <w:r>
+              <w:rPr>
+                <w:noProof/>
+                <w:webHidden/>
+              </w:rPr>
+              <w:tab/>
+            </w:r>
+            <w:r>
+              <w:rPr>
+                <w:noProof/>
+                <w:webHidden/>
+              </w:rPr>
+              <w:fldChar w:fldCharType="begin"/>
+            </w:r>
+            <w:r>
+              <w:rPr>
+                <w:noProof/>
+                <w:webHidden/>
+              </w:rPr>
+              <w:instrText xml:space="preserve"> PAGEREF _Toc223527354 \h </w:instrText>
+            </w:r>
+            <w:r>
+              <w:rPr>
+                <w:noProof/>
+                <w:webHidden/>
+              </w:rPr>
+            </w:r>
+            <w:r>
+              <w:rPr>
+                <w:noProof/>
+                <w:webHidden/>
+              </w:rPr>
+              <w:fldChar w:fldCharType="separate"/>
+            </w:r>
+            <w:r>
+              <w:rPr>
+                <w:noProof/>
+                <w:webHidden/>
+              </w:rPr>
+              <w:t>18</w:t>
+            </w:r>
+            <w:r>
+              <w:rPr>
+                <w:noProof/>
+                <w:webHidden/>
+              </w:rPr>
+              <w:fldChar w:fldCharType="end"/>
+            </w:r>
+          </w:hyperlink>
+        </w:p>
+        <w:p>
+          <w:pPr>
+            <w:pStyle w:val="TOC1"/>
+            <w:tabs>
+              <w:tab w:val="left" w:pos="480"/>
+              <w:tab w:val="right" w:leader="dot" w:pos="9350"/>
+            </w:tabs>
+            <w:rPr>
+              <w:rFonts w:eastAsiaTheme="minorEastAsia"/>
+              <w:noProof/>
+            </w:rPr>
+          </w:pPr>
+          <w:hyperlink w:anchor="_Toc223527355" w:history="1">
+            <w:r>
+              <w:rPr>
+                <w:rStyle w:val="Hyperlink"/>
+                <w:rFonts w:ascii="Arial" w:hAnsi="Arial" w:cs="Arial"/>
+                <w:noProof/>
+              </w:rPr>
+              <w:t>8.</w:t>
+            </w:r>
+            <w:r>
+              <w:rPr>
+                <w:rFonts w:eastAsiaTheme="minorEastAsia"/>
+                <w:noProof/>
+              </w:rPr>
+              <w:tab/>
+            </w:r>
+            <w:r>
+              <w:rPr>
+                <w:rStyle w:val="Hyperlink"/>
+                <w:rFonts w:ascii="Arial" w:hAnsi="Arial" w:cs="Arial"/>
+                <w:noProof/>
+              </w:rPr>
+              <w:t>Conclusion</w:t>
+            </w:r>
+            <w:r>
+              <w:rPr>
+                <w:noProof/>
+                <w:webHidden/>
+              </w:rPr>
+              <w:tab/>
+            </w:r>
+            <w:r>
+              <w:rPr>
+                <w:noProof/>
+                <w:webHidden/>
+              </w:rPr>
+              <w:fldChar w:fldCharType="begin"/>
+            </w:r>
+            <w:r>
+              <w:rPr>
+                <w:noProof/>
+                <w:webHidden/>
+              </w:rPr>
+              <w:instrText xml:space="preserve"> PAGEREF _Toc223527355 \h </w:instrText>
+            </w:r>
+            <w:r>
+              <w:rPr>
+                <w:noProof/>
+                <w:webHidden/>
+              </w:rPr>
+            </w:r>
+            <w:r>
+              <w:rPr>
+                <w:noProof/>
+                <w:webHidden/>
+              </w:rPr>
+              <w:fldChar w:fldCharType="separate"/>
+            </w:r>
+            <w:r>
+              <w:rPr>
+                <w:noProof/>
+                <w:webHidden/>
+              </w:rPr>
+              <w:t>19</w:t>
+            </w:r>
+            <w:r>
+              <w:rPr>
+                <w:noProof/>
+                <w:webHidden/>
+              </w:rPr>
+              <w:fldChar w:fldCharType="end"/>
+            </w:r>
+          </w:hyperlink>
+        </w:p>
+        <w:p>
+          <w:pPr>
+            <w:pStyle w:val="TOC1"/>
+            <w:tabs>
+              <w:tab w:val="left" w:pos="480"/>
+              <w:tab w:val="right" w:leader="dot" w:pos="9350"/>
+            </w:tabs>
+            <w:rPr>
+              <w:rFonts w:eastAsiaTheme="minorEastAsia"/>
+              <w:noProof/>
+            </w:rPr>
+          </w:pPr>
+          <w:hyperlink w:anchor="_Toc223527356" w:history="1">
+            <w:r>
+              <w:rPr>
+                <w:rStyle w:val="Hyperlink"/>
+                <w:rFonts w:ascii="Arial" w:hAnsi="Arial" w:cs="Arial"/>
+                <w:noProof/>
+              </w:rPr>
+              <w:t>9.</w:t>
+            </w:r>
+            <w:r>
+              <w:rPr>
+                <w:rFonts w:eastAsiaTheme="minorEastAsia"/>
+                <w:noProof/>
+              </w:rPr>
+              <w:tab/>
+            </w:r>
+            <w:r>
+              <w:rPr>
+                <w:rStyle w:val="Hyperlink"/>
+                <w:rFonts w:ascii="Arial" w:hAnsi="Arial" w:cs="Arial"/>
+                <w:noProof/>
+              </w:rPr>
               <w:t>bibliography</w:t>
             </w:r>
             <w:r>
@@ -2009,7 +3536,7 @@
                 <w:noProof/>
                 <w:webHidden/>
               </w:rPr>
-              <w:instrText xml:space="preserve"> PAGEREF _Toc223284991 \h </w:instrText>
+              <w:instrText xml:space="preserve"> PAGEREF _Toc223527356 \h </w:instrText>
             </w:r>
             <w:r>
               <w:rPr>
@@ -2029,7 +3556,7 @@
                 <w:noProof/>
                 <w:webHidden/>
               </w:rPr>
-              <w:t>14</w:t>
+              <w:t>19</w:t>
             </w:r>
             <w:r>
               <w:rPr>
@@ -2246,74 +3773,49 @@
     </w:p>
     <w:p>
       <w:pPr>
-        <w:jc w:val="both"/>
-        <w:rPr>
-          <w:rFonts w:ascii="Arial" w:hAnsi="Arial" w:cs="Arial"/>
-        </w:rPr>
-      </w:pPr>
+        <w:pStyle w:val="Heading1"/>
+      </w:pPr>
+      <w:bookmarkStart w:id="2" w:name="_Toc223527321"/>
+      <w:r>
+        <w:t>List of Resources</w:t>
+      </w:r>
+      <w:bookmarkEnd w:id="2"/>
     </w:p>
     <w:p>
       <w:pPr>
         <w:pStyle w:val="Heading2"/>
-        <w:jc w:val="both"/>
-        <w:rPr>
-          <w:rFonts w:ascii="Arial" w:hAnsi="Arial" w:cs="Arial"/>
-        </w:rPr>
-      </w:pPr>
-      <w:bookmarkStart w:id="2" w:name="_Toc223284977"/>
-      <w:r>
-        <w:rPr>
-          <w:rFonts w:ascii="Arial" w:hAnsi="Arial" w:cs="Arial"/>
-        </w:rPr>
+      </w:pPr>
+      <w:bookmarkStart w:id="3" w:name="_Toc223527322"/>
+      <w:r>
         <w:t xml:space="preserve">list of figure </w:t>
       </w:r>
       <w:r>
-        <w:rPr>
-          <w:rFonts w:ascii="Arial" w:hAnsi="Arial" w:cs="Arial"/>
-        </w:rPr>
         <w:t>tables</w:t>
       </w:r>
       <w:r>
-        <w:rPr>
-          <w:rFonts w:ascii="Arial" w:hAnsi="Arial" w:cs="Arial"/>
-        </w:rPr>
         <w:t xml:space="preserve"> or graph</w:t>
       </w:r>
-      <w:bookmarkEnd w:id="2"/>
+      <w:bookmarkEnd w:id="3"/>
     </w:p>
     <w:p>
       <w:pPr>
         <w:pStyle w:val="Heading2"/>
-        <w:jc w:val="both"/>
-        <w:rPr>
-          <w:rFonts w:ascii="Arial" w:hAnsi="Arial" w:cs="Arial"/>
-        </w:rPr>
-      </w:pPr>
-      <w:bookmarkStart w:id="3" w:name="_Toc223284978"/>
-      <w:r>
-        <w:rPr>
-          <w:rFonts w:ascii="Arial" w:hAnsi="Arial" w:cs="Arial"/>
-        </w:rPr>
+      </w:pPr>
+      <w:bookmarkStart w:id="4" w:name="_Toc223527323"/>
+      <w:r>
         <w:t>list of appendices</w:t>
       </w:r>
-      <w:bookmarkEnd w:id="3"/>
+      <w:bookmarkEnd w:id="4"/>
     </w:p>
     <w:p>
       <w:pPr>
         <w:pStyle w:val="Heading2"/>
-        <w:jc w:val="both"/>
-        <w:rPr>
-          <w:rFonts w:ascii="Arial" w:hAnsi="Arial" w:cs="Arial"/>
-        </w:rPr>
-      </w:pPr>
-      <w:bookmarkStart w:id="4" w:name="_Toc223284979"/>
-      <w:r>
-        <w:rPr>
-          <w:rFonts w:ascii="Arial" w:hAnsi="Arial" w:cs="Arial"/>
-        </w:rPr>
+      </w:pPr>
+      <w:bookmarkStart w:id="5" w:name="_Toc223527324"/>
+      <w:r>
         <w:t>list of Abbreviations</w:t>
       </w:r>
-      <w:bookmarkEnd w:id="4"/>
+      <w:bookmarkEnd w:id="5"/>
     </w:p>
     <w:p>
       <w:pPr>
@@ -2519,7 +4021,6 @@
           <w:sz w:val="22"/>
           <w:szCs w:val="22"/>
         </w:rPr>
-        <w:lastRenderedPageBreak/>
         <w:t xml:space="preserve">CV     </w:t>
       </w:r>
       <w:r>
@@ -2580,23 +4081,21 @@
           <w:rFonts w:ascii="Arial" w:hAnsi="Arial" w:cs="Arial"/>
         </w:rPr>
       </w:pPr>
-      <w:proofErr w:type="spellStart"/>
       <w:r>
         <w:rPr>
           <w:rFonts w:ascii="Arial" w:eastAsia="Arial" w:hAnsi="Arial" w:cs="Arial"/>
           <w:sz w:val="22"/>
           <w:szCs w:val="22"/>
         </w:rPr>
-        <w:t>MoSCoW</w:t>
-      </w:r>
-      <w:proofErr w:type="spellEnd"/>
+        <w:t xml:space="preserve">MoSCoW </w:t>
+      </w:r>
       <w:r>
         <w:rPr>
           <w:rFonts w:ascii="Arial" w:eastAsia="Arial" w:hAnsi="Arial" w:cs="Arial"/>
           <w:sz w:val="22"/>
           <w:szCs w:val="22"/>
         </w:rPr>
-        <w:t xml:space="preserve"> </w:t>
+        <w:t>– Must</w:t>
       </w:r>
       <w:r>
         <w:rPr>
@@ -2604,7 +4103,7 @@
           <w:sz w:val="22"/>
           <w:szCs w:val="22"/>
         </w:rPr>
-        <w:t>– Must</w:t>
+        <w:t>, Should, Could, Won't (</w:t>
       </w:r>
       <w:r>
         <w:rPr>
@@ -2612,7 +4111,7 @@
           <w:sz w:val="22"/>
           <w:szCs w:val="22"/>
         </w:rPr>
-        <w:t>, Should, Could, Won't (</w:t>
+        <w:t>prioritization</w:t>
       </w:r>
       <w:r>
         <w:rPr>
@@ -2620,32 +4119,32 @@
           <w:sz w:val="22"/>
           <w:szCs w:val="22"/>
         </w:rPr>
-        <w:t>prioritization</w:t>
-      </w:r>
+        <w:t xml:space="preserve"> method)</w:t>
+      </w:r>
+    </w:p>
+    <w:p>
+      <w:pPr>
+        <w:spacing w:before="140" w:after="140"/>
+        <w:jc w:val="both"/>
+        <w:rPr>
+          <w:rFonts w:ascii="Arial" w:hAnsi="Arial" w:cs="Arial"/>
+        </w:rPr>
+      </w:pPr>
       <w:r>
         <w:rPr>
           <w:rFonts w:ascii="Arial" w:eastAsia="Arial" w:hAnsi="Arial" w:cs="Arial"/>
           <w:sz w:val="22"/>
           <w:szCs w:val="22"/>
         </w:rPr>
-        <w:t xml:space="preserve"> method)</w:t>
-      </w:r>
-    </w:p>
-    <w:p>
-      <w:pPr>
-        <w:spacing w:before="140" w:after="140"/>
-        <w:jc w:val="both"/>
-        <w:rPr>
-          <w:rFonts w:ascii="Arial" w:hAnsi="Arial" w:cs="Arial"/>
-        </w:rPr>
-      </w:pPr>
+        <w:t xml:space="preserve">ROI    </w:t>
+      </w:r>
       <w:r>
         <w:rPr>
           <w:rFonts w:ascii="Arial" w:eastAsia="Arial" w:hAnsi="Arial" w:cs="Arial"/>
           <w:sz w:val="22"/>
           <w:szCs w:val="22"/>
         </w:rPr>
-        <w:t xml:space="preserve">ROI    </w:t>
+        <w:t>– Region</w:t>
       </w:r>
       <w:r>
         <w:rPr>
@@ -2653,32 +4152,32 @@
           <w:sz w:val="22"/>
           <w:szCs w:val="22"/>
         </w:rPr>
-        <w:t>– Region</w:t>
-      </w:r>
+        <w:t xml:space="preserve"> of Interest</w:t>
+      </w:r>
+    </w:p>
+    <w:p>
+      <w:pPr>
+        <w:spacing w:before="140" w:after="140"/>
+        <w:jc w:val="both"/>
+        <w:rPr>
+          <w:rFonts w:ascii="Arial" w:hAnsi="Arial" w:cs="Arial"/>
+        </w:rPr>
+      </w:pPr>
       <w:r>
         <w:rPr>
           <w:rFonts w:ascii="Arial" w:eastAsia="Arial" w:hAnsi="Arial" w:cs="Arial"/>
           <w:sz w:val="22"/>
           <w:szCs w:val="22"/>
         </w:rPr>
-        <w:t xml:space="preserve"> of Interest</w:t>
-      </w:r>
-    </w:p>
-    <w:p>
-      <w:pPr>
-        <w:spacing w:before="140" w:after="140"/>
-        <w:jc w:val="both"/>
-        <w:rPr>
-          <w:rFonts w:ascii="Arial" w:hAnsi="Arial" w:cs="Arial"/>
-        </w:rPr>
-      </w:pPr>
+        <w:t xml:space="preserve">PAF    </w:t>
+      </w:r>
       <w:r>
         <w:rPr>
           <w:rFonts w:ascii="Arial" w:eastAsia="Arial" w:hAnsi="Arial" w:cs="Arial"/>
           <w:sz w:val="22"/>
           <w:szCs w:val="22"/>
         </w:rPr>
-        <w:t xml:space="preserve">PAF    </w:t>
+        <w:t>– Part</w:t>
       </w:r>
       <w:r>
         <w:rPr>
@@ -2686,32 +4185,32 @@
           <w:sz w:val="22"/>
           <w:szCs w:val="22"/>
         </w:rPr>
-        <w:t>– Part</w:t>
-      </w:r>
+        <w:t xml:space="preserve"> Affinity Field</w:t>
+      </w:r>
+    </w:p>
+    <w:p>
+      <w:pPr>
+        <w:spacing w:before="140" w:after="140"/>
+        <w:jc w:val="both"/>
+        <w:rPr>
+          <w:rFonts w:ascii="Arial" w:hAnsi="Arial" w:cs="Arial"/>
+        </w:rPr>
+      </w:pPr>
       <w:r>
         <w:rPr>
           <w:rFonts w:ascii="Arial" w:eastAsia="Arial" w:hAnsi="Arial" w:cs="Arial"/>
           <w:sz w:val="22"/>
           <w:szCs w:val="22"/>
         </w:rPr>
-        <w:t xml:space="preserve"> Affinity Field</w:t>
-      </w:r>
-    </w:p>
-    <w:p>
-      <w:pPr>
-        <w:spacing w:before="140" w:after="140"/>
-        <w:jc w:val="both"/>
-        <w:rPr>
-          <w:rFonts w:ascii="Arial" w:hAnsi="Arial" w:cs="Arial"/>
-        </w:rPr>
-      </w:pPr>
+        <w:t xml:space="preserve">GPU    </w:t>
+      </w:r>
       <w:r>
         <w:rPr>
           <w:rFonts w:ascii="Arial" w:eastAsia="Arial" w:hAnsi="Arial" w:cs="Arial"/>
           <w:sz w:val="22"/>
           <w:szCs w:val="22"/>
         </w:rPr>
-        <w:t xml:space="preserve">GPU    </w:t>
+        <w:t>– Graphics</w:t>
       </w:r>
       <w:r>
         <w:rPr>
@@ -2719,32 +4218,32 @@
           <w:sz w:val="22"/>
           <w:szCs w:val="22"/>
         </w:rPr>
-        <w:t>– Graphics</w:t>
-      </w:r>
+        <w:t xml:space="preserve"> Processing Unit</w:t>
+      </w:r>
+    </w:p>
+    <w:p>
+      <w:pPr>
+        <w:spacing w:before="140" w:after="140"/>
+        <w:jc w:val="both"/>
+        <w:rPr>
+          <w:rFonts w:ascii="Arial" w:hAnsi="Arial" w:cs="Arial"/>
+        </w:rPr>
+      </w:pPr>
       <w:r>
         <w:rPr>
           <w:rFonts w:ascii="Arial" w:eastAsia="Arial" w:hAnsi="Arial" w:cs="Arial"/>
           <w:sz w:val="22"/>
           <w:szCs w:val="22"/>
         </w:rPr>
-        <w:t xml:space="preserve"> Processing Unit</w:t>
-      </w:r>
-    </w:p>
-    <w:p>
-      <w:pPr>
-        <w:spacing w:before="140" w:after="140"/>
-        <w:jc w:val="both"/>
-        <w:rPr>
-          <w:rFonts w:ascii="Arial" w:hAnsi="Arial" w:cs="Arial"/>
-        </w:rPr>
-      </w:pPr>
+        <w:t xml:space="preserve">API    </w:t>
+      </w:r>
       <w:r>
         <w:rPr>
           <w:rFonts w:ascii="Arial" w:eastAsia="Arial" w:hAnsi="Arial" w:cs="Arial"/>
           <w:sz w:val="22"/>
           <w:szCs w:val="22"/>
         </w:rPr>
-        <w:t xml:space="preserve">API    </w:t>
+        <w:t>– Application</w:t>
       </w:r>
       <w:r>
         <w:rPr>
@@ -2752,14 +4251,6 @@
           <w:sz w:val="22"/>
           <w:szCs w:val="22"/>
         </w:rPr>
-        <w:t>– Application</w:t>
-      </w:r>
-      <w:r>
-        <w:rPr>
-          <w:rFonts w:ascii="Arial" w:eastAsia="Arial" w:hAnsi="Arial" w:cs="Arial"/>
-          <w:sz w:val="22"/>
-          <w:szCs w:val="22"/>
-        </w:rPr>
         <w:t xml:space="preserve"> Programming Interface</w:t>
       </w:r>
     </w:p>
@@ -2775,6 +4266,7 @@
         <w:rPr>
           <w:rFonts w:ascii="Arial" w:hAnsi="Arial" w:cs="Arial"/>
         </w:rPr>
+        <w:lastRenderedPageBreak/>
         <w:tab/>
       </w:r>
       <w:r>
@@ -2793,14 +4285,14 @@
           <w:rFonts w:ascii="Arial" w:hAnsi="Arial" w:cs="Arial"/>
         </w:rPr>
       </w:pPr>
-      <w:bookmarkStart w:id="5" w:name="_Toc223284980"/>
+      <w:bookmarkStart w:id="6" w:name="_Toc223527325"/>
       <w:r>
         <w:rPr>
           <w:rFonts w:ascii="Arial" w:hAnsi="Arial" w:cs="Arial"/>
         </w:rPr>
         <w:t>Acknowledgement</w:t>
       </w:r>
-      <w:bookmarkEnd w:id="5"/>
+      <w:bookmarkEnd w:id="6"/>
       <w:r>
         <w:rPr>
           <w:rFonts w:ascii="Arial" w:hAnsi="Arial" w:cs="Arial"/>
@@ -2985,19 +4477,23 @@
     <w:p>
       <w:pPr>
         <w:pStyle w:val="Heading1"/>
-        <w:jc w:val="both"/>
-        <w:rPr>
-          <w:rFonts w:ascii="Arial" w:hAnsi="Arial" w:cs="Arial"/>
-        </w:rPr>
-      </w:pPr>
-      <w:bookmarkStart w:id="6" w:name="_Toc223284981"/>
+        <w:numPr>
+          <w:ilvl w:val="0"/>
+          <w:numId w:val="6"/>
+        </w:numPr>
+        <w:jc w:val="both"/>
+        <w:rPr>
+          <w:rFonts w:ascii="Arial" w:hAnsi="Arial" w:cs="Arial"/>
+        </w:rPr>
+      </w:pPr>
+      <w:bookmarkStart w:id="7" w:name="_Toc223527326"/>
       <w:r>
         <w:rPr>
           <w:rFonts w:ascii="Arial" w:hAnsi="Arial" w:cs="Arial"/>
         </w:rPr>
         <w:t>Introduction – 500 words</w:t>
       </w:r>
-      <w:bookmarkEnd w:id="6"/>
+      <w:bookmarkEnd w:id="7"/>
     </w:p>
     <w:p>
       <w:pPr>
@@ -3118,27 +4614,13 @@
         <w:rPr>
           <w:rFonts w:ascii="Arial" w:hAnsi="Arial" w:cs="Arial"/>
         </w:rPr>
-        <w:t xml:space="preserve">, OpenPose and </w:t>
-      </w:r>
-      <w:proofErr w:type="spellStart"/>
-      <w:r>
-        <w:rPr>
-          <w:rFonts w:ascii="Arial" w:hAnsi="Arial" w:cs="Arial"/>
-        </w:rPr>
-        <w:t>MoveNet</w:t>
-      </w:r>
-      <w:proofErr w:type="spellEnd"/>
-      <w:r>
-        <w:rPr>
-          <w:rFonts w:ascii="Arial" w:hAnsi="Arial" w:cs="Arial"/>
-        </w:rPr>
-        <w:t xml:space="preserve"> Thunder</w:t>
-      </w:r>
-      <w:r>
-        <w:rPr>
-          <w:rFonts w:ascii="Arial" w:hAnsi="Arial" w:cs="Arial"/>
-        </w:rPr>
-        <w:t xml:space="preserve"> are</w:t>
+        <w:t xml:space="preserve">, OpenPose </w:t>
+      </w:r>
+      <w:r>
+        <w:rPr>
+          <w:rFonts w:ascii="Arial" w:hAnsi="Arial" w:cs="Arial"/>
+        </w:rPr>
+        <w:t>are</w:t>
       </w:r>
       <w:r>
         <w:rPr>
@@ -3410,44 +4892,134 @@
         <w:rPr>
           <w:rFonts w:ascii="Arial" w:hAnsi="Arial" w:cs="Arial"/>
         </w:rPr>
+        <w:t>‘Comparative Evaluation of Vision-Based Finger Tracking for Piano Interaction’</w:t>
+      </w:r>
+      <w:r>
+        <w:rPr>
+          <w:rFonts w:ascii="Arial" w:hAnsi="Arial" w:cs="Arial"/>
+        </w:rPr>
+        <w:t xml:space="preserve"> is the blend of several hot topic fields </w:t>
+      </w:r>
+      <w:r>
+        <w:rPr>
+          <w:rFonts w:ascii="Arial" w:hAnsi="Arial" w:cs="Arial"/>
+        </w:rPr>
+        <w:t>of applied computing such as real-time pose estimation, landmark detection, temporal tracking, human computer interaction in music and algorithm</w:t>
+      </w:r>
+      <w:r>
+        <w:rPr>
+          <w:rFonts w:ascii="Arial" w:hAnsi="Arial" w:cs="Arial"/>
+        </w:rPr>
+        <w:t xml:space="preserve"> fairness evaluation. The ground truth being the piano was </w:t>
+      </w:r>
+      <w:r>
+        <w:rPr>
+          <w:rFonts w:ascii="Arial" w:hAnsi="Arial" w:cs="Arial"/>
+        </w:rPr>
+        <w:t xml:space="preserve">selected due to its unique potential of finger tracking. </w:t>
+      </w:r>
+      <w:r>
+        <w:rPr>
+          <w:rFonts w:ascii="Arial" w:hAnsi="Arial" w:cs="Arial"/>
+        </w:rPr>
+        <w:t xml:space="preserve">Due to piano key being closely packed </w:t>
+      </w:r>
+      <w:r>
+        <w:rPr>
+          <w:rFonts w:ascii="Arial" w:hAnsi="Arial" w:cs="Arial"/>
+        </w:rPr>
+        <w:t>even modest localization errors can produce incorrect key assignments in vision models.</w:t>
+      </w:r>
+      <w:r>
+        <w:rPr>
+          <w:rFonts w:ascii="Arial" w:hAnsi="Arial" w:cs="Arial"/>
+        </w:rPr>
+        <w:t xml:space="preserve"> </w:t>
+      </w:r>
+      <w:r>
+        <w:rPr>
+          <w:rFonts w:ascii="Arial" w:hAnsi="Arial" w:cs="Arial"/>
+        </w:rPr>
+        <w:t>Also,</w:t>
+      </w:r>
+      <w:r>
+        <w:rPr>
+          <w:rFonts w:ascii="Arial" w:hAnsi="Arial" w:cs="Arial"/>
+        </w:rPr>
+        <w:t xml:space="preserve"> high speed, frequency motions can </w:t>
+      </w:r>
+      <w:r>
+        <w:rPr>
+          <w:rFonts w:ascii="Arial" w:hAnsi="Arial" w:cs="Arial"/>
+        </w:rPr>
+        <w:t>cause issues with</w:t>
+      </w:r>
+      <w:r>
+        <w:rPr>
+          <w:rFonts w:ascii="Arial" w:hAnsi="Arial" w:cs="Arial"/>
+        </w:rPr>
+        <w:t xml:space="preserve"> temporal smoothing in tracking models. Conditions like o</w:t>
+      </w:r>
+      <w:r>
+        <w:rPr>
+          <w:rFonts w:ascii="Arial" w:hAnsi="Arial" w:cs="Arial"/>
+        </w:rPr>
+        <w:t xml:space="preserve">verlapping hands and fingers while playing specific chords </w:t>
+      </w:r>
+      <w:r>
+        <w:rPr>
+          <w:rFonts w:ascii="Arial" w:hAnsi="Arial" w:cs="Arial"/>
+        </w:rPr>
+        <w:t xml:space="preserve">has been a primary </w:t>
+      </w:r>
+      <w:r>
+        <w:rPr>
+          <w:rFonts w:ascii="Arial" w:hAnsi="Arial" w:cs="Arial"/>
+        </w:rPr>
+        <w:t>failure</w:t>
+      </w:r>
+      <w:r>
+        <w:rPr>
+          <w:rFonts w:ascii="Arial" w:hAnsi="Arial" w:cs="Arial"/>
+        </w:rPr>
+        <w:t xml:space="preserve"> case for </w:t>
+      </w:r>
+      <w:r>
+        <w:rPr>
+          <w:rFonts w:ascii="Arial" w:hAnsi="Arial" w:cs="Arial"/>
+        </w:rPr>
+        <w:t>two-dimension</w:t>
+      </w:r>
+      <w:r>
+        <w:rPr>
+          <w:rFonts w:ascii="Arial" w:hAnsi="Arial" w:cs="Arial"/>
+        </w:rPr>
+        <w:t xml:space="preserve"> vision tracking</w:t>
+      </w:r>
+      <w:r>
+        <w:rPr>
+          <w:rFonts w:ascii="Arial" w:hAnsi="Arial" w:cs="Arial"/>
+        </w:rPr>
+        <w:t>.</w:t>
+      </w:r>
+      <w:r>
+        <w:rPr>
+          <w:rFonts w:ascii="Arial" w:hAnsi="Arial" w:cs="Arial"/>
+        </w:rPr>
+        <w:t xml:space="preserve"> </w:t>
+      </w:r>
+      <w:r>
+        <w:rPr>
+          <w:rFonts w:ascii="Arial" w:hAnsi="Arial" w:cs="Arial"/>
+        </w:rPr>
+        <w:t xml:space="preserve">Stress testing models under </w:t>
+      </w:r>
+      <w:r>
+        <w:rPr>
+          <w:rFonts w:ascii="Arial" w:hAnsi="Arial" w:cs="Arial"/>
+        </w:rPr>
         <w:lastRenderedPageBreak/>
-        <w:t>‘Comparative Evaluation of Vision-Based Finger Tracking for Piano Interaction’</w:t>
-      </w:r>
-      <w:r>
-        <w:rPr>
-          <w:rFonts w:ascii="Arial" w:hAnsi="Arial" w:cs="Arial"/>
-        </w:rPr>
-        <w:t xml:space="preserve"> is the blend of several hot topic fields </w:t>
-      </w:r>
-      <w:r>
-        <w:rPr>
-          <w:rFonts w:ascii="Arial" w:hAnsi="Arial" w:cs="Arial"/>
-        </w:rPr>
-        <w:t>of applied computing such as real-time pose estimation, landmark detection, temporal tracking, human computer interaction in music and algorithm</w:t>
-      </w:r>
-      <w:r>
-        <w:rPr>
-          <w:rFonts w:ascii="Arial" w:hAnsi="Arial" w:cs="Arial"/>
-        </w:rPr>
-        <w:t xml:space="preserve"> fairness evaluation. The ground truth being the piano was </w:t>
-      </w:r>
-      <w:r>
-        <w:rPr>
-          <w:rFonts w:ascii="Arial" w:hAnsi="Arial" w:cs="Arial"/>
-        </w:rPr>
-        <w:t xml:space="preserve">selected due to its unique potential of finger tracking. </w:t>
-      </w:r>
-      <w:r>
-        <w:rPr>
-          <w:rFonts w:ascii="Arial" w:hAnsi="Arial" w:cs="Arial"/>
-        </w:rPr>
-        <w:t xml:space="preserve">Due to piano key being closely packed </w:t>
-      </w:r>
-      <w:r>
-        <w:rPr>
-          <w:rFonts w:ascii="Arial" w:hAnsi="Arial" w:cs="Arial"/>
-        </w:rPr>
-        <w:t>even modest localization errors can produce incorrect key assignments in vision models.</w:t>
+        <w:t>multiple illumination variables for landmark detection is the first variable to consider, using lux the SI unit of illuminance can be used to measure the amount of visible light on a surface. Second variable are participants hand size only categorized from one end to the other of the palm using a measuring tape. Last important variable is the variation of RGB values introduced by diversity of skin tone in the dataset categorized using the Fitzpatrick scale to address any algorithmic bias in skin contrast.</w:t>
       </w:r>
       <w:r>
         <w:rPr>
@@ -3459,55 +5031,139 @@
         <w:rPr>
           <w:rFonts w:ascii="Arial" w:hAnsi="Arial" w:cs="Arial"/>
         </w:rPr>
-        <w:t>Also,</w:t>
-      </w:r>
-      <w:r>
-        <w:rPr>
-          <w:rFonts w:ascii="Arial" w:hAnsi="Arial" w:cs="Arial"/>
-        </w:rPr>
-        <w:t xml:space="preserve"> high speed, frequency motions can cause occlusion </w:t>
-      </w:r>
-      <w:r>
-        <w:rPr>
-          <w:rFonts w:ascii="Arial" w:hAnsi="Arial" w:cs="Arial"/>
-        </w:rPr>
-        <w:t>and disable temporal smoothing in tracking models. Conditions like o</w:t>
-      </w:r>
-      <w:r>
-        <w:rPr>
-          <w:rFonts w:ascii="Arial" w:hAnsi="Arial" w:cs="Arial"/>
-        </w:rPr>
-        <w:t xml:space="preserve">verlapping hands and fingers while playing specific chords </w:t>
-      </w:r>
-      <w:r>
-        <w:rPr>
-          <w:rFonts w:ascii="Arial" w:hAnsi="Arial" w:cs="Arial"/>
-        </w:rPr>
-        <w:t xml:space="preserve">has been a primary </w:t>
-      </w:r>
-      <w:r>
-        <w:rPr>
-          <w:rFonts w:ascii="Arial" w:hAnsi="Arial" w:cs="Arial"/>
-        </w:rPr>
-        <w:t>failure</w:t>
-      </w:r>
-      <w:r>
-        <w:rPr>
-          <w:rFonts w:ascii="Arial" w:hAnsi="Arial" w:cs="Arial"/>
-        </w:rPr>
-        <w:t xml:space="preserve"> case for </w:t>
-      </w:r>
-      <w:r>
-        <w:rPr>
-          <w:rFonts w:ascii="Arial" w:hAnsi="Arial" w:cs="Arial"/>
-        </w:rPr>
-        <w:t>two-dimension</w:t>
-      </w:r>
-      <w:r>
-        <w:rPr>
-          <w:rFonts w:ascii="Arial" w:hAnsi="Arial" w:cs="Arial"/>
-        </w:rPr>
-        <w:t xml:space="preserve"> vision tracking</w:t>
+        <w:t>Therefore,</w:t>
+      </w:r>
+      <w:r>
+        <w:rPr>
+          <w:rFonts w:ascii="Arial" w:hAnsi="Arial" w:cs="Arial"/>
+        </w:rPr>
+        <w:t xml:space="preserve"> </w:t>
+      </w:r>
+      <w:r>
+        <w:rPr>
+          <w:rFonts w:ascii="Arial" w:hAnsi="Arial" w:cs="Arial"/>
+        </w:rPr>
+        <w:t xml:space="preserve">this topic was chosen to </w:t>
+      </w:r>
+      <w:r>
+        <w:rPr>
+          <w:rFonts w:ascii="Arial" w:hAnsi="Arial" w:cs="Arial"/>
+        </w:rPr>
+        <w:t>provid</w:t>
+      </w:r>
+      <w:r>
+        <w:rPr>
+          <w:rFonts w:ascii="Arial" w:hAnsi="Arial" w:cs="Arial"/>
+        </w:rPr>
+        <w:t>e</w:t>
+      </w:r>
+      <w:r>
+        <w:rPr>
+          <w:rFonts w:ascii="Arial" w:hAnsi="Arial" w:cs="Arial"/>
+        </w:rPr>
+        <w:t xml:space="preserve"> research-based </w:t>
+      </w:r>
+      <w:r>
+        <w:rPr>
+          <w:rFonts w:ascii="Arial" w:hAnsi="Arial" w:cs="Arial"/>
+        </w:rPr>
+        <w:t>evidence</w:t>
+      </w:r>
+      <w:r>
+        <w:rPr>
+          <w:rFonts w:ascii="Arial" w:hAnsi="Arial" w:cs="Arial"/>
+        </w:rPr>
+        <w:t xml:space="preserve"> </w:t>
+      </w:r>
+      <w:r>
+        <w:rPr>
+          <w:rFonts w:ascii="Arial" w:hAnsi="Arial" w:cs="Arial"/>
+        </w:rPr>
+        <w:t>and</w:t>
+      </w:r>
+      <w:r>
+        <w:rPr>
+          <w:rFonts w:ascii="Arial" w:hAnsi="Arial" w:cs="Arial"/>
+        </w:rPr>
+        <w:t xml:space="preserve"> recommendation for improvement</w:t>
+      </w:r>
+      <w:r>
+        <w:rPr>
+          <w:rFonts w:ascii="Arial" w:hAnsi="Arial" w:cs="Arial"/>
+        </w:rPr>
+        <w:t xml:space="preserve"> of </w:t>
+      </w:r>
+      <w:r>
+        <w:rPr>
+          <w:rFonts w:ascii="Arial" w:hAnsi="Arial" w:cs="Arial"/>
+        </w:rPr>
+        <w:t xml:space="preserve">computer </w:t>
+      </w:r>
+      <w:r>
+        <w:rPr>
+          <w:rFonts w:ascii="Arial" w:hAnsi="Arial" w:cs="Arial"/>
+        </w:rPr>
+        <w:t xml:space="preserve">vision </w:t>
+      </w:r>
+      <w:r>
+        <w:rPr>
+          <w:rFonts w:ascii="Arial" w:hAnsi="Arial" w:cs="Arial"/>
+        </w:rPr>
+        <w:t>in a</w:t>
+      </w:r>
+      <w:r>
+        <w:rPr>
+          <w:rFonts w:ascii="Arial" w:hAnsi="Arial" w:cs="Arial"/>
+        </w:rPr>
+        <w:t>n</w:t>
+      </w:r>
+      <w:r>
+        <w:rPr>
+          <w:rFonts w:ascii="Arial" w:hAnsi="Arial" w:cs="Arial"/>
+        </w:rPr>
+        <w:t xml:space="preserve"> </w:t>
+      </w:r>
+      <w:r>
+        <w:rPr>
+          <w:rFonts w:ascii="Arial" w:hAnsi="Arial" w:cs="Arial"/>
+        </w:rPr>
+        <w:t>instrument-based</w:t>
+      </w:r>
+      <w:r>
+        <w:rPr>
+          <w:rFonts w:ascii="Arial" w:hAnsi="Arial" w:cs="Arial"/>
+        </w:rPr>
+        <w:t xml:space="preserve"> </w:t>
+      </w:r>
+      <w:r>
+        <w:rPr>
+          <w:rFonts w:ascii="Arial" w:hAnsi="Arial" w:cs="Arial"/>
+        </w:rPr>
+        <w:t xml:space="preserve">environment </w:t>
+      </w:r>
+      <w:r>
+        <w:rPr>
+          <w:rFonts w:ascii="Arial" w:hAnsi="Arial" w:cs="Arial"/>
+        </w:rPr>
+        <w:t xml:space="preserve">identifying any </w:t>
+      </w:r>
+      <w:r>
+        <w:rPr>
+          <w:rFonts w:ascii="Arial" w:hAnsi="Arial" w:cs="Arial"/>
+        </w:rPr>
+        <w:t xml:space="preserve">lighting issues and </w:t>
+      </w:r>
+      <w:r>
+        <w:rPr>
+          <w:rFonts w:ascii="Arial" w:hAnsi="Arial" w:cs="Arial"/>
+        </w:rPr>
+        <w:t>diversity biasness</w:t>
+      </w:r>
+      <w:r>
+        <w:rPr>
+          <w:rFonts w:ascii="Arial" w:hAnsi="Arial" w:cs="Arial"/>
+        </w:rPr>
+        <w:t xml:space="preserve"> also benefiting other real time systems utilizing the same open-source models</w:t>
       </w:r>
       <w:r>
         <w:rPr>
@@ -3515,249 +5171,14 @@
         </w:rPr>
         <w:t>.</w:t>
       </w:r>
-      <w:r>
-        <w:rPr>
-          <w:rFonts w:ascii="Arial" w:hAnsi="Arial" w:cs="Arial"/>
-        </w:rPr>
-        <w:t xml:space="preserve"> </w:t>
-      </w:r>
-      <w:r>
-        <w:rPr>
-          <w:rFonts w:ascii="Arial" w:hAnsi="Arial" w:cs="Arial"/>
-        </w:rPr>
-        <w:t>Stress testing models under multiple illumination variables for landmark detection is the first variable to consider, using lux the SI unit of illuminance can be used to measure the amount of visible light on a surface. Second variable are participants hand size only categorized from one end to the other of the palm using a measuring tape. Last important variable is the variation of RGB values introduced by diversity of skin tone in the dataset categorized using the Fitzpatrick scale to address any algorithmic bias in skin contrast.</w:t>
-      </w:r>
-      <w:r>
-        <w:rPr>
-          <w:rFonts w:ascii="Arial" w:hAnsi="Arial" w:cs="Arial"/>
-        </w:rPr>
-        <w:t xml:space="preserve"> </w:t>
-      </w:r>
-      <w:r>
-        <w:rPr>
-          <w:rFonts w:ascii="Arial" w:hAnsi="Arial" w:cs="Arial"/>
-        </w:rPr>
-        <w:t>Therefore,</w:t>
-      </w:r>
-      <w:r>
-        <w:rPr>
-          <w:rFonts w:ascii="Arial" w:hAnsi="Arial" w:cs="Arial"/>
-        </w:rPr>
-        <w:t xml:space="preserve"> </w:t>
-      </w:r>
-      <w:r>
-        <w:rPr>
-          <w:rFonts w:ascii="Arial" w:hAnsi="Arial" w:cs="Arial"/>
-        </w:rPr>
-        <w:t xml:space="preserve">this topic was chosen to </w:t>
-      </w:r>
-      <w:r>
-        <w:rPr>
-          <w:rFonts w:ascii="Arial" w:hAnsi="Arial" w:cs="Arial"/>
-        </w:rPr>
-        <w:t>provid</w:t>
-      </w:r>
-      <w:r>
-        <w:rPr>
-          <w:rFonts w:ascii="Arial" w:hAnsi="Arial" w:cs="Arial"/>
-        </w:rPr>
-        <w:t>e</w:t>
-      </w:r>
-      <w:r>
-        <w:rPr>
-          <w:rFonts w:ascii="Arial" w:hAnsi="Arial" w:cs="Arial"/>
-        </w:rPr>
-        <w:t xml:space="preserve"> research-based </w:t>
-      </w:r>
-      <w:r>
-        <w:rPr>
-          <w:rFonts w:ascii="Arial" w:hAnsi="Arial" w:cs="Arial"/>
-        </w:rPr>
-        <w:t>evidence</w:t>
-      </w:r>
-      <w:r>
-        <w:rPr>
-          <w:rFonts w:ascii="Arial" w:hAnsi="Arial" w:cs="Arial"/>
-        </w:rPr>
-        <w:t xml:space="preserve"> </w:t>
-      </w:r>
-      <w:r>
-        <w:rPr>
-          <w:rFonts w:ascii="Arial" w:hAnsi="Arial" w:cs="Arial"/>
-        </w:rPr>
-        <w:t>and</w:t>
-      </w:r>
-      <w:r>
-        <w:rPr>
-          <w:rFonts w:ascii="Arial" w:hAnsi="Arial" w:cs="Arial"/>
-        </w:rPr>
-        <w:t xml:space="preserve"> recommendation for improvement</w:t>
-      </w:r>
-      <w:r>
-        <w:rPr>
-          <w:rFonts w:ascii="Arial" w:hAnsi="Arial" w:cs="Arial"/>
-        </w:rPr>
-        <w:t xml:space="preserve"> of </w:t>
-      </w:r>
-      <w:r>
-        <w:rPr>
-          <w:rFonts w:ascii="Arial" w:hAnsi="Arial" w:cs="Arial"/>
-        </w:rPr>
-        <w:t xml:space="preserve">computer </w:t>
-      </w:r>
-      <w:r>
-        <w:rPr>
-          <w:rFonts w:ascii="Arial" w:hAnsi="Arial" w:cs="Arial"/>
-        </w:rPr>
-        <w:t xml:space="preserve">vision </w:t>
-      </w:r>
-      <w:r>
-        <w:rPr>
-          <w:rFonts w:ascii="Arial" w:hAnsi="Arial" w:cs="Arial"/>
-        </w:rPr>
-        <w:t>in a</w:t>
-      </w:r>
-      <w:r>
-        <w:rPr>
-          <w:rFonts w:ascii="Arial" w:hAnsi="Arial" w:cs="Arial"/>
-        </w:rPr>
-        <w:t>n</w:t>
-      </w:r>
-      <w:r>
-        <w:rPr>
-          <w:rFonts w:ascii="Arial" w:hAnsi="Arial" w:cs="Arial"/>
-        </w:rPr>
-        <w:t xml:space="preserve"> </w:t>
-      </w:r>
-      <w:r>
-        <w:rPr>
-          <w:rFonts w:ascii="Arial" w:hAnsi="Arial" w:cs="Arial"/>
-        </w:rPr>
-        <w:t>instrument-based</w:t>
-      </w:r>
-      <w:r>
-        <w:rPr>
-          <w:rFonts w:ascii="Arial" w:hAnsi="Arial" w:cs="Arial"/>
-        </w:rPr>
-        <w:t xml:space="preserve"> </w:t>
-      </w:r>
-      <w:r>
-        <w:rPr>
-          <w:rFonts w:ascii="Arial" w:hAnsi="Arial" w:cs="Arial"/>
-        </w:rPr>
-        <w:t xml:space="preserve">environment </w:t>
-      </w:r>
-      <w:r>
-        <w:rPr>
-          <w:rFonts w:ascii="Arial" w:hAnsi="Arial" w:cs="Arial"/>
-        </w:rPr>
-        <w:t xml:space="preserve">identifying any </w:t>
-      </w:r>
-      <w:r>
-        <w:rPr>
-          <w:rFonts w:ascii="Arial" w:hAnsi="Arial" w:cs="Arial"/>
-        </w:rPr>
-        <w:t xml:space="preserve">lighting issues and </w:t>
-      </w:r>
-      <w:r>
-        <w:rPr>
-          <w:rFonts w:ascii="Arial" w:hAnsi="Arial" w:cs="Arial"/>
-        </w:rPr>
-        <w:t>diversity biasness</w:t>
-      </w:r>
-      <w:r>
-        <w:rPr>
-          <w:rFonts w:ascii="Arial" w:hAnsi="Arial" w:cs="Arial"/>
-        </w:rPr>
-        <w:t xml:space="preserve"> also benefiting other real time systems utilizing the same open-source models</w:t>
-      </w:r>
-      <w:r>
-        <w:rPr>
-          <w:rFonts w:ascii="Arial" w:hAnsi="Arial" w:cs="Arial"/>
-        </w:rPr>
-        <w:t>.</w:t>
-      </w:r>
-    </w:p>
-    <w:p>
-      <w:pPr>
-        <w:jc w:val="both"/>
-        <w:rPr>
-          <w:rFonts w:ascii="Arial" w:hAnsi="Arial" w:cs="Arial"/>
-        </w:rPr>
-      </w:pPr>
-      <w:r>
-        <w:rPr>
-          <w:noProof/>
-        </w:rPr>
-        <w:drawing>
-          <wp:inline distT="0" distB="0" distL="0" distR="0" wp14:anchorId="2239D68C" wp14:editId="4883CD63">
-            <wp:extent cx="5943600" cy="2546985"/>
-            <wp:effectExtent l="0" t="0" r="0" b="5715"/>
-            <wp:docPr id="1082066422" name="Picture 1" descr="Considering Cosmetic Procedures? Know your Fitzpatrick Skin Type First -  Enrich Clinic"/>
-            <wp:cNvGraphicFramePr>
-              <a:graphicFrameLocks xmlns:a="http://schemas.openxmlformats.org/drawingml/2006/main" noChangeAspect="1"/>
-            </wp:cNvGraphicFramePr>
-            <a:graphic xmlns:a="http://schemas.openxmlformats.org/drawingml/2006/main">
-              <a:graphicData uri="http://schemas.openxmlformats.org/drawingml/2006/picture">
-                <pic:pic xmlns:pic="http://schemas.openxmlformats.org/drawingml/2006/picture">
-                  <pic:nvPicPr>
-                    <pic:cNvPr id="0" name="Picture 1" descr="Considering Cosmetic Procedures? Know your Fitzpatrick Skin Type First -  Enrich Clinic"/>
-                    <pic:cNvPicPr>
-                      <a:picLocks noChangeAspect="1" noChangeArrowheads="1"/>
-                    </pic:cNvPicPr>
-                  </pic:nvPicPr>
-                  <pic:blipFill>
-                    <a:blip r:embed="rId8">
-                      <a:extLst>
-                        <a:ext uri="{28A0092B-C50C-407E-A947-70E740481C1C}">
-                          <a14:useLocalDpi xmlns:a14="http://schemas.microsoft.com/office/drawing/2010/main" val="0"/>
-                        </a:ext>
-                      </a:extLst>
-                    </a:blip>
-                    <a:srcRect/>
-                    <a:stretch>
-                      <a:fillRect/>
-                    </a:stretch>
-                  </pic:blipFill>
-                  <pic:spPr bwMode="auto">
-                    <a:xfrm>
-                      <a:off x="0" y="0"/>
-                      <a:ext cx="5943600" cy="2546985"/>
-                    </a:xfrm>
-                    <a:prstGeom prst="rect">
-                      <a:avLst/>
-                    </a:prstGeom>
-                    <a:noFill/>
-                    <a:ln>
-                      <a:noFill/>
-                    </a:ln>
-                  </pic:spPr>
-                </pic:pic>
-              </a:graphicData>
-            </a:graphic>
-          </wp:inline>
-        </w:drawing>
-      </w:r>
-    </w:p>
-    <w:p>
-      <w:pPr>
-        <w:jc w:val="center"/>
-        <w:rPr>
-          <w:rFonts w:ascii="Arial" w:hAnsi="Arial" w:cs="Arial"/>
-        </w:rPr>
-      </w:pPr>
-      <w:r>
-        <w:rPr>
-          <w:rFonts w:ascii="Arial" w:hAnsi="Arial" w:cs="Arial"/>
-        </w:rPr>
-        <w:t>Fig: FitzPatrick scale (Enrich Clinic</w:t>
-      </w:r>
-      <w:r>
-        <w:rPr>
-          <w:rFonts w:ascii="Arial" w:hAnsi="Arial" w:cs="Arial"/>
-        </w:rPr>
-        <w:t>, 2026)</w:t>
-      </w:r>
+    </w:p>
+    <w:p>
+      <w:pPr>
+        <w:jc w:val="both"/>
+        <w:rPr>
+          <w:rFonts w:ascii="Arial" w:hAnsi="Arial" w:cs="Arial"/>
+        </w:rPr>
+      </w:pPr>
     </w:p>
     <w:p>
       <w:pPr>
@@ -3784,20 +5205,23 @@
     <w:p>
       <w:pPr>
         <w:pStyle w:val="Heading1"/>
-        <w:jc w:val="both"/>
-        <w:rPr>
-          <w:rFonts w:ascii="Arial" w:hAnsi="Arial" w:cs="Arial"/>
-        </w:rPr>
-      </w:pPr>
-      <w:bookmarkStart w:id="7" w:name="_Toc223284982"/>
-      <w:r>
-        <w:rPr>
-          <w:rFonts w:ascii="Arial" w:hAnsi="Arial" w:cs="Arial"/>
-        </w:rPr>
-        <w:lastRenderedPageBreak/>
+        <w:numPr>
+          <w:ilvl w:val="0"/>
+          <w:numId w:val="6"/>
+        </w:numPr>
+        <w:jc w:val="both"/>
+        <w:rPr>
+          <w:rFonts w:ascii="Arial" w:hAnsi="Arial" w:cs="Arial"/>
+        </w:rPr>
+      </w:pPr>
+      <w:bookmarkStart w:id="8" w:name="_Toc223527327"/>
+      <w:r>
+        <w:rPr>
+          <w:rFonts w:ascii="Arial" w:hAnsi="Arial" w:cs="Arial"/>
+        </w:rPr>
         <w:t>review of literature – 800 +- 10% words</w:t>
       </w:r>
-      <w:bookmarkEnd w:id="7"/>
+      <w:bookmarkEnd w:id="8"/>
     </w:p>
     <w:p>
       <w:pPr>
@@ -3847,6 +5271,14 @@
           <w:rFonts w:ascii="Arial" w:hAnsi="Arial" w:cs="Arial"/>
         </w:rPr>
       </w:pPr>
+    </w:p>
+    <w:p>
+      <w:pPr>
+        <w:jc w:val="both"/>
+        <w:rPr>
+          <w:rFonts w:ascii="Arial" w:hAnsi="Arial" w:cs="Arial"/>
+        </w:rPr>
+      </w:pPr>
       <w:r>
         <w:rPr>
           <w:rFonts w:ascii="Arial" w:hAnsi="Arial" w:cs="Arial"/>
@@ -4087,7 +5519,6 @@
         <w:rPr>
           <w:rFonts w:ascii="Arial" w:hAnsi="Arial" w:cs="Arial"/>
         </w:rPr>
-        <w:lastRenderedPageBreak/>
         <w:t>OpenPose framework represents a different approach for finger tracking. Developed by Cao et al. (2019) at Carnegie Mellon University</w:t>
       </w:r>
       <w:r>
@@ -4154,61 +5585,31 @@
         <w:rPr>
           <w:rFonts w:ascii="Arial" w:hAnsi="Arial" w:cs="Arial"/>
         </w:rPr>
-        <w:t xml:space="preserve"> Jo and </w:t>
-      </w:r>
-      <w:proofErr w:type="spellStart"/>
-      <w:r>
-        <w:rPr>
-          <w:rFonts w:ascii="Arial" w:hAnsi="Arial" w:cs="Arial"/>
-        </w:rPr>
-        <w:t>kim</w:t>
-      </w:r>
-      <w:proofErr w:type="spellEnd"/>
-      <w:r>
-        <w:rPr>
-          <w:rFonts w:ascii="Arial" w:hAnsi="Arial" w:cs="Arial"/>
-        </w:rPr>
-        <w:t xml:space="preserve"> (2022) concluded on their comprehensive study benchmarking </w:t>
-      </w:r>
-      <w:r>
-        <w:rPr>
-          <w:rFonts w:ascii="Arial" w:hAnsi="Arial" w:cs="Arial"/>
-        </w:rPr>
-        <w:t xml:space="preserve">OpenPose, </w:t>
-      </w:r>
-      <w:proofErr w:type="spellStart"/>
-      <w:r>
-        <w:rPr>
-          <w:rFonts w:ascii="Arial" w:hAnsi="Arial" w:cs="Arial"/>
-        </w:rPr>
-        <w:t>Pose</w:t>
-      </w:r>
-      <w:r>
-        <w:rPr>
-          <w:rFonts w:ascii="Arial" w:hAnsi="Arial" w:cs="Arial"/>
-        </w:rPr>
-        <w:t>Net</w:t>
-      </w:r>
-      <w:proofErr w:type="spellEnd"/>
-      <w:r>
-        <w:rPr>
-          <w:rFonts w:ascii="Arial" w:hAnsi="Arial" w:cs="Arial"/>
-        </w:rPr>
-        <w:t xml:space="preserve"> and </w:t>
-      </w:r>
-      <w:proofErr w:type="spellStart"/>
-      <w:r>
-        <w:rPr>
-          <w:rFonts w:ascii="Arial" w:hAnsi="Arial" w:cs="Arial"/>
-        </w:rPr>
-        <w:t>Movenet</w:t>
-      </w:r>
-      <w:proofErr w:type="spellEnd"/>
-      <w:r>
-        <w:rPr>
-          <w:rFonts w:ascii="Arial" w:hAnsi="Arial" w:cs="Arial"/>
-        </w:rPr>
-        <w:t xml:space="preserve"> that OpenPose achieved higher accuracy than other lighter models in multi person scenarios at the cost of computing power. OpenPose has a notable limitation on CPU performance falling below 15-20 FPS and lack of temporal smoothing features. In a piano setting the lack of temporal smoothing might cause keypress false flags which directly entails accuracy reduction.</w:t>
+        <w:t xml:space="preserve"> Jo and kim (2022) concluded on their comprehensive study benchmarking </w:t>
+      </w:r>
+      <w:r>
+        <w:rPr>
+          <w:rFonts w:ascii="Arial" w:hAnsi="Arial" w:cs="Arial"/>
+        </w:rPr>
+        <w:t>OpenPose, Pose</w:t>
+      </w:r>
+      <w:r>
+        <w:rPr>
+          <w:rFonts w:ascii="Arial" w:hAnsi="Arial" w:cs="Arial"/>
+        </w:rPr>
+        <w:t xml:space="preserve">Net and Movenet that OpenPose achieved higher accuracy than other lighter models in multi person scenarios at the cost of computing power. OpenPose has a notable limitation on CPU performance falling below 15-20 FPS and lack of temporal smoothing features. In a piano setting the lack of temporal smoothing might cause keypress false flags which directly </w:t>
+      </w:r>
+      <w:r>
+        <w:rPr>
+          <w:rFonts w:ascii="Arial" w:hAnsi="Arial" w:cs="Arial"/>
+        </w:rPr>
+        <w:t>entail</w:t>
+      </w:r>
+      <w:r>
+        <w:rPr>
+          <w:rFonts w:ascii="Arial" w:hAnsi="Arial" w:cs="Arial"/>
+        </w:rPr>
+        <w:t xml:space="preserve"> accuracy reduction.</w:t>
       </w:r>
     </w:p>
     <w:p>
@@ -4222,19 +5623,23 @@
     <w:p>
       <w:pPr>
         <w:pStyle w:val="Heading1"/>
-        <w:jc w:val="both"/>
-        <w:rPr>
-          <w:rFonts w:ascii="Arial" w:hAnsi="Arial" w:cs="Arial"/>
-        </w:rPr>
-      </w:pPr>
-      <w:bookmarkStart w:id="8" w:name="_Toc223284983"/>
+        <w:numPr>
+          <w:ilvl w:val="0"/>
+          <w:numId w:val="6"/>
+        </w:numPr>
+        <w:jc w:val="both"/>
+        <w:rPr>
+          <w:rFonts w:ascii="Arial" w:hAnsi="Arial" w:cs="Arial"/>
+        </w:rPr>
+      </w:pPr>
+      <w:bookmarkStart w:id="9" w:name="_Toc223527328"/>
       <w:r>
         <w:rPr>
           <w:rFonts w:ascii="Arial" w:hAnsi="Arial" w:cs="Arial"/>
         </w:rPr>
         <w:t>Review of technology – 800 words</w:t>
       </w:r>
-      <w:bookmarkEnd w:id="8"/>
+      <w:bookmarkEnd w:id="9"/>
     </w:p>
     <w:p>
       <w:pPr>
@@ -4277,19 +5682,15 @@
     <w:p>
       <w:pPr>
         <w:pStyle w:val="Heading2"/>
-        <w:jc w:val="both"/>
-        <w:rPr>
-          <w:rFonts w:ascii="Arial" w:hAnsi="Arial" w:cs="Arial"/>
-        </w:rPr>
-      </w:pPr>
-      <w:bookmarkStart w:id="9" w:name="_Toc223284984"/>
-      <w:r>
-        <w:rPr>
-          <w:rFonts w:ascii="Arial" w:hAnsi="Arial" w:cs="Arial"/>
-        </w:rPr>
+      </w:pPr>
+      <w:bookmarkStart w:id="10" w:name="_Toc223527329"/>
+      <w:r>
+        <w:t xml:space="preserve">3.1 </w:t>
+      </w:r>
+      <w:r>
         <w:t>Major Hardware Components</w:t>
       </w:r>
-      <w:bookmarkEnd w:id="9"/>
+      <w:bookmarkEnd w:id="10"/>
     </w:p>
     <w:p>
       <w:pPr>
@@ -4331,7 +5732,14 @@
         <w:rPr>
           <w:rFonts w:ascii="Arial" w:hAnsi="Arial" w:cs="Arial"/>
         </w:rPr>
-        <w:t>midi signals to be read using python library Mido which can be used to sync timings and MJMPE calculations.</w:t>
+        <w:t xml:space="preserve">midi signals to be read using </w:t>
+      </w:r>
+      <w:r>
+        <w:rPr>
+          <w:rFonts w:ascii="Arial" w:hAnsi="Arial" w:cs="Arial"/>
+        </w:rPr>
+        <w:lastRenderedPageBreak/>
+        <w:t>python library Mido which can be used to sync timings and MJMPE calculations.</w:t>
       </w:r>
       <w:r>
         <w:rPr>
@@ -4372,7 +5780,7 @@
           <w:noProof/>
         </w:rPr>
         <w:drawing>
-          <wp:inline distT="0" distB="0" distL="0" distR="0" wp14:anchorId="53853E7A" wp14:editId="45CD5A40">
+          <wp:inline distT="0" distB="0" distL="0" distR="0" wp14:anchorId="53853E7A" wp14:editId="6C50D53C">
             <wp:extent cx="4794636" cy="2397318"/>
             <wp:effectExtent l="0" t="0" r="6350" b="3175"/>
             <wp:docPr id="751281080" name="Picture 1" descr="CTK-2400 | Standard Keyboards | Electronic Musical Instruments | CASIO"/>
@@ -4389,7 +5797,7 @@
                     </pic:cNvPicPr>
                   </pic:nvPicPr>
                   <pic:blipFill>
-                    <a:blip r:embed="rId9" cstate="print">
+                    <a:blip r:embed="rId8" cstate="print">
                       <a:extLst>
                         <a:ext uri="{28A0092B-C50C-407E-A947-70E740481C1C}">
                           <a14:useLocalDpi xmlns:a14="http://schemas.microsoft.com/office/drawing/2010/main" val="0"/>
@@ -4449,9 +5857,8 @@
           <w:rFonts w:ascii="Arial" w:hAnsi="Arial" w:cs="Arial"/>
           <w:noProof/>
         </w:rPr>
-        <w:lastRenderedPageBreak/>
         <w:drawing>
-          <wp:inline distT="0" distB="0" distL="0" distR="0" wp14:anchorId="0754C8E7" wp14:editId="02E5D29C">
+          <wp:inline distT="0" distB="0" distL="0" distR="0" wp14:anchorId="0754C8E7" wp14:editId="37AC694F">
             <wp:extent cx="2442069" cy="2472856"/>
             <wp:effectExtent l="0" t="0" r="0" b="3810"/>
             <wp:docPr id="1256679988" name="Picture 7" descr="NiceTQ 10FT USB2.0 PC Connect CABLE CORD FOR Casio CTK-2400 CTK-4400 CTK-6200  61-key keyboard : Amazon.ca: Electronics"/>
@@ -4468,7 +5875,7 @@
                     </pic:cNvPicPr>
                   </pic:nvPicPr>
                   <pic:blipFill>
-                    <a:blip r:embed="rId10" cstate="print">
+                    <a:blip r:embed="rId9" cstate="print">
                       <a:extLst>
                         <a:ext uri="{28A0092B-C50C-407E-A947-70E740481C1C}">
                           <a14:useLocalDpi xmlns:a14="http://schemas.microsoft.com/office/drawing/2010/main" val="0"/>
@@ -4586,6 +5993,7 @@
           <w:rFonts w:ascii="Arial" w:hAnsi="Arial" w:cs="Arial"/>
           <w:noProof/>
         </w:rPr>
+        <w:lastRenderedPageBreak/>
         <w:drawing>
           <wp:inline distT="0" distB="0" distL="0" distR="0" wp14:anchorId="26ECE5A4" wp14:editId="0588512C">
             <wp:extent cx="2512612" cy="2512612"/>
@@ -4604,7 +6012,7 @@
                     </pic:cNvPicPr>
                   </pic:nvPicPr>
                   <pic:blipFill>
-                    <a:blip r:embed="rId11" cstate="print">
+                    <a:blip r:embed="rId10" cstate="print">
                       <a:extLst>
                         <a:ext uri="{28A0092B-C50C-407E-A947-70E740481C1C}">
                           <a14:useLocalDpi xmlns:a14="http://schemas.microsoft.com/office/drawing/2010/main" val="0"/>
@@ -4658,7 +6066,7 @@
                     </pic:cNvPicPr>
                   </pic:nvPicPr>
                   <pic:blipFill>
-                    <a:blip r:embed="rId12" cstate="print">
+                    <a:blip r:embed="rId11" cstate="print">
                       <a:extLst>
                         <a:ext uri="{28A0092B-C50C-407E-A947-70E740481C1C}">
                           <a14:useLocalDpi xmlns:a14="http://schemas.microsoft.com/office/drawing/2010/main" val="0"/>
@@ -4785,7 +6193,6 @@
           <w:rFonts w:ascii="Arial" w:hAnsi="Arial" w:cs="Arial"/>
           <w:noProof/>
         </w:rPr>
-        <w:lastRenderedPageBreak/>
         <w:drawing>
           <wp:inline distT="0" distB="0" distL="0" distR="0" wp14:anchorId="09C564C0" wp14:editId="44DA4136">
             <wp:extent cx="2154446" cy="2846567"/>
@@ -4804,7 +6211,7 @@
                     </pic:cNvPicPr>
                   </pic:nvPicPr>
                   <pic:blipFill>
-                    <a:blip r:embed="rId13" cstate="print">
+                    <a:blip r:embed="rId12" cstate="print">
                       <a:extLst>
                         <a:ext uri="{28A0092B-C50C-407E-A947-70E740481C1C}">
                           <a14:useLocalDpi xmlns:a14="http://schemas.microsoft.com/office/drawing/2010/main" val="0"/>
@@ -4848,21 +6255,7 @@
         <w:rPr>
           <w:rFonts w:ascii="Arial" w:hAnsi="Arial" w:cs="Arial"/>
         </w:rPr>
-        <w:t xml:space="preserve">Fig: </w:t>
-      </w:r>
-      <w:proofErr w:type="spellStart"/>
-      <w:r>
-        <w:rPr>
-          <w:rFonts w:ascii="Arial" w:hAnsi="Arial" w:cs="Arial"/>
-        </w:rPr>
-        <w:t>Velbon</w:t>
-      </w:r>
-      <w:proofErr w:type="spellEnd"/>
-      <w:r>
-        <w:rPr>
-          <w:rFonts w:ascii="Arial" w:hAnsi="Arial" w:cs="Arial"/>
-        </w:rPr>
-        <w:t xml:space="preserve"> adjustable camera tripod</w:t>
+        <w:t>Fig: Velbon adjustable camera tripod</w:t>
       </w:r>
     </w:p>
     <w:p>
@@ -4904,14 +6297,12 @@
         </w:rPr>
         <w:t xml:space="preserve">data processing is a </w:t>
       </w:r>
-      <w:proofErr w:type="spellStart"/>
       <w:r>
         <w:rPr>
           <w:rFonts w:ascii="Arial" w:hAnsi="Arial" w:cs="Arial"/>
         </w:rPr>
         <w:t>Msi</w:t>
       </w:r>
-      <w:proofErr w:type="spellEnd"/>
       <w:r>
         <w:rPr>
           <w:rFonts w:ascii="Arial" w:hAnsi="Arial" w:cs="Arial"/>
@@ -4969,6 +6360,7 @@
           <w:rFonts w:ascii="Arial" w:hAnsi="Arial" w:cs="Arial"/>
           <w:noProof/>
         </w:rPr>
+        <w:lastRenderedPageBreak/>
         <w:drawing>
           <wp:inline distT="0" distB="0" distL="0" distR="0" wp14:anchorId="65407463" wp14:editId="4FB2203C">
             <wp:extent cx="2552368" cy="2552368"/>
@@ -4987,7 +6379,7 @@
                     </pic:cNvPicPr>
                   </pic:nvPicPr>
                   <pic:blipFill>
-                    <a:blip r:embed="rId14">
+                    <a:blip r:embed="rId13">
                       <a:extLst>
                         <a:ext uri="{28A0092B-C50C-407E-A947-70E740481C1C}">
                           <a14:useLocalDpi xmlns:a14="http://schemas.microsoft.com/office/drawing/2010/main" val="0"/>
@@ -5045,19 +6437,15 @@
     <w:p>
       <w:pPr>
         <w:pStyle w:val="Heading2"/>
-        <w:jc w:val="both"/>
-        <w:rPr>
-          <w:rFonts w:ascii="Arial" w:hAnsi="Arial" w:cs="Arial"/>
-        </w:rPr>
-      </w:pPr>
-      <w:bookmarkStart w:id="10" w:name="_Toc223284985"/>
-      <w:r>
-        <w:rPr>
-          <w:rFonts w:ascii="Arial" w:hAnsi="Arial" w:cs="Arial"/>
-        </w:rPr>
+      </w:pPr>
+      <w:bookmarkStart w:id="11" w:name="_Toc223527330"/>
+      <w:r>
+        <w:t xml:space="preserve">3.2 </w:t>
+      </w:r>
+      <w:r>
         <w:t>Software Components and Libraries</w:t>
       </w:r>
-      <w:bookmarkEnd w:id="10"/>
+      <w:bookmarkEnd w:id="11"/>
     </w:p>
     <w:p>
       <w:pPr>
@@ -5105,14 +6493,7 @@
         <w:rPr>
           <w:rFonts w:ascii="Arial" w:hAnsi="Arial" w:cs="Arial"/>
         </w:rPr>
-        <w:t xml:space="preserve"> Python 3.10 enables </w:t>
-      </w:r>
-      <w:r>
-        <w:rPr>
-          <w:rFonts w:ascii="Arial" w:hAnsi="Arial" w:cs="Arial"/>
-        </w:rPr>
-        <w:lastRenderedPageBreak/>
-        <w:t xml:space="preserve">support for </w:t>
+        <w:t xml:space="preserve"> Python 3.10 enables support for </w:t>
       </w:r>
       <w:r>
         <w:rPr>
@@ -5344,21 +6725,7 @@
         <w:rPr>
           <w:rFonts w:ascii="Arial" w:hAnsi="Arial" w:cs="Arial"/>
         </w:rPr>
-        <w:t>and python-</w:t>
-      </w:r>
-      <w:proofErr w:type="spellStart"/>
-      <w:r>
-        <w:rPr>
-          <w:rFonts w:ascii="Arial" w:hAnsi="Arial" w:cs="Arial"/>
-        </w:rPr>
-        <w:t>rtmidi</w:t>
-      </w:r>
-      <w:proofErr w:type="spellEnd"/>
-      <w:r>
-        <w:rPr>
-          <w:rFonts w:ascii="Arial" w:hAnsi="Arial" w:cs="Arial"/>
-        </w:rPr>
-        <w:t xml:space="preserve"> 1.5.0</w:t>
+        <w:t>and python-rtmidi 1.5.0</w:t>
       </w:r>
       <w:r>
         <w:rPr>
@@ -5497,6 +6864,44 @@
     </w:p>
     <w:p>
       <w:pPr>
+        <w:pStyle w:val="ListParagraph"/>
+        <w:numPr>
+          <w:ilvl w:val="0"/>
+          <w:numId w:val="3"/>
+        </w:numPr>
+        <w:jc w:val="both"/>
+        <w:rPr>
+          <w:rFonts w:ascii="Arial" w:hAnsi="Arial" w:cs="Arial"/>
+        </w:rPr>
+      </w:pPr>
+      <w:r>
+        <w:rPr>
+          <w:rFonts w:ascii="Arial" w:hAnsi="Arial" w:cs="Arial"/>
+        </w:rPr>
+        <w:t>MediaPipe Hands: Actual testing framework for hand detection.</w:t>
+      </w:r>
+    </w:p>
+    <w:p>
+      <w:pPr>
+        <w:pStyle w:val="ListParagraph"/>
+        <w:numPr>
+          <w:ilvl w:val="0"/>
+          <w:numId w:val="3"/>
+        </w:numPr>
+        <w:jc w:val="both"/>
+        <w:rPr>
+          <w:rFonts w:ascii="Arial" w:hAnsi="Arial" w:cs="Arial"/>
+        </w:rPr>
+      </w:pPr>
+      <w:r>
+        <w:rPr>
+          <w:rFonts w:ascii="Arial" w:hAnsi="Arial" w:cs="Arial"/>
+        </w:rPr>
+        <w:t>OpenPose Hands: Second testing framework for hand detection.</w:t>
+      </w:r>
+    </w:p>
+    <w:p>
+      <w:pPr>
         <w:ind w:left="360"/>
         <w:jc w:val="both"/>
         <w:rPr>
@@ -5507,16 +6912,21 @@
     <w:p>
       <w:pPr>
         <w:pStyle w:val="Heading1"/>
-        <w:jc w:val="both"/>
-        <w:rPr>
-          <w:rFonts w:ascii="Arial" w:hAnsi="Arial" w:cs="Arial"/>
-        </w:rPr>
-      </w:pPr>
-      <w:bookmarkStart w:id="11" w:name="_Toc223284986"/>
-      <w:r>
-        <w:rPr>
-          <w:rFonts w:ascii="Arial" w:hAnsi="Arial" w:cs="Arial"/>
-        </w:rPr>
+        <w:numPr>
+          <w:ilvl w:val="0"/>
+          <w:numId w:val="6"/>
+        </w:numPr>
+        <w:jc w:val="both"/>
+        <w:rPr>
+          <w:rFonts w:ascii="Arial" w:hAnsi="Arial" w:cs="Arial"/>
+        </w:rPr>
+      </w:pPr>
+      <w:bookmarkStart w:id="12" w:name="_Toc223527331"/>
+      <w:r>
+        <w:rPr>
+          <w:rFonts w:ascii="Arial" w:hAnsi="Arial" w:cs="Arial"/>
+        </w:rPr>
+        <w:lastRenderedPageBreak/>
         <w:t>Methodology</w:t>
       </w:r>
       <w:r>
@@ -5531,7 +6941,17 @@
         </w:rPr>
         <w:t>500 words</w:t>
       </w:r>
-      <w:bookmarkEnd w:id="11"/>
+      <w:bookmarkEnd w:id="12"/>
+    </w:p>
+    <w:p>
+      <w:pPr>
+        <w:pStyle w:val="Heading2"/>
+      </w:pPr>
+      <w:bookmarkStart w:id="13" w:name="_Toc223527332"/>
+      <w:r>
+        <w:t>4.1 Methodology description</w:t>
+      </w:r>
+      <w:bookmarkEnd w:id="13"/>
     </w:p>
     <w:p>
       <w:pPr>
@@ -5650,6 +7070,27 @@
           <w:rFonts w:ascii="Arial" w:hAnsi="Arial" w:cs="Arial"/>
         </w:rPr>
       </w:pPr>
+    </w:p>
+    <w:p>
+      <w:pPr>
+        <w:pStyle w:val="Heading2"/>
+      </w:pPr>
+      <w:bookmarkStart w:id="14" w:name="_Toc223527333"/>
+      <w:r>
+        <w:t>4.2 Research design plan</w:t>
+      </w:r>
+      <w:bookmarkEnd w:id="14"/>
+      <w:r>
+        <w:t xml:space="preserve"> </w:t>
+      </w:r>
+    </w:p>
+    <w:p>
+      <w:pPr>
+        <w:jc w:val="both"/>
+        <w:rPr>
+          <w:rFonts w:ascii="Arial" w:hAnsi="Arial" w:cs="Arial"/>
+        </w:rPr>
+      </w:pPr>
       <w:r>
         <w:rPr>
           <w:rFonts w:ascii="Arial" w:hAnsi="Arial" w:cs="Arial"/>
@@ -5870,94 +7311,88 @@
         <w:rPr>
           <w:rFonts w:ascii="Arial" w:hAnsi="Arial" w:cs="Arial"/>
         </w:rPr>
-        <w:t xml:space="preserve"> 5 producing a meaningful </w:t>
-      </w:r>
-      <w:r>
-        <w:rPr>
-          <w:rFonts w:ascii="Arial" w:hAnsi="Arial" w:cs="Arial"/>
+        <w:t xml:space="preserve"> 5 producing a meaningful report which spans from beginning to end of the research tabulates </w:t>
+      </w:r>
+      <w:r>
+        <w:rPr>
+          <w:rFonts w:ascii="Arial" w:hAnsi="Arial" w:cs="Arial"/>
+        </w:rPr>
+        <w:t xml:space="preserve">result variables and outputs </w:t>
+      </w:r>
+      <w:r>
+        <w:rPr>
+          <w:rFonts w:ascii="Arial" w:hAnsi="Arial" w:cs="Arial"/>
+        </w:rPr>
+        <w:t>research</w:t>
+      </w:r>
+      <w:r>
+        <w:rPr>
+          <w:rFonts w:ascii="Arial" w:hAnsi="Arial" w:cs="Arial"/>
+        </w:rPr>
+        <w:t xml:space="preserve"> backed </w:t>
+      </w:r>
+      <w:r>
+        <w:rPr>
+          <w:rFonts w:ascii="Arial" w:hAnsi="Arial" w:cs="Arial"/>
+        </w:rPr>
+        <w:t xml:space="preserve">feedback for </w:t>
+      </w:r>
+      <w:r>
+        <w:rPr>
+          <w:rFonts w:ascii="Arial" w:hAnsi="Arial" w:cs="Arial"/>
+        </w:rPr>
+        <w:t>vision-based</w:t>
+      </w:r>
+      <w:r>
+        <w:rPr>
+          <w:rFonts w:ascii="Arial" w:hAnsi="Arial" w:cs="Arial"/>
+        </w:rPr>
+        <w:t xml:space="preserve"> models </w:t>
+      </w:r>
+      <w:r>
+        <w:rPr>
+          <w:rFonts w:ascii="Arial" w:hAnsi="Arial" w:cs="Arial"/>
+        </w:rPr>
+        <w:t>and</w:t>
+      </w:r>
+      <w:r>
+        <w:rPr>
+          <w:rFonts w:ascii="Arial" w:hAnsi="Arial" w:cs="Arial"/>
+        </w:rPr>
+        <w:t xml:space="preserve"> produces new dataset governing </w:t>
+      </w:r>
+      <w:r>
+        <w:rPr>
+          <w:rFonts w:ascii="Arial" w:hAnsi="Arial" w:cs="Arial"/>
+        </w:rPr>
+        <w:t xml:space="preserve">vision and music instrument interaction </w:t>
+      </w:r>
+      <w:r>
+        <w:rPr>
+          <w:rFonts w:ascii="Arial" w:hAnsi="Arial" w:cs="Arial"/>
+        </w:rPr>
+        <w:t xml:space="preserve">contribution for the opensource community </w:t>
+      </w:r>
+      <w:r>
+        <w:rPr>
+          <w:rFonts w:ascii="Arial" w:hAnsi="Arial" w:cs="Arial"/>
+        </w:rPr>
+        <w:t>and ends with a conclusion that can be further explored via other research and projects.</w:t>
+      </w:r>
+    </w:p>
+    <w:p>
+      <w:pPr>
+        <w:jc w:val="both"/>
+        <w:rPr>
+          <w:rFonts w:ascii="Arial" w:hAnsi="Arial" w:cs="Arial"/>
+        </w:rPr>
+      </w:pPr>
+      <w:r>
+        <w:rPr>
+          <w:rFonts w:ascii="Arial" w:hAnsi="Arial" w:cs="Arial"/>
+          <w:noProof/>
         </w:rPr>
         <w:lastRenderedPageBreak/>
-        <w:t xml:space="preserve">report which spans from beginning to end of the research tabulates </w:t>
-      </w:r>
-      <w:r>
-        <w:rPr>
-          <w:rFonts w:ascii="Arial" w:hAnsi="Arial" w:cs="Arial"/>
-        </w:rPr>
-        <w:t xml:space="preserve">result variables and outputs </w:t>
-      </w:r>
-      <w:r>
-        <w:rPr>
-          <w:rFonts w:ascii="Arial" w:hAnsi="Arial" w:cs="Arial"/>
-        </w:rPr>
-        <w:t>research</w:t>
-      </w:r>
-      <w:r>
-        <w:rPr>
-          <w:rFonts w:ascii="Arial" w:hAnsi="Arial" w:cs="Arial"/>
-        </w:rPr>
-        <w:t xml:space="preserve"> backed </w:t>
-      </w:r>
-      <w:r>
-        <w:rPr>
-          <w:rFonts w:ascii="Arial" w:hAnsi="Arial" w:cs="Arial"/>
-        </w:rPr>
-        <w:t xml:space="preserve">feedback for </w:t>
-      </w:r>
-      <w:r>
-        <w:rPr>
-          <w:rFonts w:ascii="Arial" w:hAnsi="Arial" w:cs="Arial"/>
-        </w:rPr>
-        <w:t>vision-based</w:t>
-      </w:r>
-      <w:r>
-        <w:rPr>
-          <w:rFonts w:ascii="Arial" w:hAnsi="Arial" w:cs="Arial"/>
-        </w:rPr>
-        <w:t xml:space="preserve"> models </w:t>
-      </w:r>
-      <w:r>
-        <w:rPr>
-          <w:rFonts w:ascii="Arial" w:hAnsi="Arial" w:cs="Arial"/>
-        </w:rPr>
-        <w:t>and</w:t>
-      </w:r>
-      <w:r>
-        <w:rPr>
-          <w:rFonts w:ascii="Arial" w:hAnsi="Arial" w:cs="Arial"/>
-        </w:rPr>
-        <w:t xml:space="preserve"> produces new dataset governing </w:t>
-      </w:r>
-      <w:r>
-        <w:rPr>
-          <w:rFonts w:ascii="Arial" w:hAnsi="Arial" w:cs="Arial"/>
-        </w:rPr>
-        <w:t xml:space="preserve">vision and music instrument interaction </w:t>
-      </w:r>
-      <w:r>
-        <w:rPr>
-          <w:rFonts w:ascii="Arial" w:hAnsi="Arial" w:cs="Arial"/>
-        </w:rPr>
-        <w:t xml:space="preserve">contribution for the opensource community </w:t>
-      </w:r>
-      <w:r>
-        <w:rPr>
-          <w:rFonts w:ascii="Arial" w:hAnsi="Arial" w:cs="Arial"/>
-        </w:rPr>
-        <w:t>and ends with a conclusion that can be further explored via other research and projects.</w:t>
-      </w:r>
-    </w:p>
-    <w:p>
-      <w:pPr>
-        <w:jc w:val="both"/>
-        <w:rPr>
-          <w:rFonts w:ascii="Arial" w:hAnsi="Arial" w:cs="Arial"/>
-        </w:rPr>
-      </w:pPr>
-      <w:r>
-        <w:rPr>
-          <w:rFonts w:ascii="Arial" w:hAnsi="Arial" w:cs="Arial"/>
-          <w:noProof/>
-        </w:rPr>
         <w:drawing>
           <wp:inline distT="0" distB="0" distL="0" distR="0" wp14:anchorId="5AF13209" wp14:editId="2E1D3DB8">
             <wp:extent cx="5943600" cy="2009775"/>
@@ -5974,7 +7409,7 @@
                     <pic:cNvPicPr/>
                   </pic:nvPicPr>
                   <pic:blipFill>
-                    <a:blip r:embed="rId15"/>
+                    <a:blip r:embed="rId14"/>
                     <a:stretch>
                       <a:fillRect/>
                     </a:stretch>
@@ -6011,6 +7446,16 @@
     </w:p>
     <w:p>
       <w:pPr>
+        <w:pStyle w:val="Heading2"/>
+      </w:pPr>
+      <w:bookmarkStart w:id="15" w:name="_Toc223527334"/>
+      <w:r>
+        <w:t>4.3 Methodology defense</w:t>
+      </w:r>
+      <w:bookmarkEnd w:id="15"/>
+    </w:p>
+    <w:p>
+      <w:pPr>
         <w:jc w:val="both"/>
         <w:rPr>
           <w:rFonts w:ascii="Arial" w:hAnsi="Arial" w:cs="Arial"/>
@@ -6240,19 +7685,23 @@
     <w:p>
       <w:pPr>
         <w:pStyle w:val="Heading1"/>
-        <w:jc w:val="both"/>
-        <w:rPr>
-          <w:rFonts w:ascii="Arial" w:hAnsi="Arial" w:cs="Arial"/>
-        </w:rPr>
-      </w:pPr>
-      <w:bookmarkStart w:id="12" w:name="_Toc223284987"/>
+        <w:numPr>
+          <w:ilvl w:val="0"/>
+          <w:numId w:val="6"/>
+        </w:numPr>
+        <w:jc w:val="both"/>
+        <w:rPr>
+          <w:rFonts w:ascii="Arial" w:hAnsi="Arial" w:cs="Arial"/>
+        </w:rPr>
+      </w:pPr>
+      <w:bookmarkStart w:id="16" w:name="_Toc223527335"/>
       <w:r>
         <w:rPr>
           <w:rFonts w:ascii="Arial" w:hAnsi="Arial" w:cs="Arial"/>
         </w:rPr>
         <w:t>Research/ Product design</w:t>
       </w:r>
-      <w:bookmarkEnd w:id="12"/>
+      <w:bookmarkEnd w:id="16"/>
       <w:r>
         <w:rPr>
           <w:rFonts w:ascii="Arial" w:hAnsi="Arial" w:cs="Arial"/>
@@ -6285,35 +7734,35 @@
         <w:rPr>
           <w:rFonts w:ascii="Arial" w:hAnsi="Arial" w:cs="Arial"/>
         </w:rPr>
+        <w:t>-100 words</w:t>
+      </w:r>
+    </w:p>
+    <w:p>
+      <w:pPr>
+        <w:jc w:val="both"/>
+        <w:rPr>
+          <w:rFonts w:ascii="Arial" w:hAnsi="Arial" w:cs="Arial"/>
+        </w:rPr>
+      </w:pPr>
+      <w:r>
+        <w:rPr>
+          <w:rFonts w:ascii="Arial" w:hAnsi="Arial" w:cs="Arial"/>
+        </w:rPr>
+        <w:t>-research system prototype example: dataset collection device</w:t>
+      </w:r>
+    </w:p>
+    <w:p>
+      <w:pPr>
+        <w:jc w:val="both"/>
+        <w:rPr>
+          <w:rFonts w:ascii="Arial" w:hAnsi="Arial" w:cs="Arial"/>
+        </w:rPr>
+      </w:pPr>
+      <w:r>
+        <w:rPr>
+          <w:rFonts w:ascii="Arial" w:hAnsi="Arial" w:cs="Arial"/>
+        </w:rPr>
         <w:lastRenderedPageBreak/>
-        <w:t>-100 words</w:t>
-      </w:r>
-    </w:p>
-    <w:p>
-      <w:pPr>
-        <w:jc w:val="both"/>
-        <w:rPr>
-          <w:rFonts w:ascii="Arial" w:hAnsi="Arial" w:cs="Arial"/>
-        </w:rPr>
-      </w:pPr>
-      <w:r>
-        <w:rPr>
-          <w:rFonts w:ascii="Arial" w:hAnsi="Arial" w:cs="Arial"/>
-        </w:rPr>
-        <w:t>-research system prototype example: dataset collection device</w:t>
-      </w:r>
-    </w:p>
-    <w:p>
-      <w:pPr>
-        <w:jc w:val="both"/>
-        <w:rPr>
-          <w:rFonts w:ascii="Arial" w:hAnsi="Arial" w:cs="Arial"/>
-        </w:rPr>
-      </w:pPr>
-      <w:r>
-        <w:rPr>
-          <w:rFonts w:ascii="Arial" w:hAnsi="Arial" w:cs="Arial"/>
-        </w:rPr>
         <w:t>-functional and nonfunctional summary</w:t>
       </w:r>
     </w:p>
@@ -6333,16 +7782,38 @@
     </w:p>
     <w:p>
       <w:pPr>
-        <w:jc w:val="both"/>
-        <w:rPr>
-          <w:rFonts w:ascii="Arial" w:hAnsi="Arial" w:cs="Arial"/>
-        </w:rPr>
-      </w:pPr>
-      <w:r>
-        <w:rPr>
-          <w:rFonts w:ascii="Arial" w:hAnsi="Arial" w:cs="Arial"/>
-        </w:rPr>
-        <w:t xml:space="preserve">Setting up the data collection pipeline from an upwards angle with almost ninety degree view is the initial setup for </w:t>
+        <w:pStyle w:val="Heading2"/>
+      </w:pPr>
+      <w:bookmarkStart w:id="17" w:name="_Toc223527336"/>
+      <w:r>
+        <w:t>5.1. Data collection pipeline system</w:t>
+      </w:r>
+      <w:bookmarkEnd w:id="17"/>
+    </w:p>
+    <w:p>
+      <w:pPr>
+        <w:jc w:val="both"/>
+        <w:rPr>
+          <w:rFonts w:ascii="Arial" w:hAnsi="Arial" w:cs="Arial"/>
+        </w:rPr>
+      </w:pPr>
+      <w:r>
+        <w:rPr>
+          <w:rFonts w:ascii="Arial" w:hAnsi="Arial" w:cs="Arial"/>
+        </w:rPr>
+        <w:t xml:space="preserve">Setting up the data collection pipeline from an upwards angle with almost </w:t>
+      </w:r>
+      <w:r>
+        <w:rPr>
+          <w:rFonts w:ascii="Arial" w:hAnsi="Arial" w:cs="Arial"/>
+        </w:rPr>
+        <w:t>ninety-degree</w:t>
+      </w:r>
+      <w:r>
+        <w:rPr>
+          <w:rFonts w:ascii="Arial" w:hAnsi="Arial" w:cs="Arial"/>
+        </w:rPr>
+        <w:t xml:space="preserve"> view is the initial setup for </w:t>
       </w:r>
       <w:r>
         <w:rPr>
@@ -6354,7 +7825,7 @@
         <w:rPr>
           <w:rFonts w:ascii="Arial" w:hAnsi="Arial" w:cs="Arial"/>
         </w:rPr>
-        <w:t xml:space="preserve"> models to easily track finger movement.</w:t>
+        <w:t xml:space="preserve"> models to track finger movement.</w:t>
       </w:r>
       <w:r>
         <w:rPr>
@@ -6376,9 +7847,9 @@
           <w:noProof/>
         </w:rPr>
         <w:drawing>
-          <wp:inline distT="0" distB="0" distL="0" distR="0" wp14:anchorId="0259857A" wp14:editId="07E5B6F4">
-            <wp:extent cx="2159092" cy="4667098"/>
-            <wp:effectExtent l="19050" t="19050" r="12700" b="19685"/>
+          <wp:inline distT="0" distB="0" distL="0" distR="0" wp14:anchorId="0259857A" wp14:editId="592A18A2">
+            <wp:extent cx="2158365" cy="2853619"/>
+            <wp:effectExtent l="19050" t="19050" r="13335" b="23495"/>
             <wp:docPr id="2089651436" name="Picture 1"/>
             <wp:cNvGraphicFramePr>
               <a:graphicFrameLocks xmlns:a="http://schemas.openxmlformats.org/drawingml/2006/main" noChangeAspect="1"/>
@@ -6392,8 +7863,467 @@
                       <a:picLocks noChangeAspect="1" noChangeArrowheads="1"/>
                     </pic:cNvPicPr>
                   </pic:nvPicPr>
+                  <pic:blipFill rotWithShape="1">
+                    <a:blip r:embed="rId15">
+                      <a:extLst>
+                        <a:ext uri="{28A0092B-C50C-407E-A947-70E740481C1C}">
+                          <a14:useLocalDpi xmlns:a14="http://schemas.microsoft.com/office/drawing/2010/main" val="0"/>
+                        </a:ext>
+                      </a:extLst>
+                    </a:blip>
+                    <a:srcRect t="21577" b="17260"/>
+                    <a:stretch>
+                      <a:fillRect/>
+                    </a:stretch>
+                  </pic:blipFill>
+                  <pic:spPr bwMode="auto">
+                    <a:xfrm>
+                      <a:off x="0" y="0"/>
+                      <a:ext cx="2159092" cy="2854580"/>
+                    </a:xfrm>
+                    <a:prstGeom prst="rect">
+                      <a:avLst/>
+                    </a:prstGeom>
+                    <a:noFill/>
+                    <a:ln w="9525" cap="flat" cmpd="sng" algn="ctr">
+                      <a:solidFill>
+                        <a:sysClr val="windowText" lastClr="000000"/>
+                      </a:solidFill>
+                      <a:prstDash val="solid"/>
+                      <a:round/>
+                      <a:headEnd type="none" w="med" len="med"/>
+                      <a:tailEnd type="none" w="med" len="med"/>
+                      <a:extLst>
+                        <a:ext uri="{C807C97D-BFC1-408E-A445-0C87EB9F89A2}">
+                          <ask:lineSketchStyleProps xmlns:ask="http://schemas.microsoft.com/office/drawing/2018/sketchyshapes" sd="0">
+                            <a:custGeom>
+                              <a:avLst/>
+                              <a:gdLst/>
+                              <a:ahLst/>
+                              <a:cxnLst/>
+                              <a:rect l="0" t="0" r="0" b="0"/>
+                              <a:pathLst/>
+                            </a:custGeom>
+                            <ask:type/>
+                          </ask:lineSketchStyleProps>
+                        </a:ext>
+                      </a:extLst>
+                    </a:ln>
+                    <a:extLst>
+                      <a:ext uri="{53640926-AAD7-44D8-BBD7-CCE9431645EC}">
+                        <a14:shadowObscured xmlns:a14="http://schemas.microsoft.com/office/drawing/2010/main"/>
+                      </a:ext>
+                    </a:extLst>
+                  </pic:spPr>
+                </pic:pic>
+              </a:graphicData>
+            </a:graphic>
+          </wp:inline>
+        </w:drawing>
+      </w:r>
+      <w:r>
+        <w:rPr>
+          <w:rFonts w:ascii="Arial" w:hAnsi="Arial" w:cs="Arial"/>
+          <w:noProof/>
+        </w:rPr>
+        <w:drawing>
+          <wp:inline distT="0" distB="0" distL="0" distR="0" wp14:anchorId="097680F4" wp14:editId="370CDF29">
+            <wp:extent cx="2151234" cy="2856258"/>
+            <wp:effectExtent l="19050" t="19050" r="20955" b="20320"/>
+            <wp:docPr id="1180750250" name="Picture 3"/>
+            <wp:cNvGraphicFramePr>
+              <a:graphicFrameLocks xmlns:a="http://schemas.openxmlformats.org/drawingml/2006/main" noChangeAspect="1"/>
+            </wp:cNvGraphicFramePr>
+            <a:graphic xmlns:a="http://schemas.openxmlformats.org/drawingml/2006/main">
+              <a:graphicData uri="http://schemas.openxmlformats.org/drawingml/2006/picture">
+                <pic:pic xmlns:pic="http://schemas.openxmlformats.org/drawingml/2006/picture">
+                  <pic:nvPicPr>
+                    <pic:cNvPr id="0" name="Picture 3"/>
+                    <pic:cNvPicPr>
+                      <a:picLocks noChangeAspect="1" noChangeArrowheads="1"/>
+                    </pic:cNvPicPr>
+                  </pic:nvPicPr>
+                  <pic:blipFill rotWithShape="1">
+                    <a:blip r:embed="rId16">
+                      <a:extLst>
+                        <a:ext uri="{28A0092B-C50C-407E-A947-70E740481C1C}">
+                          <a14:useLocalDpi xmlns:a14="http://schemas.microsoft.com/office/drawing/2010/main" val="0"/>
+                        </a:ext>
+                      </a:extLst>
+                    </a:blip>
+                    <a:srcRect t="38827"/>
+                    <a:stretch>
+                      <a:fillRect/>
+                    </a:stretch>
+                  </pic:blipFill>
+                  <pic:spPr bwMode="auto">
+                    <a:xfrm>
+                      <a:off x="0" y="0"/>
+                      <a:ext cx="2154921" cy="2861154"/>
+                    </a:xfrm>
+                    <a:prstGeom prst="rect">
+                      <a:avLst/>
+                    </a:prstGeom>
+                    <a:noFill/>
+                    <a:ln w="9525" cap="flat" cmpd="sng" algn="ctr">
+                      <a:solidFill>
+                        <a:sysClr val="windowText" lastClr="000000"/>
+                      </a:solidFill>
+                      <a:prstDash val="solid"/>
+                      <a:round/>
+                      <a:headEnd type="none" w="med" len="med"/>
+                      <a:tailEnd type="none" w="med" len="med"/>
+                      <a:extLst>
+                        <a:ext uri="{C807C97D-BFC1-408E-A445-0C87EB9F89A2}">
+                          <ask:lineSketchStyleProps xmlns:ask="http://schemas.microsoft.com/office/drawing/2018/sketchyshapes" sd="0">
+                            <a:custGeom>
+                              <a:avLst/>
+                              <a:gdLst/>
+                              <a:ahLst/>
+                              <a:cxnLst/>
+                              <a:rect l="0" t="0" r="0" b="0"/>
+                              <a:pathLst/>
+                            </a:custGeom>
+                            <ask:type/>
+                          </ask:lineSketchStyleProps>
+                        </a:ext>
+                      </a:extLst>
+                    </a:ln>
+                    <a:extLst>
+                      <a:ext uri="{53640926-AAD7-44D8-BBD7-CCE9431645EC}">
+                        <a14:shadowObscured xmlns:a14="http://schemas.microsoft.com/office/drawing/2010/main"/>
+                      </a:ext>
+                    </a:extLst>
+                  </pic:spPr>
+                </pic:pic>
+              </a:graphicData>
+            </a:graphic>
+          </wp:inline>
+        </w:drawing>
+      </w:r>
+    </w:p>
+    <w:p>
+      <w:pPr>
+        <w:jc w:val="center"/>
+        <w:rPr>
+          <w:rFonts w:ascii="Arial" w:hAnsi="Arial" w:cs="Arial"/>
+        </w:rPr>
+      </w:pPr>
+      <w:r>
+        <w:rPr>
+          <w:rFonts w:ascii="Arial" w:hAnsi="Arial" w:cs="Arial"/>
+        </w:rPr>
+        <w:t>Fig: Data collection pipeline setup</w:t>
+      </w:r>
+    </w:p>
+    <w:p>
+      <w:pPr>
+        <w:rPr>
+          <w:rFonts w:ascii="Arial" w:hAnsi="Arial" w:cs="Arial"/>
+        </w:rPr>
+      </w:pPr>
+    </w:p>
+    <w:p>
+      <w:pPr>
+        <w:jc w:val="both"/>
+        <w:rPr>
+          <w:rFonts w:ascii="Arial" w:hAnsi="Arial" w:cs="Arial"/>
+        </w:rPr>
+      </w:pPr>
+    </w:p>
+    <w:p>
+      <w:pPr>
+        <w:pStyle w:val="Heading1"/>
+        <w:numPr>
+          <w:ilvl w:val="0"/>
+          <w:numId w:val="6"/>
+        </w:numPr>
+        <w:jc w:val="both"/>
+        <w:rPr>
+          <w:rFonts w:ascii="Arial" w:hAnsi="Arial" w:cs="Arial"/>
+        </w:rPr>
+      </w:pPr>
+      <w:bookmarkStart w:id="18" w:name="_Toc223527337"/>
+      <w:r>
+        <w:rPr>
+          <w:rFonts w:ascii="Arial" w:hAnsi="Arial" w:cs="Arial"/>
+        </w:rPr>
+        <w:t xml:space="preserve">Implementation and </w:t>
+      </w:r>
+      <w:r>
+        <w:rPr>
+          <w:rFonts w:ascii="Arial" w:hAnsi="Arial" w:cs="Arial"/>
+        </w:rPr>
+        <w:t>T</w:t>
+      </w:r>
+      <w:r>
+        <w:rPr>
+          <w:rFonts w:ascii="Arial" w:hAnsi="Arial" w:cs="Arial"/>
+        </w:rPr>
+        <w:t>esting</w:t>
+      </w:r>
+      <w:bookmarkEnd w:id="18"/>
+    </w:p>
+    <w:p>
+      <w:pPr>
+        <w:pStyle w:val="Heading2"/>
+      </w:pPr>
+      <w:bookmarkStart w:id="19" w:name="_Toc223527338"/>
+      <w:r>
+        <w:t>6.1 Dataset Collection Pipeline Overview</w:t>
+      </w:r>
+      <w:bookmarkEnd w:id="19"/>
+    </w:p>
+    <w:p>
+      <w:r>
+        <w:t>The custom dataset collection pipeline has multiple features. The pipeline initialized a session where participants data categorization is done automatically, an interface with a mask aligned to the piano keys marking the border and the center of the key to establish ground truth, midi streams and video data are captured simultaneously for later offline MJMPE analysis. All participant’s data is saved under data/raw/p&lt;id&gt; meaning no other personal details are stored ensuring data confidentiality and anonymity.</w:t>
+      </w:r>
+    </w:p>
+    <w:p>
+      <w:pPr>
+        <w:pStyle w:val="Heading2"/>
+        <w:numPr>
+          <w:ilvl w:val="1"/>
+          <w:numId w:val="6"/>
+        </w:numPr>
+      </w:pPr>
+      <w:bookmarkStart w:id="20" w:name="_Toc223527339"/>
+      <w:r>
+        <w:lastRenderedPageBreak/>
+        <w:t>Participant and Environmental Characterization</w:t>
+      </w:r>
+      <w:bookmarkEnd w:id="20"/>
+    </w:p>
+    <w:p>
+      <w:r>
+        <w:t xml:space="preserve">For cross-participant analysis, two variables were systematically logged before recording started. First variable was skin tone categorization according to Fitzpatrick phototype. Second variable was ambient illumination measured by phones lux meter. The potential of both variables affecting landmark detection confidence in camera-based models </w:t>
+      </w:r>
+      <w:r>
+        <w:t>was</w:t>
+      </w:r>
+      <w:r>
+        <w:t xml:space="preserve"> identified as potential confounds.</w:t>
+      </w:r>
+    </w:p>
+    <w:p>
+      <w:pPr>
+        <w:pStyle w:val="Heading3"/>
+        <w:numPr>
+          <w:ilvl w:val="2"/>
+          <w:numId w:val="6"/>
+        </w:numPr>
+      </w:pPr>
+      <w:bookmarkStart w:id="21" w:name="_Toc223527340"/>
+      <w:r>
+        <w:t>Skin Tone Classification (Fitzpatrick Scale)</w:t>
+      </w:r>
+      <w:bookmarkEnd w:id="21"/>
+    </w:p>
+    <w:p>
+      <w:r>
+        <w:t xml:space="preserve">The skin tone classification was done automatically using colorimetric method (Chardon </w:t>
+      </w:r>
+      <w:r>
+        <w:t>et al.,</w:t>
+      </w:r>
+      <w:r>
+        <w:t xml:space="preserve"> 1991) using individual typology angle (ITA).</w:t>
+      </w:r>
+      <w:r>
+        <w:t xml:space="preserve"> Without any external identification models,</w:t>
+      </w:r>
+      <w:r>
+        <w:t xml:space="preserve"> </w:t>
+      </w:r>
+      <w:r>
+        <w:t>this method provides an independent skin reflectance measurement. CIELab pixel values from the palm region which are MediaPipe landmarks 0,1,5,9,13 and 17 are sampled. The resulting ITA score is co related with the corresponding Fitzpatrick scale category (Type I-VI)</w:t>
+      </w:r>
+    </w:p>
+    <w:p>
+      <w:r>
+        <w:t>The ITA score was computed as:</w:t>
+      </w:r>
+      <w:r>
+        <w:tab/>
+      </w:r>
+    </w:p>
+    <w:p>
+      <w:pPr>
+        <w:jc w:val="center"/>
+      </w:pPr>
+      <w:r>
+        <w:rPr>
+          <w:noProof/>
+        </w:rPr>
+        <w:drawing>
+          <wp:inline distT="0" distB="0" distL="0" distR="0" wp14:anchorId="6463AA6C" wp14:editId="320FB6AB">
+            <wp:extent cx="2276475" cy="409575"/>
+            <wp:effectExtent l="0" t="0" r="9525" b="9525"/>
+            <wp:docPr id="1666514812" name="Graphic 1"/>
+            <wp:cNvGraphicFramePr>
+              <a:graphicFrameLocks xmlns:a="http://schemas.openxmlformats.org/drawingml/2006/main" noChangeAspect="1"/>
+            </wp:cNvGraphicFramePr>
+            <a:graphic xmlns:a="http://schemas.openxmlformats.org/drawingml/2006/main">
+              <a:graphicData uri="http://schemas.openxmlformats.org/drawingml/2006/picture">
+                <pic:pic xmlns:pic="http://schemas.openxmlformats.org/drawingml/2006/picture">
+                  <pic:nvPicPr>
+                    <pic:cNvPr id="1666514812" name="Graphic 1666514812"/>
+                    <pic:cNvPicPr/>
+                  </pic:nvPicPr>
                   <pic:blipFill>
-                    <a:blip r:embed="rId16">
+                    <a:blip r:embed="rId17">
+                      <a:extLst>
+                        <a:ext uri="{96DAC541-7B7A-43D3-8B79-37D633B846F1}">
+                          <asvg:svgBlip xmlns:asvg="http://schemas.microsoft.com/office/drawing/2016/SVG/main" r:embed="rId18"/>
+                        </a:ext>
+                      </a:extLst>
+                    </a:blip>
+                    <a:stretch>
+                      <a:fillRect/>
+                    </a:stretch>
+                  </pic:blipFill>
+                  <pic:spPr>
+                    <a:xfrm>
+                      <a:off x="0" y="0"/>
+                      <a:ext cx="2276475" cy="409575"/>
+                    </a:xfrm>
+                    <a:prstGeom prst="rect">
+                      <a:avLst/>
+                    </a:prstGeom>
+                  </pic:spPr>
+                </pic:pic>
+              </a:graphicData>
+            </a:graphic>
+          </wp:inline>
+        </w:drawing>
+      </w:r>
+    </w:p>
+    <w:p>
+      <w:r>
+        <w:t>W</w:t>
+      </w:r>
+      <w:r>
+        <w:t>here</w:t>
+      </w:r>
+      <w:r>
+        <w:t>:</w:t>
+      </w:r>
+    </w:p>
+    <w:p>
+      <w:pPr>
+        <w:rPr>
+          <w:i/>
+          <w:iCs/>
+        </w:rPr>
+      </w:pPr>
+      <m:oMath>
+        <m:sSup>
+          <m:sSupPr>
+            <m:ctrlPr>
+              <w:rPr>
+                <w:rFonts w:ascii="Cambria Math" w:hAnsi="Cambria Math"/>
+                <w:i/>
+                <w:iCs/>
+              </w:rPr>
+            </m:ctrlPr>
+          </m:sSupPr>
+          <m:e>
+            <m:r>
+              <w:rPr>
+                <w:rFonts w:ascii="Cambria Math" w:hAnsi="Cambria Math"/>
+              </w:rPr>
+              <m:t>L</m:t>
+            </m:r>
+          </m:e>
+          <m:sup>
+            <m:r>
+              <w:rPr>
+                <w:rFonts w:ascii="Cambria Math" w:hAnsi="Cambria Math"/>
+              </w:rPr>
+              <m:t>*</m:t>
+            </m:r>
+          </m:sup>
+        </m:sSup>
+      </m:oMath>
+      <w:r>
+        <w:rPr>
+          <w:i/>
+          <w:iCs/>
+        </w:rPr>
+        <w:t>:</w:t>
+      </w:r>
+      <w:r>
+        <w:rPr>
+          <w:i/>
+          <w:iCs/>
+        </w:rPr>
+        <w:t xml:space="preserve"> perceptual lightness </w:t>
+      </w:r>
+    </w:p>
+    <w:p>
+      <m:oMath>
+        <m:sSup>
+          <m:sSupPr>
+            <m:ctrlPr>
+              <w:rPr>
+                <w:rFonts w:ascii="Cambria Math" w:hAnsi="Cambria Math"/>
+                <w:i/>
+              </w:rPr>
+            </m:ctrlPr>
+          </m:sSupPr>
+          <m:e>
+            <m:r>
+              <w:rPr>
+                <w:rFonts w:ascii="Cambria Math" w:hAnsi="Cambria Math"/>
+              </w:rPr>
+              <m:t>b</m:t>
+            </m:r>
+          </m:e>
+          <m:sup>
+            <m:r>
+              <w:rPr>
+                <w:rFonts w:ascii="Cambria Math" w:hAnsi="Cambria Math"/>
+              </w:rPr>
+              <m:t>*</m:t>
+            </m:r>
+          </m:sup>
+        </m:sSup>
+      </m:oMath>
+      <w:r>
+        <w:t>:</w:t>
+      </w:r>
+      <w:r>
+        <w:t xml:space="preserve"> the yellow–blue opponent channel</w:t>
+      </w:r>
+    </w:p>
+    <w:p/>
+    <w:p>
+      <w:pPr>
+        <w:jc w:val="center"/>
+      </w:pPr>
+      <w:r>
+        <w:rPr>
+          <w:noProof/>
+        </w:rPr>
+        <w:drawing>
+          <wp:inline distT="0" distB="0" distL="0" distR="0" wp14:anchorId="26DEA577" wp14:editId="1813AD08">
+            <wp:extent cx="4978932" cy="2133600"/>
+            <wp:effectExtent l="0" t="0" r="0" b="0"/>
+            <wp:docPr id="692605369" name="Picture 1" descr="Considering Cosmetic Procedures? Know your Fitzpatrick Skin Type First -  Enrich Clinic"/>
+            <wp:cNvGraphicFramePr>
+              <a:graphicFrameLocks xmlns:a="http://schemas.openxmlformats.org/drawingml/2006/main" noChangeAspect="1"/>
+            </wp:cNvGraphicFramePr>
+            <a:graphic xmlns:a="http://schemas.openxmlformats.org/drawingml/2006/main">
+              <a:graphicData uri="http://schemas.openxmlformats.org/drawingml/2006/picture">
+                <pic:pic xmlns:pic="http://schemas.openxmlformats.org/drawingml/2006/picture">
+                  <pic:nvPicPr>
+                    <pic:cNvPr id="0" name="Picture 1" descr="Considering Cosmetic Procedures? Know your Fitzpatrick Skin Type First -  Enrich Clinic"/>
+                    <pic:cNvPicPr>
+                      <a:picLocks noChangeAspect="1" noChangeArrowheads="1"/>
+                    </pic:cNvPicPr>
+                  </pic:nvPicPr>
+                  <pic:blipFill>
+                    <a:blip r:embed="rId19">
                       <a:extLst>
                         <a:ext uri="{28A0092B-C50C-407E-A947-70E740481C1C}">
                           <a14:useLocalDpi xmlns:a14="http://schemas.microsoft.com/office/drawing/2010/main" val="0"/>
@@ -6408,16 +8338,14 @@
                   <pic:spPr bwMode="auto">
                     <a:xfrm>
                       <a:off x="0" y="0"/>
-                      <a:ext cx="2159092" cy="4667098"/>
+                      <a:ext cx="4990643" cy="2138619"/>
                     </a:xfrm>
                     <a:prstGeom prst="rect">
                       <a:avLst/>
                     </a:prstGeom>
                     <a:noFill/>
                     <a:ln>
-                      <a:solidFill>
-                        <a:schemeClr val="tx1"/>
-                      </a:solidFill>
+                      <a:noFill/>
                     </a:ln>
                   </pic:spPr>
                 </pic:pic>
@@ -6426,16 +8354,120 @@
           </wp:inline>
         </w:drawing>
       </w:r>
-      <w:r>
-        <w:rPr>
-          <w:rFonts w:ascii="Arial" w:hAnsi="Arial" w:cs="Arial"/>
+    </w:p>
+    <w:p>
+      <w:pPr>
+        <w:jc w:val="center"/>
+        <w:rPr>
+          <w:rFonts w:ascii="Arial" w:hAnsi="Arial" w:cs="Arial"/>
+        </w:rPr>
+      </w:pPr>
+      <w:r>
+        <w:rPr>
+          <w:rFonts w:ascii="Arial" w:hAnsi="Arial" w:cs="Arial"/>
+        </w:rPr>
+        <w:t>Fig: FitzPatrick scale (Enrich Clinic, 2026)</w:t>
+      </w:r>
+    </w:p>
+    <w:p/>
+    <w:p/>
+    <w:p>
+      <w:pPr>
+        <w:jc w:val="center"/>
+      </w:pPr>
+      <w:r>
+        <w:lastRenderedPageBreak/>
+        <w:t>Fig: Skin Tone Classification Preview</w:t>
+      </w:r>
+    </w:p>
+    <w:p>
+      <w:pPr>
+        <w:pStyle w:val="Heading3"/>
+        <w:numPr>
+          <w:ilvl w:val="2"/>
+          <w:numId w:val="6"/>
+        </w:numPr>
+      </w:pPr>
+      <w:r>
+        <w:t xml:space="preserve">Ambient Illuminance </w:t>
+      </w:r>
+      <w:r>
+        <w:t>C</w:t>
+      </w:r>
+      <w:r>
+        <w:t xml:space="preserve">lassification </w:t>
+      </w:r>
+    </w:p>
+    <w:p>
+      <w:pPr>
+        <w:pStyle w:val="ListParagraph"/>
+        <w:ind w:left="810"/>
+      </w:pPr>
+      <w:r>
+        <w:t xml:space="preserve">The Illuminance is classified by </w:t>
+      </w:r>
+      <w:r>
+        <w:rPr>
+          <w:b/>
+          <w:bCs/>
+        </w:rPr>
+        <w:t>Dim</w:t>
+      </w:r>
+      <w:r>
+        <w:t xml:space="preserve"> (&lt;100 lux), </w:t>
+      </w:r>
+      <w:r>
+        <w:rPr>
+          <w:b/>
+          <w:bCs/>
+        </w:rPr>
+        <w:t>Indoor</w:t>
+      </w:r>
+      <w:r>
+        <w:t xml:space="preserve"> (100-499 lux), and </w:t>
+      </w:r>
+      <w:r>
+        <w:rPr>
+          <w:b/>
+          <w:bCs/>
+        </w:rPr>
+        <w:t>Bright</w:t>
+      </w:r>
+      <w:r>
+        <w:rPr>
+          <w:b/>
+          <w:bCs/>
+        </w:rPr>
+        <w:t xml:space="preserve"> </w:t>
+      </w:r>
+      <w:r>
+        <w:t>(≥ 500 lux).</w:t>
+      </w:r>
+      <w:r>
+        <w:t xml:space="preserve"> Rather than automatic measurement, manual entry was chosen over automatic measurement through smartphone app displaying sensor data, to avoid dependence on additional hardware. This enables sufficient granularity for landmark detection performance under lighting variations.</w:t>
+      </w:r>
+    </w:p>
+    <w:p>
+      <w:pPr>
+        <w:pStyle w:val="ListParagraph"/>
+        <w:ind w:left="810"/>
+      </w:pPr>
+    </w:p>
+    <w:p>
+      <w:pPr>
+        <w:pStyle w:val="ListParagraph"/>
+        <w:ind w:left="810"/>
+        <w:jc w:val="center"/>
+      </w:pPr>
+      <w:r>
+        <w:rPr>
           <w:noProof/>
         </w:rPr>
         <w:drawing>
-          <wp:inline distT="0" distB="0" distL="0" distR="0" wp14:anchorId="097680F4" wp14:editId="7D17258E">
-            <wp:extent cx="2151380" cy="4669471"/>
-            <wp:effectExtent l="19050" t="19050" r="20320" b="17145"/>
-            <wp:docPr id="1180750250" name="Picture 3"/>
+          <wp:inline distT="0" distB="0" distL="0" distR="0" wp14:anchorId="6EE6B956" wp14:editId="6D10C6ED">
+            <wp:extent cx="2492283" cy="3676650"/>
+            <wp:effectExtent l="0" t="0" r="3810" b="0"/>
+            <wp:docPr id="381109867" name="Picture 4"/>
             <wp:cNvGraphicFramePr>
               <a:graphicFrameLocks xmlns:a="http://schemas.openxmlformats.org/drawingml/2006/main" noChangeAspect="1"/>
             </wp:cNvGraphicFramePr>
@@ -6443,13 +8475,13 @@
               <a:graphicData uri="http://schemas.openxmlformats.org/drawingml/2006/picture">
                 <pic:pic xmlns:pic="http://schemas.openxmlformats.org/drawingml/2006/picture">
                   <pic:nvPicPr>
-                    <pic:cNvPr id="0" name="Picture 3"/>
+                    <pic:cNvPr id="0" name="Picture 16"/>
                     <pic:cNvPicPr>
                       <a:picLocks noChangeAspect="1" noChangeArrowheads="1"/>
                     </pic:cNvPicPr>
                   </pic:nvPicPr>
                   <pic:blipFill>
-                    <a:blip r:embed="rId17">
+                    <a:blip r:embed="rId20" cstate="print">
                       <a:extLst>
                         <a:ext uri="{28A0092B-C50C-407E-A947-70E740481C1C}">
                           <a14:useLocalDpi xmlns:a14="http://schemas.microsoft.com/office/drawing/2010/main" val="0"/>
@@ -6464,16 +8496,14 @@
                   <pic:spPr bwMode="auto">
                     <a:xfrm>
                       <a:off x="0" y="0"/>
-                      <a:ext cx="2154921" cy="4677158"/>
+                      <a:ext cx="2498263" cy="3685472"/>
                     </a:xfrm>
                     <a:prstGeom prst="rect">
                       <a:avLst/>
                     </a:prstGeom>
                     <a:noFill/>
                     <a:ln>
-                      <a:solidFill>
-                        <a:schemeClr val="tx1"/>
-                      </a:solidFill>
+                      <a:noFill/>
                     </a:ln>
                   </pic:spPr>
                 </pic:pic>
@@ -6485,16 +8515,1426 @@
     </w:p>
     <w:p>
       <w:pPr>
+        <w:pStyle w:val="ListParagraph"/>
+        <w:ind w:left="810"/>
+      </w:pPr>
+      <w:r>
+        <w:tab/>
+      </w:r>
+      <w:r>
+        <w:tab/>
+      </w:r>
+      <w:r>
+        <w:tab/>
+      </w:r>
+      <w:r>
+        <w:tab/>
+      </w:r>
+    </w:p>
+    <w:p>
+      <w:pPr>
+        <w:pStyle w:val="ListParagraph"/>
+        <w:ind w:left="810"/>
         <w:jc w:val="center"/>
-        <w:rPr>
-          <w:rFonts w:ascii="Arial" w:hAnsi="Arial" w:cs="Arial"/>
-        </w:rPr>
-      </w:pPr>
-      <w:r>
-        <w:rPr>
-          <w:rFonts w:ascii="Arial" w:hAnsi="Arial" w:cs="Arial"/>
-        </w:rPr>
-        <w:t>Fig: Data collection pipeline setup</w:t>
+      </w:pPr>
+      <w:r>
+        <w:t>Fig: LUX Meter Mobile Phone</w:t>
+      </w:r>
+      <w:r>
+        <w:t xml:space="preserve"> (14.67 lux)</w:t>
+      </w:r>
+    </w:p>
+    <w:p/>
+    <w:p>
+      <w:pPr>
+        <w:pStyle w:val="Heading3"/>
+        <w:ind w:left="450"/>
+      </w:pPr>
+      <w:r>
+        <w:t xml:space="preserve">6.2.3 </w:t>
+      </w:r>
+      <w:r>
+        <w:t>Hand Size</w:t>
+      </w:r>
+      <w:r>
+        <w:t xml:space="preserve"> </w:t>
+      </w:r>
+      <w:r>
+        <w:t>C</w:t>
+      </w:r>
+      <w:r>
+        <w:t>lassification</w:t>
+      </w:r>
+    </w:p>
+    <w:p/>
+    <w:p>
+      <w:pPr>
+        <w:pStyle w:val="Heading2"/>
+      </w:pPr>
+      <w:bookmarkStart w:id="22" w:name="_Toc223527342"/>
+      <w:r>
+        <w:t>6</w:t>
+      </w:r>
+      <w:r>
+        <w:t>.</w:t>
+      </w:r>
+      <w:r>
+        <w:t>3</w:t>
+      </w:r>
+      <w:r>
+        <w:t xml:space="preserve"> Pipeline MJMPE Calibration</w:t>
+      </w:r>
+      <w:r>
+        <w:t xml:space="preserve"> and Bias Reduction</w:t>
+      </w:r>
+      <w:bookmarkEnd w:id="22"/>
+      <w:r>
+        <w:t xml:space="preserve"> </w:t>
+      </w:r>
+    </w:p>
+    <w:p>
+      <w:r>
+        <w:t xml:space="preserve">When development of dataset collection pipeline the 2D calculation of MJMPE introduced systematic biasness to due natural anatomy of human fingers. The fingers with the shorter distance were more towards the designed center mask of the piano overlay causing </w:t>
+      </w:r>
+      <w:r>
+        <w:lastRenderedPageBreak/>
+        <w:t>biasness to longer fingers playing the same or different key. Second metric that introduced biasness was the piano keys being longer on the y-axis, when playing a selected note if another finger besides the actual finger playing the note was nearer a wrong flag was marked for artificially inflated MJMPE</w:t>
+      </w:r>
+      <w:r>
+        <w:t>.</w:t>
+      </w:r>
+    </w:p>
+    <w:p>
+      <w:pPr>
+        <w:pStyle w:val="Heading3"/>
+      </w:pPr>
+      <w:bookmarkStart w:id="23" w:name="_Toc223527343"/>
+      <w:r>
+        <w:t xml:space="preserve">6.3.1 </w:t>
+      </w:r>
+      <w:r>
+        <w:t>Horizontal MJMPE: Fingertip-to-Key Centre Offset</w:t>
+      </w:r>
+      <w:bookmarkEnd w:id="23"/>
+    </w:p>
+    <w:p>
+      <w:r>
+        <w:t xml:space="preserve">To address these </w:t>
+      </w:r>
+      <w:r>
+        <w:t>first</w:t>
+      </w:r>
+      <w:r>
+        <w:t xml:space="preserve"> metric causing biasness, the 2D MJMPE calculation was changed to horizontal-only displacement, removing the biasness produced by natural finger depth.</w:t>
+      </w:r>
+    </w:p>
+    <w:p>
+      <w:r>
+        <w:t>Single-note horizontal error</w:t>
+      </w:r>
+      <w:r>
+        <w:t>:</w:t>
+      </w:r>
+    </w:p>
+    <w:p>
+      <w:pPr>
+        <w:rPr>
+          <w:rFonts w:eastAsiaTheme="minorEastAsia"/>
+        </w:rPr>
+      </w:pPr>
+      <m:oMathPara>
+        <m:oMath>
+          <m:r>
+            <w:rPr>
+              <w:rFonts w:ascii="Cambria Math" w:hAnsi="Cambria Math" w:cs="Cambria Math"/>
+            </w:rPr>
+            <m:t>E</m:t>
+          </m:r>
+          <m:d>
+            <m:dPr>
+              <m:ctrlPr>
+                <w:rPr>
+                  <w:rFonts w:ascii="Cambria Math" w:hAnsi="Cambria Math" w:cs="Cambria Math"/>
+                  <w:i/>
+                </w:rPr>
+              </m:ctrlPr>
+            </m:dPr>
+            <m:e>
+              <m:r>
+                <w:rPr>
+                  <w:rFonts w:ascii="Cambria Math" w:hAnsi="Cambria Math" w:cs="Cambria Math"/>
+                </w:rPr>
+                <m:t>x</m:t>
+              </m:r>
+            </m:e>
+          </m:d>
+          <m:r>
+            <w:rPr>
+              <w:rFonts w:ascii="Cambria Math" w:hAnsi="Cambria Math" w:cs="Cambria Math"/>
+            </w:rPr>
+            <m:t>=|</m:t>
+          </m:r>
+          <m:sSub>
+            <m:sSubPr>
+              <m:ctrlPr>
+                <w:rPr>
+                  <w:rFonts w:ascii="Cambria Math" w:hAnsi="Cambria Math" w:cs="Cambria Math"/>
+                  <w:i/>
+                </w:rPr>
+              </m:ctrlPr>
+            </m:sSubPr>
+            <m:e>
+              <m:r>
+                <w:rPr>
+                  <w:rFonts w:ascii="Cambria Math" w:hAnsi="Cambria Math" w:cs="Cambria Math"/>
+                </w:rPr>
+                <m:t>x</m:t>
+              </m:r>
+            </m:e>
+            <m:sub>
+              <m:r>
+                <w:rPr>
+                  <w:rFonts w:ascii="Cambria Math" w:hAnsi="Cambria Math" w:cs="Cambria Math"/>
+                </w:rPr>
+                <m:t>tip</m:t>
+              </m:r>
+            </m:sub>
+          </m:sSub>
+          <m:r>
+            <w:rPr>
+              <w:rFonts w:ascii="Cambria Math" w:hAnsi="Cambria Math" w:cs="Cambria Math"/>
+            </w:rPr>
+            <m:t>-</m:t>
+          </m:r>
+          <m:sSub>
+            <m:sSubPr>
+              <m:ctrlPr>
+                <w:rPr>
+                  <w:rFonts w:ascii="Cambria Math" w:hAnsi="Cambria Math" w:cs="Cambria Math"/>
+                  <w:i/>
+                </w:rPr>
+              </m:ctrlPr>
+            </m:sSubPr>
+            <m:e>
+              <m:r>
+                <w:rPr>
+                  <w:rFonts w:ascii="Cambria Math" w:hAnsi="Cambria Math" w:cs="Cambria Math"/>
+                </w:rPr>
+                <m:t>x</m:t>
+              </m:r>
+            </m:e>
+            <m:sub>
+              <m:r>
+                <w:rPr>
+                  <w:rFonts w:ascii="Cambria Math" w:hAnsi="Cambria Math" w:cs="Cambria Math"/>
+                </w:rPr>
+                <m:t>key</m:t>
+              </m:r>
+            </m:sub>
+          </m:sSub>
+          <m:r>
+            <w:rPr>
+              <w:rFonts w:ascii="Cambria Math" w:hAnsi="Cambria Math" w:cs="Cambria Math"/>
+            </w:rPr>
+            <m:t>|</m:t>
+          </m:r>
+        </m:oMath>
+      </m:oMathPara>
+    </w:p>
+    <w:p>
+      <w:pPr>
+        <w:rPr>
+          <w:rFonts w:eastAsiaTheme="minorEastAsia"/>
+        </w:rPr>
+      </w:pPr>
+      <w:r>
+        <w:rPr>
+          <w:rFonts w:eastAsiaTheme="minorEastAsia"/>
+        </w:rPr>
+        <w:t xml:space="preserve">Where: </w:t>
+      </w:r>
+    </w:p>
+    <w:p>
+      <w:pPr>
+        <w:rPr>
+          <w:rFonts w:eastAsiaTheme="minorEastAsia"/>
+        </w:rPr>
+      </w:pPr>
+      <w:r>
+        <w:rPr>
+          <w:rFonts w:eastAsiaTheme="minorEastAsia"/>
+        </w:rPr>
+        <w:tab/>
+      </w:r>
+      <m:oMath>
+        <m:sSub>
+          <m:sSubPr>
+            <m:ctrlPr>
+              <w:rPr>
+                <w:rFonts w:ascii="Cambria Math" w:hAnsi="Cambria Math" w:cs="Cambria Math"/>
+                <w:i/>
+              </w:rPr>
+            </m:ctrlPr>
+          </m:sSubPr>
+          <m:e>
+            <m:r>
+              <w:rPr>
+                <w:rFonts w:ascii="Cambria Math" w:hAnsi="Cambria Math" w:cs="Cambria Math"/>
+              </w:rPr>
+              <m:t>x</m:t>
+            </m:r>
+          </m:e>
+          <m:sub>
+            <m:r>
+              <w:rPr>
+                <w:rFonts w:ascii="Cambria Math" w:hAnsi="Cambria Math" w:cs="Cambria Math"/>
+              </w:rPr>
+              <m:t>tip</m:t>
+            </m:r>
+          </m:sub>
+        </m:sSub>
+      </m:oMath>
+      <w:r>
+        <w:rPr>
+          <w:rFonts w:eastAsiaTheme="minorEastAsia"/>
+        </w:rPr>
+        <w:t>: predicted fingertip horizontal coordinate</w:t>
+      </w:r>
+    </w:p>
+    <w:p>
+      <w:pPr>
+        <w:rPr>
+          <w:rFonts w:eastAsiaTheme="minorEastAsia"/>
+        </w:rPr>
+      </w:pPr>
+      <w:r>
+        <w:rPr>
+          <w:rFonts w:eastAsiaTheme="minorEastAsia"/>
+        </w:rPr>
+        <w:tab/>
+      </w:r>
+      <m:oMath>
+        <m:sSub>
+          <m:sSubPr>
+            <m:ctrlPr>
+              <w:rPr>
+                <w:rFonts w:ascii="Cambria Math" w:hAnsi="Cambria Math" w:cs="Cambria Math"/>
+                <w:i/>
+              </w:rPr>
+            </m:ctrlPr>
+          </m:sSubPr>
+          <m:e>
+            <m:r>
+              <w:rPr>
+                <w:rFonts w:ascii="Cambria Math" w:hAnsi="Cambria Math" w:cs="Cambria Math"/>
+              </w:rPr>
+              <m:t>x</m:t>
+            </m:r>
+          </m:e>
+          <m:sub>
+            <m:r>
+              <w:rPr>
+                <w:rFonts w:ascii="Cambria Math" w:hAnsi="Cambria Math" w:cs="Cambria Math"/>
+              </w:rPr>
+              <m:t>key</m:t>
+            </m:r>
+          </m:sub>
+        </m:sSub>
+      </m:oMath>
+      <w:r>
+        <w:rPr>
+          <w:rFonts w:eastAsiaTheme="minorEastAsia"/>
+        </w:rPr>
+        <w:t>: horizontal center of the ground truth key</w:t>
+      </w:r>
+    </w:p>
+    <w:p>
+      <w:pPr>
+        <w:rPr>
+          <w:rFonts w:eastAsiaTheme="minorEastAsia"/>
+        </w:rPr>
+      </w:pPr>
+    </w:p>
+    <w:p>
+      <w:pPr>
+        <w:pStyle w:val="Heading3"/>
+        <w:rPr>
+          <w:rFonts w:eastAsiaTheme="minorEastAsia"/>
+        </w:rPr>
+      </w:pPr>
+      <w:bookmarkStart w:id="24" w:name="_Toc223527344"/>
+      <w:r>
+        <w:rPr>
+          <w:rFonts w:eastAsiaTheme="minorEastAsia"/>
+        </w:rPr>
+        <w:t>6</w:t>
+      </w:r>
+      <w:r>
+        <w:rPr>
+          <w:rFonts w:eastAsiaTheme="minorEastAsia"/>
+        </w:rPr>
+        <w:t>.</w:t>
+      </w:r>
+      <w:r>
+        <w:rPr>
+          <w:rFonts w:eastAsiaTheme="minorEastAsia"/>
+        </w:rPr>
+        <w:t>3</w:t>
+      </w:r>
+      <w:r>
+        <w:rPr>
+          <w:rFonts w:eastAsiaTheme="minorEastAsia"/>
+        </w:rPr>
+        <w:t>.2 Polygon Containment for Finger Detection</w:t>
+      </w:r>
+      <w:bookmarkEnd w:id="24"/>
+    </w:p>
+    <w:p>
+      <w:pPr>
+        <w:rPr>
+          <w:rFonts w:eastAsiaTheme="minorEastAsia"/>
+        </w:rPr>
+      </w:pPr>
+      <w:r>
+        <w:rPr>
+          <w:rFonts w:eastAsiaTheme="minorEastAsia"/>
+        </w:rPr>
+        <w:t>The second metric causing biasness, the 2D centroid proximity finger to perspective polygon containment meaning the fingertip lying withing the physical bounding polygon is the note playing finger.</w:t>
+      </w:r>
+    </w:p>
+    <w:p>
+      <w:pPr>
+        <w:rPr>
+          <w:rFonts w:eastAsiaTheme="minorEastAsia"/>
+        </w:rPr>
+      </w:pPr>
+    </w:p>
+    <w:p>
+      <w:pPr>
+        <w:rPr>
+          <w:rFonts w:eastAsiaTheme="minorEastAsia"/>
+        </w:rPr>
+      </w:pPr>
+    </w:p>
+    <w:p>
+      <w:pPr>
+        <w:jc w:val="center"/>
+        <w:rPr>
+          <w:rFonts w:eastAsiaTheme="minorEastAsia"/>
+        </w:rPr>
+      </w:pPr>
+      <w:r>
+        <w:rPr>
+          <w:rFonts w:eastAsiaTheme="minorEastAsia"/>
+        </w:rPr>
+        <w:t>Fig: polygon containment mask</w:t>
+      </w:r>
+      <w:r>
+        <w:rPr>
+          <w:rFonts w:eastAsiaTheme="minorEastAsia"/>
+        </w:rPr>
+        <w:t xml:space="preserve"> </w:t>
+      </w:r>
+    </w:p>
+    <w:p>
+      <w:pPr>
+        <w:jc w:val="center"/>
+        <w:rPr>
+          <w:rFonts w:eastAsiaTheme="minorEastAsia"/>
+        </w:rPr>
+      </w:pPr>
+    </w:p>
+    <w:p>
+      <w:pPr>
+        <w:pStyle w:val="Heading3"/>
+        <w:rPr>
+          <w:rFonts w:eastAsiaTheme="minorEastAsia"/>
+        </w:rPr>
+      </w:pPr>
+      <w:bookmarkStart w:id="25" w:name="_Toc223527345"/>
+      <w:r>
+        <w:rPr>
+          <w:rFonts w:eastAsiaTheme="minorEastAsia"/>
+        </w:rPr>
+        <w:t>6</w:t>
+      </w:r>
+      <w:r>
+        <w:rPr>
+          <w:rFonts w:eastAsiaTheme="minorEastAsia"/>
+        </w:rPr>
+        <w:t>.</w:t>
+      </w:r>
+      <w:r>
+        <w:rPr>
+          <w:rFonts w:eastAsiaTheme="minorEastAsia"/>
+        </w:rPr>
+        <w:t>3</w:t>
+      </w:r>
+      <w:r>
+        <w:rPr>
+          <w:rFonts w:eastAsiaTheme="minorEastAsia"/>
+        </w:rPr>
+        <w:t>.</w:t>
+      </w:r>
+      <w:r>
+        <w:rPr>
+          <w:rFonts w:eastAsiaTheme="minorEastAsia"/>
+        </w:rPr>
+        <w:t>3</w:t>
+      </w:r>
+      <w:r>
+        <w:rPr>
+          <w:rFonts w:eastAsiaTheme="minorEastAsia"/>
+        </w:rPr>
+        <w:t xml:space="preserve"> Perspective Homography Calibration</w:t>
+      </w:r>
+      <w:bookmarkEnd w:id="25"/>
+    </w:p>
+    <w:p>
+      <w:r>
+        <w:t>Additionally, due to the tripod placement rarely producing a perfect straight view of the mask to perfectly sync with the live preview and the offline calculation, a perspective homograph</w:t>
+      </w:r>
+      <w:r>
+        <w:t>y</w:t>
+      </w:r>
+      <w:r>
+        <w:t xml:space="preserve"> </w:t>
+      </w:r>
+      <w:r>
+        <w:t xml:space="preserve">transformation matrix </w:t>
+      </w:r>
+      <w:r>
+        <w:t>calibration which warp</w:t>
+      </w:r>
+      <w:r>
+        <w:t>s</w:t>
+      </w:r>
+      <w:r>
+        <w:t xml:space="preserve"> the mask to a quadrilateral fitting the corners </w:t>
+      </w:r>
+      <w:r>
+        <w:t xml:space="preserve">with corner drag controls </w:t>
+      </w:r>
+      <w:r>
+        <w:t>was developed</w:t>
+      </w:r>
+      <w:r>
+        <w:t xml:space="preserve"> </w:t>
+      </w:r>
+      <w:r>
+        <w:t>following the approach outlined in Siddique et al. (2019)</w:t>
+      </w:r>
+      <w:r>
+        <w:t xml:space="preserve">. </w:t>
+      </w:r>
+      <w:r>
+        <w:t>The cv2.getPrespectiveTransform computed the homograph</w:t>
+      </w:r>
+      <w:r>
+        <w:t>y</w:t>
+      </w:r>
+      <w:r>
+        <w:t xml:space="preserve"> matrix.</w:t>
+      </w:r>
+      <w:r>
+        <w:t xml:space="preserve"> </w:t>
+      </w:r>
+      <w:r>
+        <w:t>The transformation is defined as:</w:t>
+      </w:r>
+    </w:p>
+    <w:p>
+      <w:pPr>
+        <w:jc w:val="center"/>
+        <w:rPr>
+          <w:rFonts w:eastAsiaTheme="minorEastAsia"/>
+        </w:rPr>
+      </w:pPr>
+      <m:oMathPara>
+        <m:oMath>
+          <m:sSup>
+            <m:sSupPr>
+              <m:ctrlPr>
+                <w:rPr>
+                  <w:rFonts w:ascii="Cambria Math" w:hAnsi="Cambria Math"/>
+                  <w:i/>
+                </w:rPr>
+              </m:ctrlPr>
+            </m:sSupPr>
+            <m:e>
+              <m:acc>
+                <m:accPr>
+                  <m:chr m:val="̃"/>
+                  <m:ctrlPr>
+                    <w:rPr>
+                      <w:rFonts w:ascii="Cambria Math" w:hAnsi="Cambria Math"/>
+                      <w:i/>
+                    </w:rPr>
+                  </m:ctrlPr>
+                </m:accPr>
+                <m:e>
+                  <m:r>
+                    <w:rPr>
+                      <w:rFonts w:ascii="Cambria Math" w:hAnsi="Cambria Math"/>
+                    </w:rPr>
+                    <m:t>p</m:t>
+                  </m:r>
+                </m:e>
+              </m:acc>
+            </m:e>
+            <m:sup>
+              <m:r>
+                <w:rPr>
+                  <w:rFonts w:ascii="Cambria Math" w:hAnsi="Cambria Math"/>
+                </w:rPr>
+                <m:t>'</m:t>
+              </m:r>
+            </m:sup>
+          </m:sSup>
+          <m:r>
+            <w:rPr>
+              <w:rFonts w:ascii="Cambria Math" w:hAnsi="Cambria Math"/>
+            </w:rPr>
+            <m:t>=H</m:t>
+          </m:r>
+          <m:acc>
+            <m:accPr>
+              <m:chr m:val="̃"/>
+              <m:ctrlPr>
+                <w:rPr>
+                  <w:rFonts w:ascii="Cambria Math" w:hAnsi="Cambria Math"/>
+                  <w:i/>
+                </w:rPr>
+              </m:ctrlPr>
+            </m:accPr>
+            <m:e>
+              <m:r>
+                <w:rPr>
+                  <w:rFonts w:ascii="Cambria Math" w:hAnsi="Cambria Math"/>
+                </w:rPr>
+                <m:t>p</m:t>
+              </m:r>
+            </m:e>
+          </m:acc>
+          <m:r>
+            <w:rPr>
+              <w:rFonts w:ascii="Cambria Math" w:hAnsi="Cambria Math"/>
+            </w:rPr>
+            <m:t xml:space="preserve"> ,  H</m:t>
+          </m:r>
+          <m:r>
+            <m:rPr>
+              <m:sty m:val="p"/>
+            </m:rPr>
+            <w:rPr>
+              <w:rFonts w:ascii="Cambria Math" w:hAnsi="Cambria Math" w:cs="Cambria Math"/>
+            </w:rPr>
+            <m:t>∈</m:t>
+          </m:r>
+          <m:sSup>
+            <m:sSupPr>
+              <m:ctrlPr>
+                <w:rPr>
+                  <w:rFonts w:ascii="Cambria Math" w:hAnsi="Cambria Math" w:cs="Cambria Math"/>
+                </w:rPr>
+              </m:ctrlPr>
+            </m:sSupPr>
+            <m:e>
+              <m:r>
+                <w:rPr>
+                  <w:rFonts w:ascii="Cambria Math" w:hAnsi="Cambria Math" w:cs="Cambria Math"/>
+                </w:rPr>
+                <m:t>R</m:t>
+              </m:r>
+            </m:e>
+            <m:sup>
+              <m:r>
+                <w:rPr>
+                  <w:rFonts w:ascii="Cambria Math" w:hAnsi="Cambria Math" w:cs="Cambria Math"/>
+                </w:rPr>
+                <m:t>3</m:t>
+              </m:r>
+              <m:r>
+                <m:rPr>
+                  <m:sty m:val="p"/>
+                </m:rPr>
+                <w:rPr>
+                  <w:rFonts w:ascii="Cambria Math" w:hAnsi="Cambria Math"/>
+                </w:rPr>
+                <m:t>×</m:t>
+              </m:r>
+              <m:r>
+                <m:rPr>
+                  <m:sty m:val="p"/>
+                </m:rPr>
+                <w:rPr>
+                  <w:rFonts w:ascii="Cambria Math"/>
+                </w:rPr>
+                <m:t>3</m:t>
+              </m:r>
+            </m:sup>
+          </m:sSup>
+        </m:oMath>
+      </m:oMathPara>
+    </w:p>
+    <w:p>
+      <w:r>
+        <w:lastRenderedPageBreak/>
+        <w:t>W</w:t>
+      </w:r>
+      <w:r>
+        <w:t>here</w:t>
+      </w:r>
+      <w:r>
+        <w:t>:</w:t>
+      </w:r>
+      <w:r>
+        <w:t xml:space="preserve"> </w:t>
+      </w:r>
+      <m:oMath>
+        <m:acc>
+          <m:accPr>
+            <m:chr m:val="̃"/>
+            <m:ctrlPr>
+              <w:rPr>
+                <w:rFonts w:ascii="Cambria Math" w:hAnsi="Cambria Math"/>
+              </w:rPr>
+            </m:ctrlPr>
+          </m:accPr>
+          <m:e>
+            <m:r>
+              <m:rPr>
+                <m:sty m:val="p"/>
+              </m:rPr>
+              <w:rPr>
+                <w:rFonts w:ascii="Cambria Math" w:hAnsi="Cambria Math"/>
+              </w:rPr>
+              <m:t>p</m:t>
+            </m:r>
+          </m:e>
+        </m:acc>
+        <m:r>
+          <w:rPr>
+            <w:rFonts w:ascii="Cambria Math" w:hAnsi="Cambria Math"/>
+          </w:rPr>
+          <m:t>=[x,y,1</m:t>
+        </m:r>
+        <m:sSup>
+          <m:sSupPr>
+            <m:ctrlPr>
+              <w:rPr>
+                <w:rFonts w:ascii="Cambria Math" w:hAnsi="Cambria Math"/>
+              </w:rPr>
+            </m:ctrlPr>
+          </m:sSupPr>
+          <m:e>
+            <m:r>
+              <w:rPr>
+                <w:rFonts w:ascii="Cambria Math" w:hAnsi="Cambria Math"/>
+              </w:rPr>
+              <m:t>]</m:t>
+            </m:r>
+          </m:e>
+          <m:sup>
+            <m:r>
+              <m:rPr>
+                <m:sty m:val="p"/>
+              </m:rPr>
+              <w:rPr>
+                <w:rFonts w:ascii="Cambria Math" w:hAnsi="Cambria Math"/>
+              </w:rPr>
+              <m:t>⊤</m:t>
+            </m:r>
+          </m:sup>
+        </m:sSup>
+      </m:oMath>
+      <w:r>
+        <w:t>are homogeneous coordinates</w:t>
+      </w:r>
+    </w:p>
+    <w:p>
+      <w:r>
+        <w:t xml:space="preserve">The warped </w:t>
+      </w:r>
+      <w:r>
+        <w:t>vertex computation:</w:t>
+      </w:r>
+    </w:p>
+    <w:p>
+      <w:pPr>
+        <w:jc w:val="center"/>
+        <w:rPr>
+          <w:rFonts w:eastAsiaTheme="minorEastAsia"/>
+          <w:iCs/>
+        </w:rPr>
+      </w:pPr>
+      <m:oMath>
+        <m:sSubSup>
+          <m:sSubSupPr>
+            <m:ctrlPr>
+              <w:rPr>
+                <w:rFonts w:ascii="Cambria Math" w:hAnsi="Cambria Math"/>
+                <w:i/>
+              </w:rPr>
+            </m:ctrlPr>
+          </m:sSubSupPr>
+          <m:e>
+            <m:r>
+              <w:rPr>
+                <w:rFonts w:ascii="Cambria Math" w:hAnsi="Cambria Math"/>
+              </w:rPr>
+              <m:t>v</m:t>
+            </m:r>
+          </m:e>
+          <m:sub>
+            <m:r>
+              <w:rPr>
+                <w:rFonts w:ascii="Cambria Math" w:hAnsi="Cambria Math"/>
+              </w:rPr>
+              <m:t>i</m:t>
+            </m:r>
+          </m:sub>
+          <m:sup>
+            <m:r>
+              <w:rPr>
+                <w:rFonts w:ascii="Cambria Math" w:hAnsi="Cambria Math"/>
+              </w:rPr>
+              <m:t>'​</m:t>
+            </m:r>
+          </m:sup>
+        </m:sSubSup>
+        <m:r>
+          <w:rPr>
+            <w:rFonts w:ascii="Cambria Math" w:hAnsi="Cambria Math"/>
+          </w:rPr>
+          <m:t>​=π</m:t>
+        </m:r>
+        <m:d>
+          <m:dPr>
+            <m:ctrlPr>
+              <w:rPr>
+                <w:rFonts w:ascii="Cambria Math" w:hAnsi="Cambria Math"/>
+                <w:i/>
+              </w:rPr>
+            </m:ctrlPr>
+          </m:dPr>
+          <m:e>
+            <m:r>
+              <w:rPr>
+                <w:rFonts w:ascii="Cambria Math" w:hAnsi="Cambria Math"/>
+              </w:rPr>
+              <m:t>Hv~i​</m:t>
+            </m:r>
+          </m:e>
+        </m:d>
+      </m:oMath>
+      <w:r>
+        <w:rPr>
+          <w:rFonts w:eastAsiaTheme="minorEastAsia"/>
+          <w:iCs/>
+        </w:rPr>
+        <w:t xml:space="preserve"> </w:t>
+      </w:r>
+    </w:p>
+    <w:p>
+      <w:pPr>
+        <w:jc w:val="center"/>
+        <w:rPr>
+          <w:rFonts w:eastAsiaTheme="minorEastAsia"/>
+          <w:iCs/>
+        </w:rPr>
+      </w:pPr>
+    </w:p>
+    <w:p>
+      <w:r>
+        <w:t>The warped polygon vertices are recovered via dehomogenisation:</w:t>
+      </w:r>
+    </w:p>
+    <w:p>
+      <w:pPr>
+        <w:jc w:val="center"/>
+      </w:pPr>
+      <w:r>
+        <w:br/>
+      </w:r>
+      <w:r>
+        <w:rPr>
+          <w:noProof/>
+        </w:rPr>
+        <w:drawing>
+          <wp:inline distT="0" distB="0" distL="0" distR="0" wp14:anchorId="3B38ECCC" wp14:editId="4A1B7BBD">
+            <wp:extent cx="1513806" cy="596347"/>
+            <wp:effectExtent l="0" t="0" r="0" b="0"/>
+            <wp:docPr id="613405092" name="Graphic 5"/>
+            <wp:cNvGraphicFramePr>
+              <a:graphicFrameLocks xmlns:a="http://schemas.openxmlformats.org/drawingml/2006/main" noChangeAspect="1"/>
+            </wp:cNvGraphicFramePr>
+            <a:graphic xmlns:a="http://schemas.openxmlformats.org/drawingml/2006/main">
+              <a:graphicData uri="http://schemas.openxmlformats.org/drawingml/2006/picture">
+                <pic:pic xmlns:pic="http://schemas.openxmlformats.org/drawingml/2006/picture">
+                  <pic:nvPicPr>
+                    <pic:cNvPr id="613405092" name="Graphic 613405092"/>
+                    <pic:cNvPicPr/>
+                  </pic:nvPicPr>
+                  <pic:blipFill>
+                    <a:blip r:embed="rId21">
+                      <a:extLst>
+                        <a:ext uri="{96DAC541-7B7A-43D3-8B79-37D633B846F1}">
+                          <asvg:svgBlip xmlns:asvg="http://schemas.microsoft.com/office/drawing/2016/SVG/main" r:embed="rId22"/>
+                        </a:ext>
+                      </a:extLst>
+                    </a:blip>
+                    <a:stretch>
+                      <a:fillRect/>
+                    </a:stretch>
+                  </pic:blipFill>
+                  <pic:spPr>
+                    <a:xfrm>
+                      <a:off x="0" y="0"/>
+                      <a:ext cx="1557913" cy="613722"/>
+                    </a:xfrm>
+                    <a:prstGeom prst="rect">
+                      <a:avLst/>
+                    </a:prstGeom>
+                  </pic:spPr>
+                </pic:pic>
+              </a:graphicData>
+            </a:graphic>
+          </wp:inline>
+        </w:drawing>
+      </w:r>
+    </w:p>
+    <w:p>
+      <w:pPr>
+        <w:jc w:val="center"/>
+      </w:pPr>
+    </w:p>
+    <w:p>
+      <w:pPr>
+        <w:jc w:val="center"/>
+      </w:pPr>
+    </w:p>
+    <w:p>
+      <w:pPr>
+        <w:jc w:val="center"/>
+      </w:pPr>
+    </w:p>
+    <w:p>
+      <w:pPr>
+        <w:jc w:val="center"/>
+      </w:pPr>
+    </w:p>
+    <w:p>
+      <w:pPr>
+        <w:jc w:val="center"/>
+      </w:pPr>
+    </w:p>
+    <w:p>
+      <w:pPr>
+        <w:jc w:val="center"/>
+      </w:pPr>
+    </w:p>
+    <w:p>
+      <w:pPr>
+        <w:jc w:val="center"/>
+        <w:rPr>
+          <w:rFonts w:eastAsiaTheme="minorEastAsia"/>
+        </w:rPr>
+      </w:pPr>
+      <w:r>
+        <w:t>Fig: homograph</w:t>
+      </w:r>
+      <w:r>
+        <w:t>y</w:t>
+      </w:r>
+      <w:r>
+        <w:t xml:space="preserve"> calibration mask</w:t>
+      </w:r>
+      <w:r>
+        <w:t xml:space="preserve"> </w:t>
+      </w:r>
+    </w:p>
+    <w:p>
+      <w:pPr>
+        <w:pStyle w:val="Heading2"/>
+        <w:rPr>
+          <w:rFonts w:eastAsiaTheme="minorEastAsia"/>
+        </w:rPr>
+      </w:pPr>
+      <w:r>
+        <w:rPr>
+          <w:rFonts w:eastAsiaTheme="minorEastAsia"/>
+        </w:rPr>
+        <w:t xml:space="preserve">6.4 </w:t>
+      </w:r>
+      <w:bookmarkStart w:id="26" w:name="_Toc223527346"/>
+      <w:r>
+        <w:rPr>
+          <w:rFonts w:eastAsiaTheme="minorEastAsia"/>
+        </w:rPr>
+        <w:t>Synchronized Multi-modal Data Acquisition</w:t>
+      </w:r>
+      <w:bookmarkEnd w:id="26"/>
+    </w:p>
+    <w:p>
+      <w:r>
+        <w:t>For accurate MJMPE calculations MIDI note events and video frames require sub frame temporal precision. By utilizing a shared time origin anchor by time.pref_counter() call when the recording starts, the frame and MIDI timestamps are also recorded independently.</w:t>
+      </w:r>
+      <w:r>
+        <w:t xml:space="preserve"> </w:t>
+      </w:r>
+    </w:p>
+    <w:p>
+      <w:pPr>
+        <w:pStyle w:val="Heading3"/>
+        <w:rPr>
+          <w:rFonts w:eastAsiaTheme="minorEastAsia"/>
+        </w:rPr>
+      </w:pPr>
+      <w:r>
+        <w:rPr>
+          <w:rFonts w:eastAsiaTheme="minorEastAsia"/>
+        </w:rPr>
+        <w:t xml:space="preserve">     </w:t>
+      </w:r>
+      <w:bookmarkStart w:id="27" w:name="_Toc223527347"/>
+      <w:r>
+        <w:rPr>
+          <w:rFonts w:eastAsiaTheme="minorEastAsia"/>
+        </w:rPr>
+        <w:t>6.4.1 MIDI–Video Temporal Alignment</w:t>
+      </w:r>
+      <w:bookmarkEnd w:id="27"/>
+    </w:p>
+    <w:p>
+      <w:r>
+        <w:t>MIDI recorder runs as a background daemon thread</w:t>
+      </w:r>
+      <w:r>
+        <w:t xml:space="preserve">. Every 1ms using mido’s iter_pending() interface MIDI input port is surveyed. </w:t>
+      </w:r>
+      <w:r>
+        <w:t>Timestamped messages have shared origin (rec_t0). The frame logger simultaneously records (frame_index, time_s) for every frame written to disk</w:t>
+      </w:r>
+      <w:r>
+        <w:t xml:space="preserve">. </w:t>
+      </w:r>
+      <w:r>
+        <w:t>Two aligned time series as saved in csv and json files with the same origin expressed in seconds. By using a linear search on the log, nearest note event to video frame is retrieved. This ensures each note corresponds to closest captured frame.</w:t>
+      </w:r>
+    </w:p>
+    <w:p/>
+    <w:p/>
+    <w:p>
+      <w:pPr>
+        <w:pStyle w:val="Heading2"/>
+      </w:pPr>
+      <w:bookmarkStart w:id="28" w:name="_Toc223527348"/>
+      <w:r>
+        <w:t>6.5 System Performance and Detection Statistics</w:t>
+      </w:r>
+      <w:bookmarkEnd w:id="28"/>
+    </w:p>
+    <w:p>
+      <w:r>
+        <w:t>System performance was monitored in real time using a rolling statistics collector that tracked three metrics across a sliding window of frames: frames per second (FPS), MediaPipe inference latency (ms), and end-to-end frame processing latency (ms). A warmup period of N frames was excluded from statistics to allow the pipeline to stabilise before measurement began. These metrics were displayed as a live overlay during recording to allow the operator to identify performance degradation.</w:t>
+      </w:r>
+    </w:p>
+    <w:p>
+      <w:r>
+        <w:t xml:space="preserve">In addition to system-level statistics, the pipeline accumulated per-session detection statistics for every MIDI note_on event, categorising each into one of three outcomes: </w:t>
+      </w:r>
+      <w:r>
+        <w:rPr>
+          <w:b/>
+          <w:bCs/>
+        </w:rPr>
+        <w:t>matched</w:t>
+      </w:r>
+      <w:r>
+        <w:t xml:space="preserve"> (a fingertip landmark was detected inside the key polygon, contributing to MJMPE), </w:t>
+      </w:r>
+      <w:r>
+        <w:rPr>
+          <w:b/>
+          <w:bCs/>
+        </w:rPr>
+        <w:t>detection fail</w:t>
+      </w:r>
+      <w:r>
+        <w:t xml:space="preserve"> (hand landmarks were present but no fingertip landed within the key boundary), or </w:t>
+      </w:r>
+      <w:r>
+        <w:rPr>
+          <w:b/>
+          <w:bCs/>
+        </w:rPr>
+        <w:t>missed</w:t>
+      </w:r>
+      <w:r>
+        <w:t xml:space="preserve"> (no hand landmarks were detected). From these, two research-level metrics were derived: the Mean Joint Model Positional Error (MJMPE) and the Detection Rate (DR):</w:t>
+      </w:r>
+    </w:p>
+    <w:p/>
+    <w:p>
+      <w:pPr>
+        <w:jc w:val="center"/>
+      </w:pPr>
+      <w:r>
+        <w:rPr>
+          <w:noProof/>
+        </w:rPr>
+        <w:drawing>
+          <wp:inline distT="0" distB="0" distL="0" distR="0" wp14:anchorId="49C8BBA1" wp14:editId="31CE4D2B">
+            <wp:extent cx="2981325" cy="495300"/>
+            <wp:effectExtent l="0" t="0" r="9525" b="0"/>
+            <wp:docPr id="1201737126" name="Graphic 1"/>
+            <wp:cNvGraphicFramePr>
+              <a:graphicFrameLocks xmlns:a="http://schemas.openxmlformats.org/drawingml/2006/main" noChangeAspect="1"/>
+            </wp:cNvGraphicFramePr>
+            <a:graphic xmlns:a="http://schemas.openxmlformats.org/drawingml/2006/main">
+              <a:graphicData uri="http://schemas.openxmlformats.org/drawingml/2006/picture">
+                <pic:pic xmlns:pic="http://schemas.openxmlformats.org/drawingml/2006/picture">
+                  <pic:nvPicPr>
+                    <pic:cNvPr id="1201737126" name="Graphic 1201737126"/>
+                    <pic:cNvPicPr/>
+                  </pic:nvPicPr>
+                  <pic:blipFill>
+                    <a:blip r:embed="rId23">
+                      <a:extLst>
+                        <a:ext uri="{96DAC541-7B7A-43D3-8B79-37D633B846F1}">
+                          <asvg:svgBlip xmlns:asvg="http://schemas.microsoft.com/office/drawing/2016/SVG/main" r:embed="rId24"/>
+                        </a:ext>
+                      </a:extLst>
+                    </a:blip>
+                    <a:stretch>
+                      <a:fillRect/>
+                    </a:stretch>
+                  </pic:blipFill>
+                  <pic:spPr>
+                    <a:xfrm>
+                      <a:off x="0" y="0"/>
+                      <a:ext cx="2981325" cy="495300"/>
+                    </a:xfrm>
+                    <a:prstGeom prst="rect">
+                      <a:avLst/>
+                    </a:prstGeom>
+                  </pic:spPr>
+                </pic:pic>
+              </a:graphicData>
+            </a:graphic>
+          </wp:inline>
+        </w:drawing>
+      </w:r>
+    </w:p>
+    <w:p>
+      <w:pPr>
+        <w:jc w:val="center"/>
+      </w:pPr>
+      <w:r>
+        <w:rPr>
+          <w:noProof/>
+        </w:rPr>
+        <w:drawing>
+          <wp:inline distT="0" distB="0" distL="0" distR="0" wp14:anchorId="22074F8B" wp14:editId="0065BE05">
+            <wp:extent cx="2762250" cy="381000"/>
+            <wp:effectExtent l="0" t="0" r="0" b="0"/>
+            <wp:docPr id="1965449281" name="Graphic 2"/>
+            <wp:cNvGraphicFramePr>
+              <a:graphicFrameLocks xmlns:a="http://schemas.openxmlformats.org/drawingml/2006/main" noChangeAspect="1"/>
+            </wp:cNvGraphicFramePr>
+            <a:graphic xmlns:a="http://schemas.openxmlformats.org/drawingml/2006/main">
+              <a:graphicData uri="http://schemas.openxmlformats.org/drawingml/2006/picture">
+                <pic:pic xmlns:pic="http://schemas.openxmlformats.org/drawingml/2006/picture">
+                  <pic:nvPicPr>
+                    <pic:cNvPr id="1965449281" name="Graphic 1965449281"/>
+                    <pic:cNvPicPr/>
+                  </pic:nvPicPr>
+                  <pic:blipFill>
+                    <a:blip r:embed="rId25">
+                      <a:extLst>
+                        <a:ext uri="{96DAC541-7B7A-43D3-8B79-37D633B846F1}">
+                          <asvg:svgBlip xmlns:asvg="http://schemas.microsoft.com/office/drawing/2016/SVG/main" r:embed="rId26"/>
+                        </a:ext>
+                      </a:extLst>
+                    </a:blip>
+                    <a:stretch>
+                      <a:fillRect/>
+                    </a:stretch>
+                  </pic:blipFill>
+                  <pic:spPr>
+                    <a:xfrm>
+                      <a:off x="0" y="0"/>
+                      <a:ext cx="2762250" cy="381000"/>
+                    </a:xfrm>
+                    <a:prstGeom prst="rect">
+                      <a:avLst/>
+                    </a:prstGeom>
+                  </pic:spPr>
+                </pic:pic>
+              </a:graphicData>
+            </a:graphic>
+          </wp:inline>
+        </w:drawing>
+      </w:r>
+    </w:p>
+    <w:p>
+      <w:pPr>
+        <w:pStyle w:val="Heading2"/>
+      </w:pPr>
+      <w:bookmarkStart w:id="29" w:name="_Toc223527349"/>
+      <w:r>
+        <w:t>6.6 Participant Study Design</w:t>
+      </w:r>
+      <w:bookmarkEnd w:id="29"/>
+    </w:p>
+    <w:p>
+      <w:r>
+        <w:t>A within-subjects study was conducted to evaluate tracking performance across varying participant demographics and environmental conditions. Each participant completed a single structured recording session using the same hardware configuration and piano</w:t>
+      </w:r>
+      <w:r>
+        <w:tab/>
+      </w:r>
+    </w:p>
+    <w:p>
+      <w:pPr>
+        <w:pStyle w:val="Heading3"/>
+      </w:pPr>
+      <w:r>
+        <w:t xml:space="preserve">     </w:t>
+      </w:r>
+      <w:bookmarkStart w:id="30" w:name="_Toc223527350"/>
+      <w:r>
+        <w:t>6.6.1 Participant Recruitment and Inclusion Criteria</w:t>
+      </w:r>
+      <w:bookmarkEnd w:id="30"/>
+    </w:p>
+    <w:p>
+      <w:r>
+        <w:t>Participants were recruited through [recruitment method, e.g. university notice boards / convenience sampling]. Inclusion criteria required participants to have at least [X] years of piano experience and to be between the ages of [range]. No exclusion criteria were applied based on skin tone or hand size; diversity across Fitzpatrick phototypes and hand dimensions was actively sought to ensure the dataset captured a representative range of demographic conditions relevant to tracking performance. A total of [N] participants were recruited.</w:t>
+      </w:r>
+    </w:p>
+    <w:p>
+      <w:pPr>
+        <w:pStyle w:val="Heading3"/>
+      </w:pPr>
+      <w:r>
+        <w:lastRenderedPageBreak/>
+        <w:t xml:space="preserve">     </w:t>
+      </w:r>
+      <w:bookmarkStart w:id="31" w:name="_Toc223527351"/>
+      <w:r>
+        <w:t>6.6.2 Session Protocol and Procedure</w:t>
+      </w:r>
+      <w:bookmarkEnd w:id="31"/>
+    </w:p>
+    <w:p>
+      <w:r>
+        <w:t xml:space="preserve">Each session followed a fixed protocol. Upon arrival, the operator configured the recording environment: the lux value was entered via the setup screen, the participant's hand span was measured and entered in </w:t>
+      </w:r>
+      <w:r>
+        <w:t>centimeters</w:t>
+      </w:r>
+      <w:r>
+        <w:t>, and the Fitzpatrick skin tone detection was run automatically by displaying the participant's palm to the camera. The piano key overlay was then calibrated using the perspective homography tool to align the key mask to the current camera angle.</w:t>
+      </w:r>
+    </w:p>
+    <w:p>
+      <w:r>
+        <w:t>Participants were seated at the piano with the overhead camera positioned [distance/angle]. Each participant performed [describe task — e.g. a fixed set of single-note presses across all keys / a C major scale / a short musical excerpt] at a self-selected tempo. The SPACE key initiated recording and the session was terminated after the performance was complete. Total recording duration per participant was approximately [X] minutes</w:t>
+      </w:r>
+    </w:p>
+    <w:p/>
+    <w:p>
+      <w:pPr>
+        <w:pStyle w:val="Heading3"/>
+      </w:pPr>
+      <w:r>
+        <w:t xml:space="preserve">     </w:t>
+      </w:r>
+      <w:bookmarkStart w:id="32" w:name="_Toc223527352"/>
+      <w:r>
+        <w:t>6.6.3 Dataset Structure and Storage</w:t>
+      </w:r>
+      <w:bookmarkEnd w:id="32"/>
+    </w:p>
+    <w:p>
+      <w:r>
+        <w:t>All raw data from each session was written to a dedicated folder at data/raw/p###/, where p### is a zero-padded participant identifier assigned sequentially. Each session folder contains five files:</w:t>
+      </w:r>
+    </w:p>
+    <w:p>
+      <w:r>
+        <w:rPr>
+          <w:noProof/>
+        </w:rPr>
+        <w:drawing>
+          <wp:inline distT="0" distB="0" distL="0" distR="0" wp14:anchorId="4C44C133" wp14:editId="04B49E4B">
+            <wp:extent cx="4801270" cy="1371791"/>
+            <wp:effectExtent l="0" t="0" r="0" b="0"/>
+            <wp:docPr id="288346655" name="Picture 1"/>
+            <wp:cNvGraphicFramePr>
+              <a:graphicFrameLocks xmlns:a="http://schemas.openxmlformats.org/drawingml/2006/main" noChangeAspect="1"/>
+            </wp:cNvGraphicFramePr>
+            <a:graphic xmlns:a="http://schemas.openxmlformats.org/drawingml/2006/main">
+              <a:graphicData uri="http://schemas.openxmlformats.org/drawingml/2006/picture">
+                <pic:pic xmlns:pic="http://schemas.openxmlformats.org/drawingml/2006/picture">
+                  <pic:nvPicPr>
+                    <pic:cNvPr id="288346655" name=""/>
+                    <pic:cNvPicPr/>
+                  </pic:nvPicPr>
+                  <pic:blipFill>
+                    <a:blip r:embed="rId27"/>
+                    <a:stretch>
+                      <a:fillRect/>
+                    </a:stretch>
+                  </pic:blipFill>
+                  <pic:spPr>
+                    <a:xfrm>
+                      <a:off x="0" y="0"/>
+                      <a:ext cx="4801270" cy="1371791"/>
+                    </a:xfrm>
+                    <a:prstGeom prst="rect">
+                      <a:avLst/>
+                    </a:prstGeom>
+                  </pic:spPr>
+                </pic:pic>
+              </a:graphicData>
+            </a:graphic>
+          </wp:inline>
+        </w:drawing>
+      </w:r>
+    </w:p>
+    <w:p>
+      <w:pPr>
+        <w:pStyle w:val="Heading2"/>
+      </w:pPr>
+      <w:bookmarkStart w:id="33" w:name="_Toc223527353"/>
+      <w:r>
+        <w:t>6.7 Offline MJMPE Analysis</w:t>
+      </w:r>
+      <w:bookmarkEnd w:id="33"/>
+    </w:p>
+    <w:p>
+      <w:r>
+        <w:t xml:space="preserve">Following data collection, all sessions were analysed offline using analyse.py, which replays each recorded video against its corresponding MIDI event log to compute MJMPE and detection statistics without requiring the participant to be present. For each note_on event, the nearest video frame was retrieved and processed by both MediaPipe Hands and OpenPose independently, allowing a direct comparison of landmark accuracy between the two models on identical input data. The polygon containment and horizontal MJMPE logic mirrors the live pipeline exactly, ensuring methodological consistency between real-time and offline evaluation. Results were written to p###_results_mediapipe.json and </w:t>
+      </w:r>
+      <w:r>
+        <w:lastRenderedPageBreak/>
+        <w:t>p###_results_openpose.json, each containing overall MJMPE, detection rate, and per-hand per-finger breakdowns.</w:t>
+      </w:r>
+    </w:p>
+    <w:p/>
+    <w:p>
+      <w:pPr>
+        <w:jc w:val="both"/>
+        <w:rPr>
+          <w:rFonts w:ascii="Arial" w:hAnsi="Arial" w:cs="Arial"/>
+        </w:rPr>
+      </w:pPr>
+      <w:r>
+        <w:rPr>
+          <w:rFonts w:ascii="Arial" w:hAnsi="Arial" w:cs="Arial"/>
+        </w:rPr>
+        <w:t xml:space="preserve">* project timeline </w:t>
+      </w:r>
+    </w:p>
+    <w:p>
+      <w:pPr>
+        <w:jc w:val="both"/>
+        <w:rPr>
+          <w:rFonts w:ascii="Arial" w:hAnsi="Arial" w:cs="Arial"/>
+        </w:rPr>
+      </w:pPr>
+      <w:r>
+        <w:rPr>
+          <w:rFonts w:ascii="Arial" w:hAnsi="Arial" w:cs="Arial"/>
+        </w:rPr>
+        <w:t>* task sheet</w:t>
+      </w:r>
+    </w:p>
+    <w:p>
+      <w:pPr>
+        <w:jc w:val="both"/>
+        <w:rPr>
+          <w:rFonts w:ascii="Arial" w:hAnsi="Arial" w:cs="Arial"/>
+        </w:rPr>
+      </w:pPr>
+      <w:r>
+        <w:rPr>
+          <w:rFonts w:ascii="Arial" w:hAnsi="Arial" w:cs="Arial"/>
+        </w:rPr>
+        <w:t xml:space="preserve"> - gantt chart </w:t>
+      </w:r>
+    </w:p>
+    <w:p>
+      <w:pPr>
+        <w:jc w:val="both"/>
+        <w:rPr>
+          <w:rFonts w:ascii="Arial" w:hAnsi="Arial" w:cs="Arial"/>
+        </w:rPr>
+      </w:pPr>
+      <w:r>
+        <w:rPr>
+          <w:rFonts w:ascii="Arial" w:hAnsi="Arial" w:cs="Arial"/>
+        </w:rPr>
+        <w:t xml:space="preserve">-resource sheet </w:t>
+      </w:r>
+    </w:p>
+    <w:p>
+      <w:pPr>
+        <w:jc w:val="both"/>
+        <w:rPr>
+          <w:rFonts w:ascii="Arial" w:hAnsi="Arial" w:cs="Arial"/>
+        </w:rPr>
+      </w:pPr>
+      <w:r>
+        <w:rPr>
+          <w:rFonts w:ascii="Arial" w:hAnsi="Arial" w:cs="Arial"/>
+        </w:rPr>
+        <w:t xml:space="preserve">- github </w:t>
+      </w:r>
+    </w:p>
+    <w:p>
+      <w:pPr>
+        <w:jc w:val="both"/>
+        <w:rPr>
+          <w:rFonts w:ascii="Arial" w:hAnsi="Arial" w:cs="Arial"/>
+        </w:rPr>
+      </w:pPr>
+      <w:r>
+        <w:rPr>
+          <w:rFonts w:ascii="Arial" w:hAnsi="Arial" w:cs="Arial"/>
+        </w:rPr>
+        <w:t>* erd if necessary</w:t>
+      </w:r>
+    </w:p>
+    <w:p>
+      <w:pPr>
+        <w:jc w:val="both"/>
+        <w:rPr>
+          <w:rFonts w:ascii="Arial" w:hAnsi="Arial" w:cs="Arial"/>
+        </w:rPr>
+      </w:pPr>
+      <w:r>
+        <w:rPr>
+          <w:rFonts w:ascii="Arial" w:hAnsi="Arial" w:cs="Arial"/>
+        </w:rPr>
+        <w:t>* eerd if necessary</w:t>
+      </w:r>
+    </w:p>
+    <w:p>
+      <w:pPr>
+        <w:jc w:val="both"/>
+        <w:rPr>
+          <w:rFonts w:ascii="Arial" w:hAnsi="Arial" w:cs="Arial"/>
+        </w:rPr>
+      </w:pPr>
+      <w:r>
+        <w:rPr>
+          <w:rFonts w:ascii="Arial" w:hAnsi="Arial" w:cs="Arial"/>
+        </w:rPr>
+        <w:t>* use case requirement catalog (jpeg file)</w:t>
       </w:r>
     </w:p>
     <w:p>
@@ -6508,534 +9948,259 @@
     <w:p>
       <w:pPr>
         <w:pStyle w:val="Heading1"/>
-        <w:jc w:val="both"/>
-        <w:rPr>
-          <w:rFonts w:ascii="Arial" w:hAnsi="Arial" w:cs="Arial"/>
-        </w:rPr>
-      </w:pPr>
-      <w:bookmarkStart w:id="13" w:name="_Toc223284988"/>
-      <w:r>
-        <w:rPr>
-          <w:rFonts w:ascii="Arial" w:hAnsi="Arial" w:cs="Arial"/>
-        </w:rPr>
-        <w:t>Implementation and testing</w:t>
-      </w:r>
-      <w:bookmarkEnd w:id="13"/>
-    </w:p>
-    <w:p>
-      <w:r>
-        <w:t xml:space="preserve">During development, a critical methodological limitation was identified in standard MJMPE computation: using 2D Euclidean distance to the key centroid for finger identification </w:t>
-      </w:r>
-      <w:r>
+        <w:numPr>
+          <w:ilvl w:val="0"/>
+          <w:numId w:val="6"/>
+        </w:numPr>
+        <w:jc w:val="both"/>
+        <w:rPr>
+          <w:rFonts w:ascii="Arial" w:hAnsi="Arial" w:cs="Arial"/>
+        </w:rPr>
+      </w:pPr>
+      <w:bookmarkStart w:id="34" w:name="_Toc223527354"/>
+      <w:r>
+        <w:rPr>
+          <w:rFonts w:ascii="Arial" w:hAnsi="Arial" w:cs="Arial"/>
+        </w:rPr>
+        <w:t>I</w:t>
+      </w:r>
+      <w:r>
+        <w:rPr>
+          <w:rFonts w:ascii="Arial" w:hAnsi="Arial" w:cs="Arial"/>
+        </w:rPr>
+        <w:t>nstallation guideline</w:t>
+      </w:r>
+      <w:bookmarkEnd w:id="34"/>
+      <w:r>
+        <w:rPr>
+          <w:rFonts w:ascii="Arial" w:hAnsi="Arial" w:cs="Arial"/>
+        </w:rPr>
+        <w:t xml:space="preserve"> </w:t>
+      </w:r>
+    </w:p>
+    <w:p>
+      <w:pPr>
+        <w:jc w:val="both"/>
+        <w:rPr>
+          <w:rFonts w:ascii="Arial" w:hAnsi="Arial" w:cs="Arial"/>
+        </w:rPr>
+      </w:pPr>
+      <w:r>
+        <w:rPr>
+          <w:rFonts w:ascii="Arial" w:hAnsi="Arial" w:cs="Arial"/>
+        </w:rPr>
+        <w:t xml:space="preserve">Python 3.10+ is required for this </w:t>
+      </w:r>
+      <w:r>
+        <w:rPr>
+          <w:rFonts w:ascii="Arial" w:hAnsi="Arial" w:cs="Arial"/>
+        </w:rPr>
+        <w:t>system, installation can be done from the Microsoft store or python website</w:t>
+      </w:r>
+      <w:r>
+        <w:rPr>
+          <w:rFonts w:ascii="Arial" w:hAnsi="Arial" w:cs="Arial"/>
+        </w:rPr>
+        <w:t xml:space="preserve">. The requirements.txt </w:t>
+      </w:r>
+      <w:r>
+        <w:rPr>
+          <w:rFonts w:ascii="Arial" w:hAnsi="Arial" w:cs="Arial"/>
+        </w:rPr>
+        <w:t>include</w:t>
+      </w:r>
+      <w:r>
+        <w:rPr>
+          <w:rFonts w:ascii="Arial" w:hAnsi="Arial" w:cs="Arial"/>
+        </w:rPr>
+        <w:t xml:space="preserve"> all the </w:t>
+      </w:r>
+      <w:r>
+        <w:rPr>
+          <w:rFonts w:ascii="Arial" w:hAnsi="Arial" w:cs="Arial"/>
+        </w:rPr>
+        <w:t xml:space="preserve">required frameworks and libraries. </w:t>
+      </w:r>
+      <w:r>
+        <w:rPr>
+          <w:rFonts w:ascii="Arial" w:hAnsi="Arial" w:cs="Arial"/>
+        </w:rPr>
+        <w:t xml:space="preserve">Python virtual environment should be used to fix any dependencies issues as many libraries aren’t supported on the latest version the command python -m venv </w:t>
+      </w:r>
+      <w:r>
+        <w:rPr>
+          <w:rFonts w:ascii="Arial" w:hAnsi="Arial" w:cs="Arial"/>
+        </w:rPr>
+        <w:t>&lt;environment name&gt; without the &lt;&gt; can be used to initialize via terminal</w:t>
+      </w:r>
+      <w:r>
+        <w:rPr>
+          <w:rFonts w:ascii="Arial" w:hAnsi="Arial" w:cs="Arial"/>
+        </w:rPr>
+        <w:t>. After activating the script using</w:t>
+      </w:r>
+      <w:r>
+        <w:rPr>
+          <w:rFonts w:ascii="Arial" w:hAnsi="Arial" w:cs="Arial"/>
+        </w:rPr>
+        <w:t xml:space="preserve"> venv\Scripts\activate</w:t>
+      </w:r>
+      <w:r>
+        <w:rPr>
+          <w:rFonts w:ascii="Arial" w:hAnsi="Arial" w:cs="Arial"/>
+        </w:rPr>
+        <w:t xml:space="preserve"> the requirements.txt has all the required </w:t>
+      </w:r>
+      <w:r>
+        <w:rPr>
+          <w:rFonts w:ascii="Arial" w:hAnsi="Arial" w:cs="Arial"/>
+        </w:rPr>
+        <w:t>sources, the</w:t>
+      </w:r>
+      <w:r>
+        <w:rPr>
+          <w:rFonts w:ascii="Arial" w:hAnsi="Arial" w:cs="Arial"/>
+        </w:rPr>
+        <w:t xml:space="preserve"> command </w:t>
+      </w:r>
+      <w:r>
+        <w:rPr>
+          <w:rFonts w:ascii="Arial" w:hAnsi="Arial" w:cs="Arial"/>
+        </w:rPr>
+        <w:t>pip install -r requirements.txt can be used to install</w:t>
+      </w:r>
+      <w:r>
+        <w:rPr>
+          <w:rFonts w:ascii="Arial" w:hAnsi="Arial" w:cs="Arial"/>
+        </w:rPr>
+        <w:t xml:space="preserve"> all python dependencies</w:t>
+      </w:r>
+      <w:r>
+        <w:rPr>
+          <w:rFonts w:ascii="Arial" w:hAnsi="Arial" w:cs="Arial"/>
+        </w:rPr>
+        <w:t xml:space="preserve"> via terminal</w:t>
+      </w:r>
+      <w:r>
+        <w:rPr>
+          <w:rFonts w:ascii="Arial" w:hAnsi="Arial" w:cs="Arial"/>
+        </w:rPr>
+        <w:t>.</w:t>
+      </w:r>
+      <w:r>
+        <w:rPr>
+          <w:rFonts w:ascii="Arial" w:hAnsi="Arial" w:cs="Arial"/>
+        </w:rPr>
+        <w:t xml:space="preserve"> The full guide will be included in the Installation guidelines file.</w:t>
+      </w:r>
+    </w:p>
+    <w:p>
+      <w:pPr>
+        <w:jc w:val="both"/>
+        <w:rPr>
+          <w:rFonts w:ascii="Arial" w:hAnsi="Arial" w:cs="Arial"/>
+        </w:rPr>
+      </w:pPr>
+    </w:p>
+    <w:p>
+      <w:pPr>
+        <w:pStyle w:val="Heading1"/>
+        <w:numPr>
+          <w:ilvl w:val="0"/>
+          <w:numId w:val="6"/>
+        </w:numPr>
+        <w:jc w:val="both"/>
+        <w:rPr>
+          <w:rFonts w:ascii="Arial" w:hAnsi="Arial" w:cs="Arial"/>
+        </w:rPr>
+      </w:pPr>
+      <w:bookmarkStart w:id="35" w:name="_Toc223527355"/>
+      <w:r>
+        <w:rPr>
+          <w:rFonts w:ascii="Arial" w:hAnsi="Arial" w:cs="Arial"/>
+        </w:rPr>
+        <w:t>Conclusion</w:t>
+      </w:r>
+      <w:bookmarkEnd w:id="35"/>
+    </w:p>
+    <w:p>
+      <w:pPr>
+        <w:jc w:val="both"/>
+        <w:rPr>
+          <w:rFonts w:ascii="Arial" w:hAnsi="Arial" w:cs="Arial"/>
+        </w:rPr>
+      </w:pPr>
+      <w:r>
+        <w:rPr>
+          <w:rFonts w:ascii="Arial" w:hAnsi="Arial" w:cs="Arial"/>
+        </w:rPr>
+        <w:t>1 summary of the project aim, outcome explain all of them</w:t>
+      </w:r>
+    </w:p>
+    <w:p>
+      <w:pPr>
+        <w:jc w:val="both"/>
+        <w:rPr>
+          <w:rFonts w:ascii="Arial" w:hAnsi="Arial" w:cs="Arial"/>
+        </w:rPr>
+      </w:pPr>
+      <w:r>
+        <w:rPr>
+          <w:rFonts w:ascii="Arial" w:hAnsi="Arial" w:cs="Arial"/>
+        </w:rPr>
+        <w:t>2 what new outcome does your research bring out that other research lack</w:t>
+      </w:r>
+    </w:p>
+    <w:p>
+      <w:pPr>
+        <w:jc w:val="both"/>
+        <w:rPr>
+          <w:rFonts w:ascii="Arial" w:hAnsi="Arial" w:cs="Arial"/>
+        </w:rPr>
+      </w:pPr>
+      <w:r>
+        <w:rPr>
+          <w:rFonts w:ascii="Arial" w:hAnsi="Arial" w:cs="Arial"/>
+        </w:rPr>
+        <w:t xml:space="preserve">3 room for new features and development 250 words, </w:t>
+      </w:r>
+      <w:r>
+        <w:rPr>
+          <w:rFonts w:ascii="Arial" w:hAnsi="Arial" w:cs="Arial"/>
+          <w:color w:val="EE0000"/>
+        </w:rPr>
+        <w:t>don’t say limitations</w:t>
+      </w:r>
+    </w:p>
+    <w:p>
+      <w:pPr>
+        <w:jc w:val="both"/>
+        <w:rPr>
+          <w:rFonts w:ascii="Arial" w:hAnsi="Arial" w:cs="Arial"/>
+        </w:rPr>
+      </w:pPr>
+    </w:p>
+    <w:p>
+      <w:pPr>
+        <w:pStyle w:val="Heading1"/>
+        <w:numPr>
+          <w:ilvl w:val="0"/>
+          <w:numId w:val="6"/>
+        </w:numPr>
+        <w:jc w:val="both"/>
+        <w:rPr>
+          <w:rFonts w:ascii="Arial" w:hAnsi="Arial" w:cs="Arial"/>
+        </w:rPr>
+      </w:pPr>
+      <w:bookmarkStart w:id="36" w:name="_Toc223527356"/>
+      <w:r>
+        <w:rPr>
+          <w:rFonts w:ascii="Arial" w:hAnsi="Arial" w:cs="Arial"/>
+        </w:rPr>
         <w:lastRenderedPageBreak/>
-        <w:t>introduces a systematic bias, as fingers of different lengths naturally contact the key at different depths along the y-axis. This means a shorter finger (e.g. the pinky) playing a note correctly may be at a greater y-distance from the centroid than an adjacent longer finger that is not pressing the key, causing the wrong finger to be selected and the error to be artificially inflated.</w:t>
-      </w:r>
-    </w:p>
-    <w:p>
-      <w:r>
-        <w:t>To address this, two corrections were implemented: (1) finger identification was changed from 2D centroid proximity to perspective-warped polygon containment — the finger whose tip lies within the key's physical bounding polygon is selected as the playing finger, regardless of depth along the key; and (2) the error metric was changed from 2D Euclidean distance to horizontal-only displacement (|</w:t>
-      </w:r>
-      <w:proofErr w:type="spellStart"/>
-      <w:r>
-        <w:t>tip_x</w:t>
-      </w:r>
-      <w:proofErr w:type="spellEnd"/>
-      <w:r>
-        <w:t xml:space="preserve"> − </w:t>
-      </w:r>
-      <w:proofErr w:type="spellStart"/>
-      <w:r>
-        <w:t>key_cx</w:t>
-      </w:r>
-      <w:proofErr w:type="spellEnd"/>
-      <w:r>
-        <w:t>|), removing the confound introduced by natural variation in finger contact depth.</w:t>
-      </w:r>
-    </w:p>
-    <w:p>
-      <w:r>
-        <w:t xml:space="preserve">Additionally, a perspective </w:t>
-      </w:r>
-      <w:proofErr w:type="spellStart"/>
-      <w:r>
-        <w:t>homography</w:t>
-      </w:r>
-      <w:proofErr w:type="spellEnd"/>
-      <w:r>
-        <w:t xml:space="preserve"> calibration was added to account for camera angle, as overhead tripod placement rarely produces a perfectly orthogonal view. The key overlay can be warped to a quadrilateral by dragging four corner handles, with a </w:t>
-      </w:r>
-      <w:proofErr w:type="spellStart"/>
-      <w:r>
-        <w:t>homography</w:t>
-      </w:r>
-      <w:proofErr w:type="spellEnd"/>
-      <w:r>
-        <w:t xml:space="preserve"> matrix computed via cv2.getPerspectiveTransform mapping the flat canonical layout to the real-world trapezoidal view. All key </w:t>
-      </w:r>
-      <w:proofErr w:type="spellStart"/>
-      <w:r>
-        <w:t>centre</w:t>
-      </w:r>
-      <w:proofErr w:type="spellEnd"/>
-      <w:r>
-        <w:t xml:space="preserve"> positions and polygon boundaries are then derived from this warped coordinate system.</w:t>
-      </w:r>
-    </w:p>
-    <w:p/>
-    <w:p>
-      <w:pPr>
-        <w:jc w:val="both"/>
-        <w:rPr>
-          <w:rFonts w:ascii="Arial" w:hAnsi="Arial" w:cs="Arial"/>
-        </w:rPr>
-      </w:pPr>
-      <w:r>
-        <w:rPr>
-          <w:rFonts w:ascii="Arial" w:hAnsi="Arial" w:cs="Arial"/>
-        </w:rPr>
-        <w:t xml:space="preserve">* project timeline </w:t>
-      </w:r>
-    </w:p>
-    <w:p>
-      <w:pPr>
-        <w:jc w:val="both"/>
-        <w:rPr>
-          <w:rFonts w:ascii="Arial" w:hAnsi="Arial" w:cs="Arial"/>
-        </w:rPr>
-      </w:pPr>
-      <w:r>
-        <w:rPr>
-          <w:rFonts w:ascii="Arial" w:hAnsi="Arial" w:cs="Arial"/>
-        </w:rPr>
-        <w:t>* task sheet</w:t>
-      </w:r>
-    </w:p>
-    <w:p>
-      <w:pPr>
-        <w:jc w:val="both"/>
-        <w:rPr>
-          <w:rFonts w:ascii="Arial" w:hAnsi="Arial" w:cs="Arial"/>
-        </w:rPr>
-      </w:pPr>
-      <w:r>
-        <w:rPr>
-          <w:rFonts w:ascii="Arial" w:hAnsi="Arial" w:cs="Arial"/>
-        </w:rPr>
-        <w:t xml:space="preserve"> - </w:t>
-      </w:r>
-      <w:proofErr w:type="spellStart"/>
-      <w:r>
-        <w:rPr>
-          <w:rFonts w:ascii="Arial" w:hAnsi="Arial" w:cs="Arial"/>
-        </w:rPr>
-        <w:t>gantt</w:t>
-      </w:r>
-      <w:proofErr w:type="spellEnd"/>
-      <w:r>
-        <w:rPr>
-          <w:rFonts w:ascii="Arial" w:hAnsi="Arial" w:cs="Arial"/>
-        </w:rPr>
-        <w:t xml:space="preserve"> chart </w:t>
-      </w:r>
-    </w:p>
-    <w:p>
-      <w:pPr>
-        <w:jc w:val="both"/>
-        <w:rPr>
-          <w:rFonts w:ascii="Arial" w:hAnsi="Arial" w:cs="Arial"/>
-        </w:rPr>
-      </w:pPr>
-      <w:r>
-        <w:rPr>
-          <w:rFonts w:ascii="Arial" w:hAnsi="Arial" w:cs="Arial"/>
-        </w:rPr>
-        <w:t xml:space="preserve">-resource sheet </w:t>
-      </w:r>
-    </w:p>
-    <w:p>
-      <w:pPr>
-        <w:jc w:val="both"/>
-        <w:rPr>
-          <w:rFonts w:ascii="Arial" w:hAnsi="Arial" w:cs="Arial"/>
-        </w:rPr>
-      </w:pPr>
-      <w:r>
-        <w:rPr>
-          <w:rFonts w:ascii="Arial" w:hAnsi="Arial" w:cs="Arial"/>
-        </w:rPr>
-        <w:t xml:space="preserve">- </w:t>
-      </w:r>
-      <w:proofErr w:type="spellStart"/>
-      <w:r>
-        <w:rPr>
-          <w:rFonts w:ascii="Arial" w:hAnsi="Arial" w:cs="Arial"/>
-        </w:rPr>
-        <w:t>github</w:t>
-      </w:r>
-      <w:proofErr w:type="spellEnd"/>
-      <w:r>
-        <w:rPr>
-          <w:rFonts w:ascii="Arial" w:hAnsi="Arial" w:cs="Arial"/>
-        </w:rPr>
-        <w:t xml:space="preserve"> </w:t>
-      </w:r>
-    </w:p>
-    <w:p>
-      <w:pPr>
-        <w:jc w:val="both"/>
-        <w:rPr>
-          <w:rFonts w:ascii="Arial" w:hAnsi="Arial" w:cs="Arial"/>
-        </w:rPr>
-      </w:pPr>
-      <w:r>
-        <w:rPr>
-          <w:rFonts w:ascii="Arial" w:hAnsi="Arial" w:cs="Arial"/>
-        </w:rPr>
-        <w:t xml:space="preserve">* </w:t>
-      </w:r>
-      <w:proofErr w:type="spellStart"/>
-      <w:r>
-        <w:rPr>
-          <w:rFonts w:ascii="Arial" w:hAnsi="Arial" w:cs="Arial"/>
-        </w:rPr>
-        <w:t>erd</w:t>
-      </w:r>
-      <w:proofErr w:type="spellEnd"/>
-      <w:r>
-        <w:rPr>
-          <w:rFonts w:ascii="Arial" w:hAnsi="Arial" w:cs="Arial"/>
-        </w:rPr>
-        <w:t xml:space="preserve"> if necessary</w:t>
-      </w:r>
-    </w:p>
-    <w:p>
-      <w:pPr>
-        <w:jc w:val="both"/>
-        <w:rPr>
-          <w:rFonts w:ascii="Arial" w:hAnsi="Arial" w:cs="Arial"/>
-        </w:rPr>
-      </w:pPr>
-      <w:r>
-        <w:rPr>
-          <w:rFonts w:ascii="Arial" w:hAnsi="Arial" w:cs="Arial"/>
-        </w:rPr>
-        <w:t xml:space="preserve">* </w:t>
-      </w:r>
-      <w:proofErr w:type="spellStart"/>
-      <w:r>
-        <w:rPr>
-          <w:rFonts w:ascii="Arial" w:hAnsi="Arial" w:cs="Arial"/>
-        </w:rPr>
-        <w:t>eerd</w:t>
-      </w:r>
-      <w:proofErr w:type="spellEnd"/>
-      <w:r>
-        <w:rPr>
-          <w:rFonts w:ascii="Arial" w:hAnsi="Arial" w:cs="Arial"/>
-        </w:rPr>
-        <w:t xml:space="preserve"> if necessary</w:t>
-      </w:r>
-    </w:p>
-    <w:p>
-      <w:pPr>
-        <w:jc w:val="both"/>
-        <w:rPr>
-          <w:rFonts w:ascii="Arial" w:hAnsi="Arial" w:cs="Arial"/>
-        </w:rPr>
-      </w:pPr>
-      <w:r>
-        <w:rPr>
-          <w:rFonts w:ascii="Arial" w:hAnsi="Arial" w:cs="Arial"/>
-        </w:rPr>
-        <w:t>* use case requirement catalog (jpeg file)</w:t>
-      </w:r>
-    </w:p>
-    <w:p>
-      <w:pPr>
-        <w:jc w:val="both"/>
-        <w:rPr>
-          <w:rFonts w:ascii="Arial" w:hAnsi="Arial" w:cs="Arial"/>
-        </w:rPr>
-      </w:pPr>
-    </w:p>
-    <w:p>
-      <w:pPr>
-        <w:pStyle w:val="Heading1"/>
-        <w:jc w:val="both"/>
-        <w:rPr>
-          <w:rFonts w:ascii="Arial" w:hAnsi="Arial" w:cs="Arial"/>
-        </w:rPr>
-      </w:pPr>
-      <w:bookmarkStart w:id="14" w:name="_Toc223284989"/>
-      <w:r>
-        <w:rPr>
-          <w:rFonts w:ascii="Arial" w:hAnsi="Arial" w:cs="Arial"/>
-        </w:rPr>
-        <w:t>I</w:t>
-      </w:r>
-      <w:r>
-        <w:rPr>
-          <w:rFonts w:ascii="Arial" w:hAnsi="Arial" w:cs="Arial"/>
-        </w:rPr>
-        <w:t>nstallation guideline</w:t>
-      </w:r>
-      <w:bookmarkEnd w:id="14"/>
-      <w:r>
-        <w:rPr>
-          <w:rFonts w:ascii="Arial" w:hAnsi="Arial" w:cs="Arial"/>
-        </w:rPr>
-        <w:t xml:space="preserve"> </w:t>
-      </w:r>
-    </w:p>
-    <w:p>
-      <w:pPr>
-        <w:jc w:val="both"/>
-        <w:rPr>
-          <w:rFonts w:ascii="Arial" w:hAnsi="Arial" w:cs="Arial"/>
-        </w:rPr>
-      </w:pPr>
-      <w:r>
-        <w:rPr>
-          <w:rFonts w:ascii="Arial" w:hAnsi="Arial" w:cs="Arial"/>
-        </w:rPr>
-        <w:t xml:space="preserve">Python 3.10+ is required for this </w:t>
-      </w:r>
-      <w:r>
-        <w:rPr>
-          <w:rFonts w:ascii="Arial" w:hAnsi="Arial" w:cs="Arial"/>
-        </w:rPr>
-        <w:t>system, installation can be done from the Microsoft store or python website</w:t>
-      </w:r>
-      <w:r>
-        <w:rPr>
-          <w:rFonts w:ascii="Arial" w:hAnsi="Arial" w:cs="Arial"/>
-        </w:rPr>
-        <w:t xml:space="preserve">. The requirements.txt </w:t>
-      </w:r>
-      <w:r>
-        <w:rPr>
-          <w:rFonts w:ascii="Arial" w:hAnsi="Arial" w:cs="Arial"/>
-        </w:rPr>
-        <w:t>include</w:t>
-      </w:r>
-      <w:r>
-        <w:rPr>
-          <w:rFonts w:ascii="Arial" w:hAnsi="Arial" w:cs="Arial"/>
-        </w:rPr>
-        <w:t xml:space="preserve"> all the </w:t>
-      </w:r>
-      <w:r>
-        <w:rPr>
-          <w:rFonts w:ascii="Arial" w:hAnsi="Arial" w:cs="Arial"/>
-        </w:rPr>
-        <w:t xml:space="preserve">required frameworks and libraries. </w:t>
-      </w:r>
-      <w:r>
-        <w:rPr>
-          <w:rFonts w:ascii="Arial" w:hAnsi="Arial" w:cs="Arial"/>
-        </w:rPr>
-        <w:t xml:space="preserve">Python virtual environment should be used to fix any dependencies issues as many </w:t>
-      </w:r>
-      <w:r>
-        <w:rPr>
-          <w:rFonts w:ascii="Arial" w:hAnsi="Arial" w:cs="Arial"/>
-        </w:rPr>
-        <w:lastRenderedPageBreak/>
-        <w:t xml:space="preserve">libraries aren’t supported on the latest version the command python -m </w:t>
-      </w:r>
-      <w:proofErr w:type="spellStart"/>
-      <w:r>
-        <w:rPr>
-          <w:rFonts w:ascii="Arial" w:hAnsi="Arial" w:cs="Arial"/>
-        </w:rPr>
-        <w:t>venv</w:t>
-      </w:r>
-      <w:proofErr w:type="spellEnd"/>
-      <w:r>
-        <w:rPr>
-          <w:rFonts w:ascii="Arial" w:hAnsi="Arial" w:cs="Arial"/>
-        </w:rPr>
-        <w:t xml:space="preserve"> </w:t>
-      </w:r>
-      <w:r>
-        <w:rPr>
-          <w:rFonts w:ascii="Arial" w:hAnsi="Arial" w:cs="Arial"/>
-        </w:rPr>
-        <w:t>&lt;environment name&gt; without the &lt;&gt; can be used to initialize via terminal</w:t>
-      </w:r>
-      <w:r>
-        <w:rPr>
-          <w:rFonts w:ascii="Arial" w:hAnsi="Arial" w:cs="Arial"/>
-        </w:rPr>
-        <w:t>. After activating the script using</w:t>
-      </w:r>
-      <w:r>
-        <w:rPr>
-          <w:rFonts w:ascii="Arial" w:hAnsi="Arial" w:cs="Arial"/>
-        </w:rPr>
-        <w:t xml:space="preserve"> </w:t>
-      </w:r>
-      <w:proofErr w:type="spellStart"/>
-      <w:r>
-        <w:rPr>
-          <w:rFonts w:ascii="Arial" w:hAnsi="Arial" w:cs="Arial"/>
-        </w:rPr>
-        <w:t>venv</w:t>
-      </w:r>
-      <w:proofErr w:type="spellEnd"/>
-      <w:r>
-        <w:rPr>
-          <w:rFonts w:ascii="Arial" w:hAnsi="Arial" w:cs="Arial"/>
-        </w:rPr>
-        <w:t>\Scripts\activate</w:t>
-      </w:r>
-      <w:r>
-        <w:rPr>
-          <w:rFonts w:ascii="Arial" w:hAnsi="Arial" w:cs="Arial"/>
-        </w:rPr>
-        <w:t xml:space="preserve"> the requirements.txt has all the required </w:t>
-      </w:r>
-      <w:r>
-        <w:rPr>
-          <w:rFonts w:ascii="Arial" w:hAnsi="Arial" w:cs="Arial"/>
-        </w:rPr>
-        <w:t>sources, the</w:t>
-      </w:r>
-      <w:r>
-        <w:rPr>
-          <w:rFonts w:ascii="Arial" w:hAnsi="Arial" w:cs="Arial"/>
-        </w:rPr>
-        <w:t xml:space="preserve"> command </w:t>
-      </w:r>
-      <w:r>
-        <w:rPr>
-          <w:rFonts w:ascii="Arial" w:hAnsi="Arial" w:cs="Arial"/>
-        </w:rPr>
-        <w:t>pip install -r requirements.txt can be used to install</w:t>
-      </w:r>
-      <w:r>
-        <w:rPr>
-          <w:rFonts w:ascii="Arial" w:hAnsi="Arial" w:cs="Arial"/>
-        </w:rPr>
-        <w:t xml:space="preserve"> all python dependencies</w:t>
-      </w:r>
-      <w:r>
-        <w:rPr>
-          <w:rFonts w:ascii="Arial" w:hAnsi="Arial" w:cs="Arial"/>
-        </w:rPr>
-        <w:t xml:space="preserve"> via terminal</w:t>
-      </w:r>
-      <w:r>
-        <w:rPr>
-          <w:rFonts w:ascii="Arial" w:hAnsi="Arial" w:cs="Arial"/>
-        </w:rPr>
-        <w:t>.</w:t>
-      </w:r>
-      <w:r>
-        <w:rPr>
-          <w:rFonts w:ascii="Arial" w:hAnsi="Arial" w:cs="Arial"/>
-        </w:rPr>
-        <w:t xml:space="preserve"> The full guide will be included in the Installation guidelines file.</w:t>
-      </w:r>
-    </w:p>
-    <w:p>
-      <w:pPr>
-        <w:jc w:val="both"/>
-        <w:rPr>
-          <w:rFonts w:ascii="Arial" w:hAnsi="Arial" w:cs="Arial"/>
-        </w:rPr>
-      </w:pPr>
-    </w:p>
-    <w:p>
-      <w:pPr>
-        <w:pStyle w:val="Heading1"/>
-        <w:jc w:val="both"/>
-        <w:rPr>
-          <w:rFonts w:ascii="Arial" w:hAnsi="Arial" w:cs="Arial"/>
-        </w:rPr>
-      </w:pPr>
-      <w:bookmarkStart w:id="15" w:name="_Toc223284990"/>
-      <w:r>
-        <w:rPr>
-          <w:rFonts w:ascii="Arial" w:hAnsi="Arial" w:cs="Arial"/>
-        </w:rPr>
-        <w:t>Conclusion</w:t>
-      </w:r>
-      <w:bookmarkEnd w:id="15"/>
-    </w:p>
-    <w:p>
-      <w:pPr>
-        <w:jc w:val="both"/>
-        <w:rPr>
-          <w:rFonts w:ascii="Arial" w:hAnsi="Arial" w:cs="Arial"/>
-        </w:rPr>
-      </w:pPr>
-      <w:r>
-        <w:rPr>
-          <w:rFonts w:ascii="Arial" w:hAnsi="Arial" w:cs="Arial"/>
-        </w:rPr>
-        <w:t>1 summary of the project aim, outcome explain all of them</w:t>
-      </w:r>
-    </w:p>
-    <w:p>
-      <w:pPr>
-        <w:jc w:val="both"/>
-        <w:rPr>
-          <w:rFonts w:ascii="Arial" w:hAnsi="Arial" w:cs="Arial"/>
-        </w:rPr>
-      </w:pPr>
-      <w:r>
-        <w:rPr>
-          <w:rFonts w:ascii="Arial" w:hAnsi="Arial" w:cs="Arial"/>
-        </w:rPr>
-        <w:t>2 what new outcome does your research bring out that other research lack</w:t>
-      </w:r>
-    </w:p>
-    <w:p>
-      <w:pPr>
-        <w:jc w:val="both"/>
-        <w:rPr>
-          <w:rFonts w:ascii="Arial" w:hAnsi="Arial" w:cs="Arial"/>
-        </w:rPr>
-      </w:pPr>
-      <w:r>
-        <w:rPr>
-          <w:rFonts w:ascii="Arial" w:hAnsi="Arial" w:cs="Arial"/>
-        </w:rPr>
-        <w:t xml:space="preserve">3 room for new features and development 250 words, </w:t>
-      </w:r>
-      <w:r>
-        <w:rPr>
-          <w:rFonts w:ascii="Arial" w:hAnsi="Arial" w:cs="Arial"/>
-          <w:color w:val="EE0000"/>
-        </w:rPr>
-        <w:t>don’t say limitations</w:t>
-      </w:r>
-    </w:p>
-    <w:p>
-      <w:pPr>
-        <w:jc w:val="both"/>
-        <w:rPr>
-          <w:rFonts w:ascii="Arial" w:hAnsi="Arial" w:cs="Arial"/>
-        </w:rPr>
-      </w:pPr>
-    </w:p>
-    <w:p>
-      <w:pPr>
-        <w:pStyle w:val="Heading1"/>
-        <w:jc w:val="both"/>
-        <w:rPr>
-          <w:rFonts w:ascii="Arial" w:hAnsi="Arial" w:cs="Arial"/>
-        </w:rPr>
-      </w:pPr>
-      <w:bookmarkStart w:id="16" w:name="_Toc223284991"/>
-      <w:r>
-        <w:rPr>
-          <w:rFonts w:ascii="Arial" w:hAnsi="Arial" w:cs="Arial"/>
-        </w:rPr>
         <w:t>bibliography</w:t>
       </w:r>
-      <w:bookmarkEnd w:id="16"/>
+      <w:bookmarkEnd w:id="36"/>
       <w:r>
         <w:rPr>
           <w:rFonts w:ascii="Arial" w:hAnsi="Arial" w:cs="Arial"/>
@@ -7123,35 +10288,7 @@
           <w:rFonts w:ascii="Arial" w:hAnsi="Arial" w:cs="Arial"/>
         </w:rPr>
         <w:tab/>
-        <w:t xml:space="preserve">- cite </w:t>
-      </w:r>
-      <w:proofErr w:type="spellStart"/>
-      <w:r>
-        <w:rPr>
-          <w:rFonts w:ascii="Arial" w:hAnsi="Arial" w:cs="Arial"/>
-        </w:rPr>
-        <w:t>lbu</w:t>
-      </w:r>
-      <w:proofErr w:type="spellEnd"/>
-      <w:r>
-        <w:rPr>
-          <w:rFonts w:ascii="Arial" w:hAnsi="Arial" w:cs="Arial"/>
-        </w:rPr>
-        <w:t xml:space="preserve"> </w:t>
-      </w:r>
-      <w:proofErr w:type="spellStart"/>
-      <w:r>
-        <w:rPr>
-          <w:rFonts w:ascii="Arial" w:hAnsi="Arial" w:cs="Arial"/>
-        </w:rPr>
-        <w:t>harvard</w:t>
-      </w:r>
-      <w:proofErr w:type="spellEnd"/>
-      <w:r>
-        <w:rPr>
-          <w:rFonts w:ascii="Arial" w:hAnsi="Arial" w:cs="Arial"/>
-        </w:rPr>
-        <w:t xml:space="preserve"> format</w:t>
+        <w:t>- cite lbu harvard format</w:t>
       </w:r>
     </w:p>
     <w:p>
@@ -7342,33 +10479,76 @@
         <w:rPr>
           <w:rFonts w:ascii="Arial" w:hAnsi="Arial" w:cs="Arial"/>
         </w:rPr>
-        <w:t xml:space="preserve">for format check the online drive, text, size bold sab </w:t>
-      </w:r>
-      <w:proofErr w:type="spellStart"/>
-      <w:r>
-        <w:rPr>
-          <w:rFonts w:ascii="Arial" w:hAnsi="Arial" w:cs="Arial"/>
-        </w:rPr>
-        <w:t>bhanneko</w:t>
-      </w:r>
-      <w:proofErr w:type="spellEnd"/>
-      <w:r>
-        <w:rPr>
-          <w:rFonts w:ascii="Arial" w:hAnsi="Arial" w:cs="Arial"/>
-        </w:rPr>
-        <w:t xml:space="preserve"> cha </w:t>
-      </w:r>
-      <w:proofErr w:type="spellStart"/>
-      <w:r>
-        <w:rPr>
-          <w:rFonts w:ascii="Arial" w:hAnsi="Arial" w:cs="Arial"/>
-        </w:rPr>
-        <w:t>tya</w:t>
-      </w:r>
-      <w:proofErr w:type="spellEnd"/>
+        <w:t>for format check the online drive, text, size bold sab bhanneko cha tya</w:t>
+      </w:r>
+    </w:p>
+    <w:p>
+      <w:pPr>
+        <w:pStyle w:val="ListParagraph"/>
+        <w:ind w:left="1440"/>
+        <w:jc w:val="both"/>
+        <w:rPr>
+          <w:rFonts w:ascii="Arial" w:hAnsi="Arial" w:cs="Arial"/>
+        </w:rPr>
+      </w:pPr>
+    </w:p>
+    <w:p>
+      <w:pPr>
+        <w:pStyle w:val="ListParagraph"/>
+        <w:ind w:left="1080"/>
+        <w:jc w:val="both"/>
+        <w:rPr>
+          <w:rFonts w:ascii="Arial" w:hAnsi="Arial" w:cs="Arial"/>
+        </w:rPr>
+      </w:pPr>
+      <w:r>
+        <w:rPr>
+          <w:rFonts w:ascii="Arial" w:hAnsi="Arial" w:cs="Arial"/>
+        </w:rPr>
+        <w:t>Sung, Thaileang &amp; Lee, Hyo Jong. (2018). Images Alignment Using Homography Transformation Matrix.</w:t>
+      </w:r>
+    </w:p>
+    <w:p>
+      <w:pPr>
+        <w:pStyle w:val="ListParagraph"/>
+        <w:ind w:left="1080"/>
+        <w:jc w:val="both"/>
+        <w:rPr>
+          <w:rFonts w:ascii="Arial" w:hAnsi="Arial" w:cs="Arial"/>
+        </w:rPr>
+      </w:pPr>
+      <w:hyperlink r:id="rId28" w:history="1">
+        <w:r>
+          <w:rPr>
+            <w:rStyle w:val="Hyperlink"/>
+            <w:rFonts w:ascii="Arial" w:hAnsi="Arial" w:cs="Arial"/>
+          </w:rPr>
+          <w:t>https://www.researchgate.net/publication/334107601_Images_Alignment_Using_Homography_Transformation_Matrix</w:t>
+        </w:r>
+      </w:hyperlink>
+    </w:p>
+    <w:p>
+      <w:pPr>
+        <w:pStyle w:val="ListParagraph"/>
+        <w:ind w:left="1080"/>
+        <w:jc w:val="both"/>
+        <w:rPr>
+          <w:rFonts w:ascii="Arial" w:hAnsi="Arial" w:cs="Arial"/>
+        </w:rPr>
+      </w:pPr>
+    </w:p>
+    <w:p>
+      <w:pPr>
+        <w:pStyle w:val="ListParagraph"/>
+        <w:ind w:left="1080"/>
+        <w:jc w:val="both"/>
+        <w:rPr>
+          <w:rFonts w:ascii="Arial" w:hAnsi="Arial" w:cs="Arial"/>
+        </w:rPr>
+      </w:pPr>
     </w:p>
     <w:sectPr>
-      <w:footerReference w:type="default" r:id="rId18"/>
+      <w:footerReference w:type="default" r:id="rId29"/>
       <w:pgSz w:w="12240" w:h="15840"/>
       <w:pgMar w:top="1440" w:right="1440" w:bottom="1440" w:left="1440" w:header="720" w:footer="720" w:gutter="0"/>
       <w:cols w:space="720"/>
@@ -7724,6 +10904,95 @@
     </w:lvl>
   </w:abstractNum>
   <w:abstractNum w:abstractNumId="2" w15:restartNumberingAfterBreak="0">
+    <w:nsid w:val="24DA759C"/>
+    <w:multiLevelType w:val="hybridMultilevel"/>
+    <w:tmpl w:val="9CD2CA20"/>
+    <w:lvl w:ilvl="0" w:tplc="0409000F">
+      <w:start w:val="1"/>
+      <w:numFmt w:val="decimal"/>
+      <w:lvlText w:val="%1."/>
+      <w:lvlJc w:val="left"/>
+      <w:pPr>
+        <w:ind w:left="720" w:hanging="360"/>
+      </w:pPr>
+      <w:rPr>
+        <w:rFonts w:hint="default"/>
+      </w:rPr>
+    </w:lvl>
+    <w:lvl w:ilvl="1" w:tplc="04090019" w:tentative="1">
+      <w:start w:val="1"/>
+      <w:numFmt w:val="lowerLetter"/>
+      <w:lvlText w:val="%2."/>
+      <w:lvlJc w:val="left"/>
+      <w:pPr>
+        <w:ind w:left="1440" w:hanging="360"/>
+      </w:pPr>
+    </w:lvl>
+    <w:lvl w:ilvl="2" w:tplc="0409001B" w:tentative="1">
+      <w:start w:val="1"/>
+      <w:numFmt w:val="lowerRoman"/>
+      <w:lvlText w:val="%3."/>
+      <w:lvlJc w:val="right"/>
+      <w:pPr>
+        <w:ind w:left="2160" w:hanging="180"/>
+      </w:pPr>
+    </w:lvl>
+    <w:lvl w:ilvl="3" w:tplc="0409000F" w:tentative="1">
+      <w:start w:val="1"/>
+      <w:numFmt w:val="decimal"/>
+      <w:lvlText w:val="%4."/>
+      <w:lvlJc w:val="left"/>
+      <w:pPr>
+        <w:ind w:left="2880" w:hanging="360"/>
+      </w:pPr>
+    </w:lvl>
+    <w:lvl w:ilvl="4" w:tplc="04090019" w:tentative="1">
+      <w:start w:val="1"/>
+      <w:numFmt w:val="lowerLetter"/>
+      <w:lvlText w:val="%5."/>
+      <w:lvlJc w:val="left"/>
+      <w:pPr>
+        <w:ind w:left="3600" w:hanging="360"/>
+      </w:pPr>
+    </w:lvl>
+    <w:lvl w:ilvl="5" w:tplc="0409001B" w:tentative="1">
+      <w:start w:val="1"/>
+      <w:numFmt w:val="lowerRoman"/>
+      <w:lvlText w:val="%6."/>
+      <w:lvlJc w:val="right"/>
+      <w:pPr>
+        <w:ind w:left="4320" w:hanging="180"/>
+      </w:pPr>
+    </w:lvl>
+    <w:lvl w:ilvl="6" w:tplc="0409000F" w:tentative="1">
+      <w:start w:val="1"/>
+      <w:numFmt w:val="decimal"/>
+      <w:lvlText w:val="%7."/>
+      <w:lvlJc w:val="left"/>
+      <w:pPr>
+        <w:ind w:left="5040" w:hanging="360"/>
+      </w:pPr>
+    </w:lvl>
+    <w:lvl w:ilvl="7" w:tplc="04090019" w:tentative="1">
+      <w:start w:val="1"/>
+      <w:numFmt w:val="lowerLetter"/>
+      <w:lvlText w:val="%8."/>
+      <w:lvlJc w:val="left"/>
+      <w:pPr>
+        <w:ind w:left="5760" w:hanging="360"/>
+      </w:pPr>
+    </w:lvl>
+    <w:lvl w:ilvl="8" w:tplc="0409001B" w:tentative="1">
+      <w:start w:val="1"/>
+      <w:numFmt w:val="lowerRoman"/>
+      <w:lvlText w:val="%9."/>
+      <w:lvlJc w:val="right"/>
+      <w:pPr>
+        <w:ind w:left="6480" w:hanging="180"/>
+      </w:pPr>
+    </w:lvl>
+  </w:abstractNum>
+  <w:abstractNum w:abstractNumId="3" w15:restartNumberingAfterBreak="0">
     <w:nsid w:val="3CE97B95"/>
     <w:multiLevelType w:val="hybridMultilevel"/>
     <w:tmpl w:val="A63822A6"/>
@@ -7836,7 +11105,277 @@
       </w:rPr>
     </w:lvl>
   </w:abstractNum>
-  <w:abstractNum w:abstractNumId="3" w15:restartNumberingAfterBreak="0">
+  <w:abstractNum w:abstractNumId="4" w15:restartNumberingAfterBreak="0">
+    <w:nsid w:val="508B3574"/>
+    <w:multiLevelType w:val="multilevel"/>
+    <w:tmpl w:val="4A980578"/>
+    <w:lvl w:ilvl="0">
+      <w:start w:val="1"/>
+      <w:numFmt w:val="decimal"/>
+      <w:lvlText w:val="%1."/>
+      <w:lvlJc w:val="left"/>
+      <w:pPr>
+        <w:ind w:left="810" w:hanging="360"/>
+      </w:pPr>
+      <w:rPr>
+        <w:rFonts w:hint="default"/>
+      </w:rPr>
+    </w:lvl>
+    <w:lvl w:ilvl="1">
+      <w:start w:val="2"/>
+      <w:numFmt w:val="decimal"/>
+      <w:isLgl/>
+      <w:lvlText w:val="%1.%2"/>
+      <w:lvlJc w:val="left"/>
+      <w:pPr>
+        <w:ind w:left="1170" w:hanging="720"/>
+      </w:pPr>
+      <w:rPr>
+        <w:rFonts w:hint="default"/>
+      </w:rPr>
+    </w:lvl>
+    <w:lvl w:ilvl="2">
+      <w:start w:val="1"/>
+      <w:numFmt w:val="decimal"/>
+      <w:isLgl/>
+      <w:lvlText w:val="%1.%2.%3"/>
+      <w:lvlJc w:val="left"/>
+      <w:pPr>
+        <w:ind w:left="1170" w:hanging="720"/>
+      </w:pPr>
+      <w:rPr>
+        <w:rFonts w:hint="default"/>
+      </w:rPr>
+    </w:lvl>
+    <w:lvl w:ilvl="3">
+      <w:start w:val="1"/>
+      <w:numFmt w:val="decimal"/>
+      <w:isLgl/>
+      <w:lvlText w:val="%1.%2.%3.%4"/>
+      <w:lvlJc w:val="left"/>
+      <w:pPr>
+        <w:ind w:left="1530" w:hanging="1080"/>
+      </w:pPr>
+      <w:rPr>
+        <w:rFonts w:hint="default"/>
+      </w:rPr>
+    </w:lvl>
+    <w:lvl w:ilvl="4">
+      <w:start w:val="1"/>
+      <w:numFmt w:val="decimal"/>
+      <w:isLgl/>
+      <w:lvlText w:val="%1.%2.%3.%4.%5"/>
+      <w:lvlJc w:val="left"/>
+      <w:pPr>
+        <w:ind w:left="1890" w:hanging="1440"/>
+      </w:pPr>
+      <w:rPr>
+        <w:rFonts w:hint="default"/>
+      </w:rPr>
+    </w:lvl>
+    <w:lvl w:ilvl="5">
+      <w:start w:val="1"/>
+      <w:numFmt w:val="decimal"/>
+      <w:isLgl/>
+      <w:lvlText w:val="%1.%2.%3.%4.%5.%6"/>
+      <w:lvlJc w:val="left"/>
+      <w:pPr>
+        <w:ind w:left="2250" w:hanging="1800"/>
+      </w:pPr>
+      <w:rPr>
+        <w:rFonts w:hint="default"/>
+      </w:rPr>
+    </w:lvl>
+    <w:lvl w:ilvl="6">
+      <w:start w:val="1"/>
+      <w:numFmt w:val="decimal"/>
+      <w:isLgl/>
+      <w:lvlText w:val="%1.%2.%3.%4.%5.%6.%7"/>
+      <w:lvlJc w:val="left"/>
+      <w:pPr>
+        <w:ind w:left="2250" w:hanging="1800"/>
+      </w:pPr>
+      <w:rPr>
+        <w:rFonts w:hint="default"/>
+      </w:rPr>
+    </w:lvl>
+    <w:lvl w:ilvl="7">
+      <w:start w:val="1"/>
+      <w:numFmt w:val="decimal"/>
+      <w:isLgl/>
+      <w:lvlText w:val="%1.%2.%3.%4.%5.%6.%7.%8"/>
+      <w:lvlJc w:val="left"/>
+      <w:pPr>
+        <w:ind w:left="2610" w:hanging="2160"/>
+      </w:pPr>
+      <w:rPr>
+        <w:rFonts w:hint="default"/>
+      </w:rPr>
+    </w:lvl>
+    <w:lvl w:ilvl="8">
+      <w:start w:val="1"/>
+      <w:numFmt w:val="decimal"/>
+      <w:isLgl/>
+      <w:lvlText w:val="%1.%2.%3.%4.%5.%6.%7.%8.%9"/>
+      <w:lvlJc w:val="left"/>
+      <w:pPr>
+        <w:ind w:left="2970" w:hanging="2520"/>
+      </w:pPr>
+      <w:rPr>
+        <w:rFonts w:hint="default"/>
+      </w:rPr>
+    </w:lvl>
+  </w:abstractNum>
+  <w:abstractNum w:abstractNumId="5" w15:restartNumberingAfterBreak="0">
+    <w:nsid w:val="6833402F"/>
+    <w:multiLevelType w:val="multilevel"/>
+    <w:tmpl w:val="2E90B098"/>
+    <w:lvl w:ilvl="0">
+      <w:start w:val="1"/>
+      <w:numFmt w:val="bullet"/>
+      <w:lvlText w:val=""/>
+      <w:lvlJc w:val="left"/>
+      <w:pPr>
+        <w:tabs>
+          <w:tab w:val="num" w:pos="720"/>
+        </w:tabs>
+        <w:ind w:left="720" w:hanging="360"/>
+      </w:pPr>
+      <w:rPr>
+        <w:rFonts w:ascii="Symbol" w:hAnsi="Symbol" w:hint="default"/>
+        <w:sz w:val="20"/>
+      </w:rPr>
+    </w:lvl>
+    <w:lvl w:ilvl="1" w:tentative="1">
+      <w:start w:val="1"/>
+      <w:numFmt w:val="bullet"/>
+      <w:lvlText w:val="o"/>
+      <w:lvlJc w:val="left"/>
+      <w:pPr>
+        <w:tabs>
+          <w:tab w:val="num" w:pos="1440"/>
+        </w:tabs>
+        <w:ind w:left="1440" w:hanging="360"/>
+      </w:pPr>
+      <w:rPr>
+        <w:rFonts w:ascii="Courier New" w:hAnsi="Courier New" w:hint="default"/>
+        <w:sz w:val="20"/>
+      </w:rPr>
+    </w:lvl>
+    <w:lvl w:ilvl="2" w:tentative="1">
+      <w:start w:val="1"/>
+      <w:numFmt w:val="bullet"/>
+      <w:lvlText w:val=""/>
+      <w:lvlJc w:val="left"/>
+      <w:pPr>
+        <w:tabs>
+          <w:tab w:val="num" w:pos="2160"/>
+        </w:tabs>
+        <w:ind w:left="2160" w:hanging="360"/>
+      </w:pPr>
+      <w:rPr>
+        <w:rFonts w:ascii="Wingdings" w:hAnsi="Wingdings" w:hint="default"/>
+        <w:sz w:val="20"/>
+      </w:rPr>
+    </w:lvl>
+    <w:lvl w:ilvl="3" w:tentative="1">
+      <w:start w:val="1"/>
+      <w:numFmt w:val="bullet"/>
+      <w:lvlText w:val=""/>
+      <w:lvlJc w:val="left"/>
+      <w:pPr>
+        <w:tabs>
+          <w:tab w:val="num" w:pos="2880"/>
+        </w:tabs>
+        <w:ind w:left="2880" w:hanging="360"/>
+      </w:pPr>
+      <w:rPr>
+        <w:rFonts w:ascii="Wingdings" w:hAnsi="Wingdings" w:hint="default"/>
+        <w:sz w:val="20"/>
+      </w:rPr>
+    </w:lvl>
+    <w:lvl w:ilvl="4" w:tentative="1">
+      <w:start w:val="1"/>
+      <w:numFmt w:val="bullet"/>
+      <w:lvlText w:val=""/>
+      <w:lvlJc w:val="left"/>
+      <w:pPr>
+        <w:tabs>
+          <w:tab w:val="num" w:pos="3600"/>
+        </w:tabs>
+        <w:ind w:left="3600" w:hanging="360"/>
+      </w:pPr>
+      <w:rPr>
+        <w:rFonts w:ascii="Wingdings" w:hAnsi="Wingdings" w:hint="default"/>
+        <w:sz w:val="20"/>
+      </w:rPr>
+    </w:lvl>
+    <w:lvl w:ilvl="5" w:tentative="1">
+      <w:start w:val="1"/>
+      <w:numFmt w:val="bullet"/>
+      <w:lvlText w:val=""/>
+      <w:lvlJc w:val="left"/>
+      <w:pPr>
+        <w:tabs>
+          <w:tab w:val="num" w:pos="4320"/>
+        </w:tabs>
+        <w:ind w:left="4320" w:hanging="360"/>
+      </w:pPr>
+      <w:rPr>
+        <w:rFonts w:ascii="Wingdings" w:hAnsi="Wingdings" w:hint="default"/>
+        <w:sz w:val="20"/>
+      </w:rPr>
+    </w:lvl>
+    <w:lvl w:ilvl="6" w:tentative="1">
+      <w:start w:val="1"/>
+      <w:numFmt w:val="bullet"/>
+      <w:lvlText w:val=""/>
+      <w:lvlJc w:val="left"/>
+      <w:pPr>
+        <w:tabs>
+          <w:tab w:val="num" w:pos="5040"/>
+        </w:tabs>
+        <w:ind w:left="5040" w:hanging="360"/>
+      </w:pPr>
+      <w:rPr>
+        <w:rFonts w:ascii="Wingdings" w:hAnsi="Wingdings" w:hint="default"/>
+        <w:sz w:val="20"/>
+      </w:rPr>
+    </w:lvl>
+    <w:lvl w:ilvl="7" w:tentative="1">
+      <w:start w:val="1"/>
+      <w:numFmt w:val="bullet"/>
+      <w:lvlText w:val=""/>
+      <w:lvlJc w:val="left"/>
+      <w:pPr>
+        <w:tabs>
+          <w:tab w:val="num" w:pos="5760"/>
+        </w:tabs>
+        <w:ind w:left="5760" w:hanging="360"/>
+      </w:pPr>
+      <w:rPr>
+        <w:rFonts w:ascii="Wingdings" w:hAnsi="Wingdings" w:hint="default"/>
+        <w:sz w:val="20"/>
+      </w:rPr>
+    </w:lvl>
+    <w:lvl w:ilvl="8" w:tentative="1">
+      <w:start w:val="1"/>
+      <w:numFmt w:val="bullet"/>
+      <w:lvlText w:val=""/>
+      <w:lvlJc w:val="left"/>
+      <w:pPr>
+        <w:tabs>
+          <w:tab w:val="num" w:pos="6480"/>
+        </w:tabs>
+        <w:ind w:left="6480" w:hanging="360"/>
+      </w:pPr>
+      <w:rPr>
+        <w:rFonts w:ascii="Wingdings" w:hAnsi="Wingdings" w:hint="default"/>
+        <w:sz w:val="20"/>
+      </w:rPr>
+    </w:lvl>
+  </w:abstractNum>
+  <w:abstractNum w:abstractNumId="6" w15:restartNumberingAfterBreak="0">
     <w:nsid w:val="73402023"/>
     <w:multiLevelType w:val="hybridMultilevel"/>
     <w:tmpl w:val="E36C60AC"/>
@@ -7932,10 +11471,19 @@
     <w:abstractNumId w:val="0"/>
   </w:num>
   <w:num w:numId="3" w16cid:durableId="466556476">
+    <w:abstractNumId w:val="3"/>
+  </w:num>
+  <w:num w:numId="4" w16cid:durableId="1398939936">
+    <w:abstractNumId w:val="6"/>
+  </w:num>
+  <w:num w:numId="5" w16cid:durableId="351613426">
     <w:abstractNumId w:val="2"/>
   </w:num>
-  <w:num w:numId="4" w16cid:durableId="1398939936">
-    <w:abstractNumId w:val="3"/>
+  <w:num w:numId="6" w16cid:durableId="875702872">
+    <w:abstractNumId w:val="4"/>
+  </w:num>
+  <w:num w:numId="7" w16cid:durableId="714618131">
+    <w:abstractNumId w:val="5"/>
   </w:num>
 </w:numbering>
 </file>
@@ -8390,7 +11938,6 @@
     <w:next w:val="Normal"/>
     <w:link w:val="Heading3Char"/>
     <w:uiPriority w:val="9"/>
-    <w:semiHidden/>
     <w:unhideWhenUsed/>
     <w:qFormat/>
     <w:rsid w:val="00B850F1"/>
@@ -8542,6 +12089,7 @@
   <w:style w:type="character" w:default="1" w:styleId="DefaultParagraphFont">
     <w:name w:val="Default Paragraph Font"/>
     <w:uiPriority w:val="1"/>
+    <w:semiHidden/>
     <w:unhideWhenUsed/>
   </w:style>
   <w:style w:type="table" w:default="1" w:styleId="TableNormal">
@@ -8596,7 +12144,6 @@
     <w:basedOn w:val="DefaultParagraphFont"/>
     <w:link w:val="Heading3"/>
     <w:uiPriority w:val="9"/>
-    <w:semiHidden/>
     <w:rsid w:val="00B850F1"/>
     <w:rPr>
       <w:rFonts w:eastAsiaTheme="majorEastAsia" w:cstheme="majorBidi"/>
@@ -8983,6 +12530,41 @@
       <w:u w:val="single"/>
     </w:rPr>
   </w:style>
+  <w:style w:type="character" w:styleId="PlaceholderText">
+    <w:name w:val="Placeholder Text"/>
+    <w:basedOn w:val="DefaultParagraphFont"/>
+    <w:uiPriority w:val="99"/>
+    <w:semiHidden/>
+    <w:rsid w:val="00242815"/>
+    <w:rPr>
+      <w:color w:val="666666"/>
+    </w:rPr>
+  </w:style>
+  <w:style w:type="character" w:styleId="UnresolvedMention">
+    <w:name w:val="Unresolved Mention"/>
+    <w:basedOn w:val="DefaultParagraphFont"/>
+    <w:uiPriority w:val="99"/>
+    <w:semiHidden/>
+    <w:unhideWhenUsed/>
+    <w:rsid w:val="00904059"/>
+    <w:rPr>
+      <w:color w:val="605E5C"/>
+      <w:shd w:val="clear" w:color="auto" w:fill="E1DFDD"/>
+    </w:rPr>
+  </w:style>
+  <w:style w:type="paragraph" w:styleId="TOC3">
+    <w:name w:val="toc 3"/>
+    <w:basedOn w:val="Normal"/>
+    <w:next w:val="Normal"/>
+    <w:autoRedefine/>
+    <w:uiPriority w:val="39"/>
+    <w:unhideWhenUsed/>
+    <w:rsid w:val="00904059"/>
+    <w:pPr>
+      <w:spacing w:after="100"/>
+      <w:ind w:left="480"/>
+    </w:pPr>
+  </w:style>
 </w:styles>
 </file>
 

--- a/Documentation/Comparative Evaluation of Vision-Based Finger Tracking for Piano Interaction.docx
+++ b/Documentation/Comparative Evaluation of Vision-Based Finger Tracking for Piano Interaction.docx
@@ -4,7 +4,7 @@
   <w:body>
     <w:p>
       <w:pPr>
-        <w:jc w:val="both"/>
+        <w:jc w:val="right"/>
         <w:rPr>
           <w:rFonts w:ascii="Arial" w:hAnsi="Arial" w:cs="Arial"/>
           <w:sz w:val="36"/>
@@ -14,216 +14,1554 @@
       <w:r>
         <w:rPr>
           <w:rFonts w:ascii="Arial" w:hAnsi="Arial" w:cs="Arial"/>
+          <w:noProof/>
           <w:sz w:val="36"/>
           <w:szCs w:val="36"/>
         </w:rPr>
-        <w:t>Comparative Evaluation of Vision-Based Finger Tracking for Piano Interaction</w:t>
-      </w:r>
-    </w:p>
-    <w:p>
-      <w:pPr>
-        <w:jc w:val="both"/>
-        <w:rPr>
-          <w:rFonts w:ascii="Arial" w:hAnsi="Arial" w:cs="Arial"/>
-        </w:rPr>
-      </w:pPr>
-      <w:r>
-        <w:rPr>
-          <w:rFonts w:ascii="Arial" w:hAnsi="Arial" w:cs="Arial"/>
-        </w:rPr>
-        <w:t>Production Project – level 6</w:t>
-      </w:r>
-    </w:p>
-    <w:p>
-      <w:pPr>
-        <w:jc w:val="both"/>
-        <w:rPr>
-          <w:rFonts w:ascii="Arial" w:hAnsi="Arial" w:cs="Arial"/>
-        </w:rPr>
-      </w:pPr>
-      <w:r>
-        <w:rPr>
-          <w:rFonts w:ascii="Arial" w:hAnsi="Arial" w:cs="Arial"/>
-        </w:rPr>
-        <w:t>Aayam Regmi – 77466864</w:t>
-      </w:r>
-    </w:p>
-    <w:p>
-      <w:pPr>
-        <w:jc w:val="both"/>
-        <w:rPr>
-          <w:rFonts w:ascii="Arial" w:hAnsi="Arial" w:cs="Arial"/>
-        </w:rPr>
-      </w:pPr>
-    </w:p>
-    <w:p>
-      <w:pPr>
-        <w:jc w:val="both"/>
-        <w:rPr>
-          <w:rFonts w:ascii="Arial" w:hAnsi="Arial" w:cs="Arial"/>
-        </w:rPr>
-      </w:pPr>
-    </w:p>
-    <w:p>
-      <w:pPr>
-        <w:jc w:val="both"/>
-        <w:rPr>
-          <w:rFonts w:ascii="Arial" w:hAnsi="Arial" w:cs="Arial"/>
-        </w:rPr>
-      </w:pPr>
-    </w:p>
-    <w:p>
-      <w:pPr>
-        <w:jc w:val="both"/>
-        <w:rPr>
-          <w:rFonts w:ascii="Arial" w:hAnsi="Arial" w:cs="Arial"/>
-        </w:rPr>
-      </w:pPr>
-    </w:p>
-    <w:p>
-      <w:pPr>
-        <w:jc w:val="both"/>
-        <w:rPr>
-          <w:rFonts w:ascii="Arial" w:hAnsi="Arial" w:cs="Arial"/>
-        </w:rPr>
-      </w:pPr>
-    </w:p>
-    <w:p>
-      <w:pPr>
-        <w:jc w:val="both"/>
-        <w:rPr>
-          <w:rFonts w:ascii="Arial" w:hAnsi="Arial" w:cs="Arial"/>
-        </w:rPr>
-      </w:pPr>
-    </w:p>
-    <w:p>
-      <w:pPr>
-        <w:jc w:val="both"/>
-        <w:rPr>
-          <w:rFonts w:ascii="Arial" w:hAnsi="Arial" w:cs="Arial"/>
-        </w:rPr>
-      </w:pPr>
-    </w:p>
-    <w:p>
-      <w:pPr>
-        <w:jc w:val="both"/>
-        <w:rPr>
-          <w:rFonts w:ascii="Arial" w:hAnsi="Arial" w:cs="Arial"/>
-        </w:rPr>
-      </w:pPr>
-    </w:p>
-    <w:p>
-      <w:pPr>
-        <w:jc w:val="both"/>
-        <w:rPr>
-          <w:rFonts w:ascii="Arial" w:hAnsi="Arial" w:cs="Arial"/>
-        </w:rPr>
-      </w:pPr>
-    </w:p>
-    <w:p>
-      <w:pPr>
-        <w:jc w:val="both"/>
-        <w:rPr>
-          <w:rFonts w:ascii="Arial" w:hAnsi="Arial" w:cs="Arial"/>
-        </w:rPr>
-      </w:pPr>
-    </w:p>
-    <w:p>
-      <w:pPr>
-        <w:jc w:val="both"/>
-        <w:rPr>
-          <w:rFonts w:ascii="Arial" w:hAnsi="Arial" w:cs="Arial"/>
-        </w:rPr>
-      </w:pPr>
-    </w:p>
-    <w:p>
-      <w:pPr>
-        <w:jc w:val="both"/>
-        <w:rPr>
-          <w:rFonts w:ascii="Arial" w:hAnsi="Arial" w:cs="Arial"/>
-        </w:rPr>
-      </w:pPr>
-    </w:p>
-    <w:p>
-      <w:pPr>
-        <w:jc w:val="both"/>
-        <w:rPr>
-          <w:rFonts w:ascii="Arial" w:hAnsi="Arial" w:cs="Arial"/>
-        </w:rPr>
-      </w:pPr>
-    </w:p>
-    <w:p>
-      <w:pPr>
-        <w:jc w:val="both"/>
-        <w:rPr>
-          <w:rFonts w:ascii="Arial" w:hAnsi="Arial" w:cs="Arial"/>
-        </w:rPr>
-      </w:pPr>
-    </w:p>
-    <w:p>
-      <w:pPr>
-        <w:jc w:val="both"/>
-        <w:rPr>
-          <w:rFonts w:ascii="Arial" w:hAnsi="Arial" w:cs="Arial"/>
-        </w:rPr>
-      </w:pPr>
-    </w:p>
-    <w:p>
-      <w:pPr>
-        <w:jc w:val="both"/>
-        <w:rPr>
-          <w:rFonts w:ascii="Arial" w:hAnsi="Arial" w:cs="Arial"/>
-        </w:rPr>
-      </w:pPr>
-    </w:p>
-    <w:p>
-      <w:pPr>
-        <w:jc w:val="both"/>
-        <w:rPr>
-          <w:rFonts w:ascii="Arial" w:hAnsi="Arial" w:cs="Arial"/>
-        </w:rPr>
-      </w:pPr>
-    </w:p>
-    <w:p>
-      <w:pPr>
-        <w:jc w:val="both"/>
-        <w:rPr>
-          <w:rFonts w:ascii="Arial" w:hAnsi="Arial" w:cs="Arial"/>
-        </w:rPr>
-      </w:pPr>
-    </w:p>
-    <w:p>
-      <w:pPr>
-        <w:jc w:val="both"/>
-        <w:rPr>
-          <w:rFonts w:ascii="Arial" w:hAnsi="Arial" w:cs="Arial"/>
-        </w:rPr>
-      </w:pPr>
-    </w:p>
-    <w:p>
-      <w:pPr>
-        <w:jc w:val="both"/>
-        <w:rPr>
-          <w:rFonts w:ascii="Arial" w:hAnsi="Arial" w:cs="Arial"/>
-        </w:rPr>
-      </w:pPr>
-    </w:p>
-    <w:p>
-      <w:pPr>
-        <w:jc w:val="both"/>
-        <w:rPr>
-          <w:rFonts w:ascii="Arial" w:hAnsi="Arial" w:cs="Arial"/>
-        </w:rPr>
-      </w:pPr>
-    </w:p>
-    <w:p>
-      <w:pPr>
-        <w:jc w:val="both"/>
-        <w:rPr>
-          <w:rFonts w:ascii="Arial" w:hAnsi="Arial" w:cs="Arial"/>
-        </w:rPr>
-      </w:pPr>
-    </w:p>
+        <w:drawing>
+          <wp:anchor distT="0" distB="0" distL="114300" distR="114300" simplePos="0" relativeHeight="251659264" behindDoc="0" locked="0" layoutInCell="1" allowOverlap="1" wp14:anchorId="7B561139" wp14:editId="0FD85840">
+            <wp:simplePos x="0" y="0"/>
+            <wp:positionH relativeFrom="margin">
+              <wp:align>right</wp:align>
+            </wp:positionH>
+            <wp:positionV relativeFrom="paragraph">
+              <wp:posOffset>152400</wp:posOffset>
+            </wp:positionV>
+            <wp:extent cx="1473835" cy="829310"/>
+            <wp:effectExtent l="0" t="0" r="0" b="8890"/>
+            <wp:wrapSquare wrapText="bothSides"/>
+            <wp:docPr id="1947055669" name="Picture 4"/>
+            <wp:cNvGraphicFramePr>
+              <a:graphicFrameLocks xmlns:a="http://schemas.openxmlformats.org/drawingml/2006/main" noChangeAspect="1"/>
+            </wp:cNvGraphicFramePr>
+            <a:graphic xmlns:a="http://schemas.openxmlformats.org/drawingml/2006/main">
+              <a:graphicData uri="http://schemas.openxmlformats.org/drawingml/2006/picture">
+                <pic:pic xmlns:pic="http://schemas.openxmlformats.org/drawingml/2006/picture">
+                  <pic:nvPicPr>
+                    <pic:cNvPr id="0" name="Picture 36"/>
+                    <pic:cNvPicPr>
+                      <a:picLocks noChangeAspect="1" noChangeArrowheads="1"/>
+                    </pic:cNvPicPr>
+                  </pic:nvPicPr>
+                  <pic:blipFill>
+                    <a:blip r:embed="rId8" cstate="print">
+                      <a:extLst>
+                        <a:ext uri="{28A0092B-C50C-407E-A947-70E740481C1C}">
+                          <a14:useLocalDpi xmlns:a14="http://schemas.microsoft.com/office/drawing/2010/main" val="0"/>
+                        </a:ext>
+                      </a:extLst>
+                    </a:blip>
+                    <a:srcRect/>
+                    <a:stretch>
+                      <a:fillRect/>
+                    </a:stretch>
+                  </pic:blipFill>
+                  <pic:spPr bwMode="auto">
+                    <a:xfrm>
+                      <a:off x="0" y="0"/>
+                      <a:ext cx="1473835" cy="829310"/>
+                    </a:xfrm>
+                    <a:prstGeom prst="rect">
+                      <a:avLst/>
+                    </a:prstGeom>
+                    <a:noFill/>
+                    <a:ln>
+                      <a:noFill/>
+                    </a:ln>
+                  </pic:spPr>
+                </pic:pic>
+              </a:graphicData>
+            </a:graphic>
+          </wp:anchor>
+        </w:drawing>
+      </w:r>
+      <w:r>
+        <w:rPr>
+          <w:rFonts w:ascii="Arial" w:hAnsi="Arial" w:cs="Arial"/>
+          <w:noProof/>
+          <w:sz w:val="36"/>
+          <w:szCs w:val="36"/>
+        </w:rPr>
+        <w:drawing>
+          <wp:anchor distT="0" distB="0" distL="114300" distR="114300" simplePos="0" relativeHeight="251658240" behindDoc="0" locked="0" layoutInCell="1" allowOverlap="1" wp14:anchorId="29650F43" wp14:editId="43F1FDF3">
+            <wp:simplePos x="0" y="0"/>
+            <wp:positionH relativeFrom="margin">
+              <wp:posOffset>-371475</wp:posOffset>
+            </wp:positionH>
+            <wp:positionV relativeFrom="paragraph">
+              <wp:posOffset>0</wp:posOffset>
+            </wp:positionV>
+            <wp:extent cx="1838325" cy="1225550"/>
+            <wp:effectExtent l="0" t="0" r="9525" b="0"/>
+            <wp:wrapSquare wrapText="bothSides"/>
+            <wp:docPr id="655592980" name="Picture 3"/>
+            <wp:cNvGraphicFramePr>
+              <a:graphicFrameLocks xmlns:a="http://schemas.openxmlformats.org/drawingml/2006/main" noChangeAspect="1"/>
+            </wp:cNvGraphicFramePr>
+            <a:graphic xmlns:a="http://schemas.openxmlformats.org/drawingml/2006/main">
+              <a:graphicData uri="http://schemas.openxmlformats.org/drawingml/2006/picture">
+                <pic:pic xmlns:pic="http://schemas.openxmlformats.org/drawingml/2006/picture">
+                  <pic:nvPicPr>
+                    <pic:cNvPr id="0" name="Picture 35"/>
+                    <pic:cNvPicPr>
+                      <a:picLocks noChangeAspect="1" noChangeArrowheads="1"/>
+                    </pic:cNvPicPr>
+                  </pic:nvPicPr>
+                  <pic:blipFill>
+                    <a:blip r:embed="rId9" cstate="print">
+                      <a:extLst>
+                        <a:ext uri="{28A0092B-C50C-407E-A947-70E740481C1C}">
+                          <a14:useLocalDpi xmlns:a14="http://schemas.microsoft.com/office/drawing/2010/main" val="0"/>
+                        </a:ext>
+                      </a:extLst>
+                    </a:blip>
+                    <a:srcRect/>
+                    <a:stretch>
+                      <a:fillRect/>
+                    </a:stretch>
+                  </pic:blipFill>
+                  <pic:spPr bwMode="auto">
+                    <a:xfrm>
+                      <a:off x="0" y="0"/>
+                      <a:ext cx="1838325" cy="1225550"/>
+                    </a:xfrm>
+                    <a:prstGeom prst="rect">
+                      <a:avLst/>
+                    </a:prstGeom>
+                    <a:noFill/>
+                    <a:ln>
+                      <a:noFill/>
+                    </a:ln>
+                  </pic:spPr>
+                </pic:pic>
+              </a:graphicData>
+            </a:graphic>
+            <wp14:sizeRelH relativeFrom="margin">
+              <wp14:pctWidth>0</wp14:pctWidth>
+            </wp14:sizeRelH>
+            <wp14:sizeRelV relativeFrom="margin">
+              <wp14:pctHeight>0</wp14:pctHeight>
+            </wp14:sizeRelV>
+          </wp:anchor>
+        </w:drawing>
+      </w:r>
+    </w:p>
+    <w:p>
+      <w:pPr>
+        <w:spacing w:line="240" w:lineRule="auto"/>
+        <w:jc w:val="both"/>
+        <w:rPr>
+          <w:rFonts w:ascii="Arial" w:hAnsi="Arial" w:cs="Arial"/>
+          <w:b/>
+          <w:bCs/>
+          <w:sz w:val="36"/>
+          <w:szCs w:val="36"/>
+        </w:rPr>
+      </w:pPr>
+      <w:r>
+        <w:rPr>
+          <w:rFonts w:ascii="Arial" w:hAnsi="Arial" w:cs="Arial"/>
+          <w:b/>
+          <w:bCs/>
+          <w:sz w:val="36"/>
+          <w:szCs w:val="36"/>
+        </w:rPr>
+        <w:t xml:space="preserve">   </w:t>
+      </w:r>
+      <w:r>
+        <w:rPr>
+          <w:rFonts w:ascii="Arial" w:hAnsi="Arial" w:cs="Arial"/>
+          <w:b/>
+          <w:bCs/>
+          <w:sz w:val="36"/>
+          <w:szCs w:val="36"/>
+        </w:rPr>
+        <w:t>The British College</w:t>
+      </w:r>
+    </w:p>
+    <w:p>
+      <w:pPr>
+        <w:rPr>
+          <w:rFonts w:ascii="Arial" w:hAnsi="Arial" w:cs="Arial"/>
+          <w:b/>
+          <w:bCs/>
+          <w:sz w:val="28"/>
+          <w:szCs w:val="28"/>
+        </w:rPr>
+      </w:pPr>
+      <w:r>
+        <w:rPr>
+          <w:rFonts w:ascii="Arial" w:hAnsi="Arial" w:cs="Arial"/>
+          <w:sz w:val="28"/>
+          <w:szCs w:val="28"/>
+        </w:rPr>
+        <w:t xml:space="preserve">             </w:t>
+      </w:r>
+      <w:r>
+        <w:rPr>
+          <w:rFonts w:ascii="Arial" w:hAnsi="Arial" w:cs="Arial"/>
+          <w:b/>
+          <w:bCs/>
+          <w:sz w:val="28"/>
+          <w:szCs w:val="28"/>
+        </w:rPr>
+        <w:t>Kathmandu</w:t>
+      </w:r>
+    </w:p>
+    <w:p>
+      <w:pPr>
+        <w:spacing w:line="240" w:lineRule="auto"/>
+        <w:jc w:val="both"/>
+        <w:rPr>
+          <w:rFonts w:ascii="Arial" w:hAnsi="Arial" w:cs="Arial"/>
+          <w:b/>
+          <w:bCs/>
+        </w:rPr>
+      </w:pPr>
+      <w:r>
+        <w:rPr>
+          <w:rFonts w:ascii="Arial" w:hAnsi="Arial" w:cs="Arial"/>
+          <w:b/>
+          <w:bCs/>
+        </w:rPr>
+        <w:t xml:space="preserve">Coursework submission coversheet </w:t>
+      </w:r>
+    </w:p>
+    <w:p>
+      <w:pPr>
+        <w:jc w:val="both"/>
+        <w:rPr>
+          <w:rFonts w:ascii="Arial" w:hAnsi="Arial" w:cs="Arial"/>
+        </w:rPr>
+      </w:pPr>
+      <w:r>
+        <w:rPr>
+          <w:rFonts w:ascii="Arial" w:hAnsi="Arial" w:cs="Arial"/>
+        </w:rPr>
+        <w:t xml:space="preserve">                                            (individual coursework only)</w:t>
+      </w:r>
+    </w:p>
+    <w:p>
+      <w:pPr>
+        <w:jc w:val="both"/>
+        <w:rPr>
+          <w:rFonts w:ascii="Arial" w:hAnsi="Arial" w:cs="Arial"/>
+          <w:b/>
+          <w:bCs/>
+        </w:rPr>
+      </w:pPr>
+      <w:r>
+        <w:rPr>
+          <w:rFonts w:ascii="Arial" w:hAnsi="Arial" w:cs="Arial"/>
+          <w:b/>
+          <w:bCs/>
+        </w:rPr>
+        <w:t xml:space="preserve">                                                                                                                 LBU Student Id:</w:t>
+      </w:r>
+    </w:p>
+    <w:p>
+      <w:pPr>
+        <w:jc w:val="both"/>
+        <w:rPr>
+          <w:rFonts w:ascii="Arial" w:hAnsi="Arial" w:cs="Arial"/>
+        </w:rPr>
+      </w:pPr>
+      <w:r>
+        <w:rPr>
+          <w:rFonts w:ascii="Arial" w:hAnsi="Arial" w:cs="Arial"/>
+          <w:noProof/>
+        </w:rPr>
+        <mc:AlternateContent>
+          <mc:Choice Requires="wps">
+            <w:drawing>
+              <wp:anchor distT="45720" distB="45720" distL="114300" distR="114300" simplePos="0" relativeHeight="251665408" behindDoc="0" locked="0" layoutInCell="1" allowOverlap="1" wp14:anchorId="46D16E68" wp14:editId="4E176D00">
+                <wp:simplePos x="0" y="0"/>
+                <wp:positionH relativeFrom="margin">
+                  <wp:posOffset>4752975</wp:posOffset>
+                </wp:positionH>
+                <wp:positionV relativeFrom="paragraph">
+                  <wp:posOffset>5080</wp:posOffset>
+                </wp:positionV>
+                <wp:extent cx="1162050" cy="247650"/>
+                <wp:effectExtent l="0" t="0" r="19050" b="19050"/>
+                <wp:wrapSquare wrapText="bothSides"/>
+                <wp:docPr id="825416481" name="Text Box 2"/>
+                <wp:cNvGraphicFramePr>
+                  <a:graphicFrameLocks xmlns:a="http://schemas.openxmlformats.org/drawingml/2006/main"/>
+                </wp:cNvGraphicFramePr>
+                <a:graphic xmlns:a="http://schemas.openxmlformats.org/drawingml/2006/main">
+                  <a:graphicData uri="http://schemas.microsoft.com/office/word/2010/wordprocessingShape">
+                    <wps:wsp>
+                      <wps:cNvSpPr txBox="1">
+                        <a:spLocks noChangeArrowheads="1"/>
+                      </wps:cNvSpPr>
+                      <wps:spPr bwMode="auto">
+                        <a:xfrm>
+                          <a:off x="0" y="0"/>
+                          <a:ext cx="1162050" cy="247650"/>
+                        </a:xfrm>
+                        <a:prstGeom prst="rect">
+                          <a:avLst/>
+                        </a:prstGeom>
+                        <a:solidFill>
+                          <a:srgbClr val="FFFFFF"/>
+                        </a:solidFill>
+                        <a:ln w="9525">
+                          <a:solidFill>
+                            <a:srgbClr val="000000"/>
+                          </a:solidFill>
+                          <a:miter lim="800000"/>
+                          <a:headEnd/>
+                          <a:tailEnd/>
+                        </a:ln>
+                      </wps:spPr>
+                      <wps:txbx>
+                        <w:txbxContent>
+                          <w:p>
+                            <w:pPr>
+                              <w:jc w:val="center"/>
+                            </w:pPr>
+                            <w:r>
+                              <w:t>77466864</w:t>
+                            </w:r>
+                          </w:p>
+                        </w:txbxContent>
+                      </wps:txbx>
+                      <wps:bodyPr rot="0" vert="horz" wrap="square" lIns="91440" tIns="45720" rIns="91440" bIns="45720" anchor="t" anchorCtr="0">
+                        <a:noAutofit/>
+                      </wps:bodyPr>
+                    </wps:wsp>
+                  </a:graphicData>
+                </a:graphic>
+                <wp14:sizeRelH relativeFrom="margin">
+                  <wp14:pctWidth>0</wp14:pctWidth>
+                </wp14:sizeRelH>
+                <wp14:sizeRelV relativeFrom="margin">
+                  <wp14:pctHeight>0</wp14:pctHeight>
+                </wp14:sizeRelV>
+              </wp:anchor>
+            </w:drawing>
+          </mc:Choice>
+          <mc:Fallback>
+            <w:pict>
+              <v:shapetype w14:anchorId="46D16E68" id="_x0000_t202" coordsize="21600,21600" o:spt="202" path="m,l,21600r21600,l21600,xe">
+                <v:stroke joinstyle="miter"/>
+                <v:path gradientshapeok="t" o:connecttype="rect"/>
+              </v:shapetype>
+              <v:shape id="Text Box 2" o:spid="_x0000_s1026" type="#_x0000_t202" style="position:absolute;left:0;text-align:left;margin-left:374.25pt;margin-top:.4pt;width:91.5pt;height:19.5pt;z-index:251665408;visibility:visible;mso-wrap-style:square;mso-width-percent:0;mso-height-percent:0;mso-wrap-distance-left:9pt;mso-wrap-distance-top:3.6pt;mso-wrap-distance-right:9pt;mso-wrap-distance-bottom:3.6pt;mso-position-horizontal:absolute;mso-position-horizontal-relative:margin;mso-position-vertical:absolute;mso-position-vertical-relative:text;mso-width-percent:0;mso-height-percent:0;mso-width-relative:margin;mso-height-relative:margin;v-text-anchor:top" o:gfxdata="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">
+                <v:textbox>
+                  <w:txbxContent>
+                    <w:p>
+                      <w:pPr>
+                        <w:jc w:val="center"/>
+                      </w:pPr>
+                      <w:r>
+                        <w:t>77466864</w:t>
+                      </w:r>
+                    </w:p>
+                  </w:txbxContent>
+                </v:textbox>
+                <w10:wrap type="square" anchorx="margin"/>
+              </v:shape>
+            </w:pict>
+          </mc:Fallback>
+        </mc:AlternateContent>
+      </w:r>
+      <w:r>
+        <w:rPr>
+          <w:rFonts w:ascii="Arial" w:hAnsi="Arial" w:cs="Arial"/>
+        </w:rPr>
+        <w:t>For Checking by the student</w:t>
+      </w:r>
+      <w:r>
+        <w:rPr>
+          <w:rFonts w:ascii="Arial" w:hAnsi="Arial" w:cs="Arial"/>
+        </w:rPr>
+        <w:t>:</w:t>
+      </w:r>
+      <w:r>
+        <w:rPr>
+          <w:rFonts w:ascii="Arial" w:hAnsi="Arial" w:cs="Arial"/>
+        </w:rPr>
+        <w:t xml:space="preserve">                                                                    </w:t>
+      </w:r>
+    </w:p>
+    <w:tbl>
+      <w:tblPr>
+        <w:tblStyle w:val="TableGrid"/>
+        <w:tblW w:w="10440" w:type="dxa"/>
+        <w:tblInd w:w="-455" w:type="dxa"/>
+        <w:tblLook w:val="04A0" w:firstRow="1" w:lastRow="0" w:firstColumn="1" w:lastColumn="0" w:noHBand="0" w:noVBand="1"/>
+      </w:tblPr>
+      <w:tblGrid>
+        <w:gridCol w:w="10440"/>
+      </w:tblGrid>
+      <w:tr>
+        <w:trPr>
+          <w:trHeight w:val="6624"/>
+        </w:trPr>
+        <w:tc>
+          <w:tcPr>
+            <w:tcW w:w="10440" w:type="dxa"/>
+          </w:tcPr>
+          <w:p>
+            <w:pPr>
+              <w:jc w:val="both"/>
+              <w:rPr>
+                <w:rFonts w:ascii="Arial" w:hAnsi="Arial" w:cs="Arial"/>
+                <w:sz w:val="20"/>
+                <w:szCs w:val="20"/>
+              </w:rPr>
+            </w:pPr>
+            <w:r>
+              <w:rPr>
+                <w:rFonts w:ascii="Arial" w:hAnsi="Arial" w:cs="Arial"/>
+                <w:sz w:val="20"/>
+                <w:szCs w:val="20"/>
+              </w:rPr>
+              <w:t>Please ensure all information is complete and correct and attach this form securely to the front of your work before posting it in a coursework collection box.</w:t>
+            </w:r>
+          </w:p>
+          <w:p>
+            <w:pPr>
+              <w:jc w:val="both"/>
+              <w:rPr>
+                <w:rFonts w:ascii="Arial" w:hAnsi="Arial" w:cs="Arial"/>
+                <w:sz w:val="20"/>
+                <w:szCs w:val="20"/>
+              </w:rPr>
+            </w:pPr>
+          </w:p>
+          <w:p>
+            <w:pPr>
+              <w:spacing w:line="360" w:lineRule="auto"/>
+              <w:jc w:val="both"/>
+              <w:rPr>
+                <w:rFonts w:ascii="Arial" w:hAnsi="Arial" w:cs="Arial"/>
+                <w:sz w:val="20"/>
+                <w:szCs w:val="20"/>
+              </w:rPr>
+            </w:pPr>
+            <w:r>
+              <w:rPr>
+                <w:rFonts w:ascii="Arial" w:hAnsi="Arial" w:cs="Arial"/>
+                <w:sz w:val="20"/>
+                <w:szCs w:val="20"/>
+              </w:rPr>
+              <w:t>Award name: BSc (Hons) Computing</w:t>
+            </w:r>
+          </w:p>
+          <w:p>
+            <w:pPr>
+              <w:spacing w:line="360" w:lineRule="auto"/>
+              <w:jc w:val="both"/>
+              <w:rPr>
+                <w:rFonts w:ascii="Arial" w:hAnsi="Arial" w:cs="Arial"/>
+                <w:sz w:val="20"/>
+                <w:szCs w:val="20"/>
+              </w:rPr>
+            </w:pPr>
+            <w:r>
+              <w:rPr>
+                <w:rFonts w:ascii="Arial" w:hAnsi="Arial" w:cs="Arial"/>
+                <w:sz w:val="20"/>
+                <w:szCs w:val="20"/>
+              </w:rPr>
+              <w:t>Module code:</w:t>
+            </w:r>
+            <w:r>
+              <w:rPr>
+                <w:rFonts w:ascii="Arial" w:hAnsi="Arial" w:cs="Arial"/>
+                <w:sz w:val="20"/>
+                <w:szCs w:val="20"/>
+              </w:rPr>
+              <w:t xml:space="preserve"> 14806 – LTP - 202510</w:t>
+            </w:r>
+          </w:p>
+          <w:p>
+            <w:pPr>
+              <w:spacing w:line="360" w:lineRule="auto"/>
+              <w:jc w:val="both"/>
+              <w:rPr>
+                <w:rFonts w:ascii="Arial" w:hAnsi="Arial" w:cs="Arial"/>
+                <w:sz w:val="20"/>
+                <w:szCs w:val="20"/>
+              </w:rPr>
+            </w:pPr>
+            <w:r>
+              <w:rPr>
+                <w:rFonts w:ascii="Arial" w:hAnsi="Arial" w:cs="Arial"/>
+                <w:sz w:val="20"/>
+                <w:szCs w:val="20"/>
+              </w:rPr>
+              <w:t xml:space="preserve">Module name: </w:t>
+            </w:r>
+            <w:r>
+              <w:rPr>
+                <w:rFonts w:ascii="Arial" w:hAnsi="Arial" w:cs="Arial"/>
+                <w:sz w:val="20"/>
+                <w:szCs w:val="20"/>
+              </w:rPr>
+              <w:t>COMP607 -</w:t>
+            </w:r>
+            <w:r>
+              <w:rPr>
+                <w:rFonts w:ascii="Arial" w:hAnsi="Arial" w:cs="Arial"/>
+                <w:sz w:val="20"/>
+                <w:szCs w:val="20"/>
+              </w:rPr>
+              <w:t>Production project</w:t>
+            </w:r>
+            <w:r>
+              <w:rPr>
+                <w:rFonts w:ascii="Arial" w:hAnsi="Arial" w:cs="Arial"/>
+                <w:sz w:val="20"/>
+                <w:szCs w:val="20"/>
+              </w:rPr>
+              <w:t xml:space="preserve"> </w:t>
+            </w:r>
+          </w:p>
+          <w:p>
+            <w:pPr>
+              <w:spacing w:line="360" w:lineRule="auto"/>
+              <w:jc w:val="both"/>
+              <w:rPr>
+                <w:rFonts w:ascii="Arial" w:hAnsi="Arial" w:cs="Arial"/>
+                <w:sz w:val="20"/>
+                <w:szCs w:val="20"/>
+              </w:rPr>
+            </w:pPr>
+            <w:r>
+              <w:rPr>
+                <w:rFonts w:ascii="Arial" w:hAnsi="Arial" w:cs="Arial"/>
+                <w:sz w:val="20"/>
+                <w:szCs w:val="20"/>
+              </w:rPr>
+              <w:t xml:space="preserve">Module run: </w:t>
+            </w:r>
+          </w:p>
+          <w:p>
+            <w:pPr>
+              <w:spacing w:line="360" w:lineRule="auto"/>
+              <w:jc w:val="both"/>
+              <w:rPr>
+                <w:rFonts w:ascii="Arial" w:hAnsi="Arial" w:cs="Arial"/>
+                <w:sz w:val="20"/>
+                <w:szCs w:val="20"/>
+              </w:rPr>
+            </w:pPr>
+            <w:r>
+              <w:rPr>
+                <w:rFonts w:ascii="Arial" w:hAnsi="Arial" w:cs="Arial"/>
+                <w:sz w:val="20"/>
+                <w:szCs w:val="20"/>
+              </w:rPr>
+              <w:t xml:space="preserve">Coursework title: </w:t>
+            </w:r>
+            <w:r>
+              <w:rPr>
+                <w:rFonts w:ascii="Arial" w:hAnsi="Arial" w:cs="Arial"/>
+                <w:sz w:val="20"/>
+                <w:szCs w:val="20"/>
+              </w:rPr>
+              <w:t>Comparative Evaluation of Vision-Based Finger Tracking for Piano Interaction</w:t>
+            </w:r>
+          </w:p>
+          <w:p>
+            <w:pPr>
+              <w:spacing w:line="360" w:lineRule="auto"/>
+              <w:jc w:val="both"/>
+              <w:rPr>
+                <w:rFonts w:ascii="Arial" w:hAnsi="Arial" w:cs="Arial"/>
+                <w:sz w:val="20"/>
+                <w:szCs w:val="20"/>
+              </w:rPr>
+            </w:pPr>
+            <w:r>
+              <w:rPr>
+                <w:rFonts w:ascii="Arial" w:hAnsi="Arial" w:cs="Arial"/>
+                <w:sz w:val="20"/>
+                <w:szCs w:val="20"/>
+              </w:rPr>
+              <w:t xml:space="preserve">Due Date: </w:t>
+            </w:r>
+          </w:p>
+          <w:p>
+            <w:pPr>
+              <w:spacing w:line="360" w:lineRule="auto"/>
+              <w:jc w:val="both"/>
+              <w:rPr>
+                <w:rFonts w:ascii="Arial" w:hAnsi="Arial" w:cs="Arial"/>
+                <w:sz w:val="20"/>
+                <w:szCs w:val="20"/>
+              </w:rPr>
+            </w:pPr>
+            <w:r>
+              <w:rPr>
+                <w:rFonts w:ascii="Arial" w:hAnsi="Arial" w:cs="Arial"/>
+                <w:sz w:val="20"/>
+                <w:szCs w:val="20"/>
+              </w:rPr>
+              <w:t xml:space="preserve">Module leader: </w:t>
+            </w:r>
+            <w:r>
+              <w:rPr>
+                <w:rFonts w:ascii="Arial" w:hAnsi="Arial" w:cs="Arial"/>
+                <w:sz w:val="20"/>
+                <w:szCs w:val="20"/>
+              </w:rPr>
+              <w:t>Patrick Ingham</w:t>
+            </w:r>
+          </w:p>
+          <w:p>
+            <w:pPr>
+              <w:spacing w:line="360" w:lineRule="auto"/>
+              <w:jc w:val="both"/>
+              <w:rPr>
+                <w:rFonts w:ascii="Arial" w:hAnsi="Arial" w:cs="Arial"/>
+                <w:sz w:val="20"/>
+                <w:szCs w:val="20"/>
+              </w:rPr>
+            </w:pPr>
+            <w:r>
+              <w:rPr>
+                <w:rFonts w:ascii="Arial" w:hAnsi="Arial" w:cs="Arial"/>
+                <w:sz w:val="20"/>
+                <w:szCs w:val="20"/>
+              </w:rPr>
+              <w:t xml:space="preserve">Module Supervisor: </w:t>
+            </w:r>
+            <w:r>
+              <w:rPr>
+                <w:rFonts w:ascii="Arial" w:hAnsi="Arial" w:cs="Arial"/>
+                <w:sz w:val="20"/>
+                <w:szCs w:val="20"/>
+              </w:rPr>
+              <w:t>Mr. Saroj Sharma</w:t>
+            </w:r>
+          </w:p>
+          <w:p>
+            <w:pPr>
+              <w:spacing w:line="360" w:lineRule="auto"/>
+              <w:jc w:val="both"/>
+              <w:rPr>
+                <w:rFonts w:ascii="Arial" w:hAnsi="Arial" w:cs="Arial"/>
+                <w:sz w:val="20"/>
+                <w:szCs w:val="20"/>
+              </w:rPr>
+            </w:pPr>
+            <w:r>
+              <w:rPr>
+                <w:rFonts w:ascii="Arial" w:hAnsi="Arial" w:cs="Arial"/>
+                <w:b/>
+                <w:bCs/>
+                <w:sz w:val="20"/>
+                <w:szCs w:val="20"/>
+              </w:rPr>
+              <w:t>TURNITIN</w:t>
+            </w:r>
+            <w:r>
+              <w:rPr>
+                <w:rFonts w:ascii="Arial" w:hAnsi="Arial" w:cs="Arial"/>
+                <w:sz w:val="20"/>
+                <w:szCs w:val="20"/>
+              </w:rPr>
+              <w:t xml:space="preserve"> checked: YES </w:t>
+            </w:r>
+            <w:r>
+              <w:rPr>
+                <w:rFonts w:ascii="Arial" w:hAnsi="Arial" w:cs="Arial"/>
+                <w:sz w:val="20"/>
+                <w:szCs w:val="20"/>
+              </w:rPr>
+              <w:t xml:space="preserve">   </w:t>
+            </w:r>
+            <w:r>
+              <w:rPr>
+                <w:rFonts w:ascii="Arial" w:hAnsi="Arial" w:cs="Arial"/>
+                <w:sz w:val="20"/>
+                <w:szCs w:val="20"/>
+              </w:rPr>
+              <w:t>NO (please circle)</w:t>
+            </w:r>
+          </w:p>
+          <w:p>
+            <w:pPr>
+              <w:spacing w:line="360" w:lineRule="auto"/>
+              <w:jc w:val="both"/>
+              <w:rPr>
+                <w:rFonts w:ascii="Arial" w:hAnsi="Arial" w:cs="Arial"/>
+                <w:sz w:val="20"/>
+                <w:szCs w:val="20"/>
+              </w:rPr>
+            </w:pPr>
+            <w:r>
+              <w:rPr>
+                <w:rFonts w:ascii="Arial" w:hAnsi="Arial" w:cs="Arial"/>
+                <w:noProof/>
+                <w:sz w:val="20"/>
+                <w:szCs w:val="20"/>
+              </w:rPr>
+              <mc:AlternateContent>
+                <mc:Choice Requires="wps">
+                  <w:drawing>
+                    <wp:anchor distT="45720" distB="45720" distL="114300" distR="114300" simplePos="0" relativeHeight="251661312" behindDoc="0" locked="0" layoutInCell="1" allowOverlap="1" wp14:anchorId="6782FD5E" wp14:editId="5204E355">
+                      <wp:simplePos x="0" y="0"/>
+                      <wp:positionH relativeFrom="column">
+                        <wp:posOffset>1118870</wp:posOffset>
+                      </wp:positionH>
+                      <wp:positionV relativeFrom="paragraph">
+                        <wp:posOffset>212090</wp:posOffset>
+                      </wp:positionV>
+                      <wp:extent cx="695325" cy="314325"/>
+                      <wp:effectExtent l="0" t="0" r="28575" b="28575"/>
+                      <wp:wrapSquare wrapText="bothSides"/>
+                      <wp:docPr id="217" name="Text Box 2"/>
+                      <wp:cNvGraphicFramePr>
+                        <a:graphicFrameLocks xmlns:a="http://schemas.openxmlformats.org/drawingml/2006/main"/>
+                      </wp:cNvGraphicFramePr>
+                      <a:graphic xmlns:a="http://schemas.openxmlformats.org/drawingml/2006/main">
+                        <a:graphicData uri="http://schemas.microsoft.com/office/word/2010/wordprocessingShape">
+                          <wps:wsp>
+                            <wps:cNvSpPr txBox="1">
+                              <a:spLocks noChangeArrowheads="1"/>
+                            </wps:cNvSpPr>
+                            <wps:spPr bwMode="auto">
+                              <a:xfrm>
+                                <a:off x="0" y="0"/>
+                                <a:ext cx="695325" cy="314325"/>
+                              </a:xfrm>
+                              <a:prstGeom prst="rect">
+                                <a:avLst/>
+                              </a:prstGeom>
+                              <a:solidFill>
+                                <a:srgbClr val="FFFFFF"/>
+                              </a:solidFill>
+                              <a:ln w="9525">
+                                <a:solidFill>
+                                  <a:srgbClr val="000000"/>
+                                </a:solidFill>
+                                <a:miter lim="800000"/>
+                                <a:headEnd/>
+                                <a:tailEnd/>
+                              </a:ln>
+                            </wps:spPr>
+                            <wps:txbx>
+                              <w:txbxContent>
+                                <w:p/>
+                              </w:txbxContent>
+                            </wps:txbx>
+                            <wps:bodyPr rot="0" vert="horz" wrap="square" lIns="91440" tIns="45720" rIns="91440" bIns="45720" anchor="t" anchorCtr="0">
+                              <a:noAutofit/>
+                            </wps:bodyPr>
+                          </wps:wsp>
+                        </a:graphicData>
+                      </a:graphic>
+                      <wp14:sizeRelH relativeFrom="margin">
+                        <wp14:pctWidth>0</wp14:pctWidth>
+                      </wp14:sizeRelH>
+                      <wp14:sizeRelV relativeFrom="margin">
+                        <wp14:pctHeight>0</wp14:pctHeight>
+                      </wp14:sizeRelV>
+                    </wp:anchor>
+                  </w:drawing>
+                </mc:Choice>
+                <mc:Fallback>
+                  <w:pict>
+                    <v:shape w14:anchorId="6782FD5E" id="_x0000_s1027" type="#_x0000_t202" style="position:absolute;left:0;text-align:left;margin-left:88.1pt;margin-top:16.7pt;width:54.75pt;height:24.75pt;z-index:251661312;visibility:visible;mso-wrap-style:square;mso-width-percent:0;mso-height-percent:0;mso-wrap-distance-left:9pt;mso-wrap-distance-top:3.6pt;mso-wrap-distance-right:9pt;mso-wrap-distance-bottom:3.6pt;mso-position-horizontal:absolute;mso-position-horizontal-relative:text;mso-position-vertical:absolute;mso-position-vertical-relative:text;mso-width-percent:0;mso-height-percent:0;mso-width-relative:margin;mso-height-relative:margin;v-text-anchor:top" o:gfxdata="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">
+                      <v:textbox>
+                        <w:txbxContent>
+                          <w:p/>
+                        </w:txbxContent>
+                      </v:textbox>
+                      <w10:wrap type="square"/>
+                    </v:shape>
+                  </w:pict>
+                </mc:Fallback>
+              </mc:AlternateContent>
+            </w:r>
+            <w:r>
+              <w:rPr>
+                <w:rFonts w:ascii="Arial" w:hAnsi="Arial" w:cs="Arial"/>
+                <w:sz w:val="20"/>
+                <w:szCs w:val="20"/>
+              </w:rPr>
+              <w:t>Submission date &amp; time: Date:        Time:</w:t>
+            </w:r>
+            <w:r>
+              <w:rPr>
+                <w:rFonts w:ascii="Arial" w:hAnsi="Arial" w:cs="Arial"/>
+                <w:sz w:val="20"/>
+                <w:szCs w:val="20"/>
+              </w:rPr>
+              <w:t xml:space="preserve"> </w:t>
+            </w:r>
+          </w:p>
+          <w:p>
+            <w:pPr>
+              <w:spacing w:line="360" w:lineRule="auto"/>
+              <w:jc w:val="both"/>
+              <w:rPr>
+                <w:rFonts w:ascii="Arial" w:hAnsi="Arial" w:cs="Arial"/>
+                <w:sz w:val="20"/>
+                <w:szCs w:val="20"/>
+              </w:rPr>
+            </w:pPr>
+            <w:r>
+              <w:rPr>
+                <w:rFonts w:ascii="Arial" w:hAnsi="Arial" w:cs="Arial"/>
+                <w:noProof/>
+                <w:sz w:val="20"/>
+                <w:szCs w:val="20"/>
+              </w:rPr>
+              <mc:AlternateContent>
+                <mc:Choice Requires="wps">
+                  <w:drawing>
+                    <wp:anchor distT="45720" distB="45720" distL="114300" distR="114300" simplePos="0" relativeHeight="251663360" behindDoc="0" locked="0" layoutInCell="1" allowOverlap="1" wp14:anchorId="12FF7FBF" wp14:editId="13DD1E3E">
+                      <wp:simplePos x="0" y="0"/>
+                      <wp:positionH relativeFrom="column">
+                        <wp:posOffset>5109845</wp:posOffset>
+                      </wp:positionH>
+                      <wp:positionV relativeFrom="paragraph">
+                        <wp:posOffset>12065</wp:posOffset>
+                      </wp:positionV>
+                      <wp:extent cx="628650" cy="314325"/>
+                      <wp:effectExtent l="0" t="0" r="19050" b="28575"/>
+                      <wp:wrapSquare wrapText="bothSides"/>
+                      <wp:docPr id="2023010986" name="Text Box 2"/>
+                      <wp:cNvGraphicFramePr>
+                        <a:graphicFrameLocks xmlns:a="http://schemas.openxmlformats.org/drawingml/2006/main"/>
+                      </wp:cNvGraphicFramePr>
+                      <a:graphic xmlns:a="http://schemas.openxmlformats.org/drawingml/2006/main">
+                        <a:graphicData uri="http://schemas.microsoft.com/office/word/2010/wordprocessingShape">
+                          <wps:wsp>
+                            <wps:cNvSpPr txBox="1">
+                              <a:spLocks noChangeArrowheads="1"/>
+                            </wps:cNvSpPr>
+                            <wps:spPr bwMode="auto">
+                              <a:xfrm>
+                                <a:off x="0" y="0"/>
+                                <a:ext cx="628650" cy="314325"/>
+                              </a:xfrm>
+                              <a:prstGeom prst="rect">
+                                <a:avLst/>
+                              </a:prstGeom>
+                              <a:solidFill>
+                                <a:srgbClr val="FFFFFF"/>
+                              </a:solidFill>
+                              <a:ln w="9525">
+                                <a:solidFill>
+                                  <a:srgbClr val="000000"/>
+                                </a:solidFill>
+                                <a:miter lim="800000"/>
+                                <a:headEnd/>
+                                <a:tailEnd/>
+                              </a:ln>
+                            </wps:spPr>
+                            <wps:txbx>
+                              <w:txbxContent>
+                                <w:p/>
+                              </w:txbxContent>
+                            </wps:txbx>
+                            <wps:bodyPr rot="0" vert="horz" wrap="square" lIns="91440" tIns="45720" rIns="91440" bIns="45720" anchor="t" anchorCtr="0">
+                              <a:noAutofit/>
+                            </wps:bodyPr>
+                          </wps:wsp>
+                        </a:graphicData>
+                      </a:graphic>
+                      <wp14:sizeRelH relativeFrom="margin">
+                        <wp14:pctWidth>0</wp14:pctWidth>
+                      </wp14:sizeRelH>
+                      <wp14:sizeRelV relativeFrom="margin">
+                        <wp14:pctHeight>0</wp14:pctHeight>
+                      </wp14:sizeRelV>
+                    </wp:anchor>
+                  </w:drawing>
+                </mc:Choice>
+                <mc:Fallback>
+                  <w:pict>
+                    <v:shape w14:anchorId="12FF7FBF" id="_x0000_s1028" type="#_x0000_t202" style="position:absolute;left:0;text-align:left;margin-left:402.35pt;margin-top:.95pt;width:49.5pt;height:24.75pt;z-index:251663360;visibility:visible;mso-wrap-style:square;mso-width-percent:0;mso-height-percent:0;mso-wrap-distance-left:9pt;mso-wrap-distance-top:3.6pt;mso-wrap-distance-right:9pt;mso-wrap-distance-bottom:3.6pt;mso-position-horizontal:absolute;mso-position-horizontal-relative:text;mso-position-vertical:absolute;mso-position-vertical-relative:text;mso-width-percent:0;mso-height-percent:0;mso-width-relative:margin;mso-height-relative:margin;v-text-anchor:top" o:gfxdata="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">
+                      <v:textbox>
+                        <w:txbxContent>
+                          <w:p/>
+                        </w:txbxContent>
+                      </v:textbox>
+                      <w10:wrap type="square"/>
+                    </v:shape>
+                  </w:pict>
+                </mc:Fallback>
+              </mc:AlternateContent>
+            </w:r>
+            <w:r>
+              <w:rPr>
+                <w:rFonts w:ascii="Arial" w:hAnsi="Arial" w:cs="Arial"/>
+                <w:sz w:val="20"/>
+                <w:szCs w:val="20"/>
+              </w:rPr>
+              <w:t xml:space="preserve">Total Word </w:t>
+            </w:r>
+            <w:r>
+              <w:rPr>
+                <w:rFonts w:ascii="Arial" w:hAnsi="Arial" w:cs="Arial"/>
+                <w:sz w:val="20"/>
+                <w:szCs w:val="20"/>
+              </w:rPr>
+              <w:t xml:space="preserve">Count: </w:t>
+            </w:r>
+            <w:r>
+              <w:rPr>
+                <w:rFonts w:ascii="Arial" w:hAnsi="Arial" w:cs="Arial"/>
+                <w:b/>
+                <w:bCs/>
+                <w:sz w:val="20"/>
+                <w:szCs w:val="20"/>
+              </w:rPr>
+              <w:t>Total Number of Pages (including this front sheet):</w:t>
+            </w:r>
+            <w:r>
+              <w:rPr>
+                <w:rFonts w:ascii="Arial" w:hAnsi="Arial" w:cs="Arial"/>
+                <w:sz w:val="20"/>
+                <w:szCs w:val="20"/>
+              </w:rPr>
+              <w:t xml:space="preserve"> </w:t>
+            </w:r>
+          </w:p>
+          <w:p>
+            <w:pPr>
+              <w:spacing w:line="360" w:lineRule="auto"/>
+              <w:jc w:val="both"/>
+              <w:rPr>
+                <w:rFonts w:ascii="Arial" w:hAnsi="Arial" w:cs="Arial"/>
+                <w:sz w:val="20"/>
+                <w:szCs w:val="20"/>
+              </w:rPr>
+            </w:pPr>
+          </w:p>
+          <w:p>
+            <w:pPr>
+              <w:jc w:val="both"/>
+              <w:rPr>
+                <w:rFonts w:ascii="Arial" w:hAnsi="Arial" w:cs="Arial"/>
+                <w:sz w:val="20"/>
+                <w:szCs w:val="20"/>
+              </w:rPr>
+            </w:pPr>
+            <w:r>
+              <w:rPr>
+                <w:rFonts w:ascii="Arial" w:hAnsi="Arial" w:cs="Arial"/>
+                <w:sz w:val="20"/>
+                <w:szCs w:val="20"/>
+              </w:rPr>
+              <w:t xml:space="preserve">In submitting this form with your assignment, you make the following declaration: I </w:t>
+            </w:r>
+            <w:proofErr w:type="gramStart"/>
+            <w:r>
+              <w:rPr>
+                <w:rFonts w:ascii="Arial" w:hAnsi="Arial" w:cs="Arial"/>
+                <w:sz w:val="20"/>
+                <w:szCs w:val="20"/>
+              </w:rPr>
+              <w:t>declare,</w:t>
+            </w:r>
+            <w:proofErr w:type="gramEnd"/>
+            <w:r>
+              <w:rPr>
+                <w:rFonts w:ascii="Arial" w:hAnsi="Arial" w:cs="Arial"/>
+                <w:sz w:val="20"/>
+                <w:szCs w:val="20"/>
+              </w:rPr>
+              <w:t xml:space="preserve"> that the coursework submitted is my own work and has not (either in whole or part) been submitted towards the award of any other qualification either at LBU or elsewhere. I have fully attributed/referenced all sources of information used during the completion of my assignment, and I am aware that failure to do so constitutes an assessment offence.</w:t>
+            </w:r>
+          </w:p>
+          <w:p>
+            <w:pPr>
+              <w:jc w:val="both"/>
+              <w:rPr>
+                <w:rFonts w:ascii="Arial" w:hAnsi="Arial" w:cs="Arial"/>
+                <w:sz w:val="20"/>
+                <w:szCs w:val="20"/>
+              </w:rPr>
+            </w:pPr>
+          </w:p>
+          <w:p>
+            <w:pPr>
+              <w:spacing w:line="480" w:lineRule="auto"/>
+              <w:jc w:val="both"/>
+              <w:rPr>
+                <w:rFonts w:ascii="Arial" w:hAnsi="Arial" w:cs="Arial"/>
+                <w:sz w:val="20"/>
+                <w:szCs w:val="20"/>
+              </w:rPr>
+            </w:pPr>
+            <w:r>
+              <w:rPr>
+                <w:rFonts w:ascii="Arial" w:hAnsi="Arial" w:cs="Arial"/>
+                <w:sz w:val="20"/>
+                <w:szCs w:val="20"/>
+              </w:rPr>
+              <w:t xml:space="preserve">                                                  Signed:                                            Date: </w:t>
+            </w:r>
+          </w:p>
+          <w:p>
+            <w:pPr>
+              <w:jc w:val="both"/>
+              <w:rPr>
+                <w:rFonts w:ascii="Arial" w:hAnsi="Arial" w:cs="Arial"/>
+                <w:sz w:val="20"/>
+                <w:szCs w:val="20"/>
+              </w:rPr>
+            </w:pPr>
+            <w:r>
+              <w:rPr>
+                <w:rFonts w:ascii="Arial" w:hAnsi="Arial" w:cs="Arial"/>
+                <w:b/>
+                <w:bCs/>
+                <w:sz w:val="20"/>
+                <w:szCs w:val="20"/>
+              </w:rPr>
+              <w:t xml:space="preserve">You are strongly advised to retain a second copy of your work in case </w:t>
+            </w:r>
+            <w:proofErr w:type="gramStart"/>
+            <w:r>
+              <w:rPr>
+                <w:rFonts w:ascii="Arial" w:hAnsi="Arial" w:cs="Arial"/>
+                <w:b/>
+                <w:bCs/>
+                <w:sz w:val="20"/>
+                <w:szCs w:val="20"/>
+              </w:rPr>
+              <w:t>of</w:t>
+            </w:r>
+            <w:proofErr w:type="gramEnd"/>
+            <w:r>
+              <w:rPr>
+                <w:rFonts w:ascii="Arial" w:hAnsi="Arial" w:cs="Arial"/>
+                <w:b/>
+                <w:bCs/>
+                <w:sz w:val="20"/>
+                <w:szCs w:val="20"/>
+              </w:rPr>
+              <w:t xml:space="preserve"> any query about the assignment</w:t>
+            </w:r>
+            <w:r>
+              <w:rPr>
+                <w:rFonts w:ascii="Arial" w:hAnsi="Arial" w:cs="Arial"/>
+                <w:sz w:val="20"/>
+                <w:szCs w:val="20"/>
+              </w:rPr>
+              <w:t>.</w:t>
+            </w:r>
+          </w:p>
+        </w:tc>
+      </w:tr>
+    </w:tbl>
+    <w:p>
+      <w:pPr>
+        <w:jc w:val="both"/>
+        <w:rPr>
+          <w:rFonts w:ascii="Arial" w:hAnsi="Arial" w:cs="Arial"/>
+          <w:sz w:val="36"/>
+          <w:szCs w:val="36"/>
+        </w:rPr>
+      </w:pPr>
+      <w:r>
+        <w:rPr>
+          <w:rFonts w:ascii="Arial" w:hAnsi="Arial" w:cs="Arial"/>
+          <w:sz w:val="36"/>
+          <w:szCs w:val="36"/>
+        </w:rPr>
+        <w:t xml:space="preserve">For completion by the faculty: </w:t>
+      </w:r>
+      <w:r>
+        <w:rPr>
+          <w:rFonts w:ascii="Arial" w:hAnsi="Arial" w:cs="Arial"/>
+          <w:sz w:val="36"/>
+          <w:szCs w:val="36"/>
+        </w:rPr>
+        <w:t xml:space="preserve">  </w:t>
+      </w:r>
+    </w:p>
+    <w:tbl>
+      <w:tblPr>
+        <w:tblStyle w:val="TableGrid"/>
+        <w:tblW w:w="10440" w:type="dxa"/>
+        <w:tblInd w:w="-455" w:type="dxa"/>
+        <w:tblLook w:val="04A0" w:firstRow="1" w:lastRow="0" w:firstColumn="1" w:lastColumn="0" w:noHBand="0" w:noVBand="1"/>
+      </w:tblPr>
+      <w:tblGrid>
+        <w:gridCol w:w="10440"/>
+      </w:tblGrid>
+      <w:tr>
+        <w:tc>
+          <w:tcPr>
+            <w:tcW w:w="10440" w:type="dxa"/>
+          </w:tcPr>
+          <w:p>
+            <w:pPr>
+              <w:jc w:val="both"/>
+              <w:rPr>
+                <w:rFonts w:ascii="Arial" w:hAnsi="Arial" w:cs="Arial"/>
+                <w:sz w:val="36"/>
+                <w:szCs w:val="36"/>
+              </w:rPr>
+            </w:pPr>
+            <w:r>
+              <w:rPr>
+                <w:rFonts w:ascii="Arial" w:hAnsi="Arial" w:cs="Arial"/>
+                <w:noProof/>
+                <w:sz w:val="36"/>
+                <w:szCs w:val="36"/>
+              </w:rPr>
+              <mc:AlternateContent>
+                <mc:Choice Requires="wps">
+                  <w:drawing>
+                    <wp:anchor distT="45720" distB="45720" distL="114300" distR="114300" simplePos="0" relativeHeight="251667456" behindDoc="0" locked="0" layoutInCell="1" allowOverlap="1" wp14:anchorId="43E210B5" wp14:editId="5C6C780F">
+                      <wp:simplePos x="0" y="0"/>
+                      <wp:positionH relativeFrom="column">
+                        <wp:posOffset>13970</wp:posOffset>
+                      </wp:positionH>
+                      <wp:positionV relativeFrom="paragraph">
+                        <wp:posOffset>75565</wp:posOffset>
+                      </wp:positionV>
+                      <wp:extent cx="895350" cy="1404620"/>
+                      <wp:effectExtent l="0" t="0" r="19050" b="20955"/>
+                      <wp:wrapSquare wrapText="bothSides"/>
+                      <wp:docPr id="628621814" name="Text Box 2"/>
+                      <wp:cNvGraphicFramePr>
+                        <a:graphicFrameLocks xmlns:a="http://schemas.openxmlformats.org/drawingml/2006/main"/>
+                      </wp:cNvGraphicFramePr>
+                      <a:graphic xmlns:a="http://schemas.openxmlformats.org/drawingml/2006/main">
+                        <a:graphicData uri="http://schemas.microsoft.com/office/word/2010/wordprocessingShape">
+                          <wps:wsp>
+                            <wps:cNvSpPr txBox="1">
+                              <a:spLocks noChangeArrowheads="1"/>
+                            </wps:cNvSpPr>
+                            <wps:spPr bwMode="auto">
+                              <a:xfrm>
+                                <a:off x="0" y="0"/>
+                                <a:ext cx="895350" cy="1404620"/>
+                              </a:xfrm>
+                              <a:prstGeom prst="rect">
+                                <a:avLst/>
+                              </a:prstGeom>
+                              <a:solidFill>
+                                <a:srgbClr val="FFFFFF"/>
+                              </a:solidFill>
+                              <a:ln w="9525">
+                                <a:solidFill>
+                                  <a:srgbClr val="000000"/>
+                                </a:solidFill>
+                                <a:miter lim="800000"/>
+                                <a:headEnd/>
+                                <a:tailEnd/>
+                              </a:ln>
+                            </wps:spPr>
+                            <wps:txbx>
+                              <w:txbxContent>
+                                <w:p/>
+                              </w:txbxContent>
+                            </wps:txbx>
+                            <wps:bodyPr rot="0" vert="horz" wrap="square" lIns="91440" tIns="45720" rIns="91440" bIns="45720" anchor="t" anchorCtr="0">
+                              <a:spAutoFit/>
+                            </wps:bodyPr>
+                          </wps:wsp>
+                        </a:graphicData>
+                      </a:graphic>
+                      <wp14:sizeRelH relativeFrom="margin">
+                        <wp14:pctWidth>0</wp14:pctWidth>
+                      </wp14:sizeRelH>
+                      <wp14:sizeRelV relativeFrom="margin">
+                        <wp14:pctHeight>20000</wp14:pctHeight>
+                      </wp14:sizeRelV>
+                    </wp:anchor>
+                  </w:drawing>
+                </mc:Choice>
+                <mc:Fallback>
+                  <w:pict>
+                    <v:shape w14:anchorId="43E210B5" id="_x0000_s1029" type="#_x0000_t202" style="position:absolute;left:0;text-align:left;margin-left:1.1pt;margin-top:5.95pt;width:70.5pt;height:110.6pt;z-index:251667456;visibility:visible;mso-wrap-style:square;mso-width-percent:0;mso-height-percent:200;mso-wrap-distance-left:9pt;mso-wrap-distance-top:3.6pt;mso-wrap-distance-right:9pt;mso-wrap-distance-bottom:3.6pt;mso-position-horizontal:absolute;mso-position-horizontal-relative:text;mso-position-vertical:absolute;mso-position-vertical-relative:text;mso-width-percent:0;mso-height-percent:200;mso-width-relative:margin;mso-height-relative:margin;v-text-anchor:top" o:gfxdata="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">
+                      <v:textbox style="mso-fit-shape-to-text:t">
+                        <w:txbxContent>
+                          <w:p/>
+                        </w:txbxContent>
+                      </v:textbox>
+                      <w10:wrap type="square"/>
+                    </v:shape>
+                  </w:pict>
+                </mc:Fallback>
+              </mc:AlternateContent>
+            </w:r>
+          </w:p>
+        </w:tc>
+      </w:tr>
+      <w:tr>
+        <w:tc>
+          <w:tcPr>
+            <w:tcW w:w="10440" w:type="dxa"/>
+          </w:tcPr>
+          <w:p>
+            <w:pPr>
+              <w:jc w:val="both"/>
+              <w:rPr>
+                <w:rFonts w:ascii="Arial" w:hAnsi="Arial" w:cs="Arial"/>
+                <w:sz w:val="36"/>
+                <w:szCs w:val="36"/>
+              </w:rPr>
+            </w:pPr>
+          </w:p>
+        </w:tc>
+      </w:tr>
+    </w:tbl>
+    <w:p>
+      <w:pPr>
+        <w:jc w:val="both"/>
+        <w:rPr>
+          <w:rFonts w:ascii="Arial" w:hAnsi="Arial" w:cs="Arial"/>
+          <w:b/>
+          <w:bCs/>
+          <w:sz w:val="20"/>
+          <w:szCs w:val="20"/>
+        </w:rPr>
+      </w:pPr>
+      <w:r>
+        <w:rPr>
+          <w:rFonts w:ascii="Arial" w:hAnsi="Arial" w:cs="Arial"/>
+          <w:b/>
+          <w:bCs/>
+          <w:sz w:val="20"/>
+          <w:szCs w:val="20"/>
+        </w:rPr>
+        <w:t xml:space="preserve"> </w:t>
+      </w:r>
+      <w:r>
+        <w:rPr>
+          <w:rFonts w:ascii="Arial" w:hAnsi="Arial" w:cs="Arial"/>
+          <w:b/>
+          <w:bCs/>
+          <w:sz w:val="20"/>
+          <w:szCs w:val="20"/>
+        </w:rPr>
+        <w:t xml:space="preserve">Teacher's </w:t>
+      </w:r>
+      <w:proofErr w:type="gramStart"/>
+      <w:r>
+        <w:rPr>
+          <w:rFonts w:ascii="Arial" w:hAnsi="Arial" w:cs="Arial"/>
+          <w:b/>
+          <w:bCs/>
+          <w:sz w:val="20"/>
+          <w:szCs w:val="20"/>
+        </w:rPr>
+        <w:t>Signature: _</w:t>
+      </w:r>
+      <w:proofErr w:type="gramEnd"/>
+      <w:r>
+        <w:rPr>
+          <w:rFonts w:ascii="Arial" w:hAnsi="Arial" w:cs="Arial"/>
+          <w:b/>
+          <w:bCs/>
+          <w:sz w:val="20"/>
+          <w:szCs w:val="20"/>
+        </w:rPr>
+        <w:t>____________________________</w:t>
+      </w:r>
+      <w:r>
+        <w:rPr>
+          <w:rFonts w:ascii="Arial" w:hAnsi="Arial" w:cs="Arial"/>
+          <w:b/>
+          <w:bCs/>
+          <w:sz w:val="20"/>
+          <w:szCs w:val="20"/>
+        </w:rPr>
+        <w:t xml:space="preserve">                 </w:t>
+      </w:r>
+      <w:r>
+        <w:rPr>
+          <w:rFonts w:ascii="Arial" w:hAnsi="Arial" w:cs="Arial"/>
+          <w:b/>
+          <w:bCs/>
+          <w:sz w:val="20"/>
+          <w:szCs w:val="20"/>
+        </w:rPr>
+        <w:t>Date: _________________________</w:t>
+      </w:r>
+    </w:p>
+    <w:p>
+      <w:pPr>
+        <w:jc w:val="both"/>
+        <w:rPr>
+          <w:rFonts w:ascii="Arial" w:hAnsi="Arial" w:cs="Arial"/>
+          <w:b/>
+          <w:bCs/>
+          <w:sz w:val="20"/>
+          <w:szCs w:val="20"/>
+        </w:rPr>
+      </w:pPr>
+      <w:r>
+        <w:rPr>
+          <w:rFonts w:ascii="Arial" w:hAnsi="Arial" w:cs="Arial"/>
+          <w:sz w:val="36"/>
+          <w:szCs w:val="36"/>
+        </w:rPr>
+        <w:lastRenderedPageBreak/>
+        <w:t xml:space="preserve">Production Project </w:t>
+      </w:r>
+    </w:p>
+    <w:p>
+      <w:pPr>
+        <w:jc w:val="both"/>
+        <w:rPr>
+          <w:rFonts w:ascii="Arial" w:hAnsi="Arial" w:cs="Arial"/>
+          <w:sz w:val="48"/>
+          <w:szCs w:val="48"/>
+        </w:rPr>
+      </w:pPr>
+      <w:r>
+        <w:rPr>
+          <w:rFonts w:ascii="Arial" w:hAnsi="Arial" w:cs="Arial"/>
+          <w:sz w:val="48"/>
+          <w:szCs w:val="48"/>
+        </w:rPr>
+        <w:t>Comparative Evaluation of Vision Based Finger Tracking for Piano Interaction</w:t>
+      </w:r>
+    </w:p>
+    <w:p>
+      <w:pPr>
+        <w:jc w:val="both"/>
+        <w:rPr>
+          <w:rFonts w:ascii="Arial" w:hAnsi="Arial" w:cs="Arial"/>
+        </w:rPr>
+      </w:pPr>
+    </w:p>
+    <w:p>
+      <w:pPr>
+        <w:jc w:val="both"/>
+        <w:rPr>
+          <w:rFonts w:ascii="Arial" w:hAnsi="Arial" w:cs="Arial"/>
+        </w:rPr>
+      </w:pPr>
+    </w:p>
+    <w:p>
+      <w:pPr>
+        <w:jc w:val="both"/>
+        <w:rPr>
+          <w:rFonts w:ascii="Arial" w:hAnsi="Arial" w:cs="Arial"/>
+        </w:rPr>
+      </w:pPr>
+      <w:r>
+        <w:rPr>
+          <w:rFonts w:ascii="Arial" w:hAnsi="Arial" w:cs="Arial"/>
+        </w:rPr>
+        <w:tab/>
+      </w:r>
+    </w:p>
+    <w:p>
+      <w:pPr>
+        <w:jc w:val="both"/>
+        <w:rPr>
+          <w:rFonts w:ascii="Arial" w:hAnsi="Arial" w:cs="Arial"/>
+        </w:rPr>
+      </w:pPr>
+    </w:p>
+    <w:p>
+      <w:pPr>
+        <w:jc w:val="both"/>
+        <w:rPr>
+          <w:rFonts w:ascii="Arial" w:hAnsi="Arial" w:cs="Arial"/>
+        </w:rPr>
+      </w:pPr>
+    </w:p>
+    <w:p>
+      <w:pPr>
+        <w:jc w:val="both"/>
+        <w:rPr>
+          <w:rFonts w:ascii="Arial" w:hAnsi="Arial" w:cs="Arial"/>
+        </w:rPr>
+      </w:pPr>
+    </w:p>
+    <w:p>
+      <w:pPr>
+        <w:jc w:val="both"/>
+        <w:rPr>
+          <w:rFonts w:ascii="Arial" w:hAnsi="Arial" w:cs="Arial"/>
+        </w:rPr>
+      </w:pPr>
+    </w:p>
+    <w:p>
+      <w:pPr>
+        <w:jc w:val="both"/>
+        <w:rPr>
+          <w:rFonts w:ascii="Arial" w:hAnsi="Arial" w:cs="Arial"/>
+        </w:rPr>
+      </w:pPr>
+    </w:p>
+    <w:p>
+      <w:pPr>
+        <w:jc w:val="both"/>
+        <w:rPr>
+          <w:rFonts w:ascii="Arial" w:hAnsi="Arial" w:cs="Arial"/>
+        </w:rPr>
+      </w:pPr>
+    </w:p>
+    <w:p>
+      <w:pPr>
+        <w:jc w:val="both"/>
+        <w:rPr>
+          <w:rFonts w:ascii="Arial" w:hAnsi="Arial" w:cs="Arial"/>
+        </w:rPr>
+      </w:pPr>
+    </w:p>
+    <w:p>
+      <w:pPr>
+        <w:jc w:val="both"/>
+        <w:rPr>
+          <w:rFonts w:ascii="Arial" w:hAnsi="Arial" w:cs="Arial"/>
+        </w:rPr>
+      </w:pPr>
+    </w:p>
+    <w:p>
+      <w:pPr>
+        <w:jc w:val="both"/>
+        <w:rPr>
+          <w:rFonts w:ascii="Arial" w:hAnsi="Arial" w:cs="Arial"/>
+        </w:rPr>
+      </w:pPr>
+    </w:p>
+    <w:p>
+      <w:pPr>
+        <w:jc w:val="both"/>
+        <w:rPr>
+          <w:rFonts w:ascii="Arial" w:hAnsi="Arial" w:cs="Arial"/>
+        </w:rPr>
+      </w:pPr>
+    </w:p>
+    <w:p>
+      <w:pPr>
+        <w:jc w:val="both"/>
+        <w:rPr>
+          <w:rFonts w:ascii="Arial" w:hAnsi="Arial" w:cs="Arial"/>
+        </w:rPr>
+      </w:pPr>
+    </w:p>
+    <w:p>
+      <w:pPr>
+        <w:jc w:val="both"/>
+        <w:rPr>
+          <w:rFonts w:ascii="Arial" w:hAnsi="Arial" w:cs="Arial"/>
+        </w:rPr>
+      </w:pPr>
+    </w:p>
+    <w:p>
+      <w:pPr>
+        <w:jc w:val="both"/>
+        <w:rPr>
+          <w:rFonts w:ascii="Arial" w:hAnsi="Arial" w:cs="Arial"/>
+        </w:rPr>
+      </w:pPr>
+    </w:p>
+    <w:p>
+      <w:pPr>
+        <w:jc w:val="both"/>
+        <w:rPr>
+          <w:rFonts w:ascii="Arial" w:hAnsi="Arial" w:cs="Arial"/>
+        </w:rPr>
+      </w:pPr>
+    </w:p>
+    <w:p>
+      <w:pPr>
+        <w:jc w:val="both"/>
+        <w:rPr>
+          <w:rFonts w:ascii="Arial" w:hAnsi="Arial" w:cs="Arial"/>
+        </w:rPr>
+      </w:pPr>
+    </w:p>
+    <w:p>
+      <w:pPr>
+        <w:jc w:val="both"/>
+        <w:rPr>
+          <w:rFonts w:ascii="Arial" w:hAnsi="Arial" w:cs="Arial"/>
+        </w:rPr>
+      </w:pPr>
+    </w:p>
+    <w:p>
+      <w:pPr>
+        <w:jc w:val="both"/>
+        <w:rPr>
+          <w:rFonts w:ascii="Arial" w:hAnsi="Arial" w:cs="Arial"/>
+        </w:rPr>
+      </w:pPr>
+    </w:p>
+    <w:p>
+      <w:pPr>
+        <w:jc w:val="both"/>
+        <w:rPr>
+          <w:rFonts w:ascii="Arial" w:hAnsi="Arial" w:cs="Arial"/>
+        </w:rPr>
+      </w:pPr>
+    </w:p>
+    <w:p>
+      <w:pPr>
+        <w:pStyle w:val="Heading2"/>
+        <w:jc w:val="both"/>
+        <w:rPr>
+          <w:rFonts w:ascii="Arial" w:hAnsi="Arial" w:cs="Arial"/>
+        </w:rPr>
+      </w:pPr>
+      <w:bookmarkStart w:id="0" w:name="_Toc223608217"/>
+      <w:bookmarkStart w:id="1" w:name="_Toc223608210"/>
+      <w:r>
+        <w:rPr>
+          <w:rFonts w:ascii="Arial" w:hAnsi="Arial" w:cs="Arial"/>
+        </w:rPr>
+        <w:lastRenderedPageBreak/>
+        <w:t>Acknowledgement</w:t>
+      </w:r>
+      <w:bookmarkEnd w:id="0"/>
+      <w:r>
+        <w:rPr>
+          <w:rFonts w:ascii="Arial" w:hAnsi="Arial" w:cs="Arial"/>
+        </w:rPr>
+        <w:t xml:space="preserve"> </w:t>
+      </w:r>
+    </w:p>
+    <w:p>
+      <w:pPr>
+        <w:jc w:val="both"/>
+        <w:rPr>
+          <w:rFonts w:ascii="Arial" w:hAnsi="Arial" w:cs="Arial"/>
+        </w:rPr>
+      </w:pPr>
+      <w:r>
+        <w:rPr>
+          <w:rFonts w:ascii="Arial" w:hAnsi="Arial" w:cs="Arial"/>
+        </w:rPr>
+        <w:t>I would like to thank my supervisor Sir Saroj Sharma and my module leader Dr Rohit Raj Pandey for providing me with feedback and academic guidance provided throughout the lifecycle of this research. The regular meetings and feedback from supervisors have been invaluable experience and helped in especially refining the methodology and acting according to project schedule. I would also extend my gratitude to the participants who were willing to volunteer in dataset collection stepping into an unfamiliar domain of musical instrument and artificial intelligence.</w:t>
+      </w:r>
+      <w:r>
+        <w:rPr>
+          <w:rFonts w:ascii="Arial" w:hAnsi="Arial" w:cs="Arial"/>
+        </w:rPr>
+        <w:br/>
+      </w:r>
+    </w:p>
+    <w:p/>
+    <w:p/>
+    <w:p/>
+    <w:p/>
+    <w:p/>
+    <w:p/>
+    <w:p/>
+    <w:p/>
+    <w:p/>
+    <w:p/>
+    <w:p/>
+    <w:p/>
+    <w:p/>
+    <w:p/>
+    <w:p/>
+    <w:p/>
+    <w:p/>
+    <w:p/>
     <w:p>
       <w:pPr>
         <w:pStyle w:val="Heading1"/>
@@ -232,7 +1570,6 @@
           <w:rFonts w:ascii="Arial" w:hAnsi="Arial" w:cs="Arial"/>
         </w:rPr>
       </w:pPr>
-      <w:bookmarkStart w:id="0" w:name="_Toc223527319"/>
       <w:r>
         <w:rPr>
           <w:rFonts w:ascii="Arial" w:hAnsi="Arial" w:cs="Arial"/>
@@ -240,7 +1577,7 @@
         <w:lastRenderedPageBreak/>
         <w:t>Abstract</w:t>
       </w:r>
-      <w:bookmarkEnd w:id="0"/>
+      <w:bookmarkEnd w:id="1"/>
     </w:p>
     <w:p>
       <w:pPr>
@@ -450,7 +1787,7 @@
           <w:rFonts w:ascii="Arial" w:hAnsi="Arial" w:cs="Arial"/>
         </w:rPr>
       </w:pPr>
-      <w:bookmarkStart w:id="1" w:name="_Toc223527320"/>
+      <w:bookmarkStart w:id="2" w:name="_Toc223608211"/>
       <w:r>
         <w:rPr>
           <w:rFonts w:ascii="Arial" w:hAnsi="Arial" w:cs="Arial"/>
@@ -476,7 +1813,7 @@
         </w:rPr>
         <w:t>eclaration</w:t>
       </w:r>
-      <w:bookmarkEnd w:id="1"/>
+      <w:bookmarkEnd w:id="2"/>
     </w:p>
     <w:p>
       <w:pPr>
@@ -750,22 +2087,28 @@
     </w:p>
     <w:p>
       <w:pPr>
-        <w:pStyle w:val="Heading1"/>
-        <w:jc w:val="both"/>
-        <w:rPr>
-          <w:rFonts w:ascii="Arial" w:hAnsi="Arial" w:cs="Arial"/>
-        </w:rPr>
-      </w:pPr>
-    </w:p>
+        <w:jc w:val="both"/>
+        <w:rPr>
+          <w:rFonts w:ascii="Arial" w:hAnsi="Arial" w:cs="Arial"/>
+        </w:rPr>
+      </w:pPr>
+    </w:p>
+    <w:p>
+      <w:pPr>
+        <w:jc w:val="both"/>
+        <w:rPr>
+          <w:rFonts w:ascii="Arial" w:hAnsi="Arial" w:cs="Arial"/>
+        </w:rPr>
+      </w:pPr>
+    </w:p>
+    <w:bookmarkStart w:id="3" w:name="_Toc223608212" w:displacedByCustomXml="next"/>
     <w:sdt>
       <w:sdtPr>
         <w:rPr>
           <w:rFonts w:asciiTheme="minorHAnsi" w:eastAsiaTheme="minorHAnsi" w:hAnsiTheme="minorHAnsi" w:cstheme="minorBidi"/>
           <w:color w:val="auto"/>
-          <w:kern w:val="2"/>
           <w:sz w:val="24"/>
           <w:szCs w:val="24"/>
-          <w14:ligatures w14:val="standardContextual"/>
         </w:rPr>
         <w:id w:val="-684900547"/>
         <w:docPartObj>
@@ -783,11 +2126,12 @@
       <w:sdtContent>
         <w:p>
           <w:pPr>
-            <w:pStyle w:val="TOCHeading"/>
+            <w:pStyle w:val="Heading1"/>
           </w:pPr>
           <w:r>
             <w:t>Table of Contents</w:t>
           </w:r>
+          <w:bookmarkEnd w:id="3"/>
         </w:p>
         <w:p>
           <w:pPr>
@@ -809,7 +2153,7 @@
           <w:r>
             <w:fldChar w:fldCharType="separate"/>
           </w:r>
-          <w:hyperlink w:anchor="_Toc223527319" w:history="1">
+          <w:hyperlink w:anchor="_Toc223608210" w:history="1">
             <w:r>
               <w:rPr>
                 <w:rStyle w:val="Hyperlink"/>
@@ -837,7 +2181,7 @@
                 <w:noProof/>
                 <w:webHidden/>
               </w:rPr>
-              <w:instrText xml:space="preserve"> PAGEREF _Toc223527319 \h </w:instrText>
+              <w:instrText xml:space="preserve"> PAGEREF _Toc223608210 \h </w:instrText>
             </w:r>
             <w:r>
               <w:rPr>
@@ -879,7 +2223,7 @@
               <w:noProof/>
             </w:rPr>
           </w:pPr>
-          <w:hyperlink w:anchor="_Toc223527320" w:history="1">
+          <w:hyperlink w:anchor="_Toc223608211" w:history="1">
             <w:r>
               <w:rPr>
                 <w:rStyle w:val="Hyperlink"/>
@@ -907,7 +2251,7 @@
                 <w:noProof/>
                 <w:webHidden/>
               </w:rPr>
-              <w:instrText xml:space="preserve"> PAGEREF _Toc223527320 \h </w:instrText>
+              <w:instrText xml:space="preserve"> PAGEREF _Toc223608211 \h </w:instrText>
             </w:r>
             <w:r>
               <w:rPr>
@@ -949,12 +2293,81 @@
               <w:noProof/>
             </w:rPr>
           </w:pPr>
-          <w:hyperlink w:anchor="_Toc223527321" w:history="1">
+          <w:hyperlink w:anchor="_Toc223608212" w:history="1">
             <w:r>
               <w:rPr>
                 <w:rStyle w:val="Hyperlink"/>
                 <w:noProof/>
               </w:rPr>
+              <w:t>Table of Contents</w:t>
+            </w:r>
+            <w:r>
+              <w:rPr>
+                <w:noProof/>
+                <w:webHidden/>
+              </w:rPr>
+              <w:tab/>
+            </w:r>
+            <w:r>
+              <w:rPr>
+                <w:noProof/>
+                <w:webHidden/>
+              </w:rPr>
+              <w:fldChar w:fldCharType="begin"/>
+            </w:r>
+            <w:r>
+              <w:rPr>
+                <w:noProof/>
+                <w:webHidden/>
+              </w:rPr>
+              <w:instrText xml:space="preserve"> PAGEREF _Toc223608212 \h </w:instrText>
+            </w:r>
+            <w:r>
+              <w:rPr>
+                <w:noProof/>
+                <w:webHidden/>
+              </w:rPr>
+            </w:r>
+            <w:r>
+              <w:rPr>
+                <w:noProof/>
+                <w:webHidden/>
+              </w:rPr>
+              <w:fldChar w:fldCharType="separate"/>
+            </w:r>
+            <w:r>
+              <w:rPr>
+                <w:noProof/>
+                <w:webHidden/>
+              </w:rPr>
+              <w:t>4</w:t>
+            </w:r>
+            <w:r>
+              <w:rPr>
+                <w:noProof/>
+                <w:webHidden/>
+              </w:rPr>
+              <w:fldChar w:fldCharType="end"/>
+            </w:r>
+          </w:hyperlink>
+        </w:p>
+        <w:p>
+          <w:pPr>
+            <w:pStyle w:val="TOC1"/>
+            <w:tabs>
+              <w:tab w:val="right" w:leader="dot" w:pos="9350"/>
+            </w:tabs>
+            <w:rPr>
+              <w:rFonts w:eastAsiaTheme="minorEastAsia"/>
+              <w:noProof/>
+            </w:rPr>
+          </w:pPr>
+          <w:hyperlink w:anchor="_Toc223608213" w:history="1">
+            <w:r>
+              <w:rPr>
+                <w:rStyle w:val="Hyperlink"/>
+                <w:noProof/>
+              </w:rPr>
               <w:t>List of Resources</w:t>
             </w:r>
             <w:r>
@@ -976,7 +2389,7 @@
                 <w:noProof/>
                 <w:webHidden/>
               </w:rPr>
-              <w:instrText xml:space="preserve"> PAGEREF _Toc223527321 \h </w:instrText>
+              <w:instrText xml:space="preserve"> PAGEREF _Toc223608213 \h </w:instrText>
             </w:r>
             <w:r>
               <w:rPr>
@@ -1018,7 +2431,7 @@
               <w:noProof/>
             </w:rPr>
           </w:pPr>
-          <w:hyperlink w:anchor="_Toc223527322" w:history="1">
+          <w:hyperlink w:anchor="_Toc223608214" w:history="1">
             <w:r>
               <w:rPr>
                 <w:rStyle w:val="Hyperlink"/>
@@ -1045,7 +2458,7 @@
                 <w:noProof/>
                 <w:webHidden/>
               </w:rPr>
-              <w:instrText xml:space="preserve"> PAGEREF _Toc223527322 \h </w:instrText>
+              <w:instrText xml:space="preserve"> PAGEREF _Toc223608214 \h </w:instrText>
             </w:r>
             <w:r>
               <w:rPr>
@@ -1087,7 +2500,7 @@
               <w:noProof/>
             </w:rPr>
           </w:pPr>
-          <w:hyperlink w:anchor="_Toc223527323" w:history="1">
+          <w:hyperlink w:anchor="_Toc223608215" w:history="1">
             <w:r>
               <w:rPr>
                 <w:rStyle w:val="Hyperlink"/>
@@ -1114,7 +2527,7 @@
                 <w:noProof/>
                 <w:webHidden/>
               </w:rPr>
-              <w:instrText xml:space="preserve"> PAGEREF _Toc223527323 \h </w:instrText>
+              <w:instrText xml:space="preserve"> PAGEREF _Toc223608215 \h </w:instrText>
             </w:r>
             <w:r>
               <w:rPr>
@@ -1156,7 +2569,7 @@
               <w:noProof/>
             </w:rPr>
           </w:pPr>
-          <w:hyperlink w:anchor="_Toc223527324" w:history="1">
+          <w:hyperlink w:anchor="_Toc223608216" w:history="1">
             <w:r>
               <w:rPr>
                 <w:rStyle w:val="Hyperlink"/>
@@ -1183,7 +2596,7 @@
                 <w:noProof/>
                 <w:webHidden/>
               </w:rPr>
-              <w:instrText xml:space="preserve"> PAGEREF _Toc223527324 \h </w:instrText>
+              <w:instrText xml:space="preserve"> PAGEREF _Toc223608216 \h </w:instrText>
             </w:r>
             <w:r>
               <w:rPr>
@@ -1225,7 +2638,7 @@
               <w:noProof/>
             </w:rPr>
           </w:pPr>
-          <w:hyperlink w:anchor="_Toc223527325" w:history="1">
+          <w:hyperlink w:anchor="_Toc223608217" w:history="1">
             <w:r>
               <w:rPr>
                 <w:rStyle w:val="Hyperlink"/>
@@ -1253,7 +2666,7 @@
                 <w:noProof/>
                 <w:webHidden/>
               </w:rPr>
-              <w:instrText xml:space="preserve"> PAGEREF _Toc223527325 \h </w:instrText>
+              <w:instrText xml:space="preserve"> PAGEREF _Toc223608217 \h </w:instrText>
             </w:r>
             <w:r>
               <w:rPr>
@@ -1296,7 +2709,7 @@
               <w:noProof/>
             </w:rPr>
           </w:pPr>
-          <w:hyperlink w:anchor="_Toc223527326" w:history="1">
+          <w:hyperlink w:anchor="_Toc223608218" w:history="1">
             <w:r>
               <w:rPr>
                 <w:rStyle w:val="Hyperlink"/>
@@ -1339,7 +2752,7 @@
                 <w:noProof/>
                 <w:webHidden/>
               </w:rPr>
-              <w:instrText xml:space="preserve"> PAGEREF _Toc223527326 \h </w:instrText>
+              <w:instrText xml:space="preserve"> PAGEREF _Toc223608218 \h </w:instrText>
             </w:r>
             <w:r>
               <w:rPr>
@@ -1382,7 +2795,7 @@
               <w:noProof/>
             </w:rPr>
           </w:pPr>
-          <w:hyperlink w:anchor="_Toc223527327" w:history="1">
+          <w:hyperlink w:anchor="_Toc223608219" w:history="1">
             <w:r>
               <w:rPr>
                 <w:rStyle w:val="Hyperlink"/>
@@ -1425,7 +2838,7 @@
                 <w:noProof/>
                 <w:webHidden/>
               </w:rPr>
-              <w:instrText xml:space="preserve"> PAGEREF _Toc223527327 \h </w:instrText>
+              <w:instrText xml:space="preserve"> PAGEREF _Toc223608219 \h </w:instrText>
             </w:r>
             <w:r>
               <w:rPr>
@@ -1468,7 +2881,7 @@
               <w:noProof/>
             </w:rPr>
           </w:pPr>
-          <w:hyperlink w:anchor="_Toc223527328" w:history="1">
+          <w:hyperlink w:anchor="_Toc223608220" w:history="1">
             <w:r>
               <w:rPr>
                 <w:rStyle w:val="Hyperlink"/>
@@ -1511,7 +2924,7 @@
                 <w:noProof/>
                 <w:webHidden/>
               </w:rPr>
-              <w:instrText xml:space="preserve"> PAGEREF _Toc223527328 \h </w:instrText>
+              <w:instrText xml:space="preserve"> PAGEREF _Toc223608220 \h </w:instrText>
             </w:r>
             <w:r>
               <w:rPr>
@@ -1531,7 +2944,7 @@
                 <w:noProof/>
                 <w:webHidden/>
               </w:rPr>
-              <w:t>10</w:t>
+              <w:t>9</w:t>
             </w:r>
             <w:r>
               <w:rPr>
@@ -1553,13 +2966,13 @@
               <w:noProof/>
             </w:rPr>
           </w:pPr>
-          <w:hyperlink w:anchor="_Toc223527329" w:history="1">
+          <w:hyperlink w:anchor="_Toc223608221" w:history="1">
             <w:r>
               <w:rPr>
                 <w:rStyle w:val="Hyperlink"/>
                 <w:noProof/>
               </w:rPr>
-              <w:t>3.1. Major Hardware Components</w:t>
+              <w:t>3.1 Major Hardware Components</w:t>
             </w:r>
             <w:r>
               <w:rPr>
@@ -1580,7 +2993,7 @@
                 <w:noProof/>
                 <w:webHidden/>
               </w:rPr>
-              <w:instrText xml:space="preserve"> PAGEREF _Toc223527329 \h </w:instrText>
+              <w:instrText xml:space="preserve"> PAGEREF _Toc223608221 \h </w:instrText>
             </w:r>
             <w:r>
               <w:rPr>
@@ -1622,13 +3035,13 @@
               <w:noProof/>
             </w:rPr>
           </w:pPr>
-          <w:hyperlink w:anchor="_Toc223527330" w:history="1">
+          <w:hyperlink w:anchor="_Toc223608222" w:history="1">
             <w:r>
               <w:rPr>
                 <w:rStyle w:val="Hyperlink"/>
                 <w:noProof/>
               </w:rPr>
-              <w:t>3.2. Software Components and Libraries</w:t>
+              <w:t>3.2 Software Components and Libraries</w:t>
             </w:r>
             <w:r>
               <w:rPr>
@@ -1649,7 +3062,7 @@
                 <w:noProof/>
                 <w:webHidden/>
               </w:rPr>
-              <w:instrText xml:space="preserve"> PAGEREF _Toc223527330 \h </w:instrText>
+              <w:instrText xml:space="preserve"> PAGEREF _Toc223608222 \h </w:instrText>
             </w:r>
             <w:r>
               <w:rPr>
@@ -1692,7 +3105,7 @@
               <w:noProof/>
             </w:rPr>
           </w:pPr>
-          <w:hyperlink w:anchor="_Toc223527331" w:history="1">
+          <w:hyperlink w:anchor="_Toc223608223" w:history="1">
             <w:r>
               <w:rPr>
                 <w:rStyle w:val="Hyperlink"/>
@@ -1735,7 +3148,7 @@
                 <w:noProof/>
                 <w:webHidden/>
               </w:rPr>
-              <w:instrText xml:space="preserve"> PAGEREF _Toc223527331 \h </w:instrText>
+              <w:instrText xml:space="preserve"> PAGEREF _Toc223608223 \h </w:instrText>
             </w:r>
             <w:r>
               <w:rPr>
@@ -1777,13 +3190,13 @@
               <w:noProof/>
             </w:rPr>
           </w:pPr>
-          <w:hyperlink w:anchor="_Toc223527332" w:history="1">
+          <w:hyperlink w:anchor="_Toc223608224" w:history="1">
             <w:r>
               <w:rPr>
                 <w:rStyle w:val="Hyperlink"/>
                 <w:noProof/>
               </w:rPr>
-              <w:t>4.1. Methodology description</w:t>
+              <w:t>4.1 Methodology description</w:t>
             </w:r>
             <w:r>
               <w:rPr>
@@ -1804,7 +3217,7 @@
                 <w:noProof/>
                 <w:webHidden/>
               </w:rPr>
-              <w:instrText xml:space="preserve"> PAGEREF _Toc223527332 \h </w:instrText>
+              <w:instrText xml:space="preserve"> PAGEREF _Toc223608224 \h </w:instrText>
             </w:r>
             <w:r>
               <w:rPr>
@@ -1846,13 +3259,13 @@
               <w:noProof/>
             </w:rPr>
           </w:pPr>
-          <w:hyperlink w:anchor="_Toc223527333" w:history="1">
+          <w:hyperlink w:anchor="_Toc223608225" w:history="1">
             <w:r>
               <w:rPr>
                 <w:rStyle w:val="Hyperlink"/>
                 <w:noProof/>
               </w:rPr>
-              <w:t>4.2. Research design plan</w:t>
+              <w:t>4.2 Research design plan</w:t>
             </w:r>
             <w:r>
               <w:rPr>
@@ -1873,7 +3286,7 @@
                 <w:noProof/>
                 <w:webHidden/>
               </w:rPr>
-              <w:instrText xml:space="preserve"> PAGEREF _Toc223527333 \h </w:instrText>
+              <w:instrText xml:space="preserve"> PAGEREF _Toc223608225 \h </w:instrText>
             </w:r>
             <w:r>
               <w:rPr>
@@ -1915,13 +3328,13 @@
               <w:noProof/>
             </w:rPr>
           </w:pPr>
-          <w:hyperlink w:anchor="_Toc223527334" w:history="1">
+          <w:hyperlink w:anchor="_Toc223608226" w:history="1">
             <w:r>
               <w:rPr>
                 <w:rStyle w:val="Hyperlink"/>
                 <w:noProof/>
               </w:rPr>
-              <w:t>4.3. Methodology defense</w:t>
+              <w:t>4.3 Methodology defense</w:t>
             </w:r>
             <w:r>
               <w:rPr>
@@ -1942,7 +3355,7 @@
                 <w:noProof/>
                 <w:webHidden/>
               </w:rPr>
-              <w:instrText xml:space="preserve"> PAGEREF _Toc223527334 \h </w:instrText>
+              <w:instrText xml:space="preserve"> PAGEREF _Toc223608226 \h </w:instrText>
             </w:r>
             <w:r>
               <w:rPr>
@@ -1985,7 +3398,7 @@
               <w:noProof/>
             </w:rPr>
           </w:pPr>
-          <w:hyperlink w:anchor="_Toc223527335" w:history="1">
+          <w:hyperlink w:anchor="_Toc223608227" w:history="1">
             <w:r>
               <w:rPr>
                 <w:rStyle w:val="Hyperlink"/>
@@ -2028,7 +3441,7 @@
                 <w:noProof/>
                 <w:webHidden/>
               </w:rPr>
-              <w:instrText xml:space="preserve"> PAGEREF _Toc223527335 \h </w:instrText>
+              <w:instrText xml:space="preserve"> PAGEREF _Toc223608227 \h </w:instrText>
             </w:r>
             <w:r>
               <w:rPr>
@@ -2048,7 +3461,7 @@
                 <w:noProof/>
                 <w:webHidden/>
               </w:rPr>
-              <w:t>15</w:t>
+              <w:t>14</w:t>
             </w:r>
             <w:r>
               <w:rPr>
@@ -2070,7 +3483,7 @@
               <w:noProof/>
             </w:rPr>
           </w:pPr>
-          <w:hyperlink w:anchor="_Toc223527336" w:history="1">
+          <w:hyperlink w:anchor="_Toc223608228" w:history="1">
             <w:r>
               <w:rPr>
                 <w:rStyle w:val="Hyperlink"/>
@@ -2097,7 +3510,7 @@
                 <w:noProof/>
                 <w:webHidden/>
               </w:rPr>
-              <w:instrText xml:space="preserve"> PAGEREF _Toc223527336 \h </w:instrText>
+              <w:instrText xml:space="preserve"> PAGEREF _Toc223608228 \h </w:instrText>
             </w:r>
             <w:r>
               <w:rPr>
@@ -2140,7 +3553,7 @@
               <w:noProof/>
             </w:rPr>
           </w:pPr>
-          <w:hyperlink w:anchor="_Toc223527337" w:history="1">
+          <w:hyperlink w:anchor="_Toc223608229" w:history="1">
             <w:r>
               <w:rPr>
                 <w:rStyle w:val="Hyperlink"/>
@@ -2183,7 +3596,7 @@
                 <w:noProof/>
                 <w:webHidden/>
               </w:rPr>
-              <w:instrText xml:space="preserve"> PAGEREF _Toc223527337 \h </w:instrText>
+              <w:instrText xml:space="preserve"> PAGEREF _Toc223608229 \h </w:instrText>
             </w:r>
             <w:r>
               <w:rPr>
@@ -2203,7 +3616,7 @@
                 <w:noProof/>
                 <w:webHidden/>
               </w:rPr>
-              <w:t>16</w:t>
+              <w:t>15</w:t>
             </w:r>
             <w:r>
               <w:rPr>
@@ -2225,7 +3638,7 @@
               <w:noProof/>
             </w:rPr>
           </w:pPr>
-          <w:hyperlink w:anchor="_Toc223527338" w:history="1">
+          <w:hyperlink w:anchor="_Toc223608230" w:history="1">
             <w:r>
               <w:rPr>
                 <w:rStyle w:val="Hyperlink"/>
@@ -2252,7 +3665,7 @@
                 <w:noProof/>
                 <w:webHidden/>
               </w:rPr>
-              <w:instrText xml:space="preserve"> PAGEREF _Toc223527338 \h </w:instrText>
+              <w:instrText xml:space="preserve"> PAGEREF _Toc223608230 \h </w:instrText>
             </w:r>
             <w:r>
               <w:rPr>
@@ -2272,7 +3685,328 @@
                 <w:noProof/>
                 <w:webHidden/>
               </w:rPr>
+              <w:t>15</w:t>
+            </w:r>
+            <w:r>
+              <w:rPr>
+                <w:noProof/>
+                <w:webHidden/>
+              </w:rPr>
+              <w:fldChar w:fldCharType="end"/>
+            </w:r>
+          </w:hyperlink>
+        </w:p>
+        <w:p>
+          <w:pPr>
+            <w:pStyle w:val="TOC2"/>
+            <w:tabs>
+              <w:tab w:val="left" w:pos="960"/>
+              <w:tab w:val="right" w:leader="dot" w:pos="9350"/>
+            </w:tabs>
+            <w:rPr>
+              <w:rFonts w:eastAsiaTheme="minorEastAsia"/>
+              <w:noProof/>
+            </w:rPr>
+          </w:pPr>
+          <w:hyperlink w:anchor="_Toc223608231" w:history="1">
+            <w:r>
+              <w:rPr>
+                <w:rStyle w:val="Hyperlink"/>
+                <w:noProof/>
+              </w:rPr>
+              <w:t>6.2</w:t>
+            </w:r>
+            <w:r>
+              <w:rPr>
+                <w:rFonts w:eastAsiaTheme="minorEastAsia"/>
+                <w:noProof/>
+              </w:rPr>
+              <w:tab/>
+            </w:r>
+            <w:r>
+              <w:rPr>
+                <w:rStyle w:val="Hyperlink"/>
+                <w:noProof/>
+              </w:rPr>
+              <w:t>Participant and Environmental Characterization</w:t>
+            </w:r>
+            <w:r>
+              <w:rPr>
+                <w:noProof/>
+                <w:webHidden/>
+              </w:rPr>
+              <w:tab/>
+            </w:r>
+            <w:r>
+              <w:rPr>
+                <w:noProof/>
+                <w:webHidden/>
+              </w:rPr>
+              <w:fldChar w:fldCharType="begin"/>
+            </w:r>
+            <w:r>
+              <w:rPr>
+                <w:noProof/>
+                <w:webHidden/>
+              </w:rPr>
+              <w:instrText xml:space="preserve"> PAGEREF _Toc223608231 \h </w:instrText>
+            </w:r>
+            <w:r>
+              <w:rPr>
+                <w:noProof/>
+                <w:webHidden/>
+              </w:rPr>
+            </w:r>
+            <w:r>
+              <w:rPr>
+                <w:noProof/>
+                <w:webHidden/>
+              </w:rPr>
+              <w:fldChar w:fldCharType="separate"/>
+            </w:r>
+            <w:r>
+              <w:rPr>
+                <w:noProof/>
+                <w:webHidden/>
+              </w:rPr>
               <w:t>16</w:t>
+            </w:r>
+            <w:r>
+              <w:rPr>
+                <w:noProof/>
+                <w:webHidden/>
+              </w:rPr>
+              <w:fldChar w:fldCharType="end"/>
+            </w:r>
+          </w:hyperlink>
+        </w:p>
+        <w:p>
+          <w:pPr>
+            <w:pStyle w:val="TOC3"/>
+            <w:tabs>
+              <w:tab w:val="left" w:pos="1440"/>
+              <w:tab w:val="right" w:leader="dot" w:pos="9350"/>
+            </w:tabs>
+            <w:rPr>
+              <w:rFonts w:eastAsiaTheme="minorEastAsia"/>
+              <w:noProof/>
+            </w:rPr>
+          </w:pPr>
+          <w:hyperlink w:anchor="_Toc223608232" w:history="1">
+            <w:r>
+              <w:rPr>
+                <w:rStyle w:val="Hyperlink"/>
+                <w:noProof/>
+              </w:rPr>
+              <w:t>6.2.1</w:t>
+            </w:r>
+            <w:r>
+              <w:rPr>
+                <w:rFonts w:eastAsiaTheme="minorEastAsia"/>
+                <w:noProof/>
+              </w:rPr>
+              <w:tab/>
+            </w:r>
+            <w:r>
+              <w:rPr>
+                <w:rStyle w:val="Hyperlink"/>
+                <w:noProof/>
+              </w:rPr>
+              <w:t>Skin Tone Classification (Fitzpatrick Scale)</w:t>
+            </w:r>
+            <w:r>
+              <w:rPr>
+                <w:noProof/>
+                <w:webHidden/>
+              </w:rPr>
+              <w:tab/>
+            </w:r>
+            <w:r>
+              <w:rPr>
+                <w:noProof/>
+                <w:webHidden/>
+              </w:rPr>
+              <w:fldChar w:fldCharType="begin"/>
+            </w:r>
+            <w:r>
+              <w:rPr>
+                <w:noProof/>
+                <w:webHidden/>
+              </w:rPr>
+              <w:instrText xml:space="preserve"> PAGEREF _Toc223608232 \h </w:instrText>
+            </w:r>
+            <w:r>
+              <w:rPr>
+                <w:noProof/>
+                <w:webHidden/>
+              </w:rPr>
+            </w:r>
+            <w:r>
+              <w:rPr>
+                <w:noProof/>
+                <w:webHidden/>
+              </w:rPr>
+              <w:fldChar w:fldCharType="separate"/>
+            </w:r>
+            <w:r>
+              <w:rPr>
+                <w:noProof/>
+                <w:webHidden/>
+              </w:rPr>
+              <w:t>16</w:t>
+            </w:r>
+            <w:r>
+              <w:rPr>
+                <w:noProof/>
+                <w:webHidden/>
+              </w:rPr>
+              <w:fldChar w:fldCharType="end"/>
+            </w:r>
+          </w:hyperlink>
+        </w:p>
+        <w:p>
+          <w:pPr>
+            <w:pStyle w:val="TOC3"/>
+            <w:tabs>
+              <w:tab w:val="left" w:pos="1440"/>
+              <w:tab w:val="right" w:leader="dot" w:pos="9350"/>
+            </w:tabs>
+            <w:rPr>
+              <w:rFonts w:eastAsiaTheme="minorEastAsia"/>
+              <w:noProof/>
+            </w:rPr>
+          </w:pPr>
+          <w:hyperlink w:anchor="_Toc223608233" w:history="1">
+            <w:r>
+              <w:rPr>
+                <w:rStyle w:val="Hyperlink"/>
+                <w:noProof/>
+              </w:rPr>
+              <w:t>6.2.2</w:t>
+            </w:r>
+            <w:r>
+              <w:rPr>
+                <w:rFonts w:eastAsiaTheme="minorEastAsia"/>
+                <w:noProof/>
+              </w:rPr>
+              <w:tab/>
+            </w:r>
+            <w:r>
+              <w:rPr>
+                <w:rStyle w:val="Hyperlink"/>
+                <w:noProof/>
+              </w:rPr>
+              <w:t>Ambient Illuminance Classification</w:t>
+            </w:r>
+            <w:r>
+              <w:rPr>
+                <w:noProof/>
+                <w:webHidden/>
+              </w:rPr>
+              <w:tab/>
+            </w:r>
+            <w:r>
+              <w:rPr>
+                <w:noProof/>
+                <w:webHidden/>
+              </w:rPr>
+              <w:fldChar w:fldCharType="begin"/>
+            </w:r>
+            <w:r>
+              <w:rPr>
+                <w:noProof/>
+                <w:webHidden/>
+              </w:rPr>
+              <w:instrText xml:space="preserve"> PAGEREF _Toc223608233 \h </w:instrText>
+            </w:r>
+            <w:r>
+              <w:rPr>
+                <w:noProof/>
+                <w:webHidden/>
+              </w:rPr>
+            </w:r>
+            <w:r>
+              <w:rPr>
+                <w:noProof/>
+                <w:webHidden/>
+              </w:rPr>
+              <w:fldChar w:fldCharType="separate"/>
+            </w:r>
+            <w:r>
+              <w:rPr>
+                <w:noProof/>
+                <w:webHidden/>
+              </w:rPr>
+              <w:t>17</w:t>
+            </w:r>
+            <w:r>
+              <w:rPr>
+                <w:noProof/>
+                <w:webHidden/>
+              </w:rPr>
+              <w:fldChar w:fldCharType="end"/>
+            </w:r>
+          </w:hyperlink>
+        </w:p>
+        <w:p>
+          <w:pPr>
+            <w:pStyle w:val="TOC3"/>
+            <w:tabs>
+              <w:tab w:val="right" w:leader="dot" w:pos="9350"/>
+            </w:tabs>
+            <w:rPr>
+              <w:rFonts w:eastAsiaTheme="minorEastAsia"/>
+              <w:noProof/>
+            </w:rPr>
+          </w:pPr>
+          <w:hyperlink w:anchor="_Toc223608234" w:history="1">
+            <w:r>
+              <w:rPr>
+                <w:rStyle w:val="Hyperlink"/>
+                <w:noProof/>
+              </w:rPr>
+              <w:t>6.2.3 Hand Size Classification</w:t>
+            </w:r>
+            <w:r>
+              <w:rPr>
+                <w:noProof/>
+                <w:webHidden/>
+              </w:rPr>
+              <w:tab/>
+            </w:r>
+            <w:r>
+              <w:rPr>
+                <w:noProof/>
+                <w:webHidden/>
+              </w:rPr>
+              <w:fldChar w:fldCharType="begin"/>
+            </w:r>
+            <w:r>
+              <w:rPr>
+                <w:noProof/>
+                <w:webHidden/>
+              </w:rPr>
+              <w:instrText xml:space="preserve"> PAGEREF _Toc223608234 \h </w:instrText>
+            </w:r>
+            <w:r>
+              <w:rPr>
+                <w:noProof/>
+                <w:webHidden/>
+              </w:rPr>
+            </w:r>
+            <w:r>
+              <w:rPr>
+                <w:noProof/>
+                <w:webHidden/>
+              </w:rPr>
+              <w:fldChar w:fldCharType="separate"/>
+            </w:r>
+            <w:r>
+              <w:rPr>
+                <w:noProof/>
+                <w:webHidden/>
+              </w:rPr>
+              <w:t>17</w:t>
             </w:r>
             <w:r>
               <w:rPr>
@@ -2294,13 +4028,13 @@
               <w:noProof/>
             </w:rPr>
           </w:pPr>
-          <w:hyperlink w:anchor="_Toc223527339" w:history="1">
+          <w:hyperlink w:anchor="_Toc223608235" w:history="1">
             <w:r>
               <w:rPr>
                 <w:rStyle w:val="Hyperlink"/>
                 <w:noProof/>
               </w:rPr>
-              <w:t>6.2 Participant and Environmental Characterization</w:t>
+              <w:t>6.3 Pipeline MJMPE Calibration and Bias Reduction</w:t>
             </w:r>
             <w:r>
               <w:rPr>
@@ -2321,7 +4055,7 @@
                 <w:noProof/>
                 <w:webHidden/>
               </w:rPr>
-              <w:instrText xml:space="preserve"> PAGEREF _Toc223527339 \h </w:instrText>
+              <w:instrText xml:space="preserve"> PAGEREF _Toc223608235 \h </w:instrText>
             </w:r>
             <w:r>
               <w:rPr>
@@ -2341,7 +4075,7 @@
                 <w:noProof/>
                 <w:webHidden/>
               </w:rPr>
-              <w:t>16</w:t>
+              <w:t>17</w:t>
             </w:r>
             <w:r>
               <w:rPr>
@@ -2359,16 +4093,17 @@
               <w:tab w:val="right" w:leader="dot" w:pos="9350"/>
             </w:tabs>
             <w:rPr>
+              <w:rFonts w:eastAsiaTheme="minorEastAsia"/>
               <w:noProof/>
             </w:rPr>
           </w:pPr>
-          <w:hyperlink w:anchor="_Toc223527340" w:history="1">
+          <w:hyperlink w:anchor="_Toc223608236" w:history="1">
             <w:r>
               <w:rPr>
                 <w:rStyle w:val="Hyperlink"/>
                 <w:noProof/>
               </w:rPr>
-              <w:t>6.2.1 Skin Tone Classification (Fitzpatrick Scale)</w:t>
+              <w:t>6.3.1 Horizontal MJMPE: Fingertip-to-Key Centre Offset</w:t>
             </w:r>
             <w:r>
               <w:rPr>
@@ -2389,7 +4124,7 @@
                 <w:noProof/>
                 <w:webHidden/>
               </w:rPr>
-              <w:instrText xml:space="preserve"> PAGEREF _Toc223527340 \h </w:instrText>
+              <w:instrText xml:space="preserve"> PAGEREF _Toc223608236 \h </w:instrText>
             </w:r>
             <w:r>
               <w:rPr>
@@ -2409,7 +4144,7 @@
                 <w:noProof/>
                 <w:webHidden/>
               </w:rPr>
-              <w:t>16</w:t>
+              <w:t>18</w:t>
             </w:r>
             <w:r>
               <w:rPr>
@@ -2427,16 +4162,17 @@
               <w:tab w:val="right" w:leader="dot" w:pos="9350"/>
             </w:tabs>
             <w:rPr>
+              <w:rFonts w:eastAsiaTheme="minorEastAsia"/>
               <w:noProof/>
             </w:rPr>
           </w:pPr>
-          <w:hyperlink w:anchor="_Toc223527341" w:history="1">
+          <w:hyperlink w:anchor="_Toc223608237" w:history="1">
             <w:r>
               <w:rPr>
                 <w:rStyle w:val="Hyperlink"/>
                 <w:noProof/>
               </w:rPr>
-              <w:t>6.2.2 Ambient Illuminance Measurement</w:t>
+              <w:t>6.3.2 Polygon Containment for Finger Detection</w:t>
             </w:r>
             <w:r>
               <w:rPr>
@@ -2457,7 +4193,7 @@
                 <w:noProof/>
                 <w:webHidden/>
               </w:rPr>
-              <w:instrText xml:space="preserve"> PAGEREF _Toc223527341 \h </w:instrText>
+              <w:instrText xml:space="preserve"> PAGEREF _Toc223608237 \h </w:instrText>
             </w:r>
             <w:r>
               <w:rPr>
@@ -2477,7 +4213,76 @@
                 <w:noProof/>
                 <w:webHidden/>
               </w:rPr>
-              <w:t>16</w:t>
+              <w:t>18</w:t>
+            </w:r>
+            <w:r>
+              <w:rPr>
+                <w:noProof/>
+                <w:webHidden/>
+              </w:rPr>
+              <w:fldChar w:fldCharType="end"/>
+            </w:r>
+          </w:hyperlink>
+        </w:p>
+        <w:p>
+          <w:pPr>
+            <w:pStyle w:val="TOC3"/>
+            <w:tabs>
+              <w:tab w:val="right" w:leader="dot" w:pos="9350"/>
+            </w:tabs>
+            <w:rPr>
+              <w:rFonts w:eastAsiaTheme="minorEastAsia"/>
+              <w:noProof/>
+            </w:rPr>
+          </w:pPr>
+          <w:hyperlink w:anchor="_Toc223608238" w:history="1">
+            <w:r>
+              <w:rPr>
+                <w:rStyle w:val="Hyperlink"/>
+                <w:noProof/>
+              </w:rPr>
+              <w:t>6.3.3 Perspective Homography Calibration</w:t>
+            </w:r>
+            <w:r>
+              <w:rPr>
+                <w:noProof/>
+                <w:webHidden/>
+              </w:rPr>
+              <w:tab/>
+            </w:r>
+            <w:r>
+              <w:rPr>
+                <w:noProof/>
+                <w:webHidden/>
+              </w:rPr>
+              <w:fldChar w:fldCharType="begin"/>
+            </w:r>
+            <w:r>
+              <w:rPr>
+                <w:noProof/>
+                <w:webHidden/>
+              </w:rPr>
+              <w:instrText xml:space="preserve"> PAGEREF _Toc223608238 \h </w:instrText>
+            </w:r>
+            <w:r>
+              <w:rPr>
+                <w:noProof/>
+                <w:webHidden/>
+              </w:rPr>
+            </w:r>
+            <w:r>
+              <w:rPr>
+                <w:noProof/>
+                <w:webHidden/>
+              </w:rPr>
+              <w:fldChar w:fldCharType="separate"/>
+            </w:r>
+            <w:r>
+              <w:rPr>
+                <w:noProof/>
+                <w:webHidden/>
+              </w:rPr>
+              <w:t>18</w:t>
             </w:r>
             <w:r>
               <w:rPr>
@@ -2499,13 +4304,13 @@
               <w:noProof/>
             </w:rPr>
           </w:pPr>
-          <w:hyperlink w:anchor="_Toc223527342" w:history="1">
+          <w:hyperlink w:anchor="_Toc223608239" w:history="1">
             <w:r>
               <w:rPr>
                 <w:rStyle w:val="Hyperlink"/>
                 <w:noProof/>
               </w:rPr>
-              <w:t>6.3 Pipeline MJMPE Calibration and Biasness Reduction</w:t>
+              <w:t>6.4 Synchronized Multi-modal Data Acquisition</w:t>
             </w:r>
             <w:r>
               <w:rPr>
@@ -2526,7 +4331,7 @@
                 <w:noProof/>
                 <w:webHidden/>
               </w:rPr>
-              <w:instrText xml:space="preserve"> PAGEREF _Toc223527342 \h </w:instrText>
+              <w:instrText xml:space="preserve"> PAGEREF _Toc223608239 \h </w:instrText>
             </w:r>
             <w:r>
               <w:rPr>
@@ -2546,7 +4351,7 @@
                 <w:noProof/>
                 <w:webHidden/>
               </w:rPr>
-              <w:t>16</w:t>
+              <w:t>19</w:t>
             </w:r>
             <w:r>
               <w:rPr>
@@ -2564,16 +4369,17 @@
               <w:tab w:val="right" w:leader="dot" w:pos="9350"/>
             </w:tabs>
             <w:rPr>
+              <w:rFonts w:eastAsiaTheme="minorEastAsia"/>
               <w:noProof/>
             </w:rPr>
           </w:pPr>
-          <w:hyperlink w:anchor="_Toc223527343" w:history="1">
+          <w:hyperlink w:anchor="_Toc223608240" w:history="1">
             <w:r>
               <w:rPr>
                 <w:rStyle w:val="Hyperlink"/>
                 <w:noProof/>
               </w:rPr>
-              <w:t>6.3.1 Horizontal MJMPE: Fingertip-to-Key Centre Offset</w:t>
+              <w:t>6.4.1 MIDI–Video Temporal Alignment</w:t>
             </w:r>
             <w:r>
               <w:rPr>
@@ -2594,7 +4400,7 @@
                 <w:noProof/>
                 <w:webHidden/>
               </w:rPr>
-              <w:instrText xml:space="preserve"> PAGEREF _Toc223527343 \h </w:instrText>
+              <w:instrText xml:space="preserve"> PAGEREF _Toc223608240 \h </w:instrText>
             </w:r>
             <w:r>
               <w:rPr>
@@ -2614,143 +4420,7 @@
                 <w:noProof/>
                 <w:webHidden/>
               </w:rPr>
-              <w:t>16</w:t>
-            </w:r>
-            <w:r>
-              <w:rPr>
-                <w:noProof/>
-                <w:webHidden/>
-              </w:rPr>
-              <w:fldChar w:fldCharType="end"/>
-            </w:r>
-          </w:hyperlink>
-        </w:p>
-        <w:p>
-          <w:pPr>
-            <w:pStyle w:val="TOC3"/>
-            <w:tabs>
-              <w:tab w:val="right" w:leader="dot" w:pos="9350"/>
-            </w:tabs>
-            <w:rPr>
-              <w:noProof/>
-            </w:rPr>
-          </w:pPr>
-          <w:hyperlink w:anchor="_Toc223527344" w:history="1">
-            <w:r>
-              <w:rPr>
-                <w:rStyle w:val="Hyperlink"/>
-                <w:noProof/>
-              </w:rPr>
-              <w:t>6.3.2 Polygon Containment for Finger Detection</w:t>
-            </w:r>
-            <w:r>
-              <w:rPr>
-                <w:noProof/>
-                <w:webHidden/>
-              </w:rPr>
-              <w:tab/>
-            </w:r>
-            <w:r>
-              <w:rPr>
-                <w:noProof/>
-                <w:webHidden/>
-              </w:rPr>
-              <w:fldChar w:fldCharType="begin"/>
-            </w:r>
-            <w:r>
-              <w:rPr>
-                <w:noProof/>
-                <w:webHidden/>
-              </w:rPr>
-              <w:instrText xml:space="preserve"> PAGEREF _Toc223527344 \h </w:instrText>
-            </w:r>
-            <w:r>
-              <w:rPr>
-                <w:noProof/>
-                <w:webHidden/>
-              </w:rPr>
-            </w:r>
-            <w:r>
-              <w:rPr>
-                <w:noProof/>
-                <w:webHidden/>
-              </w:rPr>
-              <w:fldChar w:fldCharType="separate"/>
-            </w:r>
-            <w:r>
-              <w:rPr>
-                <w:noProof/>
-                <w:webHidden/>
-              </w:rPr>
-              <w:t>16</w:t>
-            </w:r>
-            <w:r>
-              <w:rPr>
-                <w:noProof/>
-                <w:webHidden/>
-              </w:rPr>
-              <w:fldChar w:fldCharType="end"/>
-            </w:r>
-          </w:hyperlink>
-        </w:p>
-        <w:p>
-          <w:pPr>
-            <w:pStyle w:val="TOC3"/>
-            <w:tabs>
-              <w:tab w:val="right" w:leader="dot" w:pos="9350"/>
-            </w:tabs>
-            <w:rPr>
-              <w:noProof/>
-            </w:rPr>
-          </w:pPr>
-          <w:hyperlink w:anchor="_Toc223527345" w:history="1">
-            <w:r>
-              <w:rPr>
-                <w:rStyle w:val="Hyperlink"/>
-                <w:noProof/>
-              </w:rPr>
-              <w:t>6.3.3 Perspective Homography Calibration</w:t>
-            </w:r>
-            <w:r>
-              <w:rPr>
-                <w:noProof/>
-                <w:webHidden/>
-              </w:rPr>
-              <w:tab/>
-            </w:r>
-            <w:r>
-              <w:rPr>
-                <w:noProof/>
-                <w:webHidden/>
-              </w:rPr>
-              <w:fldChar w:fldCharType="begin"/>
-            </w:r>
-            <w:r>
-              <w:rPr>
-                <w:noProof/>
-                <w:webHidden/>
-              </w:rPr>
-              <w:instrText xml:space="preserve"> PAGEREF _Toc223527345 \h </w:instrText>
-            </w:r>
-            <w:r>
-              <w:rPr>
-                <w:noProof/>
-                <w:webHidden/>
-              </w:rPr>
-            </w:r>
-            <w:r>
-              <w:rPr>
-                <w:noProof/>
-                <w:webHidden/>
-              </w:rPr>
-              <w:fldChar w:fldCharType="separate"/>
-            </w:r>
-            <w:r>
-              <w:rPr>
-                <w:noProof/>
-                <w:webHidden/>
-              </w:rPr>
-              <w:t>17</w:t>
+              <w:t>19</w:t>
             </w:r>
             <w:r>
               <w:rPr>
@@ -2772,13 +4442,13 @@
               <w:noProof/>
             </w:rPr>
           </w:pPr>
-          <w:hyperlink w:anchor="_Toc223527346" w:history="1">
+          <w:hyperlink w:anchor="_Toc223608241" w:history="1">
             <w:r>
               <w:rPr>
                 <w:rStyle w:val="Hyperlink"/>
                 <w:noProof/>
               </w:rPr>
-              <w:t>6.4 Synchronized Multi-modal Data Acquisition</w:t>
+              <w:t>6.5 System Performance and Detection Statistics</w:t>
             </w:r>
             <w:r>
               <w:rPr>
@@ -2799,7 +4469,7 @@
                 <w:noProof/>
                 <w:webHidden/>
               </w:rPr>
-              <w:instrText xml:space="preserve"> PAGEREF _Toc223527346 \h </w:instrText>
+              <w:instrText xml:space="preserve"> PAGEREF _Toc223608241 \h </w:instrText>
             </w:r>
             <w:r>
               <w:rPr>
@@ -2819,75 +4489,7 @@
                 <w:noProof/>
                 <w:webHidden/>
               </w:rPr>
-              <w:t>18</w:t>
-            </w:r>
-            <w:r>
-              <w:rPr>
-                <w:noProof/>
-                <w:webHidden/>
-              </w:rPr>
-              <w:fldChar w:fldCharType="end"/>
-            </w:r>
-          </w:hyperlink>
-        </w:p>
-        <w:p>
-          <w:pPr>
-            <w:pStyle w:val="TOC3"/>
-            <w:tabs>
-              <w:tab w:val="right" w:leader="dot" w:pos="9350"/>
-            </w:tabs>
-            <w:rPr>
-              <w:noProof/>
-            </w:rPr>
-          </w:pPr>
-          <w:hyperlink w:anchor="_Toc223527347" w:history="1">
-            <w:r>
-              <w:rPr>
-                <w:rStyle w:val="Hyperlink"/>
-                <w:noProof/>
-              </w:rPr>
-              <w:t>6.4.1 MIDI–Video Temporal Alignment</w:t>
-            </w:r>
-            <w:r>
-              <w:rPr>
-                <w:noProof/>
-                <w:webHidden/>
-              </w:rPr>
-              <w:tab/>
-            </w:r>
-            <w:r>
-              <w:rPr>
-                <w:noProof/>
-                <w:webHidden/>
-              </w:rPr>
-              <w:fldChar w:fldCharType="begin"/>
-            </w:r>
-            <w:r>
-              <w:rPr>
-                <w:noProof/>
-                <w:webHidden/>
-              </w:rPr>
-              <w:instrText xml:space="preserve"> PAGEREF _Toc223527347 \h </w:instrText>
-            </w:r>
-            <w:r>
-              <w:rPr>
-                <w:noProof/>
-                <w:webHidden/>
-              </w:rPr>
-            </w:r>
-            <w:r>
-              <w:rPr>
-                <w:noProof/>
-                <w:webHidden/>
-              </w:rPr>
-              <w:fldChar w:fldCharType="separate"/>
-            </w:r>
-            <w:r>
-              <w:rPr>
-                <w:noProof/>
-                <w:webHidden/>
-              </w:rPr>
-              <w:t>18</w:t>
+              <w:t>20</w:t>
             </w:r>
             <w:r>
               <w:rPr>
@@ -2909,13 +4511,13 @@
               <w:noProof/>
             </w:rPr>
           </w:pPr>
-          <w:hyperlink w:anchor="_Toc223527348" w:history="1">
+          <w:hyperlink w:anchor="_Toc223608242" w:history="1">
             <w:r>
               <w:rPr>
                 <w:rStyle w:val="Hyperlink"/>
                 <w:noProof/>
               </w:rPr>
-              <w:t>6.5 System Performance and Detection Statistics</w:t>
+              <w:t>6.6 Participant Study Design</w:t>
             </w:r>
             <w:r>
               <w:rPr>
@@ -2936,7 +4538,7 @@
                 <w:noProof/>
                 <w:webHidden/>
               </w:rPr>
-              <w:instrText xml:space="preserve"> PAGEREF _Toc223527348 \h </w:instrText>
+              <w:instrText xml:space="preserve"> PAGEREF _Toc223608242 \h </w:instrText>
             </w:r>
             <w:r>
               <w:rPr>
@@ -2956,7 +4558,214 @@
                 <w:noProof/>
                 <w:webHidden/>
               </w:rPr>
-              <w:t>18</w:t>
+              <w:t>20</w:t>
+            </w:r>
+            <w:r>
+              <w:rPr>
+                <w:noProof/>
+                <w:webHidden/>
+              </w:rPr>
+              <w:fldChar w:fldCharType="end"/>
+            </w:r>
+          </w:hyperlink>
+        </w:p>
+        <w:p>
+          <w:pPr>
+            <w:pStyle w:val="TOC3"/>
+            <w:tabs>
+              <w:tab w:val="right" w:leader="dot" w:pos="9350"/>
+            </w:tabs>
+            <w:rPr>
+              <w:rFonts w:eastAsiaTheme="minorEastAsia"/>
+              <w:noProof/>
+            </w:rPr>
+          </w:pPr>
+          <w:hyperlink w:anchor="_Toc223608243" w:history="1">
+            <w:r>
+              <w:rPr>
+                <w:rStyle w:val="Hyperlink"/>
+                <w:noProof/>
+              </w:rPr>
+              <w:t>6.6.1 Participant Recruitment and Inclusion Criteria</w:t>
+            </w:r>
+            <w:r>
+              <w:rPr>
+                <w:noProof/>
+                <w:webHidden/>
+              </w:rPr>
+              <w:tab/>
+            </w:r>
+            <w:r>
+              <w:rPr>
+                <w:noProof/>
+                <w:webHidden/>
+              </w:rPr>
+              <w:fldChar w:fldCharType="begin"/>
+            </w:r>
+            <w:r>
+              <w:rPr>
+                <w:noProof/>
+                <w:webHidden/>
+              </w:rPr>
+              <w:instrText xml:space="preserve"> PAGEREF _Toc223608243 \h </w:instrText>
+            </w:r>
+            <w:r>
+              <w:rPr>
+                <w:noProof/>
+                <w:webHidden/>
+              </w:rPr>
+            </w:r>
+            <w:r>
+              <w:rPr>
+                <w:noProof/>
+                <w:webHidden/>
+              </w:rPr>
+              <w:fldChar w:fldCharType="separate"/>
+            </w:r>
+            <w:r>
+              <w:rPr>
+                <w:noProof/>
+                <w:webHidden/>
+              </w:rPr>
+              <w:t>20</w:t>
+            </w:r>
+            <w:r>
+              <w:rPr>
+                <w:noProof/>
+                <w:webHidden/>
+              </w:rPr>
+              <w:fldChar w:fldCharType="end"/>
+            </w:r>
+          </w:hyperlink>
+        </w:p>
+        <w:p>
+          <w:pPr>
+            <w:pStyle w:val="TOC3"/>
+            <w:tabs>
+              <w:tab w:val="right" w:leader="dot" w:pos="9350"/>
+            </w:tabs>
+            <w:rPr>
+              <w:rFonts w:eastAsiaTheme="minorEastAsia"/>
+              <w:noProof/>
+            </w:rPr>
+          </w:pPr>
+          <w:hyperlink w:anchor="_Toc223608244" w:history="1">
+            <w:r>
+              <w:rPr>
+                <w:rStyle w:val="Hyperlink"/>
+                <w:noProof/>
+              </w:rPr>
+              <w:t>6.6.2 Session Protocol and Procedure</w:t>
+            </w:r>
+            <w:r>
+              <w:rPr>
+                <w:noProof/>
+                <w:webHidden/>
+              </w:rPr>
+              <w:tab/>
+            </w:r>
+            <w:r>
+              <w:rPr>
+                <w:noProof/>
+                <w:webHidden/>
+              </w:rPr>
+              <w:fldChar w:fldCharType="begin"/>
+            </w:r>
+            <w:r>
+              <w:rPr>
+                <w:noProof/>
+                <w:webHidden/>
+              </w:rPr>
+              <w:instrText xml:space="preserve"> PAGEREF _Toc223608244 \h </w:instrText>
+            </w:r>
+            <w:r>
+              <w:rPr>
+                <w:noProof/>
+                <w:webHidden/>
+              </w:rPr>
+            </w:r>
+            <w:r>
+              <w:rPr>
+                <w:noProof/>
+                <w:webHidden/>
+              </w:rPr>
+              <w:fldChar w:fldCharType="separate"/>
+            </w:r>
+            <w:r>
+              <w:rPr>
+                <w:noProof/>
+                <w:webHidden/>
+              </w:rPr>
+              <w:t>20</w:t>
+            </w:r>
+            <w:r>
+              <w:rPr>
+                <w:noProof/>
+                <w:webHidden/>
+              </w:rPr>
+              <w:fldChar w:fldCharType="end"/>
+            </w:r>
+          </w:hyperlink>
+        </w:p>
+        <w:p>
+          <w:pPr>
+            <w:pStyle w:val="TOC3"/>
+            <w:tabs>
+              <w:tab w:val="right" w:leader="dot" w:pos="9350"/>
+            </w:tabs>
+            <w:rPr>
+              <w:rFonts w:eastAsiaTheme="minorEastAsia"/>
+              <w:noProof/>
+            </w:rPr>
+          </w:pPr>
+          <w:hyperlink w:anchor="_Toc223608245" w:history="1">
+            <w:r>
+              <w:rPr>
+                <w:rStyle w:val="Hyperlink"/>
+                <w:noProof/>
+              </w:rPr>
+              <w:t>6.6.3 Dataset Structure and Storage</w:t>
+            </w:r>
+            <w:r>
+              <w:rPr>
+                <w:noProof/>
+                <w:webHidden/>
+              </w:rPr>
+              <w:tab/>
+            </w:r>
+            <w:r>
+              <w:rPr>
+                <w:noProof/>
+                <w:webHidden/>
+              </w:rPr>
+              <w:fldChar w:fldCharType="begin"/>
+            </w:r>
+            <w:r>
+              <w:rPr>
+                <w:noProof/>
+                <w:webHidden/>
+              </w:rPr>
+              <w:instrText xml:space="preserve"> PAGEREF _Toc223608245 \h </w:instrText>
+            </w:r>
+            <w:r>
+              <w:rPr>
+                <w:noProof/>
+                <w:webHidden/>
+              </w:rPr>
+            </w:r>
+            <w:r>
+              <w:rPr>
+                <w:noProof/>
+                <w:webHidden/>
+              </w:rPr>
+              <w:fldChar w:fldCharType="separate"/>
+            </w:r>
+            <w:r>
+              <w:rPr>
+                <w:noProof/>
+                <w:webHidden/>
+              </w:rPr>
+              <w:t>21</w:t>
             </w:r>
             <w:r>
               <w:rPr>
@@ -2978,13 +4787,13 @@
               <w:noProof/>
             </w:rPr>
           </w:pPr>
-          <w:hyperlink w:anchor="_Toc223527349" w:history="1">
+          <w:hyperlink w:anchor="_Toc223608246" w:history="1">
             <w:r>
               <w:rPr>
                 <w:rStyle w:val="Hyperlink"/>
                 <w:noProof/>
               </w:rPr>
-              <w:t>6.6 Participant Study Design</w:t>
+              <w:t>6.7 Offline MJMPE Analysis</w:t>
             </w:r>
             <w:r>
               <w:rPr>
@@ -3005,7 +4814,7 @@
                 <w:noProof/>
                 <w:webHidden/>
               </w:rPr>
-              <w:instrText xml:space="preserve"> PAGEREF _Toc223527349 \h </w:instrText>
+              <w:instrText xml:space="preserve"> PAGEREF _Toc223608246 \h </w:instrText>
             </w:r>
             <w:r>
               <w:rPr>
@@ -3025,7 +4834,7 @@
                 <w:noProof/>
                 <w:webHidden/>
               </w:rPr>
-              <w:t>18</w:t>
+              <w:t>21</w:t>
             </w:r>
             <w:r>
               <w:rPr>
@@ -3038,21 +4847,22 @@
         </w:p>
         <w:p>
           <w:pPr>
-            <w:pStyle w:val="TOC3"/>
+            <w:pStyle w:val="TOC1"/>
             <w:tabs>
               <w:tab w:val="right" w:leader="dot" w:pos="9350"/>
             </w:tabs>
             <w:rPr>
+              <w:rFonts w:eastAsiaTheme="minorEastAsia"/>
               <w:noProof/>
             </w:rPr>
           </w:pPr>
-          <w:hyperlink w:anchor="_Toc223527350" w:history="1">
+          <w:hyperlink w:anchor="_Toc223608247" w:history="1">
             <w:r>
               <w:rPr>
                 <w:rStyle w:val="Hyperlink"/>
                 <w:noProof/>
               </w:rPr>
-              <w:t>6.6.1 Participant Recruitment and Inclusion Criteria</w:t>
+              <w:t>7: Results</w:t>
             </w:r>
             <w:r>
               <w:rPr>
@@ -3073,7 +4883,7 @@
                 <w:noProof/>
                 <w:webHidden/>
               </w:rPr>
-              <w:instrText xml:space="preserve"> PAGEREF _Toc223527350 \h </w:instrText>
+              <w:instrText xml:space="preserve"> PAGEREF _Toc223608247 \h </w:instrText>
             </w:r>
             <w:r>
               <w:rPr>
@@ -3093,143 +4903,7 @@
                 <w:noProof/>
                 <w:webHidden/>
               </w:rPr>
-              <w:t>18</w:t>
-            </w:r>
-            <w:r>
-              <w:rPr>
-                <w:noProof/>
-                <w:webHidden/>
-              </w:rPr>
-              <w:fldChar w:fldCharType="end"/>
-            </w:r>
-          </w:hyperlink>
-        </w:p>
-        <w:p>
-          <w:pPr>
-            <w:pStyle w:val="TOC3"/>
-            <w:tabs>
-              <w:tab w:val="right" w:leader="dot" w:pos="9350"/>
-            </w:tabs>
-            <w:rPr>
-              <w:noProof/>
-            </w:rPr>
-          </w:pPr>
-          <w:hyperlink w:anchor="_Toc223527351" w:history="1">
-            <w:r>
-              <w:rPr>
-                <w:rStyle w:val="Hyperlink"/>
-                <w:noProof/>
-              </w:rPr>
-              <w:t>6.6.2 Session Protocol and Procedure</w:t>
-            </w:r>
-            <w:r>
-              <w:rPr>
-                <w:noProof/>
-                <w:webHidden/>
-              </w:rPr>
-              <w:tab/>
-            </w:r>
-            <w:r>
-              <w:rPr>
-                <w:noProof/>
-                <w:webHidden/>
-              </w:rPr>
-              <w:fldChar w:fldCharType="begin"/>
-            </w:r>
-            <w:r>
-              <w:rPr>
-                <w:noProof/>
-                <w:webHidden/>
-              </w:rPr>
-              <w:instrText xml:space="preserve"> PAGEREF _Toc223527351 \h </w:instrText>
-            </w:r>
-            <w:r>
-              <w:rPr>
-                <w:noProof/>
-                <w:webHidden/>
-              </w:rPr>
-            </w:r>
-            <w:r>
-              <w:rPr>
-                <w:noProof/>
-                <w:webHidden/>
-              </w:rPr>
-              <w:fldChar w:fldCharType="separate"/>
-            </w:r>
-            <w:r>
-              <w:rPr>
-                <w:noProof/>
-                <w:webHidden/>
-              </w:rPr>
-              <w:t>18</w:t>
-            </w:r>
-            <w:r>
-              <w:rPr>
-                <w:noProof/>
-                <w:webHidden/>
-              </w:rPr>
-              <w:fldChar w:fldCharType="end"/>
-            </w:r>
-          </w:hyperlink>
-        </w:p>
-        <w:p>
-          <w:pPr>
-            <w:pStyle w:val="TOC3"/>
-            <w:tabs>
-              <w:tab w:val="right" w:leader="dot" w:pos="9350"/>
-            </w:tabs>
-            <w:rPr>
-              <w:noProof/>
-            </w:rPr>
-          </w:pPr>
-          <w:hyperlink w:anchor="_Toc223527352" w:history="1">
-            <w:r>
-              <w:rPr>
-                <w:rStyle w:val="Hyperlink"/>
-                <w:noProof/>
-              </w:rPr>
-              <w:t>6.6.3 Dataset Structure and Storage</w:t>
-            </w:r>
-            <w:r>
-              <w:rPr>
-                <w:noProof/>
-                <w:webHidden/>
-              </w:rPr>
-              <w:tab/>
-            </w:r>
-            <w:r>
-              <w:rPr>
-                <w:noProof/>
-                <w:webHidden/>
-              </w:rPr>
-              <w:fldChar w:fldCharType="begin"/>
-            </w:r>
-            <w:r>
-              <w:rPr>
-                <w:noProof/>
-                <w:webHidden/>
-              </w:rPr>
-              <w:instrText xml:space="preserve"> PAGEREF _Toc223527352 \h </w:instrText>
-            </w:r>
-            <w:r>
-              <w:rPr>
-                <w:noProof/>
-                <w:webHidden/>
-              </w:rPr>
-            </w:r>
-            <w:r>
-              <w:rPr>
-                <w:noProof/>
-                <w:webHidden/>
-              </w:rPr>
-              <w:fldChar w:fldCharType="separate"/>
-            </w:r>
-            <w:r>
-              <w:rPr>
-                <w:noProof/>
-                <w:webHidden/>
-              </w:rPr>
-              <w:t>18</w:t>
+              <w:t>21</w:t>
             </w:r>
             <w:r>
               <w:rPr>
@@ -3251,13 +4925,13 @@
               <w:noProof/>
             </w:rPr>
           </w:pPr>
-          <w:hyperlink w:anchor="_Toc223527353" w:history="1">
+          <w:hyperlink w:anchor="_Toc223608248" w:history="1">
             <w:r>
               <w:rPr>
                 <w:rStyle w:val="Hyperlink"/>
                 <w:noProof/>
               </w:rPr>
-              <w:t>6.7 Offline MJMPE Analysis</w:t>
+              <w:t>7.1  Overall Model Performance</w:t>
             </w:r>
             <w:r>
               <w:rPr>
@@ -3278,7 +4952,7 @@
                 <w:noProof/>
                 <w:webHidden/>
               </w:rPr>
-              <w:instrText xml:space="preserve"> PAGEREF _Toc223527353 \h </w:instrText>
+              <w:instrText xml:space="preserve"> PAGEREF _Toc223608248 \h </w:instrText>
             </w:r>
             <w:r>
               <w:rPr>
@@ -3298,7 +4972,352 @@
                 <w:noProof/>
                 <w:webHidden/>
               </w:rPr>
-              <w:t>18</w:t>
+              <w:t>21</w:t>
+            </w:r>
+            <w:r>
+              <w:rPr>
+                <w:noProof/>
+                <w:webHidden/>
+              </w:rPr>
+              <w:fldChar w:fldCharType="end"/>
+            </w:r>
+          </w:hyperlink>
+        </w:p>
+        <w:p>
+          <w:pPr>
+            <w:pStyle w:val="TOC2"/>
+            <w:tabs>
+              <w:tab w:val="right" w:leader="dot" w:pos="9350"/>
+            </w:tabs>
+            <w:rPr>
+              <w:rFonts w:eastAsiaTheme="minorEastAsia"/>
+              <w:noProof/>
+            </w:rPr>
+          </w:pPr>
+          <w:hyperlink w:anchor="_Toc223608249" w:history="1">
+            <w:r>
+              <w:rPr>
+                <w:rStyle w:val="Hyperlink"/>
+                <w:noProof/>
+              </w:rPr>
+              <w:t>7.2  Per-Hand Accuracy</w:t>
+            </w:r>
+            <w:r>
+              <w:rPr>
+                <w:noProof/>
+                <w:webHidden/>
+              </w:rPr>
+              <w:tab/>
+            </w:r>
+            <w:r>
+              <w:rPr>
+                <w:noProof/>
+                <w:webHidden/>
+              </w:rPr>
+              <w:fldChar w:fldCharType="begin"/>
+            </w:r>
+            <w:r>
+              <w:rPr>
+                <w:noProof/>
+                <w:webHidden/>
+              </w:rPr>
+              <w:instrText xml:space="preserve"> PAGEREF _Toc223608249 \h </w:instrText>
+            </w:r>
+            <w:r>
+              <w:rPr>
+                <w:noProof/>
+                <w:webHidden/>
+              </w:rPr>
+            </w:r>
+            <w:r>
+              <w:rPr>
+                <w:noProof/>
+                <w:webHidden/>
+              </w:rPr>
+              <w:fldChar w:fldCharType="separate"/>
+            </w:r>
+            <w:r>
+              <w:rPr>
+                <w:noProof/>
+                <w:webHidden/>
+              </w:rPr>
+              <w:t>21</w:t>
+            </w:r>
+            <w:r>
+              <w:rPr>
+                <w:noProof/>
+                <w:webHidden/>
+              </w:rPr>
+              <w:fldChar w:fldCharType="end"/>
+            </w:r>
+          </w:hyperlink>
+        </w:p>
+        <w:p>
+          <w:pPr>
+            <w:pStyle w:val="TOC2"/>
+            <w:tabs>
+              <w:tab w:val="right" w:leader="dot" w:pos="9350"/>
+            </w:tabs>
+            <w:rPr>
+              <w:rFonts w:eastAsiaTheme="minorEastAsia"/>
+              <w:noProof/>
+            </w:rPr>
+          </w:pPr>
+          <w:hyperlink w:anchor="_Toc223608250" w:history="1">
+            <w:r>
+              <w:rPr>
+                <w:rStyle w:val="Hyperlink"/>
+                <w:noProof/>
+              </w:rPr>
+              <w:t>7.3  Per-Finger Accuracy</w:t>
+            </w:r>
+            <w:r>
+              <w:rPr>
+                <w:noProof/>
+                <w:webHidden/>
+              </w:rPr>
+              <w:tab/>
+            </w:r>
+            <w:r>
+              <w:rPr>
+                <w:noProof/>
+                <w:webHidden/>
+              </w:rPr>
+              <w:fldChar w:fldCharType="begin"/>
+            </w:r>
+            <w:r>
+              <w:rPr>
+                <w:noProof/>
+                <w:webHidden/>
+              </w:rPr>
+              <w:instrText xml:space="preserve"> PAGEREF _Toc223608250 \h </w:instrText>
+            </w:r>
+            <w:r>
+              <w:rPr>
+                <w:noProof/>
+                <w:webHidden/>
+              </w:rPr>
+            </w:r>
+            <w:r>
+              <w:rPr>
+                <w:noProof/>
+                <w:webHidden/>
+              </w:rPr>
+              <w:fldChar w:fldCharType="separate"/>
+            </w:r>
+            <w:r>
+              <w:rPr>
+                <w:noProof/>
+                <w:webHidden/>
+              </w:rPr>
+              <w:t>22</w:t>
+            </w:r>
+            <w:r>
+              <w:rPr>
+                <w:noProof/>
+                <w:webHidden/>
+              </w:rPr>
+              <w:fldChar w:fldCharType="end"/>
+            </w:r>
+          </w:hyperlink>
+        </w:p>
+        <w:p>
+          <w:pPr>
+            <w:pStyle w:val="TOC2"/>
+            <w:tabs>
+              <w:tab w:val="right" w:leader="dot" w:pos="9350"/>
+            </w:tabs>
+            <w:rPr>
+              <w:rFonts w:eastAsiaTheme="minorEastAsia"/>
+              <w:noProof/>
+            </w:rPr>
+          </w:pPr>
+          <w:hyperlink w:anchor="_Toc223608251" w:history="1">
+            <w:r>
+              <w:rPr>
+                <w:rStyle w:val="Hyperlink"/>
+                <w:noProof/>
+              </w:rPr>
+              <w:t>7.4  Effect of Skin Tone (Fitzpatrick Type)</w:t>
+            </w:r>
+            <w:r>
+              <w:rPr>
+                <w:noProof/>
+                <w:webHidden/>
+              </w:rPr>
+              <w:tab/>
+            </w:r>
+            <w:r>
+              <w:rPr>
+                <w:noProof/>
+                <w:webHidden/>
+              </w:rPr>
+              <w:fldChar w:fldCharType="begin"/>
+            </w:r>
+            <w:r>
+              <w:rPr>
+                <w:noProof/>
+                <w:webHidden/>
+              </w:rPr>
+              <w:instrText xml:space="preserve"> PAGEREF _Toc223608251 \h </w:instrText>
+            </w:r>
+            <w:r>
+              <w:rPr>
+                <w:noProof/>
+                <w:webHidden/>
+              </w:rPr>
+            </w:r>
+            <w:r>
+              <w:rPr>
+                <w:noProof/>
+                <w:webHidden/>
+              </w:rPr>
+              <w:fldChar w:fldCharType="separate"/>
+            </w:r>
+            <w:r>
+              <w:rPr>
+                <w:noProof/>
+                <w:webHidden/>
+              </w:rPr>
+              <w:t>22</w:t>
+            </w:r>
+            <w:r>
+              <w:rPr>
+                <w:noProof/>
+                <w:webHidden/>
+              </w:rPr>
+              <w:fldChar w:fldCharType="end"/>
+            </w:r>
+          </w:hyperlink>
+        </w:p>
+        <w:p>
+          <w:pPr>
+            <w:pStyle w:val="TOC2"/>
+            <w:tabs>
+              <w:tab w:val="right" w:leader="dot" w:pos="9350"/>
+            </w:tabs>
+            <w:rPr>
+              <w:rFonts w:eastAsiaTheme="minorEastAsia"/>
+              <w:noProof/>
+            </w:rPr>
+          </w:pPr>
+          <w:hyperlink w:anchor="_Toc223608252" w:history="1">
+            <w:r>
+              <w:rPr>
+                <w:rStyle w:val="Hyperlink"/>
+                <w:noProof/>
+              </w:rPr>
+              <w:t>7.5  Effect of Ambient Illuminance</w:t>
+            </w:r>
+            <w:r>
+              <w:rPr>
+                <w:noProof/>
+                <w:webHidden/>
+              </w:rPr>
+              <w:tab/>
+            </w:r>
+            <w:r>
+              <w:rPr>
+                <w:noProof/>
+                <w:webHidden/>
+              </w:rPr>
+              <w:fldChar w:fldCharType="begin"/>
+            </w:r>
+            <w:r>
+              <w:rPr>
+                <w:noProof/>
+                <w:webHidden/>
+              </w:rPr>
+              <w:instrText xml:space="preserve"> PAGEREF _Toc223608252 \h </w:instrText>
+            </w:r>
+            <w:r>
+              <w:rPr>
+                <w:noProof/>
+                <w:webHidden/>
+              </w:rPr>
+            </w:r>
+            <w:r>
+              <w:rPr>
+                <w:noProof/>
+                <w:webHidden/>
+              </w:rPr>
+              <w:fldChar w:fldCharType="separate"/>
+            </w:r>
+            <w:r>
+              <w:rPr>
+                <w:noProof/>
+                <w:webHidden/>
+              </w:rPr>
+              <w:t>22</w:t>
+            </w:r>
+            <w:r>
+              <w:rPr>
+                <w:noProof/>
+                <w:webHidden/>
+              </w:rPr>
+              <w:fldChar w:fldCharType="end"/>
+            </w:r>
+          </w:hyperlink>
+        </w:p>
+        <w:p>
+          <w:pPr>
+            <w:pStyle w:val="TOC2"/>
+            <w:tabs>
+              <w:tab w:val="right" w:leader="dot" w:pos="9350"/>
+            </w:tabs>
+            <w:rPr>
+              <w:rFonts w:eastAsiaTheme="minorEastAsia"/>
+              <w:noProof/>
+            </w:rPr>
+          </w:pPr>
+          <w:hyperlink w:anchor="_Toc223608253" w:history="1">
+            <w:r>
+              <w:rPr>
+                <w:rStyle w:val="Hyperlink"/>
+                <w:noProof/>
+              </w:rPr>
+              <w:t>7.6  Effect of Hand Size</w:t>
+            </w:r>
+            <w:r>
+              <w:rPr>
+                <w:noProof/>
+                <w:webHidden/>
+              </w:rPr>
+              <w:tab/>
+            </w:r>
+            <w:r>
+              <w:rPr>
+                <w:noProof/>
+                <w:webHidden/>
+              </w:rPr>
+              <w:fldChar w:fldCharType="begin"/>
+            </w:r>
+            <w:r>
+              <w:rPr>
+                <w:noProof/>
+                <w:webHidden/>
+              </w:rPr>
+              <w:instrText xml:space="preserve"> PAGEREF _Toc223608253 \h </w:instrText>
+            </w:r>
+            <w:r>
+              <w:rPr>
+                <w:noProof/>
+                <w:webHidden/>
+              </w:rPr>
+            </w:r>
+            <w:r>
+              <w:rPr>
+                <w:noProof/>
+                <w:webHidden/>
+              </w:rPr>
+              <w:fldChar w:fldCharType="separate"/>
+            </w:r>
+            <w:r>
+              <w:rPr>
+                <w:noProof/>
+                <w:webHidden/>
+              </w:rPr>
+              <w:t>22</w:t>
             </w:r>
             <w:r>
               <w:rPr>
@@ -3321,14 +5340,14 @@
               <w:noProof/>
             </w:rPr>
           </w:pPr>
-          <w:hyperlink w:anchor="_Toc223527354" w:history="1">
+          <w:hyperlink w:anchor="_Toc223608254" w:history="1">
             <w:r>
               <w:rPr>
                 <w:rStyle w:val="Hyperlink"/>
                 <w:rFonts w:ascii="Arial" w:hAnsi="Arial" w:cs="Arial"/>
                 <w:noProof/>
               </w:rPr>
-              <w:t>7.</w:t>
+              <w:t>8.</w:t>
             </w:r>
             <w:r>
               <w:rPr>
@@ -3364,7 +5383,7 @@
                 <w:noProof/>
                 <w:webHidden/>
               </w:rPr>
-              <w:instrText xml:space="preserve"> PAGEREF _Toc223527354 \h </w:instrText>
+              <w:instrText xml:space="preserve"> PAGEREF _Toc223608254 \h </w:instrText>
             </w:r>
             <w:r>
               <w:rPr>
@@ -3384,7 +5403,7 @@
                 <w:noProof/>
                 <w:webHidden/>
               </w:rPr>
-              <w:t>18</w:t>
+              <w:t>22</w:t>
             </w:r>
             <w:r>
               <w:rPr>
@@ -3407,7 +5426,7 @@
               <w:noProof/>
             </w:rPr>
           </w:pPr>
-          <w:hyperlink w:anchor="_Toc223527355" w:history="1">
+          <w:hyperlink w:anchor="_Toc223608255" w:history="1">
             <w:r>
               <w:rPr>
                 <w:rStyle w:val="Hyperlink"/>
@@ -3450,7 +5469,7 @@
                 <w:noProof/>
                 <w:webHidden/>
               </w:rPr>
-              <w:instrText xml:space="preserve"> PAGEREF _Toc223527355 \h </w:instrText>
+              <w:instrText xml:space="preserve"> PAGEREF _Toc223608255 \h </w:instrText>
             </w:r>
             <w:r>
               <w:rPr>
@@ -3470,7 +5489,7 @@
                 <w:noProof/>
                 <w:webHidden/>
               </w:rPr>
-              <w:t>19</w:t>
+              <w:t>22</w:t>
             </w:r>
             <w:r>
               <w:rPr>
@@ -3493,7 +5512,7 @@
               <w:noProof/>
             </w:rPr>
           </w:pPr>
-          <w:hyperlink w:anchor="_Toc223527356" w:history="1">
+          <w:hyperlink w:anchor="_Toc223608256" w:history="1">
             <w:r>
               <w:rPr>
                 <w:rStyle w:val="Hyperlink"/>
@@ -3536,7 +5555,7 @@
                 <w:noProof/>
                 <w:webHidden/>
               </w:rPr>
-              <w:instrText xml:space="preserve"> PAGEREF _Toc223527356 \h </w:instrText>
+              <w:instrText xml:space="preserve"> PAGEREF _Toc223608256 \h </w:instrText>
             </w:r>
             <w:r>
               <w:rPr>
@@ -3556,7 +5575,7 @@
                 <w:noProof/>
                 <w:webHidden/>
               </w:rPr>
-              <w:t>19</w:t>
+              <w:t>23</w:t>
             </w:r>
             <w:r>
               <w:rPr>
@@ -3629,163 +5648,20 @@
     </w:p>
     <w:p>
       <w:pPr>
-        <w:jc w:val="both"/>
-        <w:rPr>
-          <w:rFonts w:ascii="Arial" w:hAnsi="Arial" w:cs="Arial"/>
-        </w:rPr>
-      </w:pPr>
-    </w:p>
-    <w:p>
-      <w:pPr>
-        <w:jc w:val="both"/>
-        <w:rPr>
-          <w:rFonts w:ascii="Arial" w:hAnsi="Arial" w:cs="Arial"/>
-        </w:rPr>
-      </w:pPr>
-    </w:p>
-    <w:p>
-      <w:pPr>
-        <w:jc w:val="both"/>
-        <w:rPr>
-          <w:rFonts w:ascii="Arial" w:hAnsi="Arial" w:cs="Arial"/>
-        </w:rPr>
-      </w:pPr>
-    </w:p>
-    <w:p>
-      <w:pPr>
-        <w:jc w:val="both"/>
-        <w:rPr>
-          <w:rFonts w:ascii="Arial" w:hAnsi="Arial" w:cs="Arial"/>
-        </w:rPr>
-      </w:pPr>
-    </w:p>
-    <w:p>
-      <w:pPr>
-        <w:jc w:val="both"/>
-        <w:rPr>
-          <w:rFonts w:ascii="Arial" w:hAnsi="Arial" w:cs="Arial"/>
-        </w:rPr>
-      </w:pPr>
-    </w:p>
-    <w:p>
-      <w:pPr>
-        <w:jc w:val="both"/>
-        <w:rPr>
-          <w:rFonts w:ascii="Arial" w:hAnsi="Arial" w:cs="Arial"/>
-        </w:rPr>
-      </w:pPr>
-    </w:p>
-    <w:p>
-      <w:pPr>
-        <w:jc w:val="both"/>
-        <w:rPr>
-          <w:rFonts w:ascii="Arial" w:hAnsi="Arial" w:cs="Arial"/>
-        </w:rPr>
-      </w:pPr>
-    </w:p>
-    <w:p>
-      <w:pPr>
-        <w:jc w:val="both"/>
-        <w:rPr>
-          <w:rFonts w:ascii="Arial" w:hAnsi="Arial" w:cs="Arial"/>
-        </w:rPr>
-      </w:pPr>
-    </w:p>
-    <w:p>
-      <w:pPr>
-        <w:jc w:val="both"/>
-        <w:rPr>
-          <w:rFonts w:ascii="Arial" w:hAnsi="Arial" w:cs="Arial"/>
-        </w:rPr>
-      </w:pPr>
-    </w:p>
-    <w:p>
-      <w:pPr>
-        <w:jc w:val="both"/>
-        <w:rPr>
-          <w:rFonts w:ascii="Arial" w:hAnsi="Arial" w:cs="Arial"/>
-        </w:rPr>
-      </w:pPr>
-    </w:p>
-    <w:p>
-      <w:pPr>
-        <w:jc w:val="both"/>
-        <w:rPr>
-          <w:rFonts w:ascii="Arial" w:hAnsi="Arial" w:cs="Arial"/>
-        </w:rPr>
-      </w:pPr>
-    </w:p>
-    <w:p>
-      <w:pPr>
-        <w:jc w:val="both"/>
-        <w:rPr>
-          <w:rFonts w:ascii="Arial" w:hAnsi="Arial" w:cs="Arial"/>
-        </w:rPr>
-      </w:pPr>
-    </w:p>
-    <w:p>
-      <w:pPr>
-        <w:jc w:val="both"/>
-        <w:rPr>
-          <w:rFonts w:ascii="Arial" w:hAnsi="Arial" w:cs="Arial"/>
-        </w:rPr>
-      </w:pPr>
-    </w:p>
-    <w:p>
-      <w:pPr>
-        <w:jc w:val="both"/>
-        <w:rPr>
-          <w:rFonts w:ascii="Arial" w:hAnsi="Arial" w:cs="Arial"/>
-        </w:rPr>
-      </w:pPr>
-    </w:p>
-    <w:p>
-      <w:pPr>
-        <w:jc w:val="both"/>
-        <w:rPr>
-          <w:rFonts w:ascii="Arial" w:hAnsi="Arial" w:cs="Arial"/>
-        </w:rPr>
-      </w:pPr>
-    </w:p>
-    <w:p>
-      <w:pPr>
-        <w:jc w:val="both"/>
-        <w:rPr>
-          <w:rFonts w:ascii="Arial" w:hAnsi="Arial" w:cs="Arial"/>
-        </w:rPr>
-      </w:pPr>
-    </w:p>
-    <w:p>
-      <w:pPr>
-        <w:jc w:val="both"/>
-        <w:rPr>
-          <w:rFonts w:ascii="Arial" w:hAnsi="Arial" w:cs="Arial"/>
-        </w:rPr>
-      </w:pPr>
-    </w:p>
-    <w:p>
-      <w:pPr>
-        <w:jc w:val="both"/>
-        <w:rPr>
-          <w:rFonts w:ascii="Arial" w:hAnsi="Arial" w:cs="Arial"/>
-        </w:rPr>
-      </w:pPr>
-    </w:p>
-    <w:p>
-      <w:pPr>
         <w:pStyle w:val="Heading1"/>
       </w:pPr>
-      <w:bookmarkStart w:id="2" w:name="_Toc223527321"/>
-      <w:r>
+      <w:bookmarkStart w:id="4" w:name="_Toc223608213"/>
+      <w:r>
+        <w:lastRenderedPageBreak/>
         <w:t>List of Resources</w:t>
       </w:r>
-      <w:bookmarkEnd w:id="2"/>
+      <w:bookmarkEnd w:id="4"/>
     </w:p>
     <w:p>
       <w:pPr>
         <w:pStyle w:val="Heading2"/>
       </w:pPr>
-      <w:bookmarkStart w:id="3" w:name="_Toc223527322"/>
+      <w:bookmarkStart w:id="5" w:name="_Toc223608214"/>
       <w:r>
         <w:t xml:space="preserve">list of figure </w:t>
       </w:r>
@@ -3795,192 +5671,158 @@
       <w:r>
         <w:t xml:space="preserve"> or graph</w:t>
       </w:r>
-      <w:bookmarkEnd w:id="3"/>
+      <w:bookmarkEnd w:id="5"/>
     </w:p>
     <w:p>
       <w:pPr>
         <w:pStyle w:val="Heading2"/>
       </w:pPr>
-      <w:bookmarkStart w:id="4" w:name="_Toc223527323"/>
+      <w:bookmarkStart w:id="6" w:name="_Toc223608215"/>
       <w:r>
         <w:t>list of appendices</w:t>
       </w:r>
-      <w:bookmarkEnd w:id="4"/>
+      <w:bookmarkEnd w:id="6"/>
     </w:p>
     <w:p>
       <w:pPr>
         <w:pStyle w:val="Heading2"/>
       </w:pPr>
-      <w:bookmarkStart w:id="5" w:name="_Toc223527324"/>
+      <w:bookmarkStart w:id="7" w:name="_Toc223608216"/>
       <w:r>
         <w:t>list of Abbreviations</w:t>
       </w:r>
-      <w:bookmarkEnd w:id="5"/>
+      <w:bookmarkEnd w:id="7"/>
     </w:p>
     <w:p>
       <w:pPr>
         <w:spacing w:before="140" w:after="140"/>
         <w:jc w:val="both"/>
-        <w:rPr>
-          <w:rFonts w:ascii="Arial" w:hAnsi="Arial" w:cs="Arial"/>
-        </w:rPr>
-      </w:pPr>
-      <w:r>
         <w:rPr>
           <w:rFonts w:ascii="Arial" w:eastAsia="Arial" w:hAnsi="Arial" w:cs="Arial"/>
           <w:sz w:val="22"/>
           <w:szCs w:val="22"/>
         </w:rPr>
-        <w:t>MPJPE – Mean</w:t>
-      </w:r>
+      </w:pPr>
       <w:r>
         <w:rPr>
           <w:rFonts w:ascii="Arial" w:eastAsia="Arial" w:hAnsi="Arial" w:cs="Arial"/>
           <w:sz w:val="22"/>
           <w:szCs w:val="22"/>
         </w:rPr>
-        <w:t xml:space="preserve"> Per-Joint Position Error</w:t>
+        <w:t>API    – Application Programming Interface</w:t>
       </w:r>
     </w:p>
     <w:p>
       <w:pPr>
         <w:spacing w:before="140" w:after="140"/>
         <w:jc w:val="both"/>
-        <w:rPr>
-          <w:rFonts w:ascii="Arial" w:hAnsi="Arial" w:cs="Arial"/>
-        </w:rPr>
-      </w:pPr>
-      <w:r>
         <w:rPr>
           <w:rFonts w:ascii="Arial" w:eastAsia="Arial" w:hAnsi="Arial" w:cs="Arial"/>
           <w:sz w:val="22"/>
           <w:szCs w:val="22"/>
         </w:rPr>
-        <w:t xml:space="preserve">HCI    </w:t>
-      </w:r>
+      </w:pPr>
       <w:r>
         <w:rPr>
           <w:rFonts w:ascii="Arial" w:eastAsia="Arial" w:hAnsi="Arial" w:cs="Arial"/>
           <w:sz w:val="22"/>
           <w:szCs w:val="22"/>
         </w:rPr>
-        <w:t>– Human</w:t>
-      </w:r>
-      <w:r>
+        <w:t>BGR    – Blue, Green, Red</w:t>
+      </w:r>
+    </w:p>
+    <w:p>
+      <w:pPr>
+        <w:spacing w:before="140" w:after="140"/>
+        <w:jc w:val="both"/>
         <w:rPr>
           <w:rFonts w:ascii="Arial" w:eastAsia="Arial" w:hAnsi="Arial" w:cs="Arial"/>
           <w:sz w:val="22"/>
           <w:szCs w:val="22"/>
         </w:rPr>
-        <w:t>-Computer Interaction</w:t>
-      </w:r>
-    </w:p>
-    <w:p>
-      <w:pPr>
-        <w:spacing w:before="140" w:after="140"/>
-        <w:jc w:val="both"/>
-        <w:rPr>
-          <w:rFonts w:ascii="Arial" w:hAnsi="Arial" w:cs="Arial"/>
-        </w:rPr>
-      </w:pPr>
+      </w:pPr>
+      <w:proofErr w:type="spellStart"/>
       <w:r>
         <w:rPr>
           <w:rFonts w:ascii="Arial" w:eastAsia="Arial" w:hAnsi="Arial" w:cs="Arial"/>
           <w:sz w:val="22"/>
           <w:szCs w:val="22"/>
         </w:rPr>
-        <w:t xml:space="preserve">MIDI   </w:t>
-      </w:r>
+        <w:t>CIELab</w:t>
+      </w:r>
+      <w:proofErr w:type="spellEnd"/>
       <w:r>
         <w:rPr>
           <w:rFonts w:ascii="Arial" w:eastAsia="Arial" w:hAnsi="Arial" w:cs="Arial"/>
           <w:sz w:val="22"/>
           <w:szCs w:val="22"/>
         </w:rPr>
-        <w:t>– Musical</w:t>
-      </w:r>
+        <w:t xml:space="preserve"> – Commission </w:t>
+      </w:r>
+      <w:proofErr w:type="spellStart"/>
       <w:r>
         <w:rPr>
           <w:rFonts w:ascii="Arial" w:eastAsia="Arial" w:hAnsi="Arial" w:cs="Arial"/>
           <w:sz w:val="22"/>
           <w:szCs w:val="22"/>
         </w:rPr>
-        <w:t xml:space="preserve"> Instrument Digital Interface</w:t>
-      </w:r>
-    </w:p>
-    <w:p>
-      <w:pPr>
-        <w:spacing w:before="140" w:after="140"/>
-        <w:jc w:val="both"/>
-        <w:rPr>
-          <w:rFonts w:ascii="Arial" w:hAnsi="Arial" w:cs="Arial"/>
-        </w:rPr>
-      </w:pPr>
+        <w:t>Internationale</w:t>
+      </w:r>
+      <w:proofErr w:type="spellEnd"/>
       <w:r>
         <w:rPr>
           <w:rFonts w:ascii="Arial" w:eastAsia="Arial" w:hAnsi="Arial" w:cs="Arial"/>
           <w:sz w:val="22"/>
           <w:szCs w:val="22"/>
         </w:rPr>
-        <w:t xml:space="preserve">FPS    </w:t>
-      </w:r>
+        <w:t xml:space="preserve"> de </w:t>
+      </w:r>
+      <w:proofErr w:type="spellStart"/>
       <w:r>
         <w:rPr>
           <w:rFonts w:ascii="Arial" w:eastAsia="Arial" w:hAnsi="Arial" w:cs="Arial"/>
           <w:sz w:val="22"/>
           <w:szCs w:val="22"/>
         </w:rPr>
-        <w:t>– Frames</w:t>
-      </w:r>
+        <w:t>l'Éclairage</w:t>
+      </w:r>
+      <w:proofErr w:type="spellEnd"/>
       <w:r>
         <w:rPr>
           <w:rFonts w:ascii="Arial" w:eastAsia="Arial" w:hAnsi="Arial" w:cs="Arial"/>
           <w:sz w:val="22"/>
           <w:szCs w:val="22"/>
         </w:rPr>
-        <w:t xml:space="preserve"> Per Second</w:t>
-      </w:r>
-    </w:p>
-    <w:p>
-      <w:pPr>
-        <w:spacing w:before="140" w:after="140"/>
-        <w:jc w:val="both"/>
-        <w:rPr>
-          <w:rFonts w:ascii="Arial" w:hAnsi="Arial" w:cs="Arial"/>
-        </w:rPr>
-      </w:pPr>
+        <w:t xml:space="preserve"> (Lab </w:t>
+      </w:r>
+      <w:proofErr w:type="spellStart"/>
       <w:r>
         <w:rPr>
           <w:rFonts w:ascii="Arial" w:eastAsia="Arial" w:hAnsi="Arial" w:cs="Arial"/>
           <w:sz w:val="22"/>
           <w:szCs w:val="22"/>
         </w:rPr>
-        <w:t xml:space="preserve">RAD    </w:t>
-      </w:r>
+        <w:t>colour</w:t>
+      </w:r>
+      <w:proofErr w:type="spellEnd"/>
       <w:r>
         <w:rPr>
           <w:rFonts w:ascii="Arial" w:eastAsia="Arial" w:hAnsi="Arial" w:cs="Arial"/>
           <w:sz w:val="22"/>
           <w:szCs w:val="22"/>
         </w:rPr>
-        <w:t>– Rapid</w:t>
-      </w:r>
-      <w:r>
+        <w:t xml:space="preserve"> space)</w:t>
+      </w:r>
+    </w:p>
+    <w:p>
+      <w:pPr>
+        <w:spacing w:before="140" w:after="140"/>
+        <w:jc w:val="both"/>
         <w:rPr>
           <w:rFonts w:ascii="Arial" w:eastAsia="Arial" w:hAnsi="Arial" w:cs="Arial"/>
           <w:sz w:val="22"/>
           <w:szCs w:val="22"/>
         </w:rPr>
-        <w:t xml:space="preserve"> Application Development</w:t>
-      </w:r>
-    </w:p>
-    <w:p>
-      <w:pPr>
-        <w:spacing w:before="140" w:after="140"/>
-        <w:jc w:val="both"/>
-        <w:rPr>
-          <w:rFonts w:ascii="Arial" w:hAnsi="Arial" w:cs="Arial"/>
-        </w:rPr>
       </w:pPr>
       <w:r>
         <w:rPr>
@@ -3988,65 +5830,56 @@
           <w:sz w:val="22"/>
           <w:szCs w:val="22"/>
         </w:rPr>
-        <w:t xml:space="preserve">RGB    </w:t>
-      </w:r>
-      <w:r>
+        <w:t>CLI    – Command-Line Interface</w:t>
+      </w:r>
+    </w:p>
+    <w:p>
+      <w:pPr>
+        <w:spacing w:before="140" w:after="140"/>
+        <w:jc w:val="both"/>
         <w:rPr>
           <w:rFonts w:ascii="Arial" w:eastAsia="Arial" w:hAnsi="Arial" w:cs="Arial"/>
           <w:sz w:val="22"/>
           <w:szCs w:val="22"/>
         </w:rPr>
-        <w:t>– Red</w:t>
-      </w:r>
+      </w:pPr>
       <w:r>
         <w:rPr>
           <w:rFonts w:ascii="Arial" w:eastAsia="Arial" w:hAnsi="Arial" w:cs="Arial"/>
           <w:sz w:val="22"/>
           <w:szCs w:val="22"/>
         </w:rPr>
-        <w:t>, Green, Blue</w:t>
+        <w:t>CNN    – Convolutional Neural Network</w:t>
       </w:r>
     </w:p>
     <w:p>
       <w:pPr>
         <w:spacing w:before="140" w:after="140"/>
         <w:jc w:val="both"/>
-        <w:rPr>
-          <w:rFonts w:ascii="Arial" w:hAnsi="Arial" w:cs="Arial"/>
-        </w:rPr>
-      </w:pPr>
-      <w:r>
         <w:rPr>
           <w:rFonts w:ascii="Arial" w:eastAsia="Arial" w:hAnsi="Arial" w:cs="Arial"/>
           <w:sz w:val="22"/>
           <w:szCs w:val="22"/>
         </w:rPr>
-        <w:t xml:space="preserve">CV     </w:t>
-      </w:r>
+      </w:pPr>
       <w:r>
         <w:rPr>
           <w:rFonts w:ascii="Arial" w:eastAsia="Arial" w:hAnsi="Arial" w:cs="Arial"/>
           <w:sz w:val="22"/>
           <w:szCs w:val="22"/>
         </w:rPr>
-        <w:t>– Computer</w:t>
-      </w:r>
-      <w:r>
+        <w:t>CSV    – Comma-Separated Values</w:t>
+      </w:r>
+    </w:p>
+    <w:p>
+      <w:pPr>
+        <w:spacing w:before="140" w:after="140"/>
+        <w:jc w:val="both"/>
         <w:rPr>
           <w:rFonts w:ascii="Arial" w:eastAsia="Arial" w:hAnsi="Arial" w:cs="Arial"/>
           <w:sz w:val="22"/>
           <w:szCs w:val="22"/>
         </w:rPr>
-        <w:t xml:space="preserve"> Vision</w:t>
-      </w:r>
-    </w:p>
-    <w:p>
-      <w:pPr>
-        <w:spacing w:before="140" w:after="140"/>
-        <w:jc w:val="both"/>
-        <w:rPr>
-          <w:rFonts w:ascii="Arial" w:hAnsi="Arial" w:cs="Arial"/>
-        </w:rPr>
       </w:pPr>
       <w:r>
         <w:rPr>
@@ -4054,81 +5887,75 @@
           <w:sz w:val="22"/>
           <w:szCs w:val="22"/>
         </w:rPr>
-        <w:t xml:space="preserve">CNN    </w:t>
-      </w:r>
-      <w:r>
+        <w:t>CV     – Computer Vision</w:t>
+      </w:r>
+    </w:p>
+    <w:p>
+      <w:pPr>
+        <w:spacing w:before="140" w:after="140"/>
+        <w:jc w:val="both"/>
         <w:rPr>
           <w:rFonts w:ascii="Arial" w:eastAsia="Arial" w:hAnsi="Arial" w:cs="Arial"/>
           <w:sz w:val="22"/>
           <w:szCs w:val="22"/>
         </w:rPr>
-        <w:t>– Convolutional</w:t>
-      </w:r>
+      </w:pPr>
       <w:r>
         <w:rPr>
           <w:rFonts w:ascii="Arial" w:eastAsia="Arial" w:hAnsi="Arial" w:cs="Arial"/>
           <w:sz w:val="22"/>
           <w:szCs w:val="22"/>
         </w:rPr>
-        <w:t xml:space="preserve"> Neural Network</w:t>
+        <w:t>DR     – Detection Rate</w:t>
       </w:r>
     </w:p>
     <w:p>
       <w:pPr>
         <w:spacing w:before="140" w:after="140"/>
         <w:jc w:val="both"/>
-        <w:rPr>
-          <w:rFonts w:ascii="Arial" w:hAnsi="Arial" w:cs="Arial"/>
-        </w:rPr>
-      </w:pPr>
-      <w:r>
         <w:rPr>
           <w:rFonts w:ascii="Arial" w:eastAsia="Arial" w:hAnsi="Arial" w:cs="Arial"/>
           <w:sz w:val="22"/>
           <w:szCs w:val="22"/>
         </w:rPr>
-        <w:t xml:space="preserve">MoSCoW </w:t>
-      </w:r>
+      </w:pPr>
       <w:r>
         <w:rPr>
           <w:rFonts w:ascii="Arial" w:eastAsia="Arial" w:hAnsi="Arial" w:cs="Arial"/>
           <w:sz w:val="22"/>
           <w:szCs w:val="22"/>
         </w:rPr>
-        <w:t>– Must</w:t>
-      </w:r>
-      <w:r>
+        <w:t>FPS    – Frames Per Second</w:t>
+      </w:r>
+    </w:p>
+    <w:p>
+      <w:pPr>
+        <w:spacing w:before="140" w:after="140"/>
+        <w:jc w:val="both"/>
         <w:rPr>
           <w:rFonts w:ascii="Arial" w:eastAsia="Arial" w:hAnsi="Arial" w:cs="Arial"/>
           <w:sz w:val="22"/>
           <w:szCs w:val="22"/>
         </w:rPr>
-        <w:t>, Should, Could, Won't (</w:t>
-      </w:r>
+      </w:pPr>
       <w:r>
         <w:rPr>
           <w:rFonts w:ascii="Arial" w:eastAsia="Arial" w:hAnsi="Arial" w:cs="Arial"/>
           <w:sz w:val="22"/>
           <w:szCs w:val="22"/>
         </w:rPr>
-        <w:t>prioritization</w:t>
-      </w:r>
-      <w:r>
+        <w:t>GPU    – Graphics Processing Unit</w:t>
+      </w:r>
+    </w:p>
+    <w:p>
+      <w:pPr>
+        <w:spacing w:before="140" w:after="140"/>
+        <w:jc w:val="both"/>
         <w:rPr>
           <w:rFonts w:ascii="Arial" w:eastAsia="Arial" w:hAnsi="Arial" w:cs="Arial"/>
           <w:sz w:val="22"/>
           <w:szCs w:val="22"/>
         </w:rPr>
-        <w:t xml:space="preserve"> method)</w:t>
-      </w:r>
-    </w:p>
-    <w:p>
-      <w:pPr>
-        <w:spacing w:before="140" w:after="140"/>
-        <w:jc w:val="both"/>
-        <w:rPr>
-          <w:rFonts w:ascii="Arial" w:hAnsi="Arial" w:cs="Arial"/>
-        </w:rPr>
       </w:pPr>
       <w:r>
         <w:rPr>
@@ -4136,65 +5963,56 @@
           <w:sz w:val="22"/>
           <w:szCs w:val="22"/>
         </w:rPr>
-        <w:t xml:space="preserve">ROI    </w:t>
-      </w:r>
-      <w:r>
+        <w:t>GUI    – Graphical User Interface</w:t>
+      </w:r>
+    </w:p>
+    <w:p>
+      <w:pPr>
+        <w:spacing w:before="140" w:after="140"/>
+        <w:jc w:val="both"/>
         <w:rPr>
           <w:rFonts w:ascii="Arial" w:eastAsia="Arial" w:hAnsi="Arial" w:cs="Arial"/>
           <w:sz w:val="22"/>
           <w:szCs w:val="22"/>
         </w:rPr>
-        <w:t>– Region</w:t>
-      </w:r>
+      </w:pPr>
       <w:r>
         <w:rPr>
           <w:rFonts w:ascii="Arial" w:eastAsia="Arial" w:hAnsi="Arial" w:cs="Arial"/>
           <w:sz w:val="22"/>
           <w:szCs w:val="22"/>
         </w:rPr>
-        <w:t xml:space="preserve"> of Interest</w:t>
+        <w:t>HCI    – Human-Computer Interaction</w:t>
       </w:r>
     </w:p>
     <w:p>
       <w:pPr>
         <w:spacing w:before="140" w:after="140"/>
         <w:jc w:val="both"/>
-        <w:rPr>
-          <w:rFonts w:ascii="Arial" w:hAnsi="Arial" w:cs="Arial"/>
-        </w:rPr>
-      </w:pPr>
-      <w:r>
         <w:rPr>
           <w:rFonts w:ascii="Arial" w:eastAsia="Arial" w:hAnsi="Arial" w:cs="Arial"/>
           <w:sz w:val="22"/>
           <w:szCs w:val="22"/>
         </w:rPr>
-        <w:t xml:space="preserve">PAF    </w:t>
-      </w:r>
+      </w:pPr>
       <w:r>
         <w:rPr>
           <w:rFonts w:ascii="Arial" w:eastAsia="Arial" w:hAnsi="Arial" w:cs="Arial"/>
           <w:sz w:val="22"/>
           <w:szCs w:val="22"/>
         </w:rPr>
-        <w:t>– Part</w:t>
-      </w:r>
-      <w:r>
+        <w:t>ITA    – Individual Typology Angle</w:t>
+      </w:r>
+    </w:p>
+    <w:p>
+      <w:pPr>
+        <w:spacing w:before="140" w:after="140"/>
+        <w:jc w:val="both"/>
         <w:rPr>
           <w:rFonts w:ascii="Arial" w:eastAsia="Arial" w:hAnsi="Arial" w:cs="Arial"/>
           <w:sz w:val="22"/>
           <w:szCs w:val="22"/>
         </w:rPr>
-        <w:t xml:space="preserve"> Affinity Field</w:t>
-      </w:r>
-    </w:p>
-    <w:p>
-      <w:pPr>
-        <w:spacing w:before="140" w:after="140"/>
-        <w:jc w:val="both"/>
-        <w:rPr>
-          <w:rFonts w:ascii="Arial" w:hAnsi="Arial" w:cs="Arial"/>
-        </w:rPr>
       </w:pPr>
       <w:r>
         <w:rPr>
@@ -4202,73 +6020,217 @@
           <w:sz w:val="22"/>
           <w:szCs w:val="22"/>
         </w:rPr>
-        <w:t xml:space="preserve">GPU    </w:t>
-      </w:r>
-      <w:r>
+        <w:t>JSON   – JavaScript Object Notation</w:t>
+      </w:r>
+    </w:p>
+    <w:p>
+      <w:pPr>
+        <w:spacing w:before="140" w:after="140"/>
+        <w:jc w:val="both"/>
         <w:rPr>
           <w:rFonts w:ascii="Arial" w:eastAsia="Arial" w:hAnsi="Arial" w:cs="Arial"/>
           <w:sz w:val="22"/>
           <w:szCs w:val="22"/>
         </w:rPr>
-        <w:t>– Graphics</w:t>
-      </w:r>
+      </w:pPr>
       <w:r>
         <w:rPr>
           <w:rFonts w:ascii="Arial" w:eastAsia="Arial" w:hAnsi="Arial" w:cs="Arial"/>
           <w:sz w:val="22"/>
           <w:szCs w:val="22"/>
         </w:rPr>
-        <w:t xml:space="preserve"> Processing Unit</w:t>
+        <w:t>MIDI   – Musical Instrument Digital Interface</w:t>
       </w:r>
     </w:p>
     <w:p>
       <w:pPr>
         <w:spacing w:before="140" w:after="140"/>
         <w:jc w:val="both"/>
-        <w:rPr>
-          <w:rFonts w:ascii="Arial" w:hAnsi="Arial" w:cs="Arial"/>
-        </w:rPr>
-      </w:pPr>
-      <w:r>
         <w:rPr>
           <w:rFonts w:ascii="Arial" w:eastAsia="Arial" w:hAnsi="Arial" w:cs="Arial"/>
           <w:sz w:val="22"/>
           <w:szCs w:val="22"/>
         </w:rPr>
-        <w:t xml:space="preserve">API    </w:t>
-      </w:r>
+      </w:pPr>
+      <w:proofErr w:type="gramStart"/>
       <w:r>
         <w:rPr>
           <w:rFonts w:ascii="Arial" w:eastAsia="Arial" w:hAnsi="Arial" w:cs="Arial"/>
           <w:sz w:val="22"/>
           <w:szCs w:val="22"/>
         </w:rPr>
-        <w:t>– Application</w:t>
-      </w:r>
+        <w:t>MJMPE  –</w:t>
+      </w:r>
+      <w:proofErr w:type="gramEnd"/>
       <w:r>
         <w:rPr>
           <w:rFonts w:ascii="Arial" w:eastAsia="Arial" w:hAnsi="Arial" w:cs="Arial"/>
           <w:sz w:val="22"/>
           <w:szCs w:val="22"/>
         </w:rPr>
-        <w:t xml:space="preserve"> Programming Interface</w:t>
-      </w:r>
-    </w:p>
-    <w:p>
-      <w:pPr>
-        <w:pStyle w:val="Heading2"/>
-        <w:jc w:val="both"/>
-        <w:rPr>
-          <w:rFonts w:ascii="Arial" w:hAnsi="Arial" w:cs="Arial"/>
-        </w:rPr>
-      </w:pPr>
-      <w:r>
-        <w:rPr>
-          <w:rFonts w:ascii="Arial" w:hAnsi="Arial" w:cs="Arial"/>
-        </w:rPr>
-        <w:lastRenderedPageBreak/>
-        <w:tab/>
-      </w:r>
+        <w:t xml:space="preserve"> Mean Joint Model Positional Error</w:t>
+      </w:r>
+    </w:p>
+    <w:p>
+      <w:pPr>
+        <w:spacing w:before="140" w:after="140"/>
+        <w:jc w:val="both"/>
+        <w:rPr>
+          <w:rFonts w:ascii="Arial" w:eastAsia="Arial" w:hAnsi="Arial" w:cs="Arial"/>
+          <w:sz w:val="22"/>
+          <w:szCs w:val="22"/>
+        </w:rPr>
+      </w:pPr>
+      <w:proofErr w:type="spellStart"/>
+      <w:r>
+        <w:rPr>
+          <w:rFonts w:ascii="Arial" w:eastAsia="Arial" w:hAnsi="Arial" w:cs="Arial"/>
+          <w:sz w:val="22"/>
+          <w:szCs w:val="22"/>
+        </w:rPr>
+        <w:t>MoSCoW</w:t>
+      </w:r>
+      <w:proofErr w:type="spellEnd"/>
+      <w:r>
+        <w:rPr>
+          <w:rFonts w:ascii="Arial" w:eastAsia="Arial" w:hAnsi="Arial" w:cs="Arial"/>
+          <w:sz w:val="22"/>
+          <w:szCs w:val="22"/>
+        </w:rPr>
+        <w:t xml:space="preserve"> – Must, Should, Could, Won't (</w:t>
+      </w:r>
+      <w:proofErr w:type="spellStart"/>
+      <w:r>
+        <w:rPr>
+          <w:rFonts w:ascii="Arial" w:eastAsia="Arial" w:hAnsi="Arial" w:cs="Arial"/>
+          <w:sz w:val="22"/>
+          <w:szCs w:val="22"/>
+        </w:rPr>
+        <w:t>prioritisation</w:t>
+      </w:r>
+      <w:proofErr w:type="spellEnd"/>
+      <w:r>
+        <w:rPr>
+          <w:rFonts w:ascii="Arial" w:eastAsia="Arial" w:hAnsi="Arial" w:cs="Arial"/>
+          <w:sz w:val="22"/>
+          <w:szCs w:val="22"/>
+        </w:rPr>
+        <w:t xml:space="preserve"> method)</w:t>
+      </w:r>
+    </w:p>
+    <w:p>
+      <w:pPr>
+        <w:spacing w:before="140" w:after="140"/>
+        <w:jc w:val="both"/>
+        <w:rPr>
+          <w:rFonts w:ascii="Arial" w:eastAsia="Arial" w:hAnsi="Arial" w:cs="Arial"/>
+          <w:sz w:val="22"/>
+          <w:szCs w:val="22"/>
+        </w:rPr>
+      </w:pPr>
+      <w:proofErr w:type="gramStart"/>
+      <w:r>
+        <w:rPr>
+          <w:rFonts w:ascii="Arial" w:eastAsia="Arial" w:hAnsi="Arial" w:cs="Arial"/>
+          <w:sz w:val="22"/>
+          <w:szCs w:val="22"/>
+        </w:rPr>
+        <w:t>MPJPE  –</w:t>
+      </w:r>
+      <w:proofErr w:type="gramEnd"/>
+      <w:r>
+        <w:rPr>
+          <w:rFonts w:ascii="Arial" w:eastAsia="Arial" w:hAnsi="Arial" w:cs="Arial"/>
+          <w:sz w:val="22"/>
+          <w:szCs w:val="22"/>
+        </w:rPr>
+        <w:t xml:space="preserve"> Mean Per-Joint Position Error</w:t>
+      </w:r>
+    </w:p>
+    <w:p>
+      <w:pPr>
+        <w:spacing w:before="140" w:after="140"/>
+        <w:jc w:val="both"/>
+        <w:rPr>
+          <w:rFonts w:ascii="Arial" w:eastAsia="Arial" w:hAnsi="Arial" w:cs="Arial"/>
+          <w:sz w:val="22"/>
+          <w:szCs w:val="22"/>
+        </w:rPr>
+      </w:pPr>
+      <w:r>
+        <w:rPr>
+          <w:rFonts w:ascii="Arial" w:eastAsia="Arial" w:hAnsi="Arial" w:cs="Arial"/>
+          <w:sz w:val="22"/>
+          <w:szCs w:val="22"/>
+        </w:rPr>
+        <w:t>PAF    – Part Affinity Field</w:t>
+      </w:r>
+    </w:p>
+    <w:p>
+      <w:pPr>
+        <w:spacing w:before="140" w:after="140"/>
+        <w:jc w:val="both"/>
+        <w:rPr>
+          <w:rFonts w:ascii="Arial" w:eastAsia="Arial" w:hAnsi="Arial" w:cs="Arial"/>
+          <w:sz w:val="22"/>
+          <w:szCs w:val="22"/>
+        </w:rPr>
+      </w:pPr>
+      <w:r>
+        <w:rPr>
+          <w:rFonts w:ascii="Arial" w:eastAsia="Arial" w:hAnsi="Arial" w:cs="Arial"/>
+          <w:sz w:val="22"/>
+          <w:szCs w:val="22"/>
+        </w:rPr>
+        <w:t>RAD    – Rapid Application Development</w:t>
+      </w:r>
+    </w:p>
+    <w:p>
+      <w:pPr>
+        <w:spacing w:before="140" w:after="140"/>
+        <w:jc w:val="both"/>
+        <w:rPr>
+          <w:rFonts w:ascii="Arial" w:eastAsia="Arial" w:hAnsi="Arial" w:cs="Arial"/>
+          <w:sz w:val="22"/>
+          <w:szCs w:val="22"/>
+        </w:rPr>
+      </w:pPr>
+      <w:r>
+        <w:rPr>
+          <w:rFonts w:ascii="Arial" w:eastAsia="Arial" w:hAnsi="Arial" w:cs="Arial"/>
+          <w:sz w:val="22"/>
+          <w:szCs w:val="22"/>
+        </w:rPr>
+        <w:t>RGB    – Red, Green, Blue</w:t>
+      </w:r>
+    </w:p>
+    <w:p>
+      <w:pPr>
+        <w:spacing w:before="140" w:after="140"/>
+        <w:jc w:val="both"/>
+        <w:rPr>
+          <w:rFonts w:ascii="Arial" w:eastAsia="Arial" w:hAnsi="Arial" w:cs="Arial"/>
+          <w:sz w:val="22"/>
+          <w:szCs w:val="22"/>
+        </w:rPr>
+      </w:pPr>
+      <w:r>
+        <w:rPr>
+          <w:rFonts w:ascii="Arial" w:eastAsia="Arial" w:hAnsi="Arial" w:cs="Arial"/>
+          <w:sz w:val="22"/>
+          <w:szCs w:val="22"/>
+        </w:rPr>
+        <w:t>ROI    – Region of Interest</w:t>
+      </w:r>
+    </w:p>
+    <w:p>
+      <w:pPr>
+        <w:spacing w:before="140" w:after="140"/>
+        <w:jc w:val="both"/>
+        <w:rPr>
+          <w:rFonts w:ascii="Arial" w:hAnsi="Arial" w:cs="Arial"/>
+        </w:rPr>
+      </w:pPr>
       <w:r>
         <w:rPr>
           <w:rFonts w:ascii="Arial" w:hAnsi="Arial" w:cs="Arial"/>
@@ -4276,195 +6238,6 @@
         <w:tab/>
         <w:t xml:space="preserve"> </w:t>
       </w:r>
-    </w:p>
-    <w:p>
-      <w:pPr>
-        <w:pStyle w:val="Heading2"/>
-        <w:jc w:val="both"/>
-        <w:rPr>
-          <w:rFonts w:ascii="Arial" w:hAnsi="Arial" w:cs="Arial"/>
-        </w:rPr>
-      </w:pPr>
-      <w:bookmarkStart w:id="6" w:name="_Toc223527325"/>
-      <w:r>
-        <w:rPr>
-          <w:rFonts w:ascii="Arial" w:hAnsi="Arial" w:cs="Arial"/>
-        </w:rPr>
-        <w:t>Acknowledgement</w:t>
-      </w:r>
-      <w:bookmarkEnd w:id="6"/>
-      <w:r>
-        <w:rPr>
-          <w:rFonts w:ascii="Arial" w:hAnsi="Arial" w:cs="Arial"/>
-        </w:rPr>
-        <w:t xml:space="preserve"> </w:t>
-      </w:r>
-    </w:p>
-    <w:p>
-      <w:pPr>
-        <w:jc w:val="both"/>
-        <w:rPr>
-          <w:rFonts w:ascii="Arial" w:hAnsi="Arial" w:cs="Arial"/>
-        </w:rPr>
-      </w:pPr>
-      <w:r>
-        <w:rPr>
-          <w:rFonts w:ascii="Arial" w:hAnsi="Arial" w:cs="Arial"/>
-        </w:rPr>
-        <w:t xml:space="preserve">I would like to thank my supervisor Sir Saroj Sharma </w:t>
-      </w:r>
-      <w:r>
-        <w:rPr>
-          <w:rFonts w:ascii="Arial" w:hAnsi="Arial" w:cs="Arial"/>
-        </w:rPr>
-        <w:t xml:space="preserve">and my module leader Dr Rohit </w:t>
-      </w:r>
-      <w:r>
-        <w:rPr>
-          <w:rFonts w:ascii="Arial" w:hAnsi="Arial" w:cs="Arial"/>
-        </w:rPr>
-        <w:t>Raj</w:t>
-      </w:r>
-      <w:r>
-        <w:rPr>
-          <w:rFonts w:ascii="Arial" w:hAnsi="Arial" w:cs="Arial"/>
-        </w:rPr>
-        <w:t xml:space="preserve"> Pandey for providing </w:t>
-      </w:r>
-      <w:r>
-        <w:rPr>
-          <w:rFonts w:ascii="Arial" w:hAnsi="Arial" w:cs="Arial"/>
-        </w:rPr>
-        <w:t>me with</w:t>
-      </w:r>
-      <w:r>
-        <w:rPr>
-          <w:rFonts w:ascii="Arial" w:hAnsi="Arial" w:cs="Arial"/>
-        </w:rPr>
-        <w:t xml:space="preserve"> feedback</w:t>
-      </w:r>
-      <w:r>
-        <w:rPr>
-          <w:rFonts w:ascii="Arial" w:hAnsi="Arial" w:cs="Arial"/>
-        </w:rPr>
-        <w:t xml:space="preserve"> and academic guidance </w:t>
-      </w:r>
-      <w:r>
-        <w:rPr>
-          <w:rFonts w:ascii="Arial" w:hAnsi="Arial" w:cs="Arial"/>
-        </w:rPr>
-        <w:t>provided throughout</w:t>
-      </w:r>
-      <w:r>
-        <w:rPr>
-          <w:rFonts w:ascii="Arial" w:hAnsi="Arial" w:cs="Arial"/>
-        </w:rPr>
-        <w:t xml:space="preserve"> the </w:t>
-      </w:r>
-      <w:r>
-        <w:rPr>
-          <w:rFonts w:ascii="Arial" w:hAnsi="Arial" w:cs="Arial"/>
-        </w:rPr>
-        <w:t>lifecycle of this research.</w:t>
-      </w:r>
-      <w:r>
-        <w:rPr>
-          <w:rFonts w:ascii="Arial" w:hAnsi="Arial" w:cs="Arial"/>
-        </w:rPr>
-        <w:t xml:space="preserve"> The regular </w:t>
-      </w:r>
-      <w:r>
-        <w:rPr>
-          <w:rFonts w:ascii="Arial" w:hAnsi="Arial" w:cs="Arial"/>
-        </w:rPr>
-        <w:t>meetings</w:t>
-      </w:r>
-      <w:r>
-        <w:rPr>
-          <w:rFonts w:ascii="Arial" w:hAnsi="Arial" w:cs="Arial"/>
-        </w:rPr>
-        <w:t xml:space="preserve"> and feedback from </w:t>
-      </w:r>
-      <w:r>
-        <w:rPr>
-          <w:rFonts w:ascii="Arial" w:hAnsi="Arial" w:cs="Arial"/>
-        </w:rPr>
-        <w:t>supervisors</w:t>
-      </w:r>
-      <w:r>
-        <w:rPr>
-          <w:rFonts w:ascii="Arial" w:hAnsi="Arial" w:cs="Arial"/>
-        </w:rPr>
-        <w:t xml:space="preserve"> </w:t>
-      </w:r>
-      <w:r>
-        <w:rPr>
-          <w:rFonts w:ascii="Arial" w:hAnsi="Arial" w:cs="Arial"/>
-        </w:rPr>
-        <w:t>have</w:t>
-      </w:r>
-      <w:r>
-        <w:rPr>
-          <w:rFonts w:ascii="Arial" w:hAnsi="Arial" w:cs="Arial"/>
-        </w:rPr>
-        <w:t xml:space="preserve"> been invaluable experience and helped in </w:t>
-      </w:r>
-      <w:r>
-        <w:rPr>
-          <w:rFonts w:ascii="Arial" w:hAnsi="Arial" w:cs="Arial"/>
-        </w:rPr>
-        <w:t>especially</w:t>
-      </w:r>
-      <w:r>
-        <w:rPr>
-          <w:rFonts w:ascii="Arial" w:hAnsi="Arial" w:cs="Arial"/>
-        </w:rPr>
-        <w:t xml:space="preserve"> refining the</w:t>
-      </w:r>
-      <w:r>
-        <w:rPr>
-          <w:rFonts w:ascii="Arial" w:hAnsi="Arial" w:cs="Arial"/>
-        </w:rPr>
-        <w:t xml:space="preserve"> methodology</w:t>
-      </w:r>
-      <w:r>
-        <w:rPr>
-          <w:rFonts w:ascii="Arial" w:hAnsi="Arial" w:cs="Arial"/>
-        </w:rPr>
-        <w:t xml:space="preserve"> and </w:t>
-      </w:r>
-      <w:r>
-        <w:rPr>
-          <w:rFonts w:ascii="Arial" w:hAnsi="Arial" w:cs="Arial"/>
-        </w:rPr>
-        <w:t>acting</w:t>
-      </w:r>
-      <w:r>
-        <w:rPr>
-          <w:rFonts w:ascii="Arial" w:hAnsi="Arial" w:cs="Arial"/>
-        </w:rPr>
-        <w:t xml:space="preserve"> according to project schedule. I would also </w:t>
-      </w:r>
-      <w:r>
-        <w:rPr>
-          <w:rFonts w:ascii="Arial" w:hAnsi="Arial" w:cs="Arial"/>
-        </w:rPr>
-        <w:t>extend my gratitude to the participants who were willing to volunteer in dataset collection stepping into an unfamiliar domain of musical instrument and artificial intelligence.</w:t>
-      </w:r>
-      <w:r>
-        <w:rPr>
-          <w:rFonts w:ascii="Arial" w:hAnsi="Arial" w:cs="Arial"/>
-        </w:rPr>
-        <w:br/>
-      </w:r>
-    </w:p>
-    <w:p>
-      <w:pPr>
-        <w:jc w:val="both"/>
-        <w:rPr>
-          <w:rFonts w:ascii="Arial" w:hAnsi="Arial" w:cs="Arial"/>
-        </w:rPr>
-      </w:pPr>
     </w:p>
     <w:p>
       <w:pPr>
@@ -4486,14 +6259,15 @@
           <w:rFonts w:ascii="Arial" w:hAnsi="Arial" w:cs="Arial"/>
         </w:rPr>
       </w:pPr>
-      <w:bookmarkStart w:id="7" w:name="_Toc223527326"/>
-      <w:r>
-        <w:rPr>
-          <w:rFonts w:ascii="Arial" w:hAnsi="Arial" w:cs="Arial"/>
-        </w:rPr>
+      <w:bookmarkStart w:id="8" w:name="_Toc223608218"/>
+      <w:r>
+        <w:rPr>
+          <w:rFonts w:ascii="Arial" w:hAnsi="Arial" w:cs="Arial"/>
+        </w:rPr>
+        <w:lastRenderedPageBreak/>
         <w:t>Introduction – 500 words</w:t>
       </w:r>
-      <w:bookmarkEnd w:id="7"/>
+      <w:bookmarkEnd w:id="8"/>
     </w:p>
     <w:p>
       <w:pPr>
@@ -4604,17 +6378,39 @@
         </w:rPr>
         <w:t xml:space="preserve"> </w:t>
       </w:r>
-      <w:r>
-        <w:rPr>
-          <w:rFonts w:ascii="Arial" w:hAnsi="Arial" w:cs="Arial"/>
-        </w:rPr>
-        <w:t>MediaPipe Hands</w:t>
-      </w:r>
-      <w:r>
-        <w:rPr>
-          <w:rFonts w:ascii="Arial" w:hAnsi="Arial" w:cs="Arial"/>
-        </w:rPr>
-        <w:t xml:space="preserve">, OpenPose </w:t>
+      <w:proofErr w:type="spellStart"/>
+      <w:r>
+        <w:rPr>
+          <w:rFonts w:ascii="Arial" w:hAnsi="Arial" w:cs="Arial"/>
+        </w:rPr>
+        <w:t>MediaPipe</w:t>
+      </w:r>
+      <w:proofErr w:type="spellEnd"/>
+      <w:r>
+        <w:rPr>
+          <w:rFonts w:ascii="Arial" w:hAnsi="Arial" w:cs="Arial"/>
+        </w:rPr>
+        <w:t xml:space="preserve"> </w:t>
+      </w:r>
+      <w:proofErr w:type="gramStart"/>
+      <w:r>
+        <w:rPr>
+          <w:rFonts w:ascii="Arial" w:hAnsi="Arial" w:cs="Arial"/>
+        </w:rPr>
+        <w:t>Hands</w:t>
+      </w:r>
+      <w:r>
+        <w:rPr>
+          <w:rFonts w:ascii="Arial" w:hAnsi="Arial" w:cs="Arial"/>
+        </w:rPr>
+        <w:t>,</w:t>
+      </w:r>
+      <w:proofErr w:type="gramEnd"/>
+      <w:r>
+        <w:rPr>
+          <w:rFonts w:ascii="Arial" w:hAnsi="Arial" w:cs="Arial"/>
+        </w:rPr>
+        <w:t xml:space="preserve"> OpenPose </w:t>
       </w:r>
       <w:r>
         <w:rPr>
@@ -5012,14 +6808,7 @@
         <w:rPr>
           <w:rFonts w:ascii="Arial" w:hAnsi="Arial" w:cs="Arial"/>
         </w:rPr>
-        <w:t xml:space="preserve">Stress testing models under </w:t>
-      </w:r>
-      <w:r>
-        <w:rPr>
-          <w:rFonts w:ascii="Arial" w:hAnsi="Arial" w:cs="Arial"/>
-        </w:rPr>
-        <w:lastRenderedPageBreak/>
-        <w:t>multiple illumination variables for landmark detection is the first variable to consider, using lux the SI unit of illuminance can be used to measure the amount of visible light on a surface. Second variable are participants hand size only categorized from one end to the other of the palm using a measuring tape. Last important variable is the variation of RGB values introduced by diversity of skin tone in the dataset categorized using the Fitzpatrick scale to address any algorithmic bias in skin contrast.</w:t>
+        <w:t>Stress testing models under multiple illumination variables for landmark detection is the first variable to consider, using lux the SI unit of illuminance can be used to measure the amount of visible light on a surface. Second variable are participants hand size only categorized from one end to the other of the palm using a measuring tape. Last important variable is the variation of RGB values introduced by diversity of skin tone in the dataset categorized using the Fitzpatrick scale to address any algorithmic bias in skin contrast.</w:t>
       </w:r>
       <w:r>
         <w:rPr>
@@ -5214,14 +7003,15 @@
           <w:rFonts w:ascii="Arial" w:hAnsi="Arial" w:cs="Arial"/>
         </w:rPr>
       </w:pPr>
-      <w:bookmarkStart w:id="8" w:name="_Toc223527327"/>
-      <w:r>
-        <w:rPr>
-          <w:rFonts w:ascii="Arial" w:hAnsi="Arial" w:cs="Arial"/>
-        </w:rPr>
+      <w:bookmarkStart w:id="9" w:name="_Toc223608219"/>
+      <w:r>
+        <w:rPr>
+          <w:rFonts w:ascii="Arial" w:hAnsi="Arial" w:cs="Arial"/>
+        </w:rPr>
+        <w:lastRenderedPageBreak/>
         <w:t>review of literature – 800 +- 10% words</w:t>
       </w:r>
-      <w:bookmarkEnd w:id="8"/>
+      <w:bookmarkEnd w:id="9"/>
     </w:p>
     <w:p>
       <w:pPr>
@@ -5271,14 +7061,6 @@
           <w:rFonts w:ascii="Arial" w:hAnsi="Arial" w:cs="Arial"/>
         </w:rPr>
       </w:pPr>
-    </w:p>
-    <w:p>
-      <w:pPr>
-        <w:jc w:val="both"/>
-        <w:rPr>
-          <w:rFonts w:ascii="Arial" w:hAnsi="Arial" w:cs="Arial"/>
-        </w:rPr>
-      </w:pPr>
       <w:r>
         <w:rPr>
           <w:rFonts w:ascii="Arial" w:hAnsi="Arial" w:cs="Arial"/>
@@ -5349,11 +7131,19 @@
           <w:rFonts w:ascii="Arial" w:hAnsi="Arial" w:cs="Arial"/>
         </w:rPr>
       </w:pPr>
-      <w:r>
-        <w:rPr>
-          <w:rFonts w:ascii="Arial" w:hAnsi="Arial" w:cs="Arial"/>
-        </w:rPr>
-        <w:t xml:space="preserve">MediaPipe Hands, developed by Zhang et al. (2020) at google research is the most </w:t>
+      <w:proofErr w:type="spellStart"/>
+      <w:r>
+        <w:rPr>
+          <w:rFonts w:ascii="Arial" w:hAnsi="Arial" w:cs="Arial"/>
+        </w:rPr>
+        <w:t>MediaPipe</w:t>
+      </w:r>
+      <w:proofErr w:type="spellEnd"/>
+      <w:r>
+        <w:rPr>
+          <w:rFonts w:ascii="Arial" w:hAnsi="Arial" w:cs="Arial"/>
+        </w:rPr>
+        <w:t xml:space="preserve"> Hands, developed by Zhang et al. (2020) at google research is the most </w:t>
       </w:r>
       <w:r>
         <w:rPr>
@@ -5431,14 +7221,30 @@
         <w:rPr>
           <w:rFonts w:ascii="Arial" w:hAnsi="Arial" w:cs="Arial"/>
         </w:rPr>
-        <w:t xml:space="preserve">. MediaPipe hands </w:t>
-      </w:r>
+        <w:t xml:space="preserve">. </w:t>
+      </w:r>
+      <w:proofErr w:type="spellStart"/>
+      <w:r>
+        <w:rPr>
+          <w:rFonts w:ascii="Arial" w:hAnsi="Arial" w:cs="Arial"/>
+        </w:rPr>
+        <w:t>MediaPipe</w:t>
+      </w:r>
+      <w:proofErr w:type="spellEnd"/>
+      <w:r>
+        <w:rPr>
+          <w:rFonts w:ascii="Arial" w:hAnsi="Arial" w:cs="Arial"/>
+        </w:rPr>
+        <w:t xml:space="preserve"> hands </w:t>
+      </w:r>
+      <w:proofErr w:type="gramStart"/>
       <w:r>
         <w:rPr>
           <w:rFonts w:ascii="Arial" w:hAnsi="Arial" w:cs="Arial"/>
         </w:rPr>
         <w:t>is</w:t>
       </w:r>
+      <w:proofErr w:type="gramEnd"/>
       <w:r>
         <w:rPr>
           <w:rFonts w:ascii="Arial" w:hAnsi="Arial" w:cs="Arial"/>
@@ -5519,6 +7325,7 @@
         <w:rPr>
           <w:rFonts w:ascii="Arial" w:hAnsi="Arial" w:cs="Arial"/>
         </w:rPr>
+        <w:lastRenderedPageBreak/>
         <w:t>OpenPose framework represents a different approach for finger tracking. Developed by Cao et al. (2019) at Carnegie Mellon University</w:t>
       </w:r>
       <w:r>
@@ -5585,19 +7392,61 @@
         <w:rPr>
           <w:rFonts w:ascii="Arial" w:hAnsi="Arial" w:cs="Arial"/>
         </w:rPr>
-        <w:t xml:space="preserve"> Jo and kim (2022) concluded on their comprehensive study benchmarking </w:t>
-      </w:r>
-      <w:r>
-        <w:rPr>
-          <w:rFonts w:ascii="Arial" w:hAnsi="Arial" w:cs="Arial"/>
-        </w:rPr>
-        <w:t>OpenPose, Pose</w:t>
-      </w:r>
-      <w:r>
-        <w:rPr>
-          <w:rFonts w:ascii="Arial" w:hAnsi="Arial" w:cs="Arial"/>
-        </w:rPr>
-        <w:t xml:space="preserve">Net and Movenet that OpenPose achieved higher accuracy than other lighter models in multi person scenarios at the cost of computing power. OpenPose has a notable limitation on CPU performance falling below 15-20 FPS and lack of temporal smoothing features. In a piano setting the lack of temporal smoothing might cause keypress false flags which directly </w:t>
+        <w:t xml:space="preserve"> Jo and </w:t>
+      </w:r>
+      <w:proofErr w:type="spellStart"/>
+      <w:r>
+        <w:rPr>
+          <w:rFonts w:ascii="Arial" w:hAnsi="Arial" w:cs="Arial"/>
+        </w:rPr>
+        <w:t>kim</w:t>
+      </w:r>
+      <w:proofErr w:type="spellEnd"/>
+      <w:r>
+        <w:rPr>
+          <w:rFonts w:ascii="Arial" w:hAnsi="Arial" w:cs="Arial"/>
+        </w:rPr>
+        <w:t xml:space="preserve"> (2022) concluded on their comprehensive study benchmarking </w:t>
+      </w:r>
+      <w:r>
+        <w:rPr>
+          <w:rFonts w:ascii="Arial" w:hAnsi="Arial" w:cs="Arial"/>
+        </w:rPr>
+        <w:t xml:space="preserve">OpenPose, </w:t>
+      </w:r>
+      <w:proofErr w:type="spellStart"/>
+      <w:r>
+        <w:rPr>
+          <w:rFonts w:ascii="Arial" w:hAnsi="Arial" w:cs="Arial"/>
+        </w:rPr>
+        <w:t>Pose</w:t>
+      </w:r>
+      <w:r>
+        <w:rPr>
+          <w:rFonts w:ascii="Arial" w:hAnsi="Arial" w:cs="Arial"/>
+        </w:rPr>
+        <w:t>Net</w:t>
+      </w:r>
+      <w:proofErr w:type="spellEnd"/>
+      <w:r>
+        <w:rPr>
+          <w:rFonts w:ascii="Arial" w:hAnsi="Arial" w:cs="Arial"/>
+        </w:rPr>
+        <w:t xml:space="preserve"> and </w:t>
+      </w:r>
+      <w:proofErr w:type="spellStart"/>
+      <w:r>
+        <w:rPr>
+          <w:rFonts w:ascii="Arial" w:hAnsi="Arial" w:cs="Arial"/>
+        </w:rPr>
+        <w:t>Movenet</w:t>
+      </w:r>
+      <w:proofErr w:type="spellEnd"/>
+      <w:r>
+        <w:rPr>
+          <w:rFonts w:ascii="Arial" w:hAnsi="Arial" w:cs="Arial"/>
+        </w:rPr>
+        <w:t xml:space="preserve"> that OpenPose achieved higher accuracy than other lighter models in multi person scenarios at the cost of computing power. OpenPose has a notable limitation on CPU performance falling below 15-20 FPS and lack of temporal smoothing features. In a piano setting the lack of temporal smoothing might cause keypress false flags which directly </w:t>
       </w:r>
       <w:r>
         <w:rPr>
@@ -5610,6 +7459,224 @@
           <w:rFonts w:ascii="Arial" w:hAnsi="Arial" w:cs="Arial"/>
         </w:rPr>
         <w:t xml:space="preserve"> accuracy reduction.</w:t>
+      </w:r>
+    </w:p>
+    <w:p>
+      <w:pPr>
+        <w:jc w:val="both"/>
+        <w:rPr>
+          <w:rFonts w:ascii="Arial" w:hAnsi="Arial" w:cs="Arial"/>
+        </w:rPr>
+      </w:pPr>
+      <w:r>
+        <w:rPr>
+          <w:rFonts w:ascii="Arial" w:hAnsi="Arial" w:cs="Arial"/>
+        </w:rPr>
+        <w:t xml:space="preserve">In context of </w:t>
+      </w:r>
+      <w:r>
+        <w:rPr>
+          <w:rFonts w:ascii="Arial" w:hAnsi="Arial" w:cs="Arial"/>
+        </w:rPr>
+        <w:t>vision-based</w:t>
+      </w:r>
+      <w:r>
+        <w:rPr>
+          <w:rFonts w:ascii="Arial" w:hAnsi="Arial" w:cs="Arial"/>
+        </w:rPr>
+        <w:t xml:space="preserve"> finger tracking and music theory, Zhu et al. (2020) </w:t>
+      </w:r>
+      <w:r>
+        <w:rPr>
+          <w:rFonts w:ascii="Arial" w:hAnsi="Arial" w:cs="Arial"/>
+        </w:rPr>
+        <w:t xml:space="preserve">created a piano tutoring system with augmented reality features such as visual guidance when playing a piece with overhead camera tracking. While the system showed measurable improvements in beginners note accuracy while paying a guided piece, the system was highly setup dependent meaning a precise calibration of overhead camera was necessary before starting the system. Tracking degradation was introduced due to </w:t>
+      </w:r>
+      <w:r>
+        <w:rPr>
+          <w:rFonts w:ascii="Arial" w:hAnsi="Arial" w:cs="Arial"/>
+        </w:rPr>
+        <w:t>deviation in</w:t>
+      </w:r>
+      <w:r>
+        <w:rPr>
+          <w:rFonts w:ascii="Arial" w:hAnsi="Arial" w:cs="Arial"/>
+        </w:rPr>
+        <w:t xml:space="preserve"> camera angle or keyboard angle. These constraints meant that a substantial recalibration was required for portability scenarios, limiting access to most learners without controlled studio environments,</w:t>
+      </w:r>
+      <w:r>
+        <w:rPr>
+          <w:rFonts w:ascii="Arial" w:hAnsi="Arial" w:cs="Arial"/>
+        </w:rPr>
+        <w:tab/>
+      </w:r>
+    </w:p>
+    <w:p>
+      <w:pPr>
+        <w:ind w:firstLine="720"/>
+        <w:jc w:val="both"/>
+        <w:rPr>
+          <w:rFonts w:ascii="Arial" w:hAnsi="Arial" w:cs="Arial"/>
+        </w:rPr>
+      </w:pPr>
+      <w:r>
+        <w:rPr>
+          <w:rFonts w:ascii="Arial" w:hAnsi="Arial" w:cs="Arial"/>
+        </w:rPr>
+        <w:t xml:space="preserve">To reduce landmark jitters, pose estimation systems have been explored with temporal smoothness techniques. Applying </w:t>
+      </w:r>
+      <w:proofErr w:type="gramStart"/>
+      <w:r>
+        <w:rPr>
+          <w:rFonts w:ascii="Arial" w:hAnsi="Arial" w:cs="Arial"/>
+        </w:rPr>
+        <w:t>velocity based</w:t>
+      </w:r>
+      <w:proofErr w:type="gramEnd"/>
+      <w:r>
+        <w:rPr>
+          <w:rFonts w:ascii="Arial" w:hAnsi="Arial" w:cs="Arial"/>
+        </w:rPr>
+        <w:t xml:space="preserve"> filtering across consecutive frames in blurry conditions caused by motion in </w:t>
+      </w:r>
+      <w:proofErr w:type="spellStart"/>
+      <w:r>
+        <w:rPr>
+          <w:rFonts w:ascii="Arial" w:hAnsi="Arial" w:cs="Arial"/>
+        </w:rPr>
+        <w:t>MediaPipe</w:t>
+      </w:r>
+      <w:proofErr w:type="spellEnd"/>
+      <w:r>
+        <w:rPr>
+          <w:rFonts w:ascii="Arial" w:hAnsi="Arial" w:cs="Arial"/>
+        </w:rPr>
+        <w:t xml:space="preserve"> framework could stabilize joint coordinate (</w:t>
+      </w:r>
+      <w:proofErr w:type="spellStart"/>
+      <w:r>
+        <w:rPr>
+          <w:rFonts w:ascii="Arial" w:hAnsi="Arial" w:cs="Arial"/>
+        </w:rPr>
+        <w:t>Lugaresi</w:t>
+      </w:r>
+      <w:proofErr w:type="spellEnd"/>
+      <w:r>
+        <w:rPr>
+          <w:rFonts w:ascii="Arial" w:hAnsi="Arial" w:cs="Arial"/>
+        </w:rPr>
+        <w:t xml:space="preserve"> et al., 2019). This improved landmark overlay’s visual </w:t>
+      </w:r>
+      <w:proofErr w:type="gramStart"/>
+      <w:r>
+        <w:rPr>
+          <w:rFonts w:ascii="Arial" w:hAnsi="Arial" w:cs="Arial"/>
+        </w:rPr>
+        <w:t>smoothness ,</w:t>
+      </w:r>
+      <w:proofErr w:type="gramEnd"/>
+      <w:r>
+        <w:rPr>
+          <w:rFonts w:ascii="Arial" w:hAnsi="Arial" w:cs="Arial"/>
+        </w:rPr>
+        <w:t xml:space="preserve"> it demanded more computing power across frames introducing delays. In applications identifying live instrument midi events, this smoothing is a tradeoff due to added delays and inaccuracy. </w:t>
+      </w:r>
+      <w:r>
+        <w:rPr>
+          <w:rFonts w:ascii="Arial" w:hAnsi="Arial" w:cs="Arial"/>
+        </w:rPr>
+        <w:t xml:space="preserve">Research to develop adaptive filtering for rapid finger transitions could be expanded upon rather than treating all motion </w:t>
+      </w:r>
+      <w:proofErr w:type="gramStart"/>
+      <w:r>
+        <w:rPr>
+          <w:rFonts w:ascii="Arial" w:hAnsi="Arial" w:cs="Arial"/>
+        </w:rPr>
+        <w:t>scenario</w:t>
+      </w:r>
+      <w:proofErr w:type="gramEnd"/>
+      <w:r>
+        <w:rPr>
+          <w:rFonts w:ascii="Arial" w:hAnsi="Arial" w:cs="Arial"/>
+        </w:rPr>
+        <w:t xml:space="preserve"> uniformly.</w:t>
+      </w:r>
+    </w:p>
+    <w:p>
+      <w:pPr>
+        <w:jc w:val="both"/>
+        <w:rPr>
+          <w:rFonts w:ascii="Arial" w:hAnsi="Arial" w:cs="Arial"/>
+        </w:rPr>
+      </w:pPr>
+      <w:r>
+        <w:rPr>
+          <w:rFonts w:ascii="Arial" w:hAnsi="Arial" w:cs="Arial"/>
+        </w:rPr>
+        <w:t xml:space="preserve">Occlusion handling remains an open challenge across most single-camera hand tracking architectures. </w:t>
+      </w:r>
+      <w:proofErr w:type="spellStart"/>
+      <w:r>
+        <w:rPr>
+          <w:rFonts w:ascii="Arial" w:hAnsi="Arial" w:cs="Arial"/>
+        </w:rPr>
+        <w:t>Hürst</w:t>
+      </w:r>
+      <w:proofErr w:type="spellEnd"/>
+      <w:r>
+        <w:rPr>
+          <w:rFonts w:ascii="Arial" w:hAnsi="Arial" w:cs="Arial"/>
+        </w:rPr>
+        <w:t xml:space="preserve"> and Van Wezel (2013) identified in their early gesture interface research that finger </w:t>
+      </w:r>
+      <w:proofErr w:type="gramStart"/>
+      <w:r>
+        <w:rPr>
+          <w:rFonts w:ascii="Arial" w:hAnsi="Arial" w:cs="Arial"/>
+        </w:rPr>
+        <w:t>overlap</w:t>
+      </w:r>
+      <w:proofErr w:type="gramEnd"/>
+      <w:r>
+        <w:rPr>
+          <w:rFonts w:ascii="Arial" w:hAnsi="Arial" w:cs="Arial"/>
+        </w:rPr>
+        <w:t xml:space="preserve"> and self-occlusion were the primary sources of landmark misclassification in single viewpoint systems. More recent architectures including those built on </w:t>
+      </w:r>
+      <w:proofErr w:type="spellStart"/>
+      <w:r>
+        <w:rPr>
+          <w:rFonts w:ascii="Arial" w:hAnsi="Arial" w:cs="Arial"/>
+        </w:rPr>
+        <w:t>MobileNet</w:t>
+      </w:r>
+      <w:proofErr w:type="spellEnd"/>
+      <w:r>
+        <w:rPr>
+          <w:rFonts w:ascii="Arial" w:hAnsi="Arial" w:cs="Arial"/>
+        </w:rPr>
+        <w:t xml:space="preserve"> backbones have attempted to address this through confidence score thresholding, discarding landmarks below a reliability threshold. While this reduces false positives, it simultaneously produces tracking gaps during occlusion events rather than resolving them through prediction or interpolation. In a piano performance context, chord playing and rapid arpeggios naturally produce significant finger </w:t>
+      </w:r>
+      <w:proofErr w:type="gramStart"/>
+      <w:r>
+        <w:rPr>
+          <w:rFonts w:ascii="Arial" w:hAnsi="Arial" w:cs="Arial"/>
+        </w:rPr>
+        <w:t>overlap</w:t>
+      </w:r>
+      <w:proofErr w:type="gramEnd"/>
+      <w:r>
+        <w:rPr>
+          <w:rFonts w:ascii="Arial" w:hAnsi="Arial" w:cs="Arial"/>
+        </w:rPr>
+        <w:t xml:space="preserve">, meaning occlusion events are not edge cases but routine occurrences. This gap represents an </w:t>
+      </w:r>
+      <w:r>
+        <w:rPr>
+          <w:rFonts w:ascii="Arial" w:hAnsi="Arial" w:cs="Arial"/>
+        </w:rPr>
+        <w:lastRenderedPageBreak/>
+        <w:t>area where predictive landmark interpolation during occlusion windows could substantially improve tracking continuity for musical applications.</w:t>
       </w:r>
     </w:p>
     <w:p>
@@ -5632,14 +7699,14 @@
           <w:rFonts w:ascii="Arial" w:hAnsi="Arial" w:cs="Arial"/>
         </w:rPr>
       </w:pPr>
-      <w:bookmarkStart w:id="9" w:name="_Toc223527328"/>
+      <w:bookmarkStart w:id="10" w:name="_Toc223608220"/>
       <w:r>
         <w:rPr>
           <w:rFonts w:ascii="Arial" w:hAnsi="Arial" w:cs="Arial"/>
         </w:rPr>
         <w:t>Review of technology – 800 words</w:t>
       </w:r>
-      <w:bookmarkEnd w:id="9"/>
+      <w:bookmarkEnd w:id="10"/>
     </w:p>
     <w:p>
       <w:pPr>
@@ -5683,14 +7750,14 @@
       <w:pPr>
         <w:pStyle w:val="Heading2"/>
       </w:pPr>
-      <w:bookmarkStart w:id="10" w:name="_Toc223527329"/>
+      <w:bookmarkStart w:id="11" w:name="_Toc223608221"/>
       <w:r>
         <w:t xml:space="preserve">3.1 </w:t>
       </w:r>
       <w:r>
         <w:t>Major Hardware Components</w:t>
       </w:r>
-      <w:bookmarkEnd w:id="10"/>
+      <w:bookmarkEnd w:id="11"/>
     </w:p>
     <w:p>
       <w:pPr>
@@ -5732,14 +7799,7 @@
         <w:rPr>
           <w:rFonts w:ascii="Arial" w:hAnsi="Arial" w:cs="Arial"/>
         </w:rPr>
-        <w:t xml:space="preserve">midi signals to be read using </w:t>
-      </w:r>
-      <w:r>
-        <w:rPr>
-          <w:rFonts w:ascii="Arial" w:hAnsi="Arial" w:cs="Arial"/>
-        </w:rPr>
-        <w:lastRenderedPageBreak/>
-        <w:t>python library Mido which can be used to sync timings and MJMPE calculations.</w:t>
+        <w:t>midi signals to be read using python library Mido which can be used to sync timings and MJMPE calculations.</w:t>
       </w:r>
       <w:r>
         <w:rPr>
@@ -5780,7 +7840,7 @@
           <w:noProof/>
         </w:rPr>
         <w:drawing>
-          <wp:inline distT="0" distB="0" distL="0" distR="0" wp14:anchorId="53853E7A" wp14:editId="6C50D53C">
+          <wp:inline distT="0" distB="0" distL="0" distR="0" wp14:anchorId="53853E7A" wp14:editId="72610A62">
             <wp:extent cx="4794636" cy="2397318"/>
             <wp:effectExtent l="0" t="0" r="6350" b="3175"/>
             <wp:docPr id="751281080" name="Picture 1" descr="CTK-2400 | Standard Keyboards | Electronic Musical Instruments | CASIO"/>
@@ -5797,7 +7857,7 @@
                     </pic:cNvPicPr>
                   </pic:nvPicPr>
                   <pic:blipFill>
-                    <a:blip r:embed="rId8" cstate="print">
+                    <a:blip r:embed="rId10" cstate="print">
                       <a:extLst>
                         <a:ext uri="{28A0092B-C50C-407E-A947-70E740481C1C}">
                           <a14:useLocalDpi xmlns:a14="http://schemas.microsoft.com/office/drawing/2010/main" val="0"/>
@@ -5857,8 +7917,9 @@
           <w:rFonts w:ascii="Arial" w:hAnsi="Arial" w:cs="Arial"/>
           <w:noProof/>
         </w:rPr>
+        <w:lastRenderedPageBreak/>
         <w:drawing>
-          <wp:inline distT="0" distB="0" distL="0" distR="0" wp14:anchorId="0754C8E7" wp14:editId="37AC694F">
+          <wp:inline distT="0" distB="0" distL="0" distR="0" wp14:anchorId="0754C8E7" wp14:editId="1979D805">
             <wp:extent cx="2442069" cy="2472856"/>
             <wp:effectExtent l="0" t="0" r="0" b="3810"/>
             <wp:docPr id="1256679988" name="Picture 7" descr="NiceTQ 10FT USB2.0 PC Connect CABLE CORD FOR Casio CTK-2400 CTK-4400 CTK-6200  61-key keyboard : Amazon.ca: Electronics"/>
@@ -5875,7 +7936,7 @@
                     </pic:cNvPicPr>
                   </pic:nvPicPr>
                   <pic:blipFill>
-                    <a:blip r:embed="rId9" cstate="print">
+                    <a:blip r:embed="rId11" cstate="print">
                       <a:extLst>
                         <a:ext uri="{28A0092B-C50C-407E-A947-70E740481C1C}">
                           <a14:useLocalDpi xmlns:a14="http://schemas.microsoft.com/office/drawing/2010/main" val="0"/>
@@ -5993,7 +8054,6 @@
           <w:rFonts w:ascii="Arial" w:hAnsi="Arial" w:cs="Arial"/>
           <w:noProof/>
         </w:rPr>
-        <w:lastRenderedPageBreak/>
         <w:drawing>
           <wp:inline distT="0" distB="0" distL="0" distR="0" wp14:anchorId="26ECE5A4" wp14:editId="0588512C">
             <wp:extent cx="2512612" cy="2512612"/>
@@ -6012,7 +8072,7 @@
                     </pic:cNvPicPr>
                   </pic:nvPicPr>
                   <pic:blipFill>
-                    <a:blip r:embed="rId10" cstate="print">
+                    <a:blip r:embed="rId12" cstate="print">
                       <a:extLst>
                         <a:ext uri="{28A0092B-C50C-407E-A947-70E740481C1C}">
                           <a14:useLocalDpi xmlns:a14="http://schemas.microsoft.com/office/drawing/2010/main" val="0"/>
@@ -6066,7 +8126,7 @@
                     </pic:cNvPicPr>
                   </pic:nvPicPr>
                   <pic:blipFill>
-                    <a:blip r:embed="rId11" cstate="print">
+                    <a:blip r:embed="rId13" cstate="print">
                       <a:extLst>
                         <a:ext uri="{28A0092B-C50C-407E-A947-70E740481C1C}">
                           <a14:useLocalDpi xmlns:a14="http://schemas.microsoft.com/office/drawing/2010/main" val="0"/>
@@ -6193,6 +8253,7 @@
           <w:rFonts w:ascii="Arial" w:hAnsi="Arial" w:cs="Arial"/>
           <w:noProof/>
         </w:rPr>
+        <w:lastRenderedPageBreak/>
         <w:drawing>
           <wp:inline distT="0" distB="0" distL="0" distR="0" wp14:anchorId="09C564C0" wp14:editId="44DA4136">
             <wp:extent cx="2154446" cy="2846567"/>
@@ -6211,7 +8272,7 @@
                     </pic:cNvPicPr>
                   </pic:nvPicPr>
                   <pic:blipFill>
-                    <a:blip r:embed="rId12" cstate="print">
+                    <a:blip r:embed="rId14" cstate="print">
                       <a:extLst>
                         <a:ext uri="{28A0092B-C50C-407E-A947-70E740481C1C}">
                           <a14:useLocalDpi xmlns:a14="http://schemas.microsoft.com/office/drawing/2010/main" val="0"/>
@@ -6255,7 +8316,21 @@
         <w:rPr>
           <w:rFonts w:ascii="Arial" w:hAnsi="Arial" w:cs="Arial"/>
         </w:rPr>
-        <w:t>Fig: Velbon adjustable camera tripod</w:t>
+        <w:t xml:space="preserve">Fig: </w:t>
+      </w:r>
+      <w:proofErr w:type="spellStart"/>
+      <w:r>
+        <w:rPr>
+          <w:rFonts w:ascii="Arial" w:hAnsi="Arial" w:cs="Arial"/>
+        </w:rPr>
+        <w:t>Velbon</w:t>
+      </w:r>
+      <w:proofErr w:type="spellEnd"/>
+      <w:r>
+        <w:rPr>
+          <w:rFonts w:ascii="Arial" w:hAnsi="Arial" w:cs="Arial"/>
+        </w:rPr>
+        <w:t xml:space="preserve"> adjustable camera tripod</w:t>
       </w:r>
     </w:p>
     <w:p>
@@ -6297,12 +8372,14 @@
         </w:rPr>
         <w:t xml:space="preserve">data processing is a </w:t>
       </w:r>
+      <w:proofErr w:type="spellStart"/>
       <w:r>
         <w:rPr>
           <w:rFonts w:ascii="Arial" w:hAnsi="Arial" w:cs="Arial"/>
         </w:rPr>
         <w:t>Msi</w:t>
       </w:r>
+      <w:proofErr w:type="spellEnd"/>
       <w:r>
         <w:rPr>
           <w:rFonts w:ascii="Arial" w:hAnsi="Arial" w:cs="Arial"/>
@@ -6360,7 +8437,6 @@
           <w:rFonts w:ascii="Arial" w:hAnsi="Arial" w:cs="Arial"/>
           <w:noProof/>
         </w:rPr>
-        <w:lastRenderedPageBreak/>
         <w:drawing>
           <wp:inline distT="0" distB="0" distL="0" distR="0" wp14:anchorId="65407463" wp14:editId="4FB2203C">
             <wp:extent cx="2552368" cy="2552368"/>
@@ -6379,7 +8455,7 @@
                     </pic:cNvPicPr>
                   </pic:nvPicPr>
                   <pic:blipFill>
-                    <a:blip r:embed="rId13">
+                    <a:blip r:embed="rId15">
                       <a:extLst>
                         <a:ext uri="{28A0092B-C50C-407E-A947-70E740481C1C}">
                           <a14:useLocalDpi xmlns:a14="http://schemas.microsoft.com/office/drawing/2010/main" val="0"/>
@@ -6438,14 +8514,14 @@
       <w:pPr>
         <w:pStyle w:val="Heading2"/>
       </w:pPr>
-      <w:bookmarkStart w:id="11" w:name="_Toc223527330"/>
+      <w:bookmarkStart w:id="12" w:name="_Toc223608222"/>
       <w:r>
         <w:t xml:space="preserve">3.2 </w:t>
       </w:r>
       <w:r>
         <w:t>Software Components and Libraries</w:t>
       </w:r>
-      <w:bookmarkEnd w:id="11"/>
+      <w:bookmarkEnd w:id="12"/>
     </w:p>
     <w:p>
       <w:pPr>
@@ -6493,7 +8569,14 @@
         <w:rPr>
           <w:rFonts w:ascii="Arial" w:hAnsi="Arial" w:cs="Arial"/>
         </w:rPr>
-        <w:t xml:space="preserve"> Python 3.10 enables support for </w:t>
+        <w:t xml:space="preserve"> Python 3.10 enables </w:t>
+      </w:r>
+      <w:r>
+        <w:rPr>
+          <w:rFonts w:ascii="Arial" w:hAnsi="Arial" w:cs="Arial"/>
+        </w:rPr>
+        <w:lastRenderedPageBreak/>
+        <w:t xml:space="preserve">support for </w:t>
       </w:r>
       <w:r>
         <w:rPr>
@@ -6725,7 +8808,21 @@
         <w:rPr>
           <w:rFonts w:ascii="Arial" w:hAnsi="Arial" w:cs="Arial"/>
         </w:rPr>
-        <w:t>and python-rtmidi 1.5.0</w:t>
+        <w:t>and python-</w:t>
+      </w:r>
+      <w:proofErr w:type="spellStart"/>
+      <w:r>
+        <w:rPr>
+          <w:rFonts w:ascii="Arial" w:hAnsi="Arial" w:cs="Arial"/>
+        </w:rPr>
+        <w:t>rtmidi</w:t>
+      </w:r>
+      <w:proofErr w:type="spellEnd"/>
+      <w:r>
+        <w:rPr>
+          <w:rFonts w:ascii="Arial" w:hAnsi="Arial" w:cs="Arial"/>
+        </w:rPr>
+        <w:t xml:space="preserve"> 1.5.0</w:t>
       </w:r>
       <w:r>
         <w:rPr>
@@ -6874,11 +8971,19 @@
           <w:rFonts w:ascii="Arial" w:hAnsi="Arial" w:cs="Arial"/>
         </w:rPr>
       </w:pPr>
-      <w:r>
-        <w:rPr>
-          <w:rFonts w:ascii="Arial" w:hAnsi="Arial" w:cs="Arial"/>
-        </w:rPr>
-        <w:t>MediaPipe Hands: Actual testing framework for hand detection.</w:t>
+      <w:proofErr w:type="spellStart"/>
+      <w:r>
+        <w:rPr>
+          <w:rFonts w:ascii="Arial" w:hAnsi="Arial" w:cs="Arial"/>
+        </w:rPr>
+        <w:t>MediaPipe</w:t>
+      </w:r>
+      <w:proofErr w:type="spellEnd"/>
+      <w:r>
+        <w:rPr>
+          <w:rFonts w:ascii="Arial" w:hAnsi="Arial" w:cs="Arial"/>
+        </w:rPr>
+        <w:t xml:space="preserve"> Hands: Actual testing framework for hand detection.</w:t>
       </w:r>
     </w:p>
     <w:p>
@@ -6921,289 +9026,295 @@
           <w:rFonts w:ascii="Arial" w:hAnsi="Arial" w:cs="Arial"/>
         </w:rPr>
       </w:pPr>
-      <w:bookmarkStart w:id="12" w:name="_Toc223527331"/>
+      <w:bookmarkStart w:id="13" w:name="_Toc223608223"/>
+      <w:r>
+        <w:rPr>
+          <w:rFonts w:ascii="Arial" w:hAnsi="Arial" w:cs="Arial"/>
+        </w:rPr>
+        <w:t>Methodology</w:t>
+      </w:r>
+      <w:r>
+        <w:rPr>
+          <w:rFonts w:ascii="Arial" w:hAnsi="Arial" w:cs="Arial"/>
+        </w:rPr>
+        <w:t xml:space="preserve"> </w:t>
+      </w:r>
+      <w:r>
+        <w:rPr>
+          <w:rFonts w:ascii="Arial" w:hAnsi="Arial" w:cs="Arial"/>
+        </w:rPr>
+        <w:t>500 words</w:t>
+      </w:r>
+      <w:bookmarkEnd w:id="13"/>
+    </w:p>
+    <w:p>
+      <w:pPr>
+        <w:pStyle w:val="Heading2"/>
+      </w:pPr>
+      <w:bookmarkStart w:id="14" w:name="_Toc223608224"/>
+      <w:r>
+        <w:t>4.1 Methodology description</w:t>
+      </w:r>
+      <w:bookmarkEnd w:id="14"/>
+    </w:p>
+    <w:p>
+      <w:pPr>
+        <w:jc w:val="both"/>
+        <w:rPr>
+          <w:rFonts w:ascii="Arial" w:hAnsi="Arial" w:cs="Arial"/>
+        </w:rPr>
+      </w:pPr>
+      <w:r>
+        <w:rPr>
+          <w:rFonts w:ascii="Arial" w:hAnsi="Arial" w:cs="Arial"/>
+        </w:rPr>
+        <w:t xml:space="preserve">Rapid Application Development (RAD) methodology was </w:t>
+      </w:r>
+      <w:r>
+        <w:rPr>
+          <w:rFonts w:ascii="Arial" w:hAnsi="Arial" w:cs="Arial"/>
+        </w:rPr>
+        <w:t xml:space="preserve">chosen for the development of the data collection system </w:t>
+      </w:r>
+      <w:r>
+        <w:rPr>
+          <w:rFonts w:ascii="Arial" w:hAnsi="Arial" w:cs="Arial"/>
+        </w:rPr>
+        <w:t>for</w:t>
+      </w:r>
+      <w:r>
+        <w:rPr>
+          <w:rFonts w:ascii="Arial" w:hAnsi="Arial" w:cs="Arial"/>
+        </w:rPr>
+        <w:t xml:space="preserve"> this research. Martin (1991) defined the RAD</w:t>
+      </w:r>
+      <w:r>
+        <w:rPr>
+          <w:rFonts w:ascii="Arial" w:hAnsi="Arial" w:cs="Arial"/>
+        </w:rPr>
+        <w:t xml:space="preserve"> as development of rapid, time-boxed cycles </w:t>
+      </w:r>
+      <w:r>
+        <w:rPr>
+          <w:rFonts w:ascii="Arial" w:hAnsi="Arial" w:cs="Arial"/>
+        </w:rPr>
+        <w:t xml:space="preserve">of requirements analysis, prototype construction, user feedback and revision. </w:t>
+      </w:r>
+      <w:r>
+        <w:rPr>
+          <w:rFonts w:ascii="Arial" w:hAnsi="Arial" w:cs="Arial"/>
+        </w:rPr>
+        <w:t>A</w:t>
+      </w:r>
+      <w:r>
+        <w:rPr>
+          <w:rFonts w:ascii="Arial" w:hAnsi="Arial" w:cs="Arial"/>
+        </w:rPr>
+        <w:t xml:space="preserve"> fully completed specification is not required</w:t>
+      </w:r>
+      <w:r>
+        <w:rPr>
+          <w:rFonts w:ascii="Arial" w:hAnsi="Arial" w:cs="Arial"/>
+        </w:rPr>
+        <w:t xml:space="preserve"> </w:t>
+      </w:r>
+      <w:r>
+        <w:rPr>
+          <w:rFonts w:ascii="Arial" w:hAnsi="Arial" w:cs="Arial"/>
+        </w:rPr>
+        <w:t>upfront,</w:t>
+      </w:r>
+      <w:r>
+        <w:rPr>
+          <w:rFonts w:ascii="Arial" w:hAnsi="Arial" w:cs="Arial"/>
+        </w:rPr>
+        <w:t xml:space="preserve"> and </w:t>
+      </w:r>
+      <w:r>
+        <w:rPr>
+          <w:rFonts w:ascii="Arial" w:hAnsi="Arial" w:cs="Arial"/>
+        </w:rPr>
+        <w:t xml:space="preserve">RAD </w:t>
+      </w:r>
+      <w:r>
+        <w:rPr>
+          <w:rFonts w:ascii="Arial" w:hAnsi="Arial" w:cs="Arial"/>
+        </w:rPr>
+        <w:t>prioritizes development by understanding the requirements and system and testing fundamental functional requirements</w:t>
+      </w:r>
+      <w:r>
+        <w:rPr>
+          <w:rFonts w:ascii="Arial" w:hAnsi="Arial" w:cs="Arial"/>
+        </w:rPr>
+        <w:t xml:space="preserve"> first</w:t>
+      </w:r>
+      <w:r>
+        <w:rPr>
+          <w:rFonts w:ascii="Arial" w:hAnsi="Arial" w:cs="Arial"/>
+        </w:rPr>
+        <w:t>.</w:t>
+      </w:r>
+      <w:r>
+        <w:rPr>
+          <w:rFonts w:ascii="Arial" w:hAnsi="Arial" w:cs="Arial"/>
+        </w:rPr>
+        <w:t xml:space="preserve"> </w:t>
+      </w:r>
+      <w:r>
+        <w:rPr>
+          <w:rFonts w:ascii="Arial" w:hAnsi="Arial" w:cs="Arial"/>
+        </w:rPr>
+        <w:t xml:space="preserve"> </w:t>
+      </w:r>
+    </w:p>
+    <w:p>
+      <w:pPr>
+        <w:jc w:val="both"/>
+        <w:rPr>
+          <w:rFonts w:ascii="Arial" w:hAnsi="Arial" w:cs="Arial"/>
+        </w:rPr>
+      </w:pPr>
+    </w:p>
+    <w:p>
+      <w:pPr>
+        <w:pStyle w:val="Heading2"/>
+      </w:pPr>
+      <w:bookmarkStart w:id="15" w:name="_Toc223608225"/>
+      <w:r>
+        <w:t>4.2 Research design plan</w:t>
+      </w:r>
+      <w:bookmarkEnd w:id="15"/>
+      <w:r>
+        <w:t xml:space="preserve"> </w:t>
+      </w:r>
+    </w:p>
+    <w:p>
+      <w:pPr>
+        <w:jc w:val="both"/>
+        <w:rPr>
+          <w:rFonts w:ascii="Arial" w:hAnsi="Arial" w:cs="Arial"/>
+        </w:rPr>
+      </w:pPr>
+      <w:r>
+        <w:rPr>
+          <w:rFonts w:ascii="Arial" w:hAnsi="Arial" w:cs="Arial"/>
+        </w:rPr>
+        <w:t xml:space="preserve">The Gantt chart starts </w:t>
+      </w:r>
+      <w:r>
+        <w:rPr>
+          <w:rFonts w:ascii="Arial" w:hAnsi="Arial" w:cs="Arial"/>
+        </w:rPr>
+        <w:t>with</w:t>
+      </w:r>
+      <w:r>
+        <w:rPr>
+          <w:rFonts w:ascii="Arial" w:hAnsi="Arial" w:cs="Arial"/>
+        </w:rPr>
+        <w:t xml:space="preserve"> the initiation and risk planning of the research from </w:t>
+      </w:r>
+      <w:r>
+        <w:rPr>
+          <w:rFonts w:ascii="Arial" w:hAnsi="Arial" w:cs="Arial"/>
+        </w:rPr>
+        <w:t xml:space="preserve">December and ends with the research presentation in the month of May totaling </w:t>
+      </w:r>
+      <w:r>
+        <w:rPr>
+          <w:rFonts w:ascii="Arial" w:hAnsi="Arial" w:cs="Arial"/>
+        </w:rPr>
+        <w:t xml:space="preserve">a time of twenty weeks. After allocating the time for hardware testing and software setup the main data collection system development starts. </w:t>
+      </w:r>
+      <w:r>
+        <w:rPr>
+          <w:rFonts w:ascii="Arial" w:hAnsi="Arial" w:cs="Arial"/>
+        </w:rPr>
+        <w:t>The</w:t>
+      </w:r>
+      <w:r>
+        <w:rPr>
+          <w:rFonts w:ascii="Arial" w:hAnsi="Arial" w:cs="Arial"/>
+        </w:rPr>
+        <w:t xml:space="preserve"> project timeline and the</w:t>
+      </w:r>
+      <w:r>
+        <w:rPr>
+          <w:rFonts w:ascii="Arial" w:hAnsi="Arial" w:cs="Arial"/>
+        </w:rPr>
+        <w:t xml:space="preserve"> </w:t>
+      </w:r>
+      <w:r>
+        <w:rPr>
+          <w:rFonts w:ascii="Arial" w:hAnsi="Arial" w:cs="Arial"/>
+        </w:rPr>
+        <w:t>Gantt</w:t>
+      </w:r>
+      <w:r>
+        <w:rPr>
+          <w:rFonts w:ascii="Arial" w:hAnsi="Arial" w:cs="Arial"/>
+        </w:rPr>
+        <w:t xml:space="preserve"> chart </w:t>
+      </w:r>
+      <w:r>
+        <w:rPr>
+          <w:rFonts w:ascii="Arial" w:hAnsi="Arial" w:cs="Arial"/>
+        </w:rPr>
+        <w:t>display</w:t>
+      </w:r>
+      <w:r>
+        <w:rPr>
+          <w:rFonts w:ascii="Arial" w:hAnsi="Arial" w:cs="Arial"/>
+        </w:rPr>
+        <w:t xml:space="preserve"> </w:t>
+      </w:r>
+      <w:r>
+        <w:rPr>
+          <w:rFonts w:ascii="Arial" w:hAnsi="Arial" w:cs="Arial"/>
+        </w:rPr>
+        <w:t>Phase 2 (Weeks 5–8)</w:t>
+      </w:r>
+      <w:r>
+        <w:rPr>
+          <w:rFonts w:ascii="Arial" w:hAnsi="Arial" w:cs="Arial"/>
+        </w:rPr>
+        <w:t xml:space="preserve"> </w:t>
+      </w:r>
+      <w:r>
+        <w:rPr>
+          <w:rFonts w:ascii="Arial" w:hAnsi="Arial" w:cs="Arial"/>
+        </w:rPr>
+        <w:t xml:space="preserve">the rapid development of </w:t>
+      </w:r>
+      <w:r>
+        <w:rPr>
+          <w:rFonts w:ascii="Arial" w:hAnsi="Arial" w:cs="Arial"/>
+        </w:rPr>
+        <w:t xml:space="preserve">hardware </w:t>
+      </w:r>
+      <w:r>
+        <w:rPr>
+          <w:rFonts w:ascii="Arial" w:hAnsi="Arial" w:cs="Arial"/>
+        </w:rPr>
+        <w:t>sync</w:t>
+      </w:r>
+      <w:r>
+        <w:rPr>
+          <w:rFonts w:ascii="Arial" w:hAnsi="Arial" w:cs="Arial"/>
+        </w:rPr>
+        <w:t>, data collection pipeline</w:t>
+      </w:r>
+      <w:r>
+        <w:rPr>
+          <w:rFonts w:ascii="Arial" w:hAnsi="Arial" w:cs="Arial"/>
+        </w:rPr>
+        <w:t xml:space="preserve"> </w:t>
+      </w:r>
       <w:r>
         <w:rPr>
           <w:rFonts w:ascii="Arial" w:hAnsi="Arial" w:cs="Arial"/>
         </w:rPr>
         <w:lastRenderedPageBreak/>
-        <w:t>Methodology</w:t>
-      </w:r>
-      <w:r>
-        <w:rPr>
-          <w:rFonts w:ascii="Arial" w:hAnsi="Arial" w:cs="Arial"/>
-        </w:rPr>
-        <w:t xml:space="preserve"> </w:t>
-      </w:r>
-      <w:r>
-        <w:rPr>
-          <w:rFonts w:ascii="Arial" w:hAnsi="Arial" w:cs="Arial"/>
-        </w:rPr>
-        <w:t>500 words</w:t>
-      </w:r>
-      <w:bookmarkEnd w:id="12"/>
-    </w:p>
-    <w:p>
-      <w:pPr>
-        <w:pStyle w:val="Heading2"/>
-      </w:pPr>
-      <w:bookmarkStart w:id="13" w:name="_Toc223527332"/>
-      <w:r>
-        <w:t>4.1 Methodology description</w:t>
-      </w:r>
-      <w:bookmarkEnd w:id="13"/>
-    </w:p>
-    <w:p>
-      <w:pPr>
-        <w:jc w:val="both"/>
-        <w:rPr>
-          <w:rFonts w:ascii="Arial" w:hAnsi="Arial" w:cs="Arial"/>
-        </w:rPr>
-      </w:pPr>
-      <w:r>
-        <w:rPr>
-          <w:rFonts w:ascii="Arial" w:hAnsi="Arial" w:cs="Arial"/>
-        </w:rPr>
-        <w:t xml:space="preserve">Rapid Application Development (RAD) methodology was </w:t>
-      </w:r>
-      <w:r>
-        <w:rPr>
-          <w:rFonts w:ascii="Arial" w:hAnsi="Arial" w:cs="Arial"/>
-        </w:rPr>
-        <w:t xml:space="preserve">chosen for the development of the data collection system </w:t>
-      </w:r>
-      <w:r>
-        <w:rPr>
-          <w:rFonts w:ascii="Arial" w:hAnsi="Arial" w:cs="Arial"/>
-        </w:rPr>
-        <w:t>for</w:t>
-      </w:r>
-      <w:r>
-        <w:rPr>
-          <w:rFonts w:ascii="Arial" w:hAnsi="Arial" w:cs="Arial"/>
-        </w:rPr>
-        <w:t xml:space="preserve"> this research. Martin (1991) defined the RAD</w:t>
-      </w:r>
-      <w:r>
-        <w:rPr>
-          <w:rFonts w:ascii="Arial" w:hAnsi="Arial" w:cs="Arial"/>
-        </w:rPr>
-        <w:t xml:space="preserve"> as development of rapid, time-boxed cycles </w:t>
-      </w:r>
-      <w:r>
-        <w:rPr>
-          <w:rFonts w:ascii="Arial" w:hAnsi="Arial" w:cs="Arial"/>
-        </w:rPr>
-        <w:t xml:space="preserve">of requirements analysis, prototype construction, user feedback and revision. </w:t>
-      </w:r>
-      <w:r>
-        <w:rPr>
-          <w:rFonts w:ascii="Arial" w:hAnsi="Arial" w:cs="Arial"/>
-        </w:rPr>
-        <w:t>A</w:t>
-      </w:r>
-      <w:r>
-        <w:rPr>
-          <w:rFonts w:ascii="Arial" w:hAnsi="Arial" w:cs="Arial"/>
-        </w:rPr>
-        <w:t xml:space="preserve"> fully completed specification is not required</w:t>
-      </w:r>
-      <w:r>
-        <w:rPr>
-          <w:rFonts w:ascii="Arial" w:hAnsi="Arial" w:cs="Arial"/>
-        </w:rPr>
-        <w:t xml:space="preserve"> </w:t>
-      </w:r>
-      <w:r>
-        <w:rPr>
-          <w:rFonts w:ascii="Arial" w:hAnsi="Arial" w:cs="Arial"/>
-        </w:rPr>
-        <w:t>upfront,</w:t>
-      </w:r>
-      <w:r>
-        <w:rPr>
-          <w:rFonts w:ascii="Arial" w:hAnsi="Arial" w:cs="Arial"/>
-        </w:rPr>
-        <w:t xml:space="preserve"> and </w:t>
-      </w:r>
-      <w:r>
-        <w:rPr>
-          <w:rFonts w:ascii="Arial" w:hAnsi="Arial" w:cs="Arial"/>
-        </w:rPr>
-        <w:t xml:space="preserve">RAD </w:t>
-      </w:r>
-      <w:r>
-        <w:rPr>
-          <w:rFonts w:ascii="Arial" w:hAnsi="Arial" w:cs="Arial"/>
-        </w:rPr>
-        <w:t>prioritizes development by understanding the requirements and system and testing fundamental functional requirements</w:t>
-      </w:r>
-      <w:r>
-        <w:rPr>
-          <w:rFonts w:ascii="Arial" w:hAnsi="Arial" w:cs="Arial"/>
-        </w:rPr>
-        <w:t xml:space="preserve"> first</w:t>
-      </w:r>
-      <w:r>
-        <w:rPr>
-          <w:rFonts w:ascii="Arial" w:hAnsi="Arial" w:cs="Arial"/>
-        </w:rPr>
-        <w:t>.</w:t>
-      </w:r>
-      <w:r>
-        <w:rPr>
-          <w:rFonts w:ascii="Arial" w:hAnsi="Arial" w:cs="Arial"/>
-        </w:rPr>
-        <w:t xml:space="preserve"> </w:t>
-      </w:r>
-      <w:r>
-        <w:rPr>
-          <w:rFonts w:ascii="Arial" w:hAnsi="Arial" w:cs="Arial"/>
-        </w:rPr>
-        <w:t xml:space="preserve"> </w:t>
-      </w:r>
-    </w:p>
-    <w:p>
-      <w:pPr>
-        <w:jc w:val="both"/>
-        <w:rPr>
-          <w:rFonts w:ascii="Arial" w:hAnsi="Arial" w:cs="Arial"/>
-        </w:rPr>
-      </w:pPr>
-    </w:p>
-    <w:p>
-      <w:pPr>
-        <w:pStyle w:val="Heading2"/>
-      </w:pPr>
-      <w:bookmarkStart w:id="14" w:name="_Toc223527333"/>
-      <w:r>
-        <w:t>4.2 Research design plan</w:t>
-      </w:r>
-      <w:bookmarkEnd w:id="14"/>
-      <w:r>
-        <w:t xml:space="preserve"> </w:t>
-      </w:r>
-    </w:p>
-    <w:p>
-      <w:pPr>
-        <w:jc w:val="both"/>
-        <w:rPr>
-          <w:rFonts w:ascii="Arial" w:hAnsi="Arial" w:cs="Arial"/>
-        </w:rPr>
-      </w:pPr>
-      <w:r>
-        <w:rPr>
-          <w:rFonts w:ascii="Arial" w:hAnsi="Arial" w:cs="Arial"/>
-        </w:rPr>
-        <w:t xml:space="preserve">The Gantt chart starts </w:t>
-      </w:r>
-      <w:r>
-        <w:rPr>
-          <w:rFonts w:ascii="Arial" w:hAnsi="Arial" w:cs="Arial"/>
-        </w:rPr>
-        <w:t>with</w:t>
-      </w:r>
-      <w:r>
-        <w:rPr>
-          <w:rFonts w:ascii="Arial" w:hAnsi="Arial" w:cs="Arial"/>
-        </w:rPr>
-        <w:t xml:space="preserve"> the initiation and risk planning of the research from </w:t>
-      </w:r>
-      <w:r>
-        <w:rPr>
-          <w:rFonts w:ascii="Arial" w:hAnsi="Arial" w:cs="Arial"/>
-        </w:rPr>
-        <w:t xml:space="preserve">December and ends with the research presentation in the month of May totaling </w:t>
-      </w:r>
-      <w:r>
-        <w:rPr>
-          <w:rFonts w:ascii="Arial" w:hAnsi="Arial" w:cs="Arial"/>
-        </w:rPr>
-        <w:t xml:space="preserve">a time of twenty weeks. After allocating the time for hardware testing and software setup the main data collection system development starts. </w:t>
-      </w:r>
-      <w:r>
-        <w:rPr>
-          <w:rFonts w:ascii="Arial" w:hAnsi="Arial" w:cs="Arial"/>
-        </w:rPr>
-        <w:t>The</w:t>
-      </w:r>
-      <w:r>
-        <w:rPr>
-          <w:rFonts w:ascii="Arial" w:hAnsi="Arial" w:cs="Arial"/>
-        </w:rPr>
-        <w:t xml:space="preserve"> project timeline and the</w:t>
-      </w:r>
-      <w:r>
-        <w:rPr>
-          <w:rFonts w:ascii="Arial" w:hAnsi="Arial" w:cs="Arial"/>
-        </w:rPr>
-        <w:t xml:space="preserve"> </w:t>
-      </w:r>
-      <w:r>
-        <w:rPr>
-          <w:rFonts w:ascii="Arial" w:hAnsi="Arial" w:cs="Arial"/>
-        </w:rPr>
-        <w:t>Gantt</w:t>
-      </w:r>
-      <w:r>
-        <w:rPr>
-          <w:rFonts w:ascii="Arial" w:hAnsi="Arial" w:cs="Arial"/>
-        </w:rPr>
-        <w:t xml:space="preserve"> chart </w:t>
-      </w:r>
-      <w:r>
-        <w:rPr>
-          <w:rFonts w:ascii="Arial" w:hAnsi="Arial" w:cs="Arial"/>
-        </w:rPr>
-        <w:t>display</w:t>
-      </w:r>
-      <w:r>
-        <w:rPr>
-          <w:rFonts w:ascii="Arial" w:hAnsi="Arial" w:cs="Arial"/>
-        </w:rPr>
-        <w:t xml:space="preserve"> </w:t>
-      </w:r>
-      <w:r>
-        <w:rPr>
-          <w:rFonts w:ascii="Arial" w:hAnsi="Arial" w:cs="Arial"/>
-        </w:rPr>
-        <w:t>Phase 2 (Weeks 5–8)</w:t>
-      </w:r>
-      <w:r>
-        <w:rPr>
-          <w:rFonts w:ascii="Arial" w:hAnsi="Arial" w:cs="Arial"/>
-        </w:rPr>
-        <w:t xml:space="preserve"> </w:t>
-      </w:r>
-      <w:r>
-        <w:rPr>
-          <w:rFonts w:ascii="Arial" w:hAnsi="Arial" w:cs="Arial"/>
-        </w:rPr>
-        <w:t xml:space="preserve">the rapid development of </w:t>
-      </w:r>
-      <w:r>
-        <w:rPr>
-          <w:rFonts w:ascii="Arial" w:hAnsi="Arial" w:cs="Arial"/>
-        </w:rPr>
-        <w:t xml:space="preserve">hardware </w:t>
-      </w:r>
-      <w:r>
-        <w:rPr>
-          <w:rFonts w:ascii="Arial" w:hAnsi="Arial" w:cs="Arial"/>
-        </w:rPr>
-        <w:t>sync</w:t>
-      </w:r>
-      <w:r>
-        <w:rPr>
-          <w:rFonts w:ascii="Arial" w:hAnsi="Arial" w:cs="Arial"/>
-        </w:rPr>
-        <w:t>, data collection pipeline</w:t>
-      </w:r>
-      <w:r>
-        <w:rPr>
-          <w:rFonts w:ascii="Arial" w:hAnsi="Arial" w:cs="Arial"/>
-        </w:rPr>
-        <w:t xml:space="preserve"> and real time overlay system creation</w:t>
+        <w:t>and real time overlay system creation</w:t>
       </w:r>
       <w:r>
         <w:rPr>
@@ -7371,7 +9482,21 @@
         <w:rPr>
           <w:rFonts w:ascii="Arial" w:hAnsi="Arial" w:cs="Arial"/>
         </w:rPr>
-        <w:t xml:space="preserve">contribution for the opensource community </w:t>
+        <w:t xml:space="preserve">contribution for the </w:t>
+      </w:r>
+      <w:proofErr w:type="gramStart"/>
+      <w:r>
+        <w:rPr>
+          <w:rFonts w:ascii="Arial" w:hAnsi="Arial" w:cs="Arial"/>
+        </w:rPr>
+        <w:t>opensource</w:t>
+      </w:r>
+      <w:proofErr w:type="gramEnd"/>
+      <w:r>
+        <w:rPr>
+          <w:rFonts w:ascii="Arial" w:hAnsi="Arial" w:cs="Arial"/>
+        </w:rPr>
+        <w:t xml:space="preserve"> community </w:t>
       </w:r>
       <w:r>
         <w:rPr>
@@ -7392,7 +9517,6 @@
           <w:rFonts w:ascii="Arial" w:hAnsi="Arial" w:cs="Arial"/>
           <w:noProof/>
         </w:rPr>
-        <w:lastRenderedPageBreak/>
         <w:drawing>
           <wp:inline distT="0" distB="0" distL="0" distR="0" wp14:anchorId="5AF13209" wp14:editId="2E1D3DB8">
             <wp:extent cx="5943600" cy="2009775"/>
@@ -7409,7 +9533,7 @@
                     <pic:cNvPicPr/>
                   </pic:nvPicPr>
                   <pic:blipFill>
-                    <a:blip r:embed="rId14"/>
+                    <a:blip r:embed="rId16"/>
                     <a:stretch>
                       <a:fillRect/>
                     </a:stretch>
@@ -7448,11 +9572,11 @@
       <w:pPr>
         <w:pStyle w:val="Heading2"/>
       </w:pPr>
-      <w:bookmarkStart w:id="15" w:name="_Toc223527334"/>
+      <w:bookmarkStart w:id="16" w:name="_Toc223608226"/>
       <w:r>
         <w:t>4.3 Methodology defense</w:t>
       </w:r>
-      <w:bookmarkEnd w:id="15"/>
+      <w:bookmarkEnd w:id="16"/>
     </w:p>
     <w:p>
       <w:pPr>
@@ -7657,7 +9781,14 @@
         <w:rPr>
           <w:rFonts w:ascii="Arial" w:hAnsi="Arial" w:cs="Arial"/>
         </w:rPr>
-        <w:t xml:space="preserve"> The flexibility provided by RAD methodology allowed valuable insight in MIDI timeline synchronization with video data timeline issues </w:t>
+        <w:t xml:space="preserve"> The flexibility provided by RAD </w:t>
+      </w:r>
+      <w:r>
+        <w:rPr>
+          <w:rFonts w:ascii="Arial" w:hAnsi="Arial" w:cs="Arial"/>
+        </w:rPr>
+        <w:lastRenderedPageBreak/>
+        <w:t xml:space="preserve">methodology allowed valuable insight in MIDI timeline synchronization with video data timeline issues </w:t>
       </w:r>
       <w:r>
         <w:rPr>
@@ -7694,14 +9825,14 @@
           <w:rFonts w:ascii="Arial" w:hAnsi="Arial" w:cs="Arial"/>
         </w:rPr>
       </w:pPr>
-      <w:bookmarkStart w:id="16" w:name="_Toc223527335"/>
+      <w:bookmarkStart w:id="17" w:name="_Toc223608227"/>
       <w:r>
         <w:rPr>
           <w:rFonts w:ascii="Arial" w:hAnsi="Arial" w:cs="Arial"/>
         </w:rPr>
         <w:t>Research/ Product design</w:t>
       </w:r>
-      <w:bookmarkEnd w:id="16"/>
+      <w:bookmarkEnd w:id="17"/>
       <w:r>
         <w:rPr>
           <w:rFonts w:ascii="Arial" w:hAnsi="Arial" w:cs="Arial"/>
@@ -7762,7 +9893,6 @@
         <w:rPr>
           <w:rFonts w:ascii="Arial" w:hAnsi="Arial" w:cs="Arial"/>
         </w:rPr>
-        <w:lastRenderedPageBreak/>
         <w:t>-functional and nonfunctional summary</w:t>
       </w:r>
     </w:p>
@@ -7784,11 +9914,11 @@
       <w:pPr>
         <w:pStyle w:val="Heading2"/>
       </w:pPr>
-      <w:bookmarkStart w:id="17" w:name="_Toc223527336"/>
+      <w:bookmarkStart w:id="18" w:name="_Toc223608228"/>
       <w:r>
         <w:t>5.1. Data collection pipeline system</w:t>
       </w:r>
-      <w:bookmarkEnd w:id="17"/>
+      <w:bookmarkEnd w:id="18"/>
     </w:p>
     <w:p>
       <w:pPr>
@@ -7864,7 +9994,7 @@
                     </pic:cNvPicPr>
                   </pic:nvPicPr>
                   <pic:blipFill rotWithShape="1">
-                    <a:blip r:embed="rId15">
+                    <a:blip r:embed="rId17">
                       <a:extLst>
                         <a:ext uri="{28A0092B-C50C-407E-A947-70E740481C1C}">
                           <a14:useLocalDpi xmlns:a14="http://schemas.microsoft.com/office/drawing/2010/main" val="0"/>
@@ -7944,7 +10074,7 @@
                     </pic:cNvPicPr>
                   </pic:nvPicPr>
                   <pic:blipFill rotWithShape="1">
-                    <a:blip r:embed="rId16">
+                    <a:blip r:embed="rId18">
                       <a:extLst>
                         <a:ext uri="{28A0092B-C50C-407E-A947-70E740481C1C}">
                           <a14:useLocalDpi xmlns:a14="http://schemas.microsoft.com/office/drawing/2010/main" val="0"/>
@@ -8043,11 +10173,12 @@
           <w:rFonts w:ascii="Arial" w:hAnsi="Arial" w:cs="Arial"/>
         </w:rPr>
       </w:pPr>
-      <w:bookmarkStart w:id="18" w:name="_Toc223527337"/>
-      <w:r>
-        <w:rPr>
-          <w:rFonts w:ascii="Arial" w:hAnsi="Arial" w:cs="Arial"/>
-        </w:rPr>
+      <w:bookmarkStart w:id="19" w:name="_Toc223608229"/>
+      <w:r>
+        <w:rPr>
+          <w:rFonts w:ascii="Arial" w:hAnsi="Arial" w:cs="Arial"/>
+        </w:rPr>
+        <w:lastRenderedPageBreak/>
         <w:t xml:space="preserve">Implementation and </w:t>
       </w:r>
       <w:r>
@@ -8062,21 +10193,37 @@
         </w:rPr>
         <w:t>esting</w:t>
       </w:r>
-      <w:bookmarkEnd w:id="18"/>
+      <w:bookmarkEnd w:id="19"/>
     </w:p>
     <w:p>
       <w:pPr>
         <w:pStyle w:val="Heading2"/>
       </w:pPr>
-      <w:bookmarkStart w:id="19" w:name="_Toc223527338"/>
+      <w:bookmarkStart w:id="20" w:name="_Toc223608230"/>
       <w:r>
         <w:t>6.1 Dataset Collection Pipeline Overview</w:t>
       </w:r>
-      <w:bookmarkEnd w:id="19"/>
+      <w:bookmarkEnd w:id="20"/>
     </w:p>
     <w:p>
       <w:r>
         <w:t>The custom dataset collection pipeline has multiple features. The pipeline initialized a session where participants data categorization is done automatically, an interface with a mask aligned to the piano keys marking the border and the center of the key to establish ground truth, midi streams and video data are captured simultaneously for later offline MJMPE analysis. All participant’s data is saved under data/raw/p&lt;id&gt; meaning no other personal details are stored ensuring data confidentiality and anonymity.</w:t>
+      </w:r>
+      <w:r>
+        <w:tab/>
+      </w:r>
+    </w:p>
+    <w:p>
+      <w:pPr>
+        <w:rPr>
+          <w:noProof/>
+        </w:rPr>
+      </w:pPr>
+      <w:r>
+        <w:rPr>
+          <w:noProof/>
+        </w:rPr>
+        <w:tab/>
       </w:r>
     </w:p>
     <w:p>
@@ -8087,12 +10234,11 @@
           <w:numId w:val="6"/>
         </w:numPr>
       </w:pPr>
-      <w:bookmarkStart w:id="20" w:name="_Toc223527339"/>
-      <w:r>
-        <w:lastRenderedPageBreak/>
+      <w:bookmarkStart w:id="21" w:name="_Toc223608231"/>
+      <w:r>
         <w:t>Participant and Environmental Characterization</w:t>
       </w:r>
-      <w:bookmarkEnd w:id="20"/>
+      <w:bookmarkEnd w:id="21"/>
     </w:p>
     <w:p>
       <w:r>
@@ -8113,11 +10259,11 @@
           <w:numId w:val="6"/>
         </w:numPr>
       </w:pPr>
-      <w:bookmarkStart w:id="21" w:name="_Toc223527340"/>
+      <w:bookmarkStart w:id="22" w:name="_Toc223608232"/>
       <w:r>
         <w:t>Skin Tone Classification (Fitzpatrick Scale)</w:t>
       </w:r>
-      <w:bookmarkEnd w:id="21"/>
+      <w:bookmarkEnd w:id="22"/>
     </w:p>
     <w:p>
       <w:r>
@@ -8136,7 +10282,23 @@
         <w:t xml:space="preserve"> </w:t>
       </w:r>
       <w:r>
-        <w:t>this method provides an independent skin reflectance measurement. CIELab pixel values from the palm region which are MediaPipe landmarks 0,1,5,9,13 and 17 are sampled. The resulting ITA score is co related with the corresponding Fitzpatrick scale category (Type I-VI)</w:t>
+        <w:t xml:space="preserve">this method provides an independent skin reflectance measurement. </w:t>
+      </w:r>
+      <w:proofErr w:type="spellStart"/>
+      <w:r>
+        <w:t>CIELab</w:t>
+      </w:r>
+      <w:proofErr w:type="spellEnd"/>
+      <w:r>
+        <w:t xml:space="preserve"> pixel values from the palm region which are </w:t>
+      </w:r>
+      <w:proofErr w:type="spellStart"/>
+      <w:r>
+        <w:t>MediaPipe</w:t>
+      </w:r>
+      <w:proofErr w:type="spellEnd"/>
+      <w:r>
+        <w:t xml:space="preserve"> landmarks 0,1,5,9,13 and 17 are sampled. The resulting ITA score is co related with the corresponding Fitzpatrick scale category (Type I-VI)</w:t>
       </w:r>
     </w:p>
     <w:p>
@@ -8171,10 +10333,10 @@
                     <pic:cNvPicPr/>
                   </pic:nvPicPr>
                   <pic:blipFill>
-                    <a:blip r:embed="rId17">
+                    <a:blip r:embed="rId19">
                       <a:extLst>
                         <a:ext uri="{96DAC541-7B7A-43D3-8B79-37D633B846F1}">
-                          <asvg:svgBlip xmlns:asvg="http://schemas.microsoft.com/office/drawing/2016/SVG/main" r:embed="rId18"/>
+                          <asvg:svgBlip xmlns:asvg="http://schemas.microsoft.com/office/drawing/2016/SVG/main" r:embed="rId20"/>
                         </a:ext>
                       </a:extLst>
                     </a:blip>
@@ -8305,6 +10467,7 @@
         <w:rPr>
           <w:noProof/>
         </w:rPr>
+        <w:lastRenderedPageBreak/>
         <w:drawing>
           <wp:inline distT="0" distB="0" distL="0" distR="0" wp14:anchorId="26DEA577" wp14:editId="1813AD08">
             <wp:extent cx="4978932" cy="2133600"/>
@@ -8323,7 +10486,7 @@
                     </pic:cNvPicPr>
                   </pic:nvPicPr>
                   <pic:blipFill>
-                    <a:blip r:embed="rId19">
+                    <a:blip r:embed="rId21">
                       <a:extLst>
                         <a:ext uri="{28A0092B-C50C-407E-A947-70E740481C1C}">
                           <a14:useLocalDpi xmlns:a14="http://schemas.microsoft.com/office/drawing/2010/main" val="0"/>
@@ -8376,7 +10539,6 @@
         <w:jc w:val="center"/>
       </w:pPr>
       <w:r>
-        <w:lastRenderedPageBreak/>
         <w:t>Fig: Skin Tone Classification Preview</w:t>
       </w:r>
     </w:p>
@@ -8388,6 +10550,7 @@
           <w:numId w:val="6"/>
         </w:numPr>
       </w:pPr>
+      <w:bookmarkStart w:id="23" w:name="_Toc223608233"/>
       <w:r>
         <w:t xml:space="preserve">Ambient Illuminance </w:t>
       </w:r>
@@ -8395,7 +10558,11 @@
         <w:t>C</w:t>
       </w:r>
       <w:r>
-        <w:t xml:space="preserve">lassification </w:t>
+        <w:t>lassification</w:t>
+      </w:r>
+      <w:bookmarkEnd w:id="23"/>
+      <w:r>
+        <w:t xml:space="preserve"> </w:t>
       </w:r>
     </w:p>
     <w:p>
@@ -8463,6 +10630,7 @@
         <w:rPr>
           <w:noProof/>
         </w:rPr>
+        <w:lastRenderedPageBreak/>
         <w:drawing>
           <wp:inline distT="0" distB="0" distL="0" distR="0" wp14:anchorId="6EE6B956" wp14:editId="6D10C6ED">
             <wp:extent cx="2492283" cy="3676650"/>
@@ -8481,7 +10649,7 @@
                     </pic:cNvPicPr>
                   </pic:nvPicPr>
                   <pic:blipFill>
-                    <a:blip r:embed="rId20" cstate="print">
+                    <a:blip r:embed="rId22" cstate="print">
                       <a:extLst>
                         <a:ext uri="{28A0092B-C50C-407E-A947-70E740481C1C}">
                           <a14:useLocalDpi xmlns:a14="http://schemas.microsoft.com/office/drawing/2010/main" val="0"/>
@@ -8550,6 +10718,7 @@
         <w:pStyle w:val="Heading3"/>
         <w:ind w:left="450"/>
       </w:pPr>
+      <w:bookmarkStart w:id="24" w:name="_Toc223608234"/>
       <w:r>
         <w:t xml:space="preserve">6.2.3 </w:t>
       </w:r>
@@ -8565,13 +10734,14 @@
       <w:r>
         <w:t>lassification</w:t>
       </w:r>
+      <w:bookmarkEnd w:id="24"/>
     </w:p>
     <w:p/>
     <w:p>
       <w:pPr>
         <w:pStyle w:val="Heading2"/>
       </w:pPr>
-      <w:bookmarkStart w:id="22" w:name="_Toc223527342"/>
+      <w:bookmarkStart w:id="25" w:name="_Toc223608235"/>
       <w:r>
         <w:t>6</w:t>
       </w:r>
@@ -8587,18 +10757,14 @@
       <w:r>
         <w:t xml:space="preserve"> and Bias Reduction</w:t>
       </w:r>
-      <w:bookmarkEnd w:id="22"/>
+      <w:bookmarkEnd w:id="25"/>
       <w:r>
         <w:t xml:space="preserve"> </w:t>
       </w:r>
     </w:p>
     <w:p>
       <w:r>
-        <w:t xml:space="preserve">When development of dataset collection pipeline the 2D calculation of MJMPE introduced systematic biasness to due natural anatomy of human fingers. The fingers with the shorter distance were more towards the designed center mask of the piano overlay causing </w:t>
-      </w:r>
-      <w:r>
-        <w:lastRenderedPageBreak/>
-        <w:t>biasness to longer fingers playing the same or different key. Second metric that introduced biasness was the piano keys being longer on the y-axis, when playing a selected note if another finger besides the actual finger playing the note was nearer a wrong flag was marked for artificially inflated MJMPE</w:t>
+        <w:t>When development of dataset collection pipeline the 2D calculation of MJMPE introduced systematic biasness to due natural anatomy of human fingers. The fingers with the shorter distance were more towards the designed center mask of the piano overlay causing biasness to longer fingers playing the same or different key. Second metric that introduced biasness was the piano keys being longer on the y-axis, when playing a selected note if another finger besides the actual finger playing the note was nearer a wrong flag was marked for artificially inflated MJMPE</w:t>
       </w:r>
       <w:r>
         <w:t>.</w:t>
@@ -8608,14 +10774,14 @@
       <w:pPr>
         <w:pStyle w:val="Heading3"/>
       </w:pPr>
-      <w:bookmarkStart w:id="23" w:name="_Toc223527343"/>
+      <w:bookmarkStart w:id="26" w:name="_Toc223608236"/>
       <w:r>
         <w:t xml:space="preserve">6.3.1 </w:t>
       </w:r>
       <w:r>
         <w:t>Horizontal MJMPE: Fingertip-to-Key Centre Offset</w:t>
       </w:r>
-      <w:bookmarkEnd w:id="23"/>
+      <w:bookmarkEnd w:id="26"/>
     </w:p>
     <w:p>
       <w:r>
@@ -8648,6 +10814,7 @@
             <w:rPr>
               <w:rFonts w:ascii="Cambria Math" w:hAnsi="Cambria Math" w:cs="Cambria Math"/>
             </w:rPr>
+            <w:lastRenderedPageBreak/>
             <m:t>E</m:t>
           </m:r>
           <m:d>
@@ -8862,7 +11029,7 @@
           <w:rFonts w:eastAsiaTheme="minorEastAsia"/>
         </w:rPr>
       </w:pPr>
-      <w:bookmarkStart w:id="24" w:name="_Toc223527344"/>
+      <w:bookmarkStart w:id="27" w:name="_Toc223608237"/>
       <w:r>
         <w:rPr>
           <w:rFonts w:eastAsiaTheme="minorEastAsia"/>
@@ -8887,7 +11054,7 @@
         </w:rPr>
         <w:t>.2 Polygon Containment for Finger Detection</w:t>
       </w:r>
-      <w:bookmarkEnd w:id="24"/>
+      <w:bookmarkEnd w:id="27"/>
     </w:p>
     <w:p>
       <w:pPr>
@@ -8901,20 +11068,38 @@
         </w:rPr>
         <w:t>The second metric causing biasness, the 2D centroid proximity finger to perspective polygon containment meaning the fingertip lying withing the physical bounding polygon is the note playing finger.</w:t>
       </w:r>
-    </w:p>
-    <w:p>
-      <w:pPr>
+      <w:r>
         <w:rPr>
           <w:rFonts w:eastAsiaTheme="minorEastAsia"/>
         </w:rPr>
-      </w:pPr>
-    </w:p>
-    <w:p>
-      <w:pPr>
+        <w:t xml:space="preserve"> Solution is </w:t>
+      </w:r>
+      <w:proofErr w:type="gramStart"/>
+      <w:r>
         <w:rPr>
           <w:rFonts w:eastAsiaTheme="minorEastAsia"/>
         </w:rPr>
-      </w:pPr>
+        <w:t>implementing</w:t>
+      </w:r>
+      <w:proofErr w:type="gramEnd"/>
+      <w:r>
+        <w:rPr>
+          <w:rFonts w:eastAsiaTheme="minorEastAsia"/>
+        </w:rPr>
+        <w:t xml:space="preserve"> a visual mask marking a </w:t>
+      </w:r>
+      <w:r>
+        <w:rPr>
+          <w:rFonts w:eastAsiaTheme="minorEastAsia"/>
+        </w:rPr>
+        <w:t>keys boundary</w:t>
+      </w:r>
+      <w:r>
+        <w:rPr>
+          <w:rFonts w:eastAsiaTheme="minorEastAsia"/>
+        </w:rPr>
+        <w:t xml:space="preserve"> which can be used to identify false flags as well.</w:t>
+      </w:r>
     </w:p>
     <w:p>
       <w:pPr>
@@ -8924,44 +11109,101 @@
         </w:rPr>
       </w:pPr>
       <w:r>
+        <w:drawing>
+          <wp:inline distT="0" distB="0" distL="0" distR="0" wp14:anchorId="423850E1" wp14:editId="7723A5A6">
+            <wp:extent cx="5943600" cy="2713355"/>
+            <wp:effectExtent l="0" t="0" r="0" b="0"/>
+            <wp:docPr id="557737924" name="Graphic 1"/>
+            <wp:cNvGraphicFramePr>
+              <a:graphicFrameLocks xmlns:a="http://schemas.openxmlformats.org/drawingml/2006/main" noChangeAspect="1"/>
+            </wp:cNvGraphicFramePr>
+            <a:graphic xmlns:a="http://schemas.openxmlformats.org/drawingml/2006/main">
+              <a:graphicData uri="http://schemas.openxmlformats.org/drawingml/2006/picture">
+                <pic:pic xmlns:pic="http://schemas.openxmlformats.org/drawingml/2006/picture">
+                  <pic:nvPicPr>
+                    <pic:cNvPr id="557737924" name=""/>
+                    <pic:cNvPicPr/>
+                  </pic:nvPicPr>
+                  <pic:blipFill>
+                    <a:blip r:embed="rId23">
+                      <a:extLst>
+                        <a:ext uri="{96DAC541-7B7A-43D3-8B79-37D633B846F1}">
+                          <asvg:svgBlip xmlns:asvg="http://schemas.microsoft.com/office/drawing/2016/SVG/main" r:embed="rId24"/>
+                        </a:ext>
+                      </a:extLst>
+                    </a:blip>
+                    <a:stretch>
+                      <a:fillRect/>
+                    </a:stretch>
+                  </pic:blipFill>
+                  <pic:spPr>
+                    <a:xfrm>
+                      <a:off x="0" y="0"/>
+                      <a:ext cx="5943600" cy="2713355"/>
+                    </a:xfrm>
+                    <a:prstGeom prst="rect">
+                      <a:avLst/>
+                    </a:prstGeom>
+                  </pic:spPr>
+                </pic:pic>
+              </a:graphicData>
+            </a:graphic>
+          </wp:inline>
+        </w:drawing>
+      </w:r>
+    </w:p>
+    <w:p>
+      <w:pPr>
+        <w:jc w:val="center"/>
         <w:rPr>
           <w:rFonts w:eastAsiaTheme="minorEastAsia"/>
         </w:rPr>
+      </w:pPr>
+      <w:r>
+        <w:rPr>
+          <w:rFonts w:eastAsiaTheme="minorEastAsia"/>
+        </w:rPr>
         <w:t>Fig: polygon containment mask</w:t>
       </w:r>
-      <w:r>
+    </w:p>
+    <w:p>
+      <w:pPr>
+        <w:jc w:val="center"/>
         <w:rPr>
           <w:rFonts w:eastAsiaTheme="minorEastAsia"/>
         </w:rPr>
-        <w:t xml:space="preserve"> </w:t>
-      </w:r>
-    </w:p>
-    <w:p>
-      <w:pPr>
-        <w:jc w:val="center"/>
+      </w:pPr>
+    </w:p>
+    <w:p>
+      <w:pPr>
+        <w:pStyle w:val="Heading3"/>
         <w:rPr>
           <w:rFonts w:eastAsiaTheme="minorEastAsia"/>
         </w:rPr>
       </w:pPr>
-    </w:p>
-    <w:p>
-      <w:pPr>
-        <w:pStyle w:val="Heading3"/>
+      <w:bookmarkStart w:id="28" w:name="_Toc223608238"/>
+      <w:r>
         <w:rPr>
           <w:rFonts w:eastAsiaTheme="minorEastAsia"/>
         </w:rPr>
-      </w:pPr>
-      <w:bookmarkStart w:id="25" w:name="_Toc223527345"/>
+        <w:t>6</w:t>
+      </w:r>
       <w:r>
         <w:rPr>
           <w:rFonts w:eastAsiaTheme="minorEastAsia"/>
         </w:rPr>
-        <w:t>6</w:t>
+        <w:t>.</w:t>
       </w:r>
       <w:r>
         <w:rPr>
           <w:rFonts w:eastAsiaTheme="minorEastAsia"/>
         </w:rPr>
+        <w:t>3</w:t>
+      </w:r>
+      <w:r>
+        <w:rPr>
+          <w:rFonts w:eastAsiaTheme="minorEastAsia"/>
+        </w:rPr>
         <w:t>.</w:t>
       </w:r>
       <w:r>
@@ -8974,21 +11216,9 @@
         <w:rPr>
           <w:rFonts w:eastAsiaTheme="minorEastAsia"/>
         </w:rPr>
-        <w:t>.</w:t>
-      </w:r>
-      <w:r>
-        <w:rPr>
-          <w:rFonts w:eastAsiaTheme="minorEastAsia"/>
-        </w:rPr>
-        <w:t>3</w:t>
-      </w:r>
-      <w:r>
-        <w:rPr>
-          <w:rFonts w:eastAsiaTheme="minorEastAsia"/>
-        </w:rPr>
         <w:t xml:space="preserve"> Perspective Homography Calibration</w:t>
       </w:r>
-      <w:bookmarkEnd w:id="25"/>
+      <w:bookmarkEnd w:id="28"/>
     </w:p>
     <w:p>
       <w:r>
@@ -9179,7 +11409,6 @@
     </w:p>
     <w:p>
       <w:r>
-        <w:lastRenderedPageBreak/>
         <w:t>W</w:t>
       </w:r>
       <w:r>
@@ -9377,10 +11606,10 @@
                     <pic:cNvPicPr/>
                   </pic:nvPicPr>
                   <pic:blipFill>
-                    <a:blip r:embed="rId21">
+                    <a:blip r:embed="rId25">
                       <a:extLst>
                         <a:ext uri="{96DAC541-7B7A-43D3-8B79-37D633B846F1}">
-                          <asvg:svgBlip xmlns:asvg="http://schemas.microsoft.com/office/drawing/2016/SVG/main" r:embed="rId22"/>
+                          <asvg:svgBlip xmlns:asvg="http://schemas.microsoft.com/office/drawing/2016/SVG/main" r:embed="rId26"/>
                         </a:ext>
                       </a:extLst>
                     </a:blip>
@@ -9461,66 +11690,129 @@
           <w:rFonts w:eastAsiaTheme="minorEastAsia"/>
         </w:rPr>
       </w:pPr>
+      <w:bookmarkStart w:id="29" w:name="_Toc223608239"/>
       <w:r>
         <w:rPr>
           <w:rFonts w:eastAsiaTheme="minorEastAsia"/>
         </w:rPr>
-        <w:t xml:space="preserve">6.4 </w:t>
-      </w:r>
-      <w:bookmarkStart w:id="26" w:name="_Toc223527346"/>
-      <w:r>
+        <w:t>6.4 Synchronized Multi-modal Data Acquisition</w:t>
+      </w:r>
+      <w:bookmarkEnd w:id="29"/>
+    </w:p>
+    <w:p>
+      <w:r>
+        <w:t xml:space="preserve">For accurate MJMPE calculations MIDI note events and video frames require sub frame temporal precision. By utilizing a shared time origin anchor by </w:t>
+      </w:r>
+      <w:proofErr w:type="spellStart"/>
+      <w:proofErr w:type="gramStart"/>
+      <w:r>
+        <w:t>time.pref</w:t>
+      </w:r>
+      <w:proofErr w:type="gramEnd"/>
+      <w:r>
+        <w:t>_</w:t>
+      </w:r>
+      <w:proofErr w:type="gramStart"/>
+      <w:r>
+        <w:t>counter</w:t>
+      </w:r>
+      <w:proofErr w:type="spellEnd"/>
+      <w:r>
+        <w:t>(</w:t>
+      </w:r>
+      <w:proofErr w:type="gramEnd"/>
+      <w:r>
+        <w:t>) call when the recording starts, the frame and MIDI timestamps are also recorded independently.</w:t>
+      </w:r>
+      <w:r>
+        <w:t xml:space="preserve"> </w:t>
+      </w:r>
+    </w:p>
+    <w:p>
+      <w:pPr>
+        <w:pStyle w:val="Heading3"/>
         <w:rPr>
           <w:rFonts w:eastAsiaTheme="minorEastAsia"/>
         </w:rPr>
-        <w:t>Synchronized Multi-modal Data Acquisition</w:t>
-      </w:r>
-      <w:bookmarkEnd w:id="26"/>
-    </w:p>
-    <w:p>
-      <w:r>
-        <w:t>For accurate MJMPE calculations MIDI note events and video frames require sub frame temporal precision. By utilizing a shared time origin anchor by time.pref_counter() call when the recording starts, the frame and MIDI timestamps are also recorded independently.</w:t>
-      </w:r>
+      </w:pPr>
+      <w:r>
+        <w:rPr>
+          <w:rFonts w:eastAsiaTheme="minorEastAsia"/>
+        </w:rPr>
+        <w:t xml:space="preserve">     </w:t>
+      </w:r>
+      <w:bookmarkStart w:id="30" w:name="_Toc223608240"/>
+      <w:r>
+        <w:rPr>
+          <w:rFonts w:eastAsiaTheme="minorEastAsia"/>
+        </w:rPr>
+        <w:t>6.4.1 MIDI–Video Temporal Alignment</w:t>
+      </w:r>
+      <w:bookmarkEnd w:id="30"/>
+    </w:p>
+    <w:p>
+      <w:r>
+        <w:t>MIDI recorder runs as a background daemon thread</w:t>
+      </w:r>
+      <w:r>
+        <w:t xml:space="preserve">. Every 1ms using </w:t>
+      </w:r>
+      <w:proofErr w:type="spellStart"/>
+      <w:r>
+        <w:t>mido’s</w:t>
+      </w:r>
+      <w:proofErr w:type="spellEnd"/>
       <w:r>
         <w:t xml:space="preserve"> </w:t>
       </w:r>
-    </w:p>
-    <w:p>
-      <w:pPr>
-        <w:pStyle w:val="Heading3"/>
-        <w:rPr>
-          <w:rFonts w:eastAsiaTheme="minorEastAsia"/>
-        </w:rPr>
-      </w:pPr>
-      <w:r>
-        <w:rPr>
-          <w:rFonts w:eastAsiaTheme="minorEastAsia"/>
-        </w:rPr>
-        <w:t xml:space="preserve">     </w:t>
-      </w:r>
-      <w:bookmarkStart w:id="27" w:name="_Toc223527347"/>
-      <w:r>
-        <w:rPr>
-          <w:rFonts w:eastAsiaTheme="minorEastAsia"/>
-        </w:rPr>
-        <w:t>6.4.1 MIDI–Video Temporal Alignment</w:t>
-      </w:r>
-      <w:bookmarkEnd w:id="27"/>
-    </w:p>
-    <w:p>
-      <w:r>
-        <w:t>MIDI recorder runs as a background daemon thread</w:t>
-      </w:r>
-      <w:r>
-        <w:t xml:space="preserve">. Every 1ms using mido’s iter_pending() interface MIDI input port is surveyed. </w:t>
-      </w:r>
-      <w:r>
-        <w:t>Timestamped messages have shared origin (rec_t0). The frame logger simultaneously records (frame_index, time_s) for every frame written to disk</w:t>
+      <w:proofErr w:type="spellStart"/>
+      <w:r>
+        <w:t>iter_</w:t>
+      </w:r>
+      <w:proofErr w:type="gramStart"/>
+      <w:r>
+        <w:t>pending</w:t>
+      </w:r>
+      <w:proofErr w:type="spellEnd"/>
+      <w:r>
+        <w:t>(</w:t>
+      </w:r>
+      <w:proofErr w:type="gramEnd"/>
+      <w:r>
+        <w:t xml:space="preserve">) interface MIDI input port is surveyed. </w:t>
+      </w:r>
+      <w:r>
+        <w:t>Timestamped messages have shared origin (rec_t0). The frame logger simultaneously records (</w:t>
+      </w:r>
+      <w:proofErr w:type="spellStart"/>
+      <w:r>
+        <w:t>frame_index</w:t>
+      </w:r>
+      <w:proofErr w:type="spellEnd"/>
+      <w:r>
+        <w:t xml:space="preserve">, </w:t>
+      </w:r>
+      <w:proofErr w:type="spellStart"/>
+      <w:r>
+        <w:t>time_s</w:t>
+      </w:r>
+      <w:proofErr w:type="spellEnd"/>
+      <w:r>
+        <w:t>) for every frame written to disk</w:t>
       </w:r>
       <w:r>
         <w:t xml:space="preserve">. </w:t>
       </w:r>
       <w:r>
-        <w:t>Two aligned time series as saved in csv and json files with the same origin expressed in seconds. By using a linear search on the log, nearest note event to video frame is retrieved. This ensures each note corresponds to closest captured frame.</w:t>
+        <w:t xml:space="preserve">Two aligned time series as saved in csv and </w:t>
+      </w:r>
+      <w:proofErr w:type="spellStart"/>
+      <w:r>
+        <w:t>json</w:t>
+      </w:r>
+      <w:proofErr w:type="spellEnd"/>
+      <w:r>
+        <w:t xml:space="preserve"> files with the same origin expressed in seconds. By using a linear search on the log, nearest note event to video frame is retrieved. This ensures each note corresponds to closest captured frame.</w:t>
       </w:r>
     </w:p>
     <w:p/>
@@ -9529,53 +11821,80 @@
       <w:pPr>
         <w:pStyle w:val="Heading2"/>
       </w:pPr>
-      <w:bookmarkStart w:id="28" w:name="_Toc223527348"/>
+      <w:bookmarkStart w:id="31" w:name="_Toc223608241"/>
       <w:r>
         <w:t>6.5 System Performance and Detection Statistics</w:t>
       </w:r>
-      <w:bookmarkEnd w:id="28"/>
-    </w:p>
-    <w:p>
-      <w:r>
-        <w:t>System performance was monitored in real time using a rolling statistics collector that tracked three metrics across a sliding window of frames: frames per second (FPS), MediaPipe inference latency (ms), and end-to-end frame processing latency (ms). A warmup period of N frames was excluded from statistics to allow the pipeline to stabilise before measurement began. These metrics were displayed as a live overlay during recording to allow the operator to identify performance degradation.</w:t>
-      </w:r>
-    </w:p>
-    <w:p>
-      <w:r>
-        <w:t xml:space="preserve">In addition to system-level statistics, the pipeline accumulated per-session detection statistics for every MIDI note_on event, categorising each into one of three outcomes: </w:t>
-      </w:r>
-      <w:r>
-        <w:rPr>
-          <w:b/>
-          <w:bCs/>
-        </w:rPr>
-        <w:t>matched</w:t>
-      </w:r>
-      <w:r>
-        <w:t xml:space="preserve"> (a fingertip landmark was detected inside the key polygon, contributing to MJMPE), </w:t>
-      </w:r>
-      <w:r>
-        <w:rPr>
-          <w:b/>
-          <w:bCs/>
-        </w:rPr>
-        <w:t>detection fail</w:t>
-      </w:r>
-      <w:r>
-        <w:t xml:space="preserve"> (hand landmarks were present but no fingertip landed within the key boundary), or </w:t>
-      </w:r>
-      <w:r>
-        <w:rPr>
-          <w:b/>
-          <w:bCs/>
-        </w:rPr>
-        <w:t>missed</w:t>
-      </w:r>
-      <w:r>
-        <w:t xml:space="preserve"> (no hand landmarks were detected). From these, two research-level metrics were derived: the Mean Joint Model Positional Error (MJMPE) and the Detection Rate (DR):</w:t>
-      </w:r>
-    </w:p>
-    <w:p/>
+      <w:bookmarkEnd w:id="31"/>
+    </w:p>
+    <w:p>
+      <w:r>
+        <w:t xml:space="preserve">Frames per second (FPS), </w:t>
+      </w:r>
+      <w:proofErr w:type="spellStart"/>
+      <w:r>
+        <w:t>MediaPipe</w:t>
+      </w:r>
+      <w:proofErr w:type="spellEnd"/>
+      <w:r>
+        <w:t xml:space="preserve"> inference latency (</w:t>
+      </w:r>
+      <w:proofErr w:type="spellStart"/>
+      <w:r>
+        <w:t>ms</w:t>
+      </w:r>
+      <w:proofErr w:type="spellEnd"/>
+      <w:r>
+        <w:t>) and frame processing latency (</w:t>
+      </w:r>
+      <w:proofErr w:type="spellStart"/>
+      <w:r>
+        <w:t>ms</w:t>
+      </w:r>
+      <w:proofErr w:type="spellEnd"/>
+      <w:r>
+        <w:t xml:space="preserve">) are some metrics calculated real time to monitor performance. To identify any performance degradation, these </w:t>
+      </w:r>
+      <w:r>
+        <w:t>metrics are</w:t>
+      </w:r>
+      <w:r>
+        <w:t xml:space="preserve"> displayed live during recording.</w:t>
+      </w:r>
+    </w:p>
+    <w:p>
+      <w:r>
+        <w:t xml:space="preserve">For each session, detected statistics for every MIDI </w:t>
+      </w:r>
+      <w:proofErr w:type="spellStart"/>
+      <w:r>
+        <w:t>note_on</w:t>
+      </w:r>
+      <w:proofErr w:type="spellEnd"/>
+      <w:r>
+        <w:t xml:space="preserve"> event are categorized into one of three </w:t>
+      </w:r>
+      <w:r>
+        <w:t>outcomes:</w:t>
+      </w:r>
+      <w:r>
+        <w:t xml:space="preserve"> matched (correct landmark detection inside key polygon, detection fail (no fingertip landed within the key boundary when hand landmarks were present), missed (no hand landmarks were detected).</w:t>
+      </w:r>
+      <w:r>
+        <w:t xml:space="preserve"> From the outcomes these </w:t>
+      </w:r>
+      <w:r>
+        <w:t>metrics were obtained:</w:t>
+      </w:r>
+    </w:p>
+    <w:p>
+      <w:r>
+        <w:t xml:space="preserve"> the Mean Joint Model Positional Error (MJMPE)</w:t>
+      </w:r>
+      <w:r>
+        <w:t>:</w:t>
+      </w:r>
+    </w:p>
     <w:p>
       <w:pPr>
         <w:jc w:val="center"/>
@@ -9600,10 +11919,10 @@
                     <pic:cNvPicPr/>
                   </pic:nvPicPr>
                   <pic:blipFill>
-                    <a:blip r:embed="rId23">
+                    <a:blip r:embed="rId27">
                       <a:extLst>
                         <a:ext uri="{96DAC541-7B7A-43D3-8B79-37D633B846F1}">
-                          <asvg:svgBlip xmlns:asvg="http://schemas.microsoft.com/office/drawing/2016/SVG/main" r:embed="rId24"/>
+                          <asvg:svgBlip xmlns:asvg="http://schemas.microsoft.com/office/drawing/2016/SVG/main" r:embed="rId28"/>
                         </a:ext>
                       </a:extLst>
                     </a:blip>
@@ -9628,6 +11947,11 @@
       </w:r>
     </w:p>
     <w:p>
+      <w:r>
+        <w:t>the Detection Rate (DR):</w:t>
+      </w:r>
+    </w:p>
+    <w:p>
       <w:pPr>
         <w:jc w:val="center"/>
       </w:pPr>
@@ -9651,10 +11975,10 @@
                     <pic:cNvPicPr/>
                   </pic:nvPicPr>
                   <pic:blipFill>
-                    <a:blip r:embed="rId25">
+                    <a:blip r:embed="rId29">
                       <a:extLst>
                         <a:ext uri="{96DAC541-7B7A-43D3-8B79-37D633B846F1}">
-                          <asvg:svgBlip xmlns:asvg="http://schemas.microsoft.com/office/drawing/2016/SVG/main" r:embed="rId26"/>
+                          <asvg:svgBlip xmlns:asvg="http://schemas.microsoft.com/office/drawing/2016/SVG/main" r:embed="rId30"/>
                         </a:ext>
                       </a:extLst>
                     </a:blip>
@@ -9682,18 +12006,15 @@
       <w:pPr>
         <w:pStyle w:val="Heading2"/>
       </w:pPr>
-      <w:bookmarkStart w:id="29" w:name="_Toc223527349"/>
+      <w:bookmarkStart w:id="32" w:name="_Toc223608242"/>
       <w:r>
         <w:t>6.6 Participant Study Design</w:t>
       </w:r>
-      <w:bookmarkEnd w:id="29"/>
-    </w:p>
-    <w:p>
-      <w:r>
-        <w:t>A within-subjects study was conducted to evaluate tracking performance across varying participant demographics and environmental conditions. Each participant completed a single structured recording session using the same hardware configuration and piano</w:t>
-      </w:r>
-      <w:r>
-        <w:tab/>
+      <w:bookmarkEnd w:id="32"/>
+    </w:p>
+    <w:p>
+      <w:r>
+        <w:t>A study with three pre-planned patterns was completed by each participant using the same hardware configuration to evaluate tracking performance among participant demographics and illuminance conditions.</w:t>
       </w:r>
     </w:p>
     <w:p>
@@ -9703,15 +12024,18 @@
       <w:r>
         <w:t xml:space="preserve">     </w:t>
       </w:r>
-      <w:bookmarkStart w:id="30" w:name="_Toc223527350"/>
+      <w:bookmarkStart w:id="33" w:name="_Toc223608243"/>
       <w:r>
         <w:t>6.6.1 Participant Recruitment and Inclusion Criteria</w:t>
       </w:r>
-      <w:bookmarkEnd w:id="30"/>
-    </w:p>
-    <w:p>
-      <w:r>
-        <w:t>Participants were recruited through [recruitment method, e.g. university notice boards / convenience sampling]. Inclusion criteria required participants to have at least [X] years of piano experience and to be between the ages of [range]. No exclusion criteria were applied based on skin tone or hand size; diversity across Fitzpatrick phototypes and hand dimensions was actively sought to ensure the dataset captured a representative range of demographic conditions relevant to tracking performance. A total of [N] participants were recruited.</w:t>
+      <w:bookmarkEnd w:id="33"/>
+    </w:p>
+    <w:p>
+      <w:r>
+        <w:t xml:space="preserve">Participants recruitment was done through recommendation and signing consent forms. </w:t>
+      </w:r>
+      <w:r>
+        <w:t>No exclusion criteria were applied based on skin tone or hand size. For relevant tracking performance diversity across Fitzpatrick phototypes and hand sizes were actively sought. A total of {N} participants participated in this study.</w:t>
       </w:r>
     </w:p>
     <w:p>
@@ -9719,60 +12043,132 @@
         <w:pStyle w:val="Heading3"/>
       </w:pPr>
       <w:r>
+        <w:t xml:space="preserve">     </w:t>
+      </w:r>
+      <w:bookmarkStart w:id="34" w:name="_Toc223608244"/>
+      <w:r>
+        <w:t>6.6.2 Session Protocol and Procedure</w:t>
+      </w:r>
+      <w:bookmarkEnd w:id="34"/>
+    </w:p>
+    <w:p>
+      <w:r>
+        <w:t>Each participant completed a predefined pattern session. After manually entering lux value, hand size and identifying participants Fritzpatrick scale type the following three pattern were played.</w:t>
+      </w:r>
+    </w:p>
+    <w:p>
+      <w:pPr>
+        <w:pStyle w:val="ListParagraph"/>
+        <w:numPr>
+          <w:ilvl w:val="0"/>
+          <w:numId w:val="8"/>
+        </w:numPr>
+      </w:pPr>
+      <w:r>
         <w:lastRenderedPageBreak/>
+        <w:t>Five-Finger Position</w:t>
+      </w:r>
+      <w:r>
+        <w:t>: C-D-E-F-G pattern for both hands with no finger crossing ascending and descending 4 times.</w:t>
+      </w:r>
+    </w:p>
+    <w:p>
+      <w:pPr>
+        <w:pStyle w:val="ListParagraph"/>
+        <w:numPr>
+          <w:ilvl w:val="0"/>
+          <w:numId w:val="8"/>
+        </w:numPr>
+      </w:pPr>
+      <w:r>
+        <w:t>One-Octave C Major Scale</w:t>
+      </w:r>
+      <w:r>
+        <w:t>: C to C on octave with one finger cross.</w:t>
+      </w:r>
+    </w:p>
+    <w:p>
+      <w:pPr>
+        <w:pStyle w:val="ListParagraph"/>
+        <w:numPr>
+          <w:ilvl w:val="0"/>
+          <w:numId w:val="8"/>
+        </w:numPr>
+      </w:pPr>
+      <w:r>
+        <w:t>Black Key Pentatonic Scale</w:t>
+      </w:r>
+      <w:r>
+        <w:t xml:space="preserve">: C#-D#-E#-F#-G# on the </w:t>
+      </w:r>
+      <w:r>
+        <w:t>black keys ascending and descending 4 times</w:t>
+      </w:r>
+    </w:p>
+    <w:p/>
+    <w:p>
+      <w:pPr>
+        <w:pStyle w:val="Heading3"/>
+      </w:pPr>
+      <w:r>
         <w:t xml:space="preserve">     </w:t>
       </w:r>
-      <w:bookmarkStart w:id="31" w:name="_Toc223527351"/>
-      <w:r>
-        <w:t>6.6.2 Session Protocol and Procedure</w:t>
-      </w:r>
-      <w:bookmarkEnd w:id="31"/>
-    </w:p>
-    <w:p>
-      <w:r>
-        <w:t xml:space="preserve">Each session followed a fixed protocol. Upon arrival, the operator configured the recording environment: the lux value was entered via the setup screen, the participant's hand span was measured and entered in </w:t>
-      </w:r>
-      <w:r>
-        <w:t>centimeters</w:t>
-      </w:r>
-      <w:r>
-        <w:t>, and the Fitzpatrick skin tone detection was run automatically by displaying the participant's palm to the camera. The piano key overlay was then calibrated using the perspective homography tool to align the key mask to the current camera angle.</w:t>
-      </w:r>
-    </w:p>
-    <w:p>
-      <w:r>
-        <w:t>Participants were seated at the piano with the overhead camera positioned [distance/angle]. Each participant performed [describe task — e.g. a fixed set of single-note presses across all keys / a C major scale / a short musical excerpt] at a self-selected tempo. The SPACE key initiated recording and the session was terminated after the performance was complete. Total recording duration per participant was approximately [X] minutes</w:t>
-      </w:r>
-    </w:p>
-    <w:p/>
-    <w:p>
-      <w:pPr>
-        <w:pStyle w:val="Heading3"/>
-      </w:pPr>
-      <w:r>
-        <w:t xml:space="preserve">     </w:t>
-      </w:r>
-      <w:bookmarkStart w:id="32" w:name="_Toc223527352"/>
+      <w:bookmarkStart w:id="35" w:name="_Toc223608245"/>
       <w:r>
         <w:t>6.6.3 Dataset Structure and Storage</w:t>
       </w:r>
-      <w:bookmarkEnd w:id="32"/>
-    </w:p>
-    <w:p>
-      <w:r>
-        <w:t>All raw data from each session was written to a dedicated folder at data/raw/p###/, where p### is a zero-padded participant identifier assigned sequentially. Each session folder contains five files:</w:t>
-      </w:r>
-    </w:p>
-    <w:p>
+      <w:bookmarkEnd w:id="35"/>
+    </w:p>
+    <w:p>
+      <w:r>
+        <w:t>All raw data from each session was written to a dedicated folder at data/raw/</w:t>
+      </w:r>
+      <w:proofErr w:type="gramStart"/>
+      <w:r>
+        <w:t>p###/</w:t>
+      </w:r>
+      <w:proofErr w:type="gramEnd"/>
+      <w:r>
+        <w:t xml:space="preserve">. Each participant folder has frames.csv containing all the frame data with the timestamps, the details of the session with participants variables and illuminance data, and midi data in </w:t>
+      </w:r>
+      <w:proofErr w:type="spellStart"/>
+      <w:r>
+        <w:t>json</w:t>
+      </w:r>
+      <w:proofErr w:type="spellEnd"/>
+      <w:r>
+        <w:t xml:space="preserve"> and mid file </w:t>
+      </w:r>
+      <w:proofErr w:type="gramStart"/>
+      <w:r>
+        <w:t>with frame</w:t>
+      </w:r>
+      <w:proofErr w:type="gramEnd"/>
+      <w:r>
+        <w:t xml:space="preserve"> </w:t>
+      </w:r>
+      <w:proofErr w:type="gramStart"/>
+      <w:r>
+        <w:t>and timestamps synchronized</w:t>
+      </w:r>
+      <w:proofErr w:type="gramEnd"/>
+      <w:r>
+        <w:t>.</w:t>
+      </w:r>
+    </w:p>
+    <w:p>
+      <w:pPr>
+        <w:jc w:val="center"/>
+      </w:pPr>
       <w:r>
         <w:rPr>
           <w:noProof/>
         </w:rPr>
         <w:drawing>
-          <wp:inline distT="0" distB="0" distL="0" distR="0" wp14:anchorId="4C44C133" wp14:editId="04B49E4B">
-            <wp:extent cx="4801270" cy="1371791"/>
-            <wp:effectExtent l="0" t="0" r="0" b="0"/>
-            <wp:docPr id="288346655" name="Picture 1"/>
+          <wp:inline distT="0" distB="0" distL="0" distR="0" wp14:anchorId="6CDBD376" wp14:editId="484C571E">
+            <wp:extent cx="2410161" cy="1209844"/>
+            <wp:effectExtent l="0" t="0" r="0" b="9525"/>
+            <wp:docPr id="1876249180" name="Picture 1"/>
             <wp:cNvGraphicFramePr>
               <a:graphicFrameLocks xmlns:a="http://schemas.openxmlformats.org/drawingml/2006/main" noChangeAspect="1"/>
             </wp:cNvGraphicFramePr>
@@ -9780,11 +12176,11 @@
               <a:graphicData uri="http://schemas.openxmlformats.org/drawingml/2006/picture">
                 <pic:pic xmlns:pic="http://schemas.openxmlformats.org/drawingml/2006/picture">
                   <pic:nvPicPr>
-                    <pic:cNvPr id="288346655" name=""/>
+                    <pic:cNvPr id="1876249180" name=""/>
                     <pic:cNvPicPr/>
                   </pic:nvPicPr>
                   <pic:blipFill>
-                    <a:blip r:embed="rId27"/>
+                    <a:blip r:embed="rId31"/>
                     <a:stretch>
                       <a:fillRect/>
                     </a:stretch>
@@ -9792,7 +12188,7 @@
                   <pic:spPr>
                     <a:xfrm>
                       <a:off x="0" y="0"/>
-                      <a:ext cx="4801270" cy="1371791"/>
+                      <a:ext cx="2410161" cy="1209844"/>
                     </a:xfrm>
                     <a:prstGeom prst="rect">
                       <a:avLst/>
@@ -9807,134 +12203,235 @@
     </w:p>
     <w:p>
       <w:pPr>
+        <w:jc w:val="center"/>
+      </w:pPr>
+      <w:r>
+        <w:t>Fig: Raw data saved structure</w:t>
+      </w:r>
+    </w:p>
+    <w:p>
+      <w:pPr>
         <w:pStyle w:val="Heading2"/>
       </w:pPr>
-      <w:bookmarkStart w:id="33" w:name="_Toc223527353"/>
+      <w:bookmarkStart w:id="36" w:name="_Toc223608246"/>
       <w:r>
         <w:t>6.7 Offline MJMPE Analysis</w:t>
       </w:r>
-      <w:bookmarkEnd w:id="33"/>
-    </w:p>
-    <w:p>
-      <w:r>
-        <w:t xml:space="preserve">Following data collection, all sessions were analysed offline using analyse.py, which replays each recorded video against its corresponding MIDI event log to compute MJMPE and detection statistics without requiring the participant to be present. For each note_on event, the nearest video frame was retrieved and processed by both MediaPipe Hands and OpenPose independently, allowing a direct comparison of landmark accuracy between the two models on identical input data. The polygon containment and horizontal MJMPE logic mirrors the live pipeline exactly, ensuring methodological consistency between real-time and offline evaluation. Results were written to p###_results_mediapipe.json and </w:t>
-      </w:r>
+      <w:bookmarkEnd w:id="36"/>
+    </w:p>
+    <w:p>
+      <w:r>
+        <w:t xml:space="preserve">After the data collection process, the midi data and frame data processed by both </w:t>
+      </w:r>
+      <w:proofErr w:type="spellStart"/>
+      <w:r>
+        <w:t>MediaPipe</w:t>
+      </w:r>
+      <w:proofErr w:type="spellEnd"/>
+      <w:r>
+        <w:t xml:space="preserve"> Hands and OpenPose independently. The resulting MJMPE, detection rate and per hand with per finger breakdowns are storing in the processed folder individually meaning each participant will have their own result file</w:t>
+      </w:r>
+      <w:r>
+        <w:t xml:space="preserve">, </w:t>
+      </w:r>
+      <w:proofErr w:type="gramStart"/>
+      <w:r>
+        <w:t>p#_</w:t>
+      </w:r>
+      <w:proofErr w:type="spellStart"/>
+      <w:proofErr w:type="gramEnd"/>
+      <w:r>
+        <w:t>mediapipe_</w:t>
+      </w:r>
+      <w:proofErr w:type="gramStart"/>
+      <w:r>
+        <w:t>results.json</w:t>
+      </w:r>
+      <w:proofErr w:type="spellEnd"/>
+      <w:proofErr w:type="gramEnd"/>
+      <w:r>
+        <w:t xml:space="preserve"> and </w:t>
+      </w:r>
+      <w:proofErr w:type="gramStart"/>
+      <w:r>
+        <w:t>p#_</w:t>
+      </w:r>
+      <w:proofErr w:type="spellStart"/>
+      <w:proofErr w:type="gramEnd"/>
+      <w:r>
+        <w:t>openpose_</w:t>
+      </w:r>
+      <w:proofErr w:type="gramStart"/>
+      <w:r>
+        <w:t>results.json</w:t>
+      </w:r>
+      <w:proofErr w:type="spellEnd"/>
+      <w:proofErr w:type="gramEnd"/>
+      <w:r>
+        <w:t xml:space="preserve">. </w:t>
+      </w:r>
+    </w:p>
+    <w:p/>
+    <w:p>
+      <w:pPr>
+        <w:pStyle w:val="Heading1"/>
+      </w:pPr>
+      <w:bookmarkStart w:id="37" w:name="_Toc223608247"/>
+      <w:r>
+        <w:t>7 Results</w:t>
+      </w:r>
+      <w:bookmarkEnd w:id="37"/>
+    </w:p>
+    <w:p>
+      <w:pPr>
+        <w:pStyle w:val="Heading2"/>
+      </w:pPr>
+      <w:bookmarkStart w:id="38" w:name="_Toc223608248"/>
+      <w:proofErr w:type="gramStart"/>
+      <w:r>
+        <w:t>7.1  Overall</w:t>
+      </w:r>
+      <w:proofErr w:type="gramEnd"/>
+      <w:r>
+        <w:t xml:space="preserve"> Model Performance</w:t>
+      </w:r>
+      <w:bookmarkEnd w:id="38"/>
+    </w:p>
+    <w:p>
+      <w:r>
+        <w:t xml:space="preserve">     — MJMPE and Detection Rate: </w:t>
+      </w:r>
+      <w:proofErr w:type="spellStart"/>
+      <w:r>
+        <w:t>MediaPipe</w:t>
+      </w:r>
+      <w:proofErr w:type="spellEnd"/>
+      <w:r>
+        <w:t xml:space="preserve"> vs OpenPose side-by-side table</w:t>
+      </w:r>
+    </w:p>
+    <w:p>
+      <w:r>
+        <w:t xml:space="preserve">     </w:t>
+      </w:r>
+    </w:p>
+    <w:p>
+      <w:pPr>
+        <w:pStyle w:val="Heading2"/>
+      </w:pPr>
+      <w:bookmarkStart w:id="39" w:name="_Toc223608249"/>
+      <w:proofErr w:type="gramStart"/>
       <w:r>
         <w:lastRenderedPageBreak/>
-        <w:t>p###_results_openpose.json, each containing overall MJMPE, detection rate, and per-hand per-finger breakdowns.</w:t>
+        <w:t>7.2  Per</w:t>
+      </w:r>
+      <w:proofErr w:type="gramEnd"/>
+      <w:r>
+        <w:t>-Hand Accuracy</w:t>
+      </w:r>
+      <w:bookmarkEnd w:id="39"/>
+    </w:p>
+    <w:p>
+      <w:r>
+        <w:t xml:space="preserve">     — Left vs Right hand MJMPE and DR for each model</w:t>
       </w:r>
     </w:p>
     <w:p/>
     <w:p>
       <w:pPr>
-        <w:jc w:val="both"/>
-        <w:rPr>
-          <w:rFonts w:ascii="Arial" w:hAnsi="Arial" w:cs="Arial"/>
-        </w:rPr>
-      </w:pPr>
-      <w:r>
-        <w:rPr>
-          <w:rFonts w:ascii="Arial" w:hAnsi="Arial" w:cs="Arial"/>
-        </w:rPr>
-        <w:t xml:space="preserve">* project timeline </w:t>
-      </w:r>
-    </w:p>
-    <w:p>
-      <w:pPr>
-        <w:jc w:val="both"/>
-        <w:rPr>
-          <w:rFonts w:ascii="Arial" w:hAnsi="Arial" w:cs="Arial"/>
-        </w:rPr>
-      </w:pPr>
-      <w:r>
-        <w:rPr>
-          <w:rFonts w:ascii="Arial" w:hAnsi="Arial" w:cs="Arial"/>
-        </w:rPr>
-        <w:t>* task sheet</w:t>
-      </w:r>
-    </w:p>
-    <w:p>
-      <w:pPr>
-        <w:jc w:val="both"/>
-        <w:rPr>
-          <w:rFonts w:ascii="Arial" w:hAnsi="Arial" w:cs="Arial"/>
-        </w:rPr>
-      </w:pPr>
-      <w:r>
-        <w:rPr>
-          <w:rFonts w:ascii="Arial" w:hAnsi="Arial" w:cs="Arial"/>
-        </w:rPr>
-        <w:t xml:space="preserve"> - gantt chart </w:t>
-      </w:r>
-    </w:p>
-    <w:p>
-      <w:pPr>
-        <w:jc w:val="both"/>
-        <w:rPr>
-          <w:rFonts w:ascii="Arial" w:hAnsi="Arial" w:cs="Arial"/>
-        </w:rPr>
-      </w:pPr>
-      <w:r>
-        <w:rPr>
-          <w:rFonts w:ascii="Arial" w:hAnsi="Arial" w:cs="Arial"/>
-        </w:rPr>
-        <w:t xml:space="preserve">-resource sheet </w:t>
-      </w:r>
-    </w:p>
-    <w:p>
-      <w:pPr>
-        <w:jc w:val="both"/>
-        <w:rPr>
-          <w:rFonts w:ascii="Arial" w:hAnsi="Arial" w:cs="Arial"/>
-        </w:rPr>
-      </w:pPr>
-      <w:r>
-        <w:rPr>
-          <w:rFonts w:ascii="Arial" w:hAnsi="Arial" w:cs="Arial"/>
-        </w:rPr>
-        <w:t xml:space="preserve">- github </w:t>
-      </w:r>
-    </w:p>
-    <w:p>
-      <w:pPr>
-        <w:jc w:val="both"/>
-        <w:rPr>
-          <w:rFonts w:ascii="Arial" w:hAnsi="Arial" w:cs="Arial"/>
-        </w:rPr>
-      </w:pPr>
-      <w:r>
-        <w:rPr>
-          <w:rFonts w:ascii="Arial" w:hAnsi="Arial" w:cs="Arial"/>
-        </w:rPr>
-        <w:t>* erd if necessary</w:t>
-      </w:r>
-    </w:p>
-    <w:p>
-      <w:pPr>
-        <w:jc w:val="both"/>
-        <w:rPr>
-          <w:rFonts w:ascii="Arial" w:hAnsi="Arial" w:cs="Arial"/>
-        </w:rPr>
-      </w:pPr>
-      <w:r>
-        <w:rPr>
-          <w:rFonts w:ascii="Arial" w:hAnsi="Arial" w:cs="Arial"/>
-        </w:rPr>
-        <w:t>* eerd if necessary</w:t>
-      </w:r>
-    </w:p>
-    <w:p>
-      <w:pPr>
-        <w:jc w:val="both"/>
-        <w:rPr>
-          <w:rFonts w:ascii="Arial" w:hAnsi="Arial" w:cs="Arial"/>
-        </w:rPr>
-      </w:pPr>
-      <w:r>
-        <w:rPr>
-          <w:rFonts w:ascii="Arial" w:hAnsi="Arial" w:cs="Arial"/>
-        </w:rPr>
-        <w:t>* use case requirement catalog (jpeg file)</w:t>
+        <w:pStyle w:val="Heading2"/>
+      </w:pPr>
+      <w:bookmarkStart w:id="40" w:name="_Toc223608250"/>
+      <w:proofErr w:type="gramStart"/>
+      <w:r>
+        <w:t>7.3  Per</w:t>
+      </w:r>
+      <w:proofErr w:type="gramEnd"/>
+      <w:r>
+        <w:t>-Finger Accuracy</w:t>
+      </w:r>
+      <w:bookmarkEnd w:id="40"/>
+    </w:p>
+    <w:p>
+      <w:r>
+        <w:t xml:space="preserve">     — Thumb through Pinky breakdown (table + bar chart)</w:t>
+      </w:r>
+    </w:p>
+    <w:p>
+      <w:r>
+        <w:t xml:space="preserve">     — Highlight which fingers each model struggles with</w:t>
+      </w:r>
+    </w:p>
+    <w:p/>
+    <w:p>
+      <w:pPr>
+        <w:pStyle w:val="Heading2"/>
+      </w:pPr>
+      <w:bookmarkStart w:id="41" w:name="_Toc223608251"/>
+      <w:proofErr w:type="gramStart"/>
+      <w:r>
+        <w:t>7.4  Effect</w:t>
+      </w:r>
+      <w:proofErr w:type="gramEnd"/>
+      <w:r>
+        <w:t xml:space="preserve"> of Skin Tone (Fitzpatrick Type)</w:t>
+      </w:r>
+      <w:bookmarkEnd w:id="41"/>
+    </w:p>
+    <w:p>
+      <w:r>
+        <w:t xml:space="preserve">     — MJMPE and DR grouped by Fitzpatrick category</w:t>
+      </w:r>
+    </w:p>
+    <w:p>
+      <w:r>
+        <w:t xml:space="preserve">     — Does darker skin increase detection failures?</w:t>
+      </w:r>
+    </w:p>
+    <w:p/>
+    <w:p>
+      <w:pPr>
+        <w:pStyle w:val="Heading2"/>
+      </w:pPr>
+      <w:bookmarkStart w:id="42" w:name="_Toc223608252"/>
+      <w:proofErr w:type="gramStart"/>
+      <w:r>
+        <w:t>7.5  Effect</w:t>
+      </w:r>
+      <w:proofErr w:type="gramEnd"/>
+      <w:r>
+        <w:t xml:space="preserve"> of Ambient Illuminance</w:t>
+      </w:r>
+      <w:bookmarkEnd w:id="42"/>
+    </w:p>
+    <w:p>
+      <w:r>
+        <w:t xml:space="preserve">     — MJMPE and DR across Dim / Indoor / Bright conditions</w:t>
+      </w:r>
+    </w:p>
+    <w:p>
+      <w:r>
+        <w:t xml:space="preserve">     </w:t>
+      </w:r>
+    </w:p>
+    <w:p>
+      <w:pPr>
+        <w:pStyle w:val="Heading2"/>
+      </w:pPr>
+      <w:bookmarkStart w:id="43" w:name="_Toc223608253"/>
+      <w:proofErr w:type="gramStart"/>
+      <w:r>
+        <w:t>7.6  Effect</w:t>
+      </w:r>
+      <w:proofErr w:type="gramEnd"/>
+      <w:r>
+        <w:t xml:space="preserve"> of Hand Size</w:t>
+      </w:r>
+      <w:bookmarkEnd w:id="43"/>
+    </w:p>
+    <w:p>
+      <w:r>
+        <w:t xml:space="preserve">     — MJMPE and DR across Small / Medium / Large categories</w:t>
       </w:r>
     </w:p>
     <w:p>
@@ -9950,148 +12447,88 @@
         <w:pStyle w:val="Heading1"/>
         <w:numPr>
           <w:ilvl w:val="0"/>
-          <w:numId w:val="6"/>
+          <w:numId w:val="10"/>
         </w:numPr>
         <w:jc w:val="both"/>
         <w:rPr>
           <w:rFonts w:ascii="Arial" w:hAnsi="Arial" w:cs="Arial"/>
         </w:rPr>
       </w:pPr>
-      <w:bookmarkStart w:id="34" w:name="_Toc223527354"/>
-      <w:r>
-        <w:rPr>
-          <w:rFonts w:ascii="Arial" w:hAnsi="Arial" w:cs="Arial"/>
-        </w:rPr>
-        <w:t>I</w:t>
-      </w:r>
-      <w:r>
-        <w:rPr>
-          <w:rFonts w:ascii="Arial" w:hAnsi="Arial" w:cs="Arial"/>
-        </w:rPr>
-        <w:t>nstallation guideline</w:t>
-      </w:r>
-      <w:bookmarkEnd w:id="34"/>
-      <w:r>
-        <w:rPr>
-          <w:rFonts w:ascii="Arial" w:hAnsi="Arial" w:cs="Arial"/>
-        </w:rPr>
-        <w:t xml:space="preserve"> </w:t>
-      </w:r>
-    </w:p>
-    <w:p>
-      <w:pPr>
-        <w:jc w:val="both"/>
-        <w:rPr>
-          <w:rFonts w:ascii="Arial" w:hAnsi="Arial" w:cs="Arial"/>
-        </w:rPr>
-      </w:pPr>
-      <w:r>
-        <w:rPr>
-          <w:rFonts w:ascii="Arial" w:hAnsi="Arial" w:cs="Arial"/>
-        </w:rPr>
-        <w:t xml:space="preserve">Python 3.10+ is required for this </w:t>
-      </w:r>
-      <w:r>
-        <w:rPr>
-          <w:rFonts w:ascii="Arial" w:hAnsi="Arial" w:cs="Arial"/>
-        </w:rPr>
-        <w:t>system, installation can be done from the Microsoft store or python website</w:t>
-      </w:r>
-      <w:r>
-        <w:rPr>
-          <w:rFonts w:ascii="Arial" w:hAnsi="Arial" w:cs="Arial"/>
-        </w:rPr>
-        <w:t xml:space="preserve">. The requirements.txt </w:t>
-      </w:r>
-      <w:r>
-        <w:rPr>
-          <w:rFonts w:ascii="Arial" w:hAnsi="Arial" w:cs="Arial"/>
-        </w:rPr>
-        <w:t>include</w:t>
-      </w:r>
-      <w:r>
-        <w:rPr>
-          <w:rFonts w:ascii="Arial" w:hAnsi="Arial" w:cs="Arial"/>
-        </w:rPr>
-        <w:t xml:space="preserve"> all the </w:t>
-      </w:r>
-      <w:r>
-        <w:rPr>
-          <w:rFonts w:ascii="Arial" w:hAnsi="Arial" w:cs="Arial"/>
-        </w:rPr>
-        <w:t xml:space="preserve">required frameworks and libraries. </w:t>
-      </w:r>
-      <w:r>
-        <w:rPr>
-          <w:rFonts w:ascii="Arial" w:hAnsi="Arial" w:cs="Arial"/>
-        </w:rPr>
-        <w:t xml:space="preserve">Python virtual environment should be used to fix any dependencies issues as many libraries aren’t supported on the latest version the command python -m venv </w:t>
-      </w:r>
-      <w:r>
-        <w:rPr>
-          <w:rFonts w:ascii="Arial" w:hAnsi="Arial" w:cs="Arial"/>
-        </w:rPr>
-        <w:t>&lt;environment name&gt; without the &lt;&gt; can be used to initialize via terminal</w:t>
-      </w:r>
-      <w:r>
-        <w:rPr>
-          <w:rFonts w:ascii="Arial" w:hAnsi="Arial" w:cs="Arial"/>
-        </w:rPr>
-        <w:t>. After activating the script using</w:t>
-      </w:r>
-      <w:r>
-        <w:rPr>
-          <w:rFonts w:ascii="Arial" w:hAnsi="Arial" w:cs="Arial"/>
-        </w:rPr>
-        <w:t xml:space="preserve"> venv\Scripts\activate</w:t>
-      </w:r>
-      <w:r>
-        <w:rPr>
-          <w:rFonts w:ascii="Arial" w:hAnsi="Arial" w:cs="Arial"/>
-        </w:rPr>
-        <w:t xml:space="preserve"> the requirements.txt has all the required </w:t>
-      </w:r>
-      <w:r>
-        <w:rPr>
-          <w:rFonts w:ascii="Arial" w:hAnsi="Arial" w:cs="Arial"/>
-        </w:rPr>
-        <w:t>sources, the</w:t>
-      </w:r>
-      <w:r>
-        <w:rPr>
-          <w:rFonts w:ascii="Arial" w:hAnsi="Arial" w:cs="Arial"/>
-        </w:rPr>
-        <w:t xml:space="preserve"> command </w:t>
-      </w:r>
-      <w:r>
-        <w:rPr>
-          <w:rFonts w:ascii="Arial" w:hAnsi="Arial" w:cs="Arial"/>
-        </w:rPr>
-        <w:t>pip install -r requirements.txt can be used to install</w:t>
-      </w:r>
-      <w:r>
-        <w:rPr>
-          <w:rFonts w:ascii="Arial" w:hAnsi="Arial" w:cs="Arial"/>
-        </w:rPr>
-        <w:t xml:space="preserve"> all python dependencies</w:t>
-      </w:r>
-      <w:r>
-        <w:rPr>
-          <w:rFonts w:ascii="Arial" w:hAnsi="Arial" w:cs="Arial"/>
-        </w:rPr>
-        <w:t xml:space="preserve"> via terminal</w:t>
-      </w:r>
-      <w:r>
-        <w:rPr>
-          <w:rFonts w:ascii="Arial" w:hAnsi="Arial" w:cs="Arial"/>
-        </w:rPr>
-        <w:t>.</w:t>
-      </w:r>
-      <w:r>
-        <w:rPr>
-          <w:rFonts w:ascii="Arial" w:hAnsi="Arial" w:cs="Arial"/>
-        </w:rPr>
-        <w:t xml:space="preserve"> The full guide will be included in the Installation guidelines file.</w:t>
+      <w:bookmarkStart w:id="44" w:name="_Toc223608255"/>
+      <w:r>
+        <w:rPr>
+          <w:rFonts w:ascii="Arial" w:hAnsi="Arial" w:cs="Arial"/>
+        </w:rPr>
+        <w:t>Conclusion</w:t>
+      </w:r>
+      <w:bookmarkEnd w:id="44"/>
+    </w:p>
+    <w:p>
+      <w:pPr>
+        <w:jc w:val="both"/>
+        <w:rPr>
+          <w:rFonts w:ascii="Arial" w:hAnsi="Arial" w:cs="Arial"/>
+        </w:rPr>
+      </w:pPr>
+      <w:r>
+        <w:rPr>
+          <w:rFonts w:ascii="Arial" w:hAnsi="Arial" w:cs="Arial"/>
+        </w:rPr>
+        <w:t>1 summary of the project aim, outcome explain all of them</w:t>
+      </w:r>
+    </w:p>
+    <w:p>
+      <w:pPr>
+        <w:jc w:val="both"/>
+        <w:rPr>
+          <w:rFonts w:ascii="Arial" w:hAnsi="Arial" w:cs="Arial"/>
+        </w:rPr>
+      </w:pPr>
+      <w:r>
+        <w:rPr>
+          <w:rFonts w:ascii="Arial" w:hAnsi="Arial" w:cs="Arial"/>
+        </w:rPr>
+        <w:t xml:space="preserve">2 what new outcome does your research bring out that </w:t>
+      </w:r>
+      <w:proofErr w:type="gramStart"/>
+      <w:r>
+        <w:rPr>
+          <w:rFonts w:ascii="Arial" w:hAnsi="Arial" w:cs="Arial"/>
+        </w:rPr>
+        <w:t>other</w:t>
+      </w:r>
+      <w:proofErr w:type="gramEnd"/>
+      <w:r>
+        <w:rPr>
+          <w:rFonts w:ascii="Arial" w:hAnsi="Arial" w:cs="Arial"/>
+        </w:rPr>
+        <w:t xml:space="preserve"> research lack</w:t>
+      </w:r>
+    </w:p>
+    <w:p>
+      <w:pPr>
+        <w:pStyle w:val="ListParagraph"/>
+        <w:numPr>
+          <w:ilvl w:val="0"/>
+          <w:numId w:val="11"/>
+        </w:numPr>
+        <w:jc w:val="both"/>
+        <w:rPr>
+          <w:rFonts w:ascii="Arial" w:hAnsi="Arial" w:cs="Arial"/>
+        </w:rPr>
+      </w:pPr>
+      <w:r>
+        <w:rPr>
+          <w:rFonts w:ascii="Arial" w:hAnsi="Arial" w:cs="Arial"/>
+        </w:rPr>
+        <w:t xml:space="preserve">room for new features and development 250 words, </w:t>
+      </w:r>
+      <w:r>
+        <w:rPr>
+          <w:rFonts w:ascii="Arial" w:hAnsi="Arial" w:cs="Arial"/>
+          <w:color w:val="EE0000"/>
+        </w:rPr>
+        <w:t>don’t say limitations</w:t>
       </w:r>
     </w:p>
     <w:p>
@@ -10107,69 +12544,75 @@
         <w:pStyle w:val="Heading1"/>
         <w:numPr>
           <w:ilvl w:val="0"/>
-          <w:numId w:val="6"/>
+          <w:numId w:val="10"/>
         </w:numPr>
         <w:jc w:val="both"/>
         <w:rPr>
           <w:rFonts w:ascii="Arial" w:hAnsi="Arial" w:cs="Arial"/>
         </w:rPr>
       </w:pPr>
-      <w:bookmarkStart w:id="35" w:name="_Toc223527355"/>
-      <w:r>
-        <w:rPr>
-          <w:rFonts w:ascii="Arial" w:hAnsi="Arial" w:cs="Arial"/>
-        </w:rPr>
-        <w:t>Conclusion</w:t>
-      </w:r>
-      <w:bookmarkEnd w:id="35"/>
-    </w:p>
-    <w:p>
-      <w:pPr>
-        <w:jc w:val="both"/>
-        <w:rPr>
-          <w:rFonts w:ascii="Arial" w:hAnsi="Arial" w:cs="Arial"/>
-        </w:rPr>
-      </w:pPr>
-      <w:r>
-        <w:rPr>
-          <w:rFonts w:ascii="Arial" w:hAnsi="Arial" w:cs="Arial"/>
-        </w:rPr>
-        <w:t>1 summary of the project aim, outcome explain all of them</w:t>
-      </w:r>
-    </w:p>
-    <w:p>
-      <w:pPr>
-        <w:jc w:val="both"/>
-        <w:rPr>
-          <w:rFonts w:ascii="Arial" w:hAnsi="Arial" w:cs="Arial"/>
-        </w:rPr>
-      </w:pPr>
-      <w:r>
-        <w:rPr>
-          <w:rFonts w:ascii="Arial" w:hAnsi="Arial" w:cs="Arial"/>
-        </w:rPr>
-        <w:t>2 what new outcome does your research bring out that other research lack</w:t>
-      </w:r>
-    </w:p>
-    <w:p>
-      <w:pPr>
-        <w:jc w:val="both"/>
-        <w:rPr>
-          <w:rFonts w:ascii="Arial" w:hAnsi="Arial" w:cs="Arial"/>
-        </w:rPr>
-      </w:pPr>
-      <w:r>
-        <w:rPr>
-          <w:rFonts w:ascii="Arial" w:hAnsi="Arial" w:cs="Arial"/>
-        </w:rPr>
-        <w:t xml:space="preserve">3 room for new features and development 250 words, </w:t>
-      </w:r>
-      <w:r>
-        <w:rPr>
-          <w:rFonts w:ascii="Arial" w:hAnsi="Arial" w:cs="Arial"/>
-          <w:color w:val="EE0000"/>
-        </w:rPr>
-        <w:t>don’t say limitations</w:t>
+      <w:bookmarkStart w:id="45" w:name="_Toc223608254"/>
+      <w:r>
+        <w:rPr>
+          <w:rFonts w:ascii="Arial" w:hAnsi="Arial" w:cs="Arial"/>
+        </w:rPr>
+        <w:t>Installation guideline</w:t>
+      </w:r>
+      <w:bookmarkEnd w:id="45"/>
+      <w:r>
+        <w:rPr>
+          <w:rFonts w:ascii="Arial" w:hAnsi="Arial" w:cs="Arial"/>
+        </w:rPr>
+        <w:t xml:space="preserve"> </w:t>
+      </w:r>
+    </w:p>
+    <w:p>
+      <w:pPr>
+        <w:jc w:val="both"/>
+        <w:rPr>
+          <w:rFonts w:ascii="Arial" w:hAnsi="Arial" w:cs="Arial"/>
+        </w:rPr>
+      </w:pPr>
+      <w:r>
+        <w:rPr>
+          <w:rFonts w:ascii="Arial" w:hAnsi="Arial" w:cs="Arial"/>
+        </w:rPr>
+        <w:t xml:space="preserve">Python 3.10+ is required for this system, installation can be done from the Microsoft store or python website. The requirements.txt include all the required frameworks and libraries. </w:t>
+      </w:r>
+      <w:r>
+        <w:rPr>
+          <w:rFonts w:ascii="Arial" w:hAnsi="Arial" w:cs="Arial"/>
+        </w:rPr>
+        <w:lastRenderedPageBreak/>
+        <w:t xml:space="preserve">Python virtual environment should be used to fix any dependencies issues as many libraries aren’t supported on the latest version the command python -m </w:t>
+      </w:r>
+      <w:proofErr w:type="spellStart"/>
+      <w:r>
+        <w:rPr>
+          <w:rFonts w:ascii="Arial" w:hAnsi="Arial" w:cs="Arial"/>
+        </w:rPr>
+        <w:t>venv</w:t>
+      </w:r>
+      <w:proofErr w:type="spellEnd"/>
+      <w:r>
+        <w:rPr>
+          <w:rFonts w:ascii="Arial" w:hAnsi="Arial" w:cs="Arial"/>
+        </w:rPr>
+        <w:t xml:space="preserve"> &lt;environment name&gt; without the &lt;&gt; can be used to initialize via terminal. After activating the script using </w:t>
+      </w:r>
+      <w:proofErr w:type="spellStart"/>
+      <w:r>
+        <w:rPr>
+          <w:rFonts w:ascii="Arial" w:hAnsi="Arial" w:cs="Arial"/>
+        </w:rPr>
+        <w:t>venv</w:t>
+      </w:r>
+      <w:proofErr w:type="spellEnd"/>
+      <w:r>
+        <w:rPr>
+          <w:rFonts w:ascii="Arial" w:hAnsi="Arial" w:cs="Arial"/>
+        </w:rPr>
+        <w:t>\Scripts\activate the requirements.txt has all the required sources, the command pip install -r requirements.txt can be used to install all python dependencies via terminal. The full guide will be included in the Installation guidelines file.</w:t>
       </w:r>
     </w:p>
     <w:p>
@@ -10185,22 +12628,21 @@
         <w:pStyle w:val="Heading1"/>
         <w:numPr>
           <w:ilvl w:val="0"/>
-          <w:numId w:val="6"/>
+          <w:numId w:val="10"/>
         </w:numPr>
         <w:jc w:val="both"/>
         <w:rPr>
           <w:rFonts w:ascii="Arial" w:hAnsi="Arial" w:cs="Arial"/>
         </w:rPr>
       </w:pPr>
-      <w:bookmarkStart w:id="36" w:name="_Toc223527356"/>
-      <w:r>
-        <w:rPr>
-          <w:rFonts w:ascii="Arial" w:hAnsi="Arial" w:cs="Arial"/>
-        </w:rPr>
-        <w:lastRenderedPageBreak/>
+      <w:bookmarkStart w:id="46" w:name="_Toc223608256"/>
+      <w:r>
+        <w:rPr>
+          <w:rFonts w:ascii="Arial" w:hAnsi="Arial" w:cs="Arial"/>
+        </w:rPr>
         <w:t>bibliography</w:t>
       </w:r>
-      <w:bookmarkEnd w:id="36"/>
+      <w:bookmarkEnd w:id="46"/>
       <w:r>
         <w:rPr>
           <w:rFonts w:ascii="Arial" w:hAnsi="Arial" w:cs="Arial"/>
@@ -10288,7 +12730,35 @@
           <w:rFonts w:ascii="Arial" w:hAnsi="Arial" w:cs="Arial"/>
         </w:rPr>
         <w:tab/>
-        <w:t>- cite lbu harvard format</w:t>
+        <w:t xml:space="preserve">- cite </w:t>
+      </w:r>
+      <w:proofErr w:type="spellStart"/>
+      <w:r>
+        <w:rPr>
+          <w:rFonts w:ascii="Arial" w:hAnsi="Arial" w:cs="Arial"/>
+        </w:rPr>
+        <w:t>lbu</w:t>
+      </w:r>
+      <w:proofErr w:type="spellEnd"/>
+      <w:r>
+        <w:rPr>
+          <w:rFonts w:ascii="Arial" w:hAnsi="Arial" w:cs="Arial"/>
+        </w:rPr>
+        <w:t xml:space="preserve"> </w:t>
+      </w:r>
+      <w:proofErr w:type="spellStart"/>
+      <w:r>
+        <w:rPr>
+          <w:rFonts w:ascii="Arial" w:hAnsi="Arial" w:cs="Arial"/>
+        </w:rPr>
+        <w:t>harvard</w:t>
+      </w:r>
+      <w:proofErr w:type="spellEnd"/>
+      <w:r>
+        <w:rPr>
+          <w:rFonts w:ascii="Arial" w:hAnsi="Arial" w:cs="Arial"/>
+        </w:rPr>
+        <w:t xml:space="preserve"> format</w:t>
       </w:r>
     </w:p>
     <w:p>
@@ -10479,8 +12949,30 @@
         <w:rPr>
           <w:rFonts w:ascii="Arial" w:hAnsi="Arial" w:cs="Arial"/>
         </w:rPr>
-        <w:t>for format check the online drive, text, size bold sab bhanneko cha tya</w:t>
-      </w:r>
+        <w:t xml:space="preserve">for format check the online drive, text, size bold sab </w:t>
+      </w:r>
+      <w:proofErr w:type="spellStart"/>
+      <w:r>
+        <w:rPr>
+          <w:rFonts w:ascii="Arial" w:hAnsi="Arial" w:cs="Arial"/>
+        </w:rPr>
+        <w:t>bhanneko</w:t>
+      </w:r>
+      <w:proofErr w:type="spellEnd"/>
+      <w:r>
+        <w:rPr>
+          <w:rFonts w:ascii="Arial" w:hAnsi="Arial" w:cs="Arial"/>
+        </w:rPr>
+        <w:t xml:space="preserve"> cha </w:t>
+      </w:r>
+      <w:proofErr w:type="spellStart"/>
+      <w:r>
+        <w:rPr>
+          <w:rFonts w:ascii="Arial" w:hAnsi="Arial" w:cs="Arial"/>
+        </w:rPr>
+        <w:t>tya</w:t>
+      </w:r>
+      <w:proofErr w:type="spellEnd"/>
     </w:p>
     <w:p>
       <w:pPr>
@@ -10505,7 +12997,21 @@
         <w:rPr>
           <w:rFonts w:ascii="Arial" w:hAnsi="Arial" w:cs="Arial"/>
         </w:rPr>
-        <w:t>Sung, Thaileang &amp; Lee, Hyo Jong. (2018). Images Alignment Using Homography Transformation Matrix.</w:t>
+        <w:t xml:space="preserve">Sung, </w:t>
+      </w:r>
+      <w:proofErr w:type="spellStart"/>
+      <w:r>
+        <w:rPr>
+          <w:rFonts w:ascii="Arial" w:hAnsi="Arial" w:cs="Arial"/>
+        </w:rPr>
+        <w:t>Thaileang</w:t>
+      </w:r>
+      <w:proofErr w:type="spellEnd"/>
+      <w:r>
+        <w:rPr>
+          <w:rFonts w:ascii="Arial" w:hAnsi="Arial" w:cs="Arial"/>
+        </w:rPr>
+        <w:t xml:space="preserve"> &amp; Lee, Hyo Jong. (2018). Images Alignment Using Homography Transformation Matrix.</w:t>
       </w:r>
     </w:p>
     <w:p>
@@ -10517,7 +13023,7 @@
           <w:rFonts w:ascii="Arial" w:hAnsi="Arial" w:cs="Arial"/>
         </w:rPr>
       </w:pPr>
-      <w:hyperlink r:id="rId28" w:history="1">
+      <w:hyperlink r:id="rId32" w:history="1">
         <w:r>
           <w:rPr>
             <w:rStyle w:val="Hyperlink"/>
@@ -10539,16 +13045,18 @@
     </w:p>
     <w:p>
       <w:pPr>
-        <w:pStyle w:val="ListParagraph"/>
-        <w:ind w:left="1080"/>
-        <w:jc w:val="both"/>
-        <w:rPr>
-          <w:rFonts w:ascii="Arial" w:hAnsi="Arial" w:cs="Arial"/>
-        </w:rPr>
-      </w:pPr>
+        <w:pStyle w:val="Heading1"/>
+        <w:numPr>
+          <w:ilvl w:val="0"/>
+          <w:numId w:val="10"/>
+        </w:numPr>
+      </w:pPr>
+      <w:r>
+        <w:t>Appendices</w:t>
+      </w:r>
     </w:p>
     <w:sectPr>
-      <w:footerReference w:type="default" r:id="rId29"/>
+      <w:footerReference w:type="default" r:id="rId33"/>
       <w:pgSz w:w="12240" w:h="15840"/>
       <w:pgMar w:top="1440" w:right="1440" w:bottom="1440" w:left="1440" w:header="720" w:footer="720" w:gutter="0"/>
       <w:cols w:space="720"/>
@@ -10904,9 +13412,9 @@
     </w:lvl>
   </w:abstractNum>
   <w:abstractNum w:abstractNumId="2" w15:restartNumberingAfterBreak="0">
-    <w:nsid w:val="24DA759C"/>
+    <w:nsid w:val="17373BA8"/>
     <w:multiLevelType w:val="hybridMultilevel"/>
-    <w:tmpl w:val="9CD2CA20"/>
+    <w:tmpl w:val="E4400D2E"/>
     <w:lvl w:ilvl="0" w:tplc="0409000F">
       <w:start w:val="1"/>
       <w:numFmt w:val="decimal"/>
@@ -10993,6 +13501,184 @@
     </w:lvl>
   </w:abstractNum>
   <w:abstractNum w:abstractNumId="3" w15:restartNumberingAfterBreak="0">
+    <w:nsid w:val="189D6317"/>
+    <w:multiLevelType w:val="hybridMultilevel"/>
+    <w:tmpl w:val="598A8EDE"/>
+    <w:lvl w:ilvl="0" w:tplc="3EA23C30">
+      <w:start w:val="8"/>
+      <w:numFmt w:val="decimal"/>
+      <w:lvlText w:val="%1."/>
+      <w:lvlJc w:val="left"/>
+      <w:pPr>
+        <w:ind w:left="1080" w:hanging="360"/>
+      </w:pPr>
+      <w:rPr>
+        <w:rFonts w:hint="default"/>
+      </w:rPr>
+    </w:lvl>
+    <w:lvl w:ilvl="1" w:tplc="04090019" w:tentative="1">
+      <w:start w:val="1"/>
+      <w:numFmt w:val="lowerLetter"/>
+      <w:lvlText w:val="%2."/>
+      <w:lvlJc w:val="left"/>
+      <w:pPr>
+        <w:ind w:left="1800" w:hanging="360"/>
+      </w:pPr>
+    </w:lvl>
+    <w:lvl w:ilvl="2" w:tplc="0409001B" w:tentative="1">
+      <w:start w:val="1"/>
+      <w:numFmt w:val="lowerRoman"/>
+      <w:lvlText w:val="%3."/>
+      <w:lvlJc w:val="right"/>
+      <w:pPr>
+        <w:ind w:left="2520" w:hanging="180"/>
+      </w:pPr>
+    </w:lvl>
+    <w:lvl w:ilvl="3" w:tplc="0409000F" w:tentative="1">
+      <w:start w:val="1"/>
+      <w:numFmt w:val="decimal"/>
+      <w:lvlText w:val="%4."/>
+      <w:lvlJc w:val="left"/>
+      <w:pPr>
+        <w:ind w:left="3240" w:hanging="360"/>
+      </w:pPr>
+    </w:lvl>
+    <w:lvl w:ilvl="4" w:tplc="04090019" w:tentative="1">
+      <w:start w:val="1"/>
+      <w:numFmt w:val="lowerLetter"/>
+      <w:lvlText w:val="%5."/>
+      <w:lvlJc w:val="left"/>
+      <w:pPr>
+        <w:ind w:left="3960" w:hanging="360"/>
+      </w:pPr>
+    </w:lvl>
+    <w:lvl w:ilvl="5" w:tplc="0409001B" w:tentative="1">
+      <w:start w:val="1"/>
+      <w:numFmt w:val="lowerRoman"/>
+      <w:lvlText w:val="%6."/>
+      <w:lvlJc w:val="right"/>
+      <w:pPr>
+        <w:ind w:left="4680" w:hanging="180"/>
+      </w:pPr>
+    </w:lvl>
+    <w:lvl w:ilvl="6" w:tplc="0409000F" w:tentative="1">
+      <w:start w:val="1"/>
+      <w:numFmt w:val="decimal"/>
+      <w:lvlText w:val="%7."/>
+      <w:lvlJc w:val="left"/>
+      <w:pPr>
+        <w:ind w:left="5400" w:hanging="360"/>
+      </w:pPr>
+    </w:lvl>
+    <w:lvl w:ilvl="7" w:tplc="04090019" w:tentative="1">
+      <w:start w:val="1"/>
+      <w:numFmt w:val="lowerLetter"/>
+      <w:lvlText w:val="%8."/>
+      <w:lvlJc w:val="left"/>
+      <w:pPr>
+        <w:ind w:left="6120" w:hanging="360"/>
+      </w:pPr>
+    </w:lvl>
+    <w:lvl w:ilvl="8" w:tplc="0409001B" w:tentative="1">
+      <w:start w:val="1"/>
+      <w:numFmt w:val="lowerRoman"/>
+      <w:lvlText w:val="%9."/>
+      <w:lvlJc w:val="right"/>
+      <w:pPr>
+        <w:ind w:left="6840" w:hanging="180"/>
+      </w:pPr>
+    </w:lvl>
+  </w:abstractNum>
+  <w:abstractNum w:abstractNumId="4" w15:restartNumberingAfterBreak="0">
+    <w:nsid w:val="24DA759C"/>
+    <w:multiLevelType w:val="hybridMultilevel"/>
+    <w:tmpl w:val="9CD2CA20"/>
+    <w:lvl w:ilvl="0" w:tplc="0409000F">
+      <w:start w:val="1"/>
+      <w:numFmt w:val="decimal"/>
+      <w:lvlText w:val="%1."/>
+      <w:lvlJc w:val="left"/>
+      <w:pPr>
+        <w:ind w:left="720" w:hanging="360"/>
+      </w:pPr>
+      <w:rPr>
+        <w:rFonts w:hint="default"/>
+      </w:rPr>
+    </w:lvl>
+    <w:lvl w:ilvl="1" w:tplc="04090019" w:tentative="1">
+      <w:start w:val="1"/>
+      <w:numFmt w:val="lowerLetter"/>
+      <w:lvlText w:val="%2."/>
+      <w:lvlJc w:val="left"/>
+      <w:pPr>
+        <w:ind w:left="1440" w:hanging="360"/>
+      </w:pPr>
+    </w:lvl>
+    <w:lvl w:ilvl="2" w:tplc="0409001B" w:tentative="1">
+      <w:start w:val="1"/>
+      <w:numFmt w:val="lowerRoman"/>
+      <w:lvlText w:val="%3."/>
+      <w:lvlJc w:val="right"/>
+      <w:pPr>
+        <w:ind w:left="2160" w:hanging="180"/>
+      </w:pPr>
+    </w:lvl>
+    <w:lvl w:ilvl="3" w:tplc="0409000F" w:tentative="1">
+      <w:start w:val="1"/>
+      <w:numFmt w:val="decimal"/>
+      <w:lvlText w:val="%4."/>
+      <w:lvlJc w:val="left"/>
+      <w:pPr>
+        <w:ind w:left="2880" w:hanging="360"/>
+      </w:pPr>
+    </w:lvl>
+    <w:lvl w:ilvl="4" w:tplc="04090019" w:tentative="1">
+      <w:start w:val="1"/>
+      <w:numFmt w:val="lowerLetter"/>
+      <w:lvlText w:val="%5."/>
+      <w:lvlJc w:val="left"/>
+      <w:pPr>
+        <w:ind w:left="3600" w:hanging="360"/>
+      </w:pPr>
+    </w:lvl>
+    <w:lvl w:ilvl="5" w:tplc="0409001B" w:tentative="1">
+      <w:start w:val="1"/>
+      <w:numFmt w:val="lowerRoman"/>
+      <w:lvlText w:val="%6."/>
+      <w:lvlJc w:val="right"/>
+      <w:pPr>
+        <w:ind w:left="4320" w:hanging="180"/>
+      </w:pPr>
+    </w:lvl>
+    <w:lvl w:ilvl="6" w:tplc="0409000F" w:tentative="1">
+      <w:start w:val="1"/>
+      <w:numFmt w:val="decimal"/>
+      <w:lvlText w:val="%7."/>
+      <w:lvlJc w:val="left"/>
+      <w:pPr>
+        <w:ind w:left="5040" w:hanging="360"/>
+      </w:pPr>
+    </w:lvl>
+    <w:lvl w:ilvl="7" w:tplc="04090019" w:tentative="1">
+      <w:start w:val="1"/>
+      <w:numFmt w:val="lowerLetter"/>
+      <w:lvlText w:val="%8."/>
+      <w:lvlJc w:val="left"/>
+      <w:pPr>
+        <w:ind w:left="5760" w:hanging="360"/>
+      </w:pPr>
+    </w:lvl>
+    <w:lvl w:ilvl="8" w:tplc="0409001B" w:tentative="1">
+      <w:start w:val="1"/>
+      <w:numFmt w:val="lowerRoman"/>
+      <w:lvlText w:val="%9."/>
+      <w:lvlJc w:val="right"/>
+      <w:pPr>
+        <w:ind w:left="6480" w:hanging="180"/>
+      </w:pPr>
+    </w:lvl>
+  </w:abstractNum>
+  <w:abstractNum w:abstractNumId="5" w15:restartNumberingAfterBreak="0">
     <w:nsid w:val="3CE97B95"/>
     <w:multiLevelType w:val="hybridMultilevel"/>
     <w:tmpl w:val="A63822A6"/>
@@ -11105,7 +13791,96 @@
       </w:rPr>
     </w:lvl>
   </w:abstractNum>
-  <w:abstractNum w:abstractNumId="4" w15:restartNumberingAfterBreak="0">
+  <w:abstractNum w:abstractNumId="6" w15:restartNumberingAfterBreak="0">
+    <w:nsid w:val="42A73A45"/>
+    <w:multiLevelType w:val="hybridMultilevel"/>
+    <w:tmpl w:val="CC846AAC"/>
+    <w:lvl w:ilvl="0" w:tplc="85A0C234">
+      <w:start w:val="3"/>
+      <w:numFmt w:val="decimal"/>
+      <w:lvlText w:val="%1"/>
+      <w:lvlJc w:val="left"/>
+      <w:pPr>
+        <w:ind w:left="720" w:hanging="360"/>
+      </w:pPr>
+      <w:rPr>
+        <w:rFonts w:hint="default"/>
+      </w:rPr>
+    </w:lvl>
+    <w:lvl w:ilvl="1" w:tplc="04090019" w:tentative="1">
+      <w:start w:val="1"/>
+      <w:numFmt w:val="lowerLetter"/>
+      <w:lvlText w:val="%2."/>
+      <w:lvlJc w:val="left"/>
+      <w:pPr>
+        <w:ind w:left="1440" w:hanging="360"/>
+      </w:pPr>
+    </w:lvl>
+    <w:lvl w:ilvl="2" w:tplc="0409001B" w:tentative="1">
+      <w:start w:val="1"/>
+      <w:numFmt w:val="lowerRoman"/>
+      <w:lvlText w:val="%3."/>
+      <w:lvlJc w:val="right"/>
+      <w:pPr>
+        <w:ind w:left="2160" w:hanging="180"/>
+      </w:pPr>
+    </w:lvl>
+    <w:lvl w:ilvl="3" w:tplc="0409000F" w:tentative="1">
+      <w:start w:val="1"/>
+      <w:numFmt w:val="decimal"/>
+      <w:lvlText w:val="%4."/>
+      <w:lvlJc w:val="left"/>
+      <w:pPr>
+        <w:ind w:left="2880" w:hanging="360"/>
+      </w:pPr>
+    </w:lvl>
+    <w:lvl w:ilvl="4" w:tplc="04090019" w:tentative="1">
+      <w:start w:val="1"/>
+      <w:numFmt w:val="lowerLetter"/>
+      <w:lvlText w:val="%5."/>
+      <w:lvlJc w:val="left"/>
+      <w:pPr>
+        <w:ind w:left="3600" w:hanging="360"/>
+      </w:pPr>
+    </w:lvl>
+    <w:lvl w:ilvl="5" w:tplc="0409001B" w:tentative="1">
+      <w:start w:val="1"/>
+      <w:numFmt w:val="lowerRoman"/>
+      <w:lvlText w:val="%6."/>
+      <w:lvlJc w:val="right"/>
+      <w:pPr>
+        <w:ind w:left="4320" w:hanging="180"/>
+      </w:pPr>
+    </w:lvl>
+    <w:lvl w:ilvl="6" w:tplc="0409000F" w:tentative="1">
+      <w:start w:val="1"/>
+      <w:numFmt w:val="decimal"/>
+      <w:lvlText w:val="%7."/>
+      <w:lvlJc w:val="left"/>
+      <w:pPr>
+        <w:ind w:left="5040" w:hanging="360"/>
+      </w:pPr>
+    </w:lvl>
+    <w:lvl w:ilvl="7" w:tplc="04090019" w:tentative="1">
+      <w:start w:val="1"/>
+      <w:numFmt w:val="lowerLetter"/>
+      <w:lvlText w:val="%8."/>
+      <w:lvlJc w:val="left"/>
+      <w:pPr>
+        <w:ind w:left="5760" w:hanging="360"/>
+      </w:pPr>
+    </w:lvl>
+    <w:lvl w:ilvl="8" w:tplc="0409001B" w:tentative="1">
+      <w:start w:val="1"/>
+      <w:numFmt w:val="lowerRoman"/>
+      <w:lvlText w:val="%9."/>
+      <w:lvlJc w:val="right"/>
+      <w:pPr>
+        <w:ind w:left="6480" w:hanging="180"/>
+      </w:pPr>
+    </w:lvl>
+  </w:abstractNum>
+  <w:abstractNum w:abstractNumId="7" w15:restartNumberingAfterBreak="0">
     <w:nsid w:val="508B3574"/>
     <w:multiLevelType w:val="multilevel"/>
     <w:tmpl w:val="4A980578"/>
@@ -11226,7 +14001,7 @@
       </w:rPr>
     </w:lvl>
   </w:abstractNum>
-  <w:abstractNum w:abstractNumId="5" w15:restartNumberingAfterBreak="0">
+  <w:abstractNum w:abstractNumId="8" w15:restartNumberingAfterBreak="0">
     <w:nsid w:val="6833402F"/>
     <w:multiLevelType w:val="multilevel"/>
     <w:tmpl w:val="2E90B098"/>
@@ -11375,7 +14150,7 @@
       </w:rPr>
     </w:lvl>
   </w:abstractNum>
-  <w:abstractNum w:abstractNumId="6" w15:restartNumberingAfterBreak="0">
+  <w:abstractNum w:abstractNumId="9" w15:restartNumberingAfterBreak="0">
     <w:nsid w:val="73402023"/>
     <w:multiLevelType w:val="hybridMultilevel"/>
     <w:tmpl w:val="E36C60AC"/>
@@ -11464,6 +14239,95 @@
       </w:pPr>
     </w:lvl>
   </w:abstractNum>
+  <w:abstractNum w:abstractNumId="10" w15:restartNumberingAfterBreak="0">
+    <w:nsid w:val="7D921FE6"/>
+    <w:multiLevelType w:val="hybridMultilevel"/>
+    <w:tmpl w:val="C9F2BF2E"/>
+    <w:lvl w:ilvl="0" w:tplc="5B46073C">
+      <w:start w:val="8"/>
+      <w:numFmt w:val="decimal"/>
+      <w:lvlText w:val="%1."/>
+      <w:lvlJc w:val="left"/>
+      <w:pPr>
+        <w:ind w:left="810" w:hanging="360"/>
+      </w:pPr>
+      <w:rPr>
+        <w:rFonts w:hint="default"/>
+      </w:rPr>
+    </w:lvl>
+    <w:lvl w:ilvl="1" w:tplc="04090019" w:tentative="1">
+      <w:start w:val="1"/>
+      <w:numFmt w:val="lowerLetter"/>
+      <w:lvlText w:val="%2."/>
+      <w:lvlJc w:val="left"/>
+      <w:pPr>
+        <w:ind w:left="1530" w:hanging="360"/>
+      </w:pPr>
+    </w:lvl>
+    <w:lvl w:ilvl="2" w:tplc="0409001B" w:tentative="1">
+      <w:start w:val="1"/>
+      <w:numFmt w:val="lowerRoman"/>
+      <w:lvlText w:val="%3."/>
+      <w:lvlJc w:val="right"/>
+      <w:pPr>
+        <w:ind w:left="2250" w:hanging="180"/>
+      </w:pPr>
+    </w:lvl>
+    <w:lvl w:ilvl="3" w:tplc="0409000F" w:tentative="1">
+      <w:start w:val="1"/>
+      <w:numFmt w:val="decimal"/>
+      <w:lvlText w:val="%4."/>
+      <w:lvlJc w:val="left"/>
+      <w:pPr>
+        <w:ind w:left="2970" w:hanging="360"/>
+      </w:pPr>
+    </w:lvl>
+    <w:lvl w:ilvl="4" w:tplc="04090019" w:tentative="1">
+      <w:start w:val="1"/>
+      <w:numFmt w:val="lowerLetter"/>
+      <w:lvlText w:val="%5."/>
+      <w:lvlJc w:val="left"/>
+      <w:pPr>
+        <w:ind w:left="3690" w:hanging="360"/>
+      </w:pPr>
+    </w:lvl>
+    <w:lvl w:ilvl="5" w:tplc="0409001B" w:tentative="1">
+      <w:start w:val="1"/>
+      <w:numFmt w:val="lowerRoman"/>
+      <w:lvlText w:val="%6."/>
+      <w:lvlJc w:val="right"/>
+      <w:pPr>
+        <w:ind w:left="4410" w:hanging="180"/>
+      </w:pPr>
+    </w:lvl>
+    <w:lvl w:ilvl="6" w:tplc="0409000F" w:tentative="1">
+      <w:start w:val="1"/>
+      <w:numFmt w:val="decimal"/>
+      <w:lvlText w:val="%7."/>
+      <w:lvlJc w:val="left"/>
+      <w:pPr>
+        <w:ind w:left="5130" w:hanging="360"/>
+      </w:pPr>
+    </w:lvl>
+    <w:lvl w:ilvl="7" w:tplc="04090019" w:tentative="1">
+      <w:start w:val="1"/>
+      <w:numFmt w:val="lowerLetter"/>
+      <w:lvlText w:val="%8."/>
+      <w:lvlJc w:val="left"/>
+      <w:pPr>
+        <w:ind w:left="5850" w:hanging="360"/>
+      </w:pPr>
+    </w:lvl>
+    <w:lvl w:ilvl="8" w:tplc="0409001B" w:tentative="1">
+      <w:start w:val="1"/>
+      <w:numFmt w:val="lowerRoman"/>
+      <w:lvlText w:val="%9."/>
+      <w:lvlJc w:val="right"/>
+      <w:pPr>
+        <w:ind w:left="6570" w:hanging="180"/>
+      </w:pPr>
+    </w:lvl>
+  </w:abstractNum>
   <w:num w:numId="1" w16cid:durableId="164521831">
     <w:abstractNumId w:val="1"/>
   </w:num>
@@ -11471,19 +14335,31 @@
     <w:abstractNumId w:val="0"/>
   </w:num>
   <w:num w:numId="3" w16cid:durableId="466556476">
+    <w:abstractNumId w:val="5"/>
+  </w:num>
+  <w:num w:numId="4" w16cid:durableId="1398939936">
+    <w:abstractNumId w:val="9"/>
+  </w:num>
+  <w:num w:numId="5" w16cid:durableId="351613426">
+    <w:abstractNumId w:val="4"/>
+  </w:num>
+  <w:num w:numId="6" w16cid:durableId="875702872">
+    <w:abstractNumId w:val="7"/>
+  </w:num>
+  <w:num w:numId="7" w16cid:durableId="714618131">
+    <w:abstractNumId w:val="8"/>
+  </w:num>
+  <w:num w:numId="8" w16cid:durableId="1381592017">
+    <w:abstractNumId w:val="2"/>
+  </w:num>
+  <w:num w:numId="9" w16cid:durableId="1387148232">
+    <w:abstractNumId w:val="10"/>
+  </w:num>
+  <w:num w:numId="10" w16cid:durableId="1203135788">
     <w:abstractNumId w:val="3"/>
   </w:num>
-  <w:num w:numId="4" w16cid:durableId="1398939936">
+  <w:num w:numId="11" w16cid:durableId="1908760066">
     <w:abstractNumId w:val="6"/>
-  </w:num>
-  <w:num w:numId="5" w16cid:durableId="351613426">
-    <w:abstractNumId w:val="2"/>
-  </w:num>
-  <w:num w:numId="6" w16cid:durableId="875702872">
-    <w:abstractNumId w:val="4"/>
-  </w:num>
-  <w:num w:numId="7" w16cid:durableId="714618131">
-    <w:abstractNumId w:val="5"/>
   </w:num>
 </w:numbering>
 </file>
@@ -12565,6 +15441,25 @@
       <w:ind w:left="480"/>
     </w:pPr>
   </w:style>
+  <w:style w:type="table" w:styleId="TableGrid">
+    <w:name w:val="Table Grid"/>
+    <w:basedOn w:val="TableNormal"/>
+    <w:uiPriority w:val="39"/>
+    <w:rsid w:val="00AF4899"/>
+    <w:pPr>
+      <w:spacing w:after="0" w:line="240" w:lineRule="auto"/>
+    </w:pPr>
+    <w:tblPr>
+      <w:tblBorders>
+        <w:top w:val="single" w:sz="4" w:space="0" w:color="auto"/>
+        <w:left w:val="single" w:sz="4" w:space="0" w:color="auto"/>
+        <w:bottom w:val="single" w:sz="4" w:space="0" w:color="auto"/>
+        <w:right w:val="single" w:sz="4" w:space="0" w:color="auto"/>
+        <w:insideH w:val="single" w:sz="4" w:space="0" w:color="auto"/>
+        <w:insideV w:val="single" w:sz="4" w:space="0" w:color="auto"/>
+      </w:tblBorders>
+    </w:tblPr>
+  </w:style>
 </w:styles>
 </file>
 
